--- a/docs/admin/医師別KPI解析_運営会議説明資料_2026-05-04.docx
+++ b/docs/admin/医師別KPI解析_運営会議説明資料_2026-05-04.docx
@@ -4,7 +4,7 @@
   <w:body>
     <w:p>
       <w:pPr>
-        <w:spacing w:before="1600"/>
+        <w:spacing w:before="1400"/>
         <w:jc w:val="center"/>
       </w:pPr>
       <w:r>
@@ -33,22 +33,22 @@
     </w:p>
     <w:p>
       <w:pPr>
-        <w:spacing w:before="960"/>
+        <w:spacing w:before="720"/>
         <w:jc w:val="center"/>
       </w:pPr>
       <w:r>
         <w:rPr>
           <w:rFonts w:ascii="Hiragino Mincho ProN" w:hAnsi="Hiragino Mincho ProN" w:eastAsia="Hiragino Mincho ProN"/>
-          <w:b w:val="0"/>
-          <w:color w:val="6B7280"/>
-          <w:sz w:val="24"/>
+          <w:b/>
+          <w:color w:val="DC2626"/>
+          <w:sz w:val="26"/>
         </w:rPr>
-        <w:t>〜 過去 1 年の入院データから医師別の病棟運営貢献を見える化 〜</w:t>
+        <w:t>〜 「短期回転 ＝ 経営最適」は誤り：B 群（回復期）の中心管理が運営貢献を最大化する 〜</w:t>
       </w:r>
     </w:p>
     <w:p>
       <w:pPr>
-        <w:spacing w:before="2400"/>
+        <w:spacing w:before="1200"/>
         <w:jc w:val="center"/>
       </w:pPr>
       <w:r>
@@ -85,7 +85,7 @@
           <w:color w:val="9CA3AF"/>
           <w:sz w:val="22"/>
         </w:rPr>
-        <w:t>作成日：2026 年 5 月 4 日</w:t>
+        <w:t>作成日：2026 年 5 月 4 日 / Rev. 2（粗利ベース 抜本改訂版）</w:t>
       </w:r>
     </w:p>
     <w:p>
@@ -129,7 +129,7 @@
           <w:b w:val="0"/>
           <w:sz w:val="22"/>
         </w:rPr>
-        <w:t>本資料の要点を 5 行で示します。</w:t>
+        <w:t>本資料の要点を 5 項目で示します。</w:t>
       </w:r>
     </w:p>
     <w:p>
@@ -148,7 +148,7 @@
           <w:b w:val="0"/>
           <w:sz w:val="22"/>
         </w:rPr>
-        <w:t>①  過去 1 年（2025-04 〜 2026-04）の入院 1,960 件を医師別に集計し、各医師が病棟稼働率と病院収益にどれだけ貢献しているかを算出しました。</w:t>
+        <w:t>①  ベッド粗利単価の正しい順位は B 群（32,500 円/床日）＞ C 群（31,000 円）＞ A 群（26,500 円）。「短期回転＝経営貢献大」という認識は誤り。コストを差し引いた粗利では、B 群（回復期 6〜14 日）が最高単価。</w:t>
       </w:r>
     </w:p>
     <w:p>
@@ -158,7 +158,7 @@
           <w:b w:val="0"/>
           <w:sz w:val="22"/>
         </w:rPr>
-        <w:t>②  「医師別 稼働率寄与率」は **「年間収益貢献額」と相関係数 r = 0.96** で極めて強く連動します。つまり稼働率寄与率を主指標にすれば経営評価の 9 割以上を説明できます。</w:t>
+        <w:t>②  この知見に基づくと、長期入院（B・C 群）を多く担当する医師ほどベッド粗利単価が高い。実際、当院の上位 3 医師（粗利順）は **B 群＋C 群比率 80%超** の長期管理型です。</w:t>
       </w:r>
     </w:p>
     <w:p>
@@ -168,7 +168,7 @@
           <w:b w:val="0"/>
           <w:sz w:val="22"/>
         </w:rPr>
-        <w:t>③  6F 病棟は上位 3 名（収益順 1〜3 位の医師）が約 55% を担い、バランスが取れた構造です。</w:t>
+        <w:t>③  稼働率寄与率と年間粗利の相関は r = 0.96 と極めて強く、稼働率寄与率を主指標にすれば経営評価の 9 割以上を説明できる。</w:t>
       </w:r>
     </w:p>
     <w:p>
@@ -178,7 +178,7 @@
           <w:b w:val="0"/>
           <w:sz w:val="22"/>
         </w:rPr>
-        <w:t>④  5F 病棟は **収益 4 位の医師 1 名で 23.3%** を占有しており、その医師の不在リスクが構造的課題として浮上しました。</w:t>
+        <w:t>④  6F 病棟は上位 3 名で粗利の 43% を担う健全な分散構造。5F 病棟は D医師 1 名で 23.3% を占有しており、不在リスクが構造的課題。</w:t>
       </w:r>
     </w:p>
     <w:p>
@@ -188,7 +188,7 @@
           <w:b w:val="0"/>
           <w:sz w:val="22"/>
         </w:rPr>
-        <w:t>⑤  KPI は「稼働率寄与率（量）」と「ベッド単価（質）」の 2 軸で月次モニタリングし、施設基準達成と単価向上を同時に管理することを提言します。</w:t>
+        <w:t>⑤  KPI は「稼働率寄与率（量）」と「ベッド粗利単価（質）」の 2 軸で月次モニタリング。「短期回転推進」ではなく「適切な在院期間で質の高い治療を完結する」運営最適化を提言。</w:t>
       </w:r>
     </w:p>
     <w:p>
@@ -217,7 +217,7 @@
           <w:b w:val="0"/>
           <w:sz w:val="22"/>
         </w:rPr>
-        <w:t>病棟稼働率は施設基準（地域包括医療病棟は 90% 目標）を満たすための経営的・制度的な最重要指標です。これまで「病棟稼働率は副院長の責任」のように属人化して見えがちでしたが、実態は **各主治医の入院・在院・退院判断の総和** が病棟稼働率を作っています。</w:t>
+        <w:t>病棟稼働率は施設基準（地域包括医療病棟は 90% 目標）を満たすための経営的・制度的な最重要指標です。「病棟稼働率は副院長の責任」のように属人化して見えがちですが、実態は **各主治医の入院・在院・退院判断の総和** が病棟稼働率を作っています。</w:t>
       </w:r>
     </w:p>
     <w:p>
@@ -256,7 +256,7 @@
           <w:b w:val="0"/>
           <w:sz w:val="22"/>
         </w:rPr>
-        <w:t xml:space="preserve">  2. それは病院収益にどう結びついているか？</w:t>
+        <w:t xml:space="preserve">  2. それは病院収益（粗利＝運営貢献額）にどう結びついているか？</w:t>
       </w:r>
     </w:p>
     <w:p>
@@ -320,13 +320,27 @@
       </w:r>
     </w:p>
     <w:p>
+      <w:pPr>
+        <w:pStyle w:val="Heading2"/>
+      </w:pPr>
+      <w:r>
+        <w:rPr>
+          <w:rFonts w:ascii="Hiragino Mincho ProN" w:hAnsi="Hiragino Mincho ProN" w:eastAsia="Hiragino Mincho ProN"/>
+          <w:b/>
+          <w:color w:val="1F2937"/>
+          <w:sz w:val="30"/>
+        </w:rPr>
+        <w:t>2.1 重要な認識転換 — 「報酬」ではなく「粗利（運営貢献額）」で評価する</w:t>
+      </w:r>
+    </w:p>
+    <w:p>
       <w:r>
         <w:rPr>
           <w:rFonts w:ascii="Hiragino Mincho ProN" w:hAnsi="Hiragino Mincho ProN" w:eastAsia="Hiragino Mincho ProN"/>
           <w:b w:val="0"/>
           <w:sz w:val="22"/>
         </w:rPr>
-        <w:t>本資料では「医師別 病棟貢献度」を 2 つの掛け算で表現します。数式を見る前に、図で意味を理解してください。</w:t>
+        <w:t>病院経営においては「日次診療報酬」ではなく、コスト（薬剤・処置・検査等の変動費）を差し引いた「粗利＝運営貢献額」で評価する必要があります。</w:t>
       </w:r>
     </w:p>
     <w:p>
@@ -345,7 +359,7 @@
       <w:r>
         <w:drawing>
           <wp:inline xmlns:a="http://schemas.openxmlformats.org/drawingml/2006/main" xmlns:pic="http://schemas.openxmlformats.org/drawingml/2006/picture">
-            <wp:extent cx="5580000" cy="2990626"/>
+            <wp:extent cx="5580000" cy="2697583"/>
             <wp:docPr id="1" name="Picture 1"/>
             <wp:cNvGraphicFramePr>
               <a:graphicFrameLocks noChangeAspect="1"/>
@@ -354,7 +368,7 @@
               <a:graphicData uri="http://schemas.openxmlformats.org/drawingml/2006/picture">
                 <pic:pic>
                   <pic:nvPicPr>
-                    <pic:cNvPr id="0" name="01_concept_anonymous.png"/>
+                    <pic:cNvPr id="0" name="06_misconception_anonymous.png"/>
                     <pic:cNvPicPr/>
                   </pic:nvPicPr>
                   <pic:blipFill>
@@ -366,7 +380,7 @@
                   <pic:spPr>
                     <a:xfrm>
                       <a:off x="0" y="0"/>
-                      <a:ext cx="5580000" cy="2990626"/>
+                      <a:ext cx="5580000" cy="2697583"/>
                     </a:xfrm>
                     <a:prstGeom prst="rect"/>
                   </pic:spPr>
@@ -388,6 +402,64 @@
     </w:p>
     <w:p>
       <w:pPr>
+        <w:ind w:left="283"/>
+      </w:pPr>
+      <w:r>
+        <w:rPr>
+          <w:rFonts w:ascii="Hiragino Mincho ProN" w:hAnsi="Hiragino Mincho ProN" w:eastAsia="Hiragino Mincho ProN"/>
+          <w:b/>
+          <w:color w:val="DC2626"/>
+          <w:sz w:val="22"/>
+        </w:rPr>
+        <w:t xml:space="preserve">❌ 誤った認識 </w:t>
+      </w:r>
+      <w:r>
+        <w:rPr>
+          <w:rFonts w:ascii="Hiragino Mincho ProN" w:hAnsi="Hiragino Mincho ProN" w:eastAsia="Hiragino Mincho ProN"/>
+          <w:b w:val="0"/>
+          <w:sz w:val="22"/>
+        </w:rPr>
+        <w:t>「短期回転＝急性期＝高単価」と思い込みがちですが、A 群（急性期）はコスト（薬剤・処置・検査・看護人手）が大きく、粗利は 3 群中 **最低**です。</w:t>
+      </w:r>
+    </w:p>
+    <w:p>
+      <w:r>
+        <w:rPr>
+          <w:rFonts w:ascii="Hiragino Mincho ProN" w:hAnsi="Hiragino Mincho ProN" w:eastAsia="Hiragino Mincho ProN"/>
+          <w:b w:val="0"/>
+          <w:sz w:val="22"/>
+        </w:rPr>
+      </w:r>
+    </w:p>
+    <w:p>
+      <w:pPr>
+        <w:ind w:left="283"/>
+      </w:pPr>
+      <w:r>
+        <w:rPr>
+          <w:rFonts w:ascii="Hiragino Mincho ProN" w:hAnsi="Hiragino Mincho ProN" w:eastAsia="Hiragino Mincho ProN"/>
+          <w:b/>
+          <w:color w:val="10B981"/>
+          <w:sz w:val="22"/>
+        </w:rPr>
+        <w:t xml:space="preserve">✅ 正しい認識 </w:t>
+      </w:r>
+      <w:r>
+        <w:rPr>
+          <w:rFonts w:ascii="Hiragino Mincho ProN" w:hAnsi="Hiragino Mincho ProN" w:eastAsia="Hiragino Mincho ProN"/>
+          <w:b w:val="0"/>
+          <w:sz w:val="22"/>
+        </w:rPr>
+        <w:t>コストを差し引くと B 群（回復期）が最高、C 群（退院準備）が次、A 群が最低。B 群を多く担当する医師ほど運営貢献が大きい。</w:t>
+      </w:r>
+    </w:p>
+    <w:p>
+      <w:r>
+        <w:br w:type="page"/>
+      </w:r>
+    </w:p>
+    <w:p>
+      <w:pPr>
         <w:pStyle w:val="Heading2"/>
       </w:pPr>
       <w:r>
@@ -397,7 +469,7 @@
           <w:color w:val="1F2937"/>
           <w:sz w:val="30"/>
         </w:rPr>
-        <w:t>2.1 年間収益 = 受持数 × ベッド単価 × 365 日</w:t>
+        <w:t>2.2 フェーズ別の単価構造（地域包括医療病棟入院料 1）</w:t>
       </w:r>
     </w:p>
     <w:p>
@@ -407,7 +479,413 @@
           <w:b w:val="0"/>
           <w:sz w:val="22"/>
         </w:rPr>
-        <w:t>ある医師が 1 年間に病棟運営に貢献した金額（年間収益）は、次の掛け算で表されます。</w:t>
+        <w:t>アプリ実装の 2026 年度プリセット（入院料 1・イ/ロ/ハ加重平均）に基づく数値:</w:t>
+      </w:r>
+    </w:p>
+    <w:p>
+      <w:r>
+        <w:rPr>
+          <w:rFonts w:ascii="Hiragino Mincho ProN" w:hAnsi="Hiragino Mincho ProN" w:eastAsia="Hiragino Mincho ProN"/>
+          <w:b w:val="0"/>
+          <w:sz w:val="22"/>
+        </w:rPr>
+      </w:r>
+    </w:p>
+    <w:tbl>
+      <w:tblPr>
+        <w:tblStyle w:val="LightGrid-Accent1"/>
+        <w:tblW w:type="auto" w:w="0"/>
+        <w:jc w:val="center"/>
+        <w:tblLook w:firstColumn="1" w:firstRow="1" w:lastColumn="0" w:lastRow="0" w:noHBand="0" w:noVBand="1" w:val="04A0"/>
+      </w:tblPr>
+      <w:tblGrid>
+        <w:gridCol w:w="1949"/>
+        <w:gridCol w:w="1949"/>
+        <w:gridCol w:w="1949"/>
+        <w:gridCol w:w="1949"/>
+        <w:gridCol w:w="1949"/>
+      </w:tblGrid>
+      <w:tr>
+        <w:tc>
+          <w:tcPr>
+            <w:tcW w:type="dxa" w:w="1701"/>
+          </w:tcPr>
+          <w:p>
+            <w:r/>
+            <w:r>
+              <w:rPr>
+                <w:rFonts w:ascii="Hiragino Mincho ProN" w:hAnsi="Hiragino Mincho ProN" w:eastAsia="Hiragino Mincho ProN"/>
+                <w:b/>
+                <w:color w:val="1F2937"/>
+                <w:sz w:val="20"/>
+              </w:rPr>
+              <w:t>フェーズ</w:t>
+            </w:r>
+          </w:p>
+        </w:tc>
+        <w:tc>
+          <w:tcPr>
+            <w:tcW w:type="dxa" w:w="1417"/>
+          </w:tcPr>
+          <w:p>
+            <w:r/>
+            <w:r>
+              <w:rPr>
+                <w:rFonts w:ascii="Hiragino Mincho ProN" w:hAnsi="Hiragino Mincho ProN" w:eastAsia="Hiragino Mincho ProN"/>
+                <w:b/>
+                <w:color w:val="1F2937"/>
+                <w:sz w:val="20"/>
+              </w:rPr>
+              <w:t>在院期間</w:t>
+            </w:r>
+          </w:p>
+        </w:tc>
+        <w:tc>
+          <w:tcPr>
+            <w:tcW w:type="dxa" w:w="1701"/>
+          </w:tcPr>
+          <w:p>
+            <w:r/>
+            <w:r>
+              <w:rPr>
+                <w:rFonts w:ascii="Hiragino Mincho ProN" w:hAnsi="Hiragino Mincho ProN" w:eastAsia="Hiragino Mincho ProN"/>
+                <w:b/>
+                <w:color w:val="1F2937"/>
+                <w:sz w:val="20"/>
+              </w:rPr>
+              <w:t>① 日次診療報酬</w:t>
+            </w:r>
+          </w:p>
+        </w:tc>
+        <w:tc>
+          <w:tcPr>
+            <w:tcW w:type="dxa" w:w="1701"/>
+          </w:tcPr>
+          <w:p>
+            <w:r/>
+            <w:r>
+              <w:rPr>
+                <w:rFonts w:ascii="Hiragino Mincho ProN" w:hAnsi="Hiragino Mincho ProN" w:eastAsia="Hiragino Mincho ProN"/>
+                <w:b/>
+                <w:color w:val="1F2937"/>
+                <w:sz w:val="20"/>
+              </w:rPr>
+              <w:t>② 日次変動費</w:t>
+            </w:r>
+          </w:p>
+        </w:tc>
+        <w:tc>
+          <w:tcPr>
+            <w:tcW w:type="dxa" w:w="2268"/>
+          </w:tcPr>
+          <w:p>
+            <w:r/>
+            <w:r>
+              <w:rPr>
+                <w:rFonts w:ascii="Hiragino Mincho ProN" w:hAnsi="Hiragino Mincho ProN" w:eastAsia="Hiragino Mincho ProN"/>
+                <w:b/>
+                <w:color w:val="1F2937"/>
+                <w:sz w:val="20"/>
+              </w:rPr>
+              <w:t>③ 粗利（① − ②）</w:t>
+            </w:r>
+          </w:p>
+        </w:tc>
+      </w:tr>
+      <w:tr>
+        <w:tc>
+          <w:tcPr>
+            <w:tcW w:type="dxa" w:w="1701"/>
+          </w:tcPr>
+          <w:p>
+            <w:r/>
+            <w:r>
+              <w:rPr>
+                <w:rFonts w:ascii="Hiragino Mincho ProN" w:hAnsi="Hiragino Mincho ProN" w:eastAsia="Hiragino Mincho ProN"/>
+                <w:b w:val="0"/>
+                <w:sz w:val="20"/>
+              </w:rPr>
+              <w:t>A 群（急性期）</w:t>
+            </w:r>
+          </w:p>
+        </w:tc>
+        <w:tc>
+          <w:tcPr>
+            <w:tcW w:type="dxa" w:w="1417"/>
+          </w:tcPr>
+          <w:p>
+            <w:r/>
+            <w:r>
+              <w:rPr>
+                <w:rFonts w:ascii="Hiragino Mincho ProN" w:hAnsi="Hiragino Mincho ProN" w:eastAsia="Hiragino Mincho ProN"/>
+                <w:b w:val="0"/>
+                <w:sz w:val="20"/>
+              </w:rPr>
+              <w:t>1 〜 5 日</w:t>
+            </w:r>
+          </w:p>
+        </w:tc>
+        <w:tc>
+          <w:tcPr>
+            <w:tcW w:type="dxa" w:w="1701"/>
+          </w:tcPr>
+          <w:p>
+            <w:r/>
+            <w:r>
+              <w:rPr>
+                <w:rFonts w:ascii="Hiragino Mincho ProN" w:hAnsi="Hiragino Mincho ProN" w:eastAsia="Hiragino Mincho ProN"/>
+                <w:b w:val="0"/>
+                <w:sz w:val="20"/>
+              </w:rPr>
+              <w:t>38,500 円</w:t>
+            </w:r>
+          </w:p>
+        </w:tc>
+        <w:tc>
+          <w:tcPr>
+            <w:tcW w:type="dxa" w:w="1701"/>
+          </w:tcPr>
+          <w:p>
+            <w:r/>
+            <w:r>
+              <w:rPr>
+                <w:rFonts w:ascii="Hiragino Mincho ProN" w:hAnsi="Hiragino Mincho ProN" w:eastAsia="Hiragino Mincho ProN"/>
+                <w:b w:val="0"/>
+                <w:sz w:val="20"/>
+              </w:rPr>
+              <w:t>12,000 円</w:t>
+            </w:r>
+          </w:p>
+        </w:tc>
+        <w:tc>
+          <w:tcPr>
+            <w:tcW w:type="dxa" w:w="2268"/>
+          </w:tcPr>
+          <w:p>
+            <w:r/>
+            <w:r>
+              <w:rPr>
+                <w:rFonts w:ascii="Hiragino Mincho ProN" w:hAnsi="Hiragino Mincho ProN" w:eastAsia="Hiragino Mincho ProN"/>
+                <w:b w:val="0"/>
+                <w:sz w:val="20"/>
+              </w:rPr>
+              <w:t>26,500 円（3 位）</w:t>
+            </w:r>
+          </w:p>
+        </w:tc>
+      </w:tr>
+      <w:tr>
+        <w:tc>
+          <w:tcPr>
+            <w:tcW w:type="dxa" w:w="1701"/>
+          </w:tcPr>
+          <w:p>
+            <w:r/>
+            <w:r>
+              <w:rPr>
+                <w:rFonts w:ascii="Hiragino Mincho ProN" w:hAnsi="Hiragino Mincho ProN" w:eastAsia="Hiragino Mincho ProN"/>
+                <w:b w:val="0"/>
+                <w:sz w:val="20"/>
+              </w:rPr>
+              <w:t>B 群（回復期）</w:t>
+            </w:r>
+          </w:p>
+        </w:tc>
+        <w:tc>
+          <w:tcPr>
+            <w:tcW w:type="dxa" w:w="1417"/>
+          </w:tcPr>
+          <w:p>
+            <w:r/>
+            <w:r>
+              <w:rPr>
+                <w:rFonts w:ascii="Hiragino Mincho ProN" w:hAnsi="Hiragino Mincho ProN" w:eastAsia="Hiragino Mincho ProN"/>
+                <w:b w:val="0"/>
+                <w:sz w:val="20"/>
+              </w:rPr>
+              <w:t>6 〜 14 日</w:t>
+            </w:r>
+          </w:p>
+        </w:tc>
+        <w:tc>
+          <w:tcPr>
+            <w:tcW w:type="dxa" w:w="1701"/>
+          </w:tcPr>
+          <w:p>
+            <w:r/>
+            <w:r>
+              <w:rPr>
+                <w:rFonts w:ascii="Hiragino Mincho ProN" w:hAnsi="Hiragino Mincho ProN" w:eastAsia="Hiragino Mincho ProN"/>
+                <w:b w:val="0"/>
+                <w:sz w:val="20"/>
+              </w:rPr>
+              <w:t>38,500 円</w:t>
+            </w:r>
+          </w:p>
+        </w:tc>
+        <w:tc>
+          <w:tcPr>
+            <w:tcW w:type="dxa" w:w="1701"/>
+          </w:tcPr>
+          <w:p>
+            <w:r/>
+            <w:r>
+              <w:rPr>
+                <w:rFonts w:ascii="Hiragino Mincho ProN" w:hAnsi="Hiragino Mincho ProN" w:eastAsia="Hiragino Mincho ProN"/>
+                <w:b w:val="0"/>
+                <w:sz w:val="20"/>
+              </w:rPr>
+              <w:t>6,000 円</w:t>
+            </w:r>
+          </w:p>
+        </w:tc>
+        <w:tc>
+          <w:tcPr>
+            <w:tcW w:type="dxa" w:w="2268"/>
+          </w:tcPr>
+          <w:p>
+            <w:r/>
+            <w:r>
+              <w:rPr>
+                <w:rFonts w:ascii="Hiragino Mincho ProN" w:hAnsi="Hiragino Mincho ProN" w:eastAsia="Hiragino Mincho ProN"/>
+                <w:b w:val="0"/>
+                <w:sz w:val="20"/>
+              </w:rPr>
+              <w:t>★ 32,500 円（1 位）</w:t>
+            </w:r>
+          </w:p>
+        </w:tc>
+      </w:tr>
+      <w:tr>
+        <w:tc>
+          <w:tcPr>
+            <w:tcW w:type="dxa" w:w="1701"/>
+          </w:tcPr>
+          <w:p>
+            <w:r/>
+            <w:r>
+              <w:rPr>
+                <w:rFonts w:ascii="Hiragino Mincho ProN" w:hAnsi="Hiragino Mincho ProN" w:eastAsia="Hiragino Mincho ProN"/>
+                <w:b w:val="0"/>
+                <w:sz w:val="20"/>
+              </w:rPr>
+              <w:t>C 群（退院準備）</w:t>
+            </w:r>
+          </w:p>
+        </w:tc>
+        <w:tc>
+          <w:tcPr>
+            <w:tcW w:type="dxa" w:w="1417"/>
+          </w:tcPr>
+          <w:p>
+            <w:r/>
+            <w:r>
+              <w:rPr>
+                <w:rFonts w:ascii="Hiragino Mincho ProN" w:hAnsi="Hiragino Mincho ProN" w:eastAsia="Hiragino Mincho ProN"/>
+                <w:b w:val="0"/>
+                <w:sz w:val="20"/>
+              </w:rPr>
+              <w:t>15 日以降</w:t>
+            </w:r>
+          </w:p>
+        </w:tc>
+        <w:tc>
+          <w:tcPr>
+            <w:tcW w:type="dxa" w:w="1701"/>
+          </w:tcPr>
+          <w:p>
+            <w:r/>
+            <w:r>
+              <w:rPr>
+                <w:rFonts w:ascii="Hiragino Mincho ProN" w:hAnsi="Hiragino Mincho ProN" w:eastAsia="Hiragino Mincho ProN"/>
+                <w:b w:val="0"/>
+                <w:sz w:val="20"/>
+              </w:rPr>
+              <w:t>35,500 円</w:t>
+            </w:r>
+          </w:p>
+        </w:tc>
+        <w:tc>
+          <w:tcPr>
+            <w:tcW w:type="dxa" w:w="1701"/>
+          </w:tcPr>
+          <w:p>
+            <w:r/>
+            <w:r>
+              <w:rPr>
+                <w:rFonts w:ascii="Hiragino Mincho ProN" w:hAnsi="Hiragino Mincho ProN" w:eastAsia="Hiragino Mincho ProN"/>
+                <w:b w:val="0"/>
+                <w:sz w:val="20"/>
+              </w:rPr>
+              <w:t>4,500 円</w:t>
+            </w:r>
+          </w:p>
+        </w:tc>
+        <w:tc>
+          <w:tcPr>
+            <w:tcW w:type="dxa" w:w="2268"/>
+          </w:tcPr>
+          <w:p>
+            <w:r/>
+            <w:r>
+              <w:rPr>
+                <w:rFonts w:ascii="Hiragino Mincho ProN" w:hAnsi="Hiragino Mincho ProN" w:eastAsia="Hiragino Mincho ProN"/>
+                <w:b w:val="0"/>
+                <w:sz w:val="20"/>
+              </w:rPr>
+              <w:t>31,000 円（2 位）</w:t>
+            </w:r>
+          </w:p>
+        </w:tc>
+      </w:tr>
+    </w:tbl>
+    <w:p>
+      <w:r>
+        <w:rPr>
+          <w:rFonts w:ascii="Hiragino Mincho ProN" w:hAnsi="Hiragino Mincho ProN" w:eastAsia="Hiragino Mincho ProN"/>
+          <w:b w:val="0"/>
+          <w:sz w:val="22"/>
+        </w:rPr>
+      </w:r>
+    </w:p>
+    <w:p>
+      <w:r>
+        <w:rPr>
+          <w:rFonts w:ascii="Hiragino Mincho ProN" w:hAnsi="Hiragino Mincho ProN" w:eastAsia="Hiragino Mincho ProN"/>
+          <w:b w:val="0"/>
+          <w:color w:val="6B7280"/>
+          <w:sz w:val="20"/>
+        </w:rPr>
+        <w:t>出典: ベッドコントロールシミュレーター内 _FEE_PRESETS（令和 8 年度プリセット）。入院料 1: イ 3,367 / ロ 3,267 / ハ 3,117 点の加重平均約 3,250 点 + 初期加算 + リハビリ出来高を含む。変動費は薬剤・処置・検査・材料費の概算。</w:t>
+      </w:r>
+    </w:p>
+    <w:p>
+      <w:r>
+        <w:br w:type="page"/>
+      </w:r>
+    </w:p>
+    <w:p>
+      <w:pPr>
+        <w:pStyle w:val="Heading2"/>
+      </w:pPr>
+      <w:r>
+        <w:rPr>
+          <w:rFonts w:ascii="Hiragino Mincho ProN" w:hAnsi="Hiragino Mincho ProN" w:eastAsia="Hiragino Mincho ProN"/>
+          <w:b/>
+          <w:color w:val="1F2937"/>
+          <w:sz w:val="30"/>
+        </w:rPr>
+        <w:t>2.3 ベッド粗利単価とは</w:t>
+      </w:r>
+    </w:p>
+    <w:p>
+      <w:r>
+        <w:rPr>
+          <w:rFonts w:ascii="Hiragino Mincho ProN" w:hAnsi="Hiragino Mincho ProN" w:eastAsia="Hiragino Mincho ProN"/>
+          <w:b w:val="0"/>
+          <w:sz w:val="22"/>
+        </w:rPr>
+        <w:t>ある医師の「ベッド粗利単価」は、その医師の患者の各フェーズ日数に粗利を掛けた合計を、総延日数で割ったものです。</w:t>
       </w:r>
     </w:p>
     <w:p>
@@ -438,7 +916,7 @@
           <w:b w:val="0"/>
           <w:sz w:val="22"/>
         </w:rPr>
-        <w:t>年間収益（円） = 月平均受持患者数（人） × 1 床 1 日あたりの収益（円）× 365 日</w:t>
+        <w:t>ベッド粗利単価 = (A 日数×26,500 + B 日数×32,500 + C 日数×31,000) / 総延日数</w:t>
       </w:r>
     </w:p>
     <w:p>
@@ -454,10 +932,10 @@
       <w:r>
         <w:rPr>
           <w:rFonts w:ascii="Hiragino Mincho ProN" w:hAnsi="Hiragino Mincho ProN" w:eastAsia="Hiragino Mincho ProN"/>
-          <w:b w:val="0"/>
+          <w:b/>
           <w:sz w:val="22"/>
         </w:rPr>
-        <w:t>つまり「**横（受持数）× 縦（ベッド単価）の長方形の面積**」が年間収益にあたります。図のように、受持数が多いだけでも・単価が高いだけでも収益は上がりますが、両方を高めるのが理想です。</w:t>
+        <w:t>つまり、**B 群を多く担当する医師ほど単価が高くなり**、A 群（短期入院）中心の医師は単価が低くなります。これは「短期回転＝経営最適」とは逆の構造です。</w:t>
       </w:r>
     </w:p>
     <w:p>
@@ -480,7 +958,7 @@
           <w:color w:val="1F2937"/>
           <w:sz w:val="30"/>
         </w:rPr>
-        <w:t>2.2 ベッド単価とは何か（地域包括医療病棟の特徴）</w:t>
+        <w:t>2.4 年間粗利貢献額 = 量 × 単価 × 期間</w:t>
       </w:r>
     </w:p>
     <w:p>
@@ -490,284 +968,7 @@
           <w:b w:val="0"/>
           <w:sz w:val="22"/>
         </w:rPr>
-        <w:t>地域包括医療病棟入院料は、入院日数によって 1 日あたりの報酬が変わる仕組みです。本資料では次のように単価を分けて計算しています。</w:t>
-      </w:r>
-    </w:p>
-    <w:p>
-      <w:r>
-        <w:rPr>
-          <w:rFonts w:ascii="Hiragino Mincho ProN" w:hAnsi="Hiragino Mincho ProN" w:eastAsia="Hiragino Mincho ProN"/>
-          <w:b w:val="0"/>
-          <w:sz w:val="22"/>
-        </w:rPr>
-      </w:r>
-    </w:p>
-    <w:tbl>
-      <w:tblPr>
-        <w:tblStyle w:val="LightGrid-Accent1"/>
-        <w:tblW w:type="auto" w:w="0"/>
-        <w:jc w:val="center"/>
-        <w:tblLook w:firstColumn="1" w:firstRow="1" w:lastColumn="0" w:lastRow="0" w:noHBand="0" w:noVBand="1" w:val="04A0"/>
-      </w:tblPr>
-      <w:tblGrid>
-        <w:gridCol w:w="3249"/>
-        <w:gridCol w:w="3249"/>
-        <w:gridCol w:w="3249"/>
-      </w:tblGrid>
-      <w:tr>
-        <w:tc>
-          <w:tcPr>
-            <w:tcW w:type="dxa" w:w="2268"/>
-          </w:tcPr>
-          <w:p>
-            <w:r/>
-            <w:r>
-              <w:rPr>
-                <w:rFonts w:ascii="Hiragino Mincho ProN" w:hAnsi="Hiragino Mincho ProN" w:eastAsia="Hiragino Mincho ProN"/>
-                <w:b/>
-                <w:color w:val="1F2937"/>
-                <w:sz w:val="20"/>
-              </w:rPr>
-              <w:t>フェーズ</w:t>
-            </w:r>
-          </w:p>
-        </w:tc>
-        <w:tc>
-          <w:tcPr>
-            <w:tcW w:type="dxa" w:w="2268"/>
-          </w:tcPr>
-          <w:p>
-            <w:r/>
-            <w:r>
-              <w:rPr>
-                <w:rFonts w:ascii="Hiragino Mincho ProN" w:hAnsi="Hiragino Mincho ProN" w:eastAsia="Hiragino Mincho ProN"/>
-                <w:b/>
-                <w:color w:val="1F2937"/>
-                <w:sz w:val="20"/>
-              </w:rPr>
-              <w:t>在院期間</w:t>
-            </w:r>
-          </w:p>
-        </w:tc>
-        <w:tc>
-          <w:tcPr>
-            <w:tcW w:type="dxa" w:w="3969"/>
-          </w:tcPr>
-          <w:p>
-            <w:r/>
-            <w:r>
-              <w:rPr>
-                <w:rFonts w:ascii="Hiragino Mincho ProN" w:hAnsi="Hiragino Mincho ProN" w:eastAsia="Hiragino Mincho ProN"/>
-                <w:b/>
-                <w:color w:val="1F2937"/>
-                <w:sz w:val="20"/>
-              </w:rPr>
-              <w:t>1 床 1 日あたり収益（概算）</w:t>
-            </w:r>
-          </w:p>
-        </w:tc>
-      </w:tr>
-      <w:tr>
-        <w:tc>
-          <w:tcPr>
-            <w:tcW w:type="dxa" w:w="2268"/>
-          </w:tcPr>
-          <w:p>
-            <w:r/>
-            <w:r>
-              <w:rPr>
-                <w:rFonts w:ascii="Hiragino Mincho ProN" w:hAnsi="Hiragino Mincho ProN" w:eastAsia="Hiragino Mincho ProN"/>
-                <w:b w:val="0"/>
-                <w:sz w:val="20"/>
-              </w:rPr>
-              <w:t>A 群（急性期）</w:t>
-            </w:r>
-          </w:p>
-        </w:tc>
-        <w:tc>
-          <w:tcPr>
-            <w:tcW w:type="dxa" w:w="2268"/>
-          </w:tcPr>
-          <w:p>
-            <w:r/>
-            <w:r>
-              <w:rPr>
-                <w:rFonts w:ascii="Hiragino Mincho ProN" w:hAnsi="Hiragino Mincho ProN" w:eastAsia="Hiragino Mincho ProN"/>
-                <w:b w:val="0"/>
-                <w:sz w:val="20"/>
-              </w:rPr>
-              <w:t>入院 1〜5 日</w:t>
-            </w:r>
-          </w:p>
-        </w:tc>
-        <w:tc>
-          <w:tcPr>
-            <w:tcW w:type="dxa" w:w="3969"/>
-          </w:tcPr>
-          <w:p>
-            <w:r/>
-            <w:r>
-              <w:rPr>
-                <w:rFonts w:ascii="Hiragino Mincho ProN" w:hAnsi="Hiragino Mincho ProN" w:eastAsia="Hiragino Mincho ProN"/>
-                <w:b w:val="0"/>
-                <w:sz w:val="20"/>
-              </w:rPr>
-              <w:t>約 24,000 円</w:t>
-            </w:r>
-          </w:p>
-        </w:tc>
-      </w:tr>
-      <w:tr>
-        <w:tc>
-          <w:tcPr>
-            <w:tcW w:type="dxa" w:w="2268"/>
-          </w:tcPr>
-          <w:p>
-            <w:r/>
-            <w:r>
-              <w:rPr>
-                <w:rFonts w:ascii="Hiragino Mincho ProN" w:hAnsi="Hiragino Mincho ProN" w:eastAsia="Hiragino Mincho ProN"/>
-                <w:b w:val="0"/>
-                <w:sz w:val="20"/>
-              </w:rPr>
-              <w:t>B 群（回復期）</w:t>
-            </w:r>
-          </w:p>
-        </w:tc>
-        <w:tc>
-          <w:tcPr>
-            <w:tcW w:type="dxa" w:w="2268"/>
-          </w:tcPr>
-          <w:p>
-            <w:r/>
-            <w:r>
-              <w:rPr>
-                <w:rFonts w:ascii="Hiragino Mincho ProN" w:hAnsi="Hiragino Mincho ProN" w:eastAsia="Hiragino Mincho ProN"/>
-                <w:b w:val="0"/>
-                <w:sz w:val="20"/>
-              </w:rPr>
-              <w:t>入院 6〜14 日</w:t>
-            </w:r>
-          </w:p>
-        </w:tc>
-        <w:tc>
-          <w:tcPr>
-            <w:tcW w:type="dxa" w:w="3969"/>
-          </w:tcPr>
-          <w:p>
-            <w:r/>
-            <w:r>
-              <w:rPr>
-                <w:rFonts w:ascii="Hiragino Mincho ProN" w:hAnsi="Hiragino Mincho ProN" w:eastAsia="Hiragino Mincho ProN"/>
-                <w:b w:val="0"/>
-                <w:sz w:val="20"/>
-              </w:rPr>
-              <w:t>約 13,200 円</w:t>
-            </w:r>
-          </w:p>
-        </w:tc>
-      </w:tr>
-      <w:tr>
-        <w:tc>
-          <w:tcPr>
-            <w:tcW w:type="dxa" w:w="2268"/>
-          </w:tcPr>
-          <w:p>
-            <w:r/>
-            <w:r>
-              <w:rPr>
-                <w:rFonts w:ascii="Hiragino Mincho ProN" w:hAnsi="Hiragino Mincho ProN" w:eastAsia="Hiragino Mincho ProN"/>
-                <w:b w:val="0"/>
-                <w:sz w:val="20"/>
-              </w:rPr>
-              <w:t>C 群（退院準備期）</w:t>
-            </w:r>
-          </w:p>
-        </w:tc>
-        <w:tc>
-          <w:tcPr>
-            <w:tcW w:type="dxa" w:w="2268"/>
-          </w:tcPr>
-          <w:p>
-            <w:r/>
-            <w:r>
-              <w:rPr>
-                <w:rFonts w:ascii="Hiragino Mincho ProN" w:hAnsi="Hiragino Mincho ProN" w:eastAsia="Hiragino Mincho ProN"/>
-                <w:b w:val="0"/>
-                <w:sz w:val="20"/>
-              </w:rPr>
-              <w:t>入院 15 日以降</w:t>
-            </w:r>
-          </w:p>
-        </w:tc>
-        <w:tc>
-          <w:tcPr>
-            <w:tcW w:type="dxa" w:w="3969"/>
-          </w:tcPr>
-          <w:p>
-            <w:r/>
-            <w:r>
-              <w:rPr>
-                <w:rFonts w:ascii="Hiragino Mincho ProN" w:hAnsi="Hiragino Mincho ProN" w:eastAsia="Hiragino Mincho ProN"/>
-                <w:b w:val="0"/>
-                <w:sz w:val="20"/>
-              </w:rPr>
-              <w:t>約 6,400 円</w:t>
-            </w:r>
-          </w:p>
-        </w:tc>
-      </w:tr>
-    </w:tbl>
-    <w:p>
-      <w:r>
-        <w:rPr>
-          <w:rFonts w:ascii="Hiragino Mincho ProN" w:hAnsi="Hiragino Mincho ProN" w:eastAsia="Hiragino Mincho ProN"/>
-          <w:b w:val="0"/>
-          <w:sz w:val="22"/>
-        </w:rPr>
-      </w:r>
-    </w:p>
-    <w:p>
-      <w:r>
-        <w:rPr>
-          <w:rFonts w:ascii="Hiragino Mincho ProN" w:hAnsi="Hiragino Mincho ProN" w:eastAsia="Hiragino Mincho ProN"/>
-          <w:b w:val="0"/>
-          <w:sz w:val="22"/>
-        </w:rPr>
-        <w:t>ある医師の患者が短期入院（A 群）中心ならベッド単価は高くなり、長期入院（C 群）中心ならベッド単価は低くなります。医師ごとに「ベッド単価」を計算することで、診療科特性が見える化されます。</w:t>
-      </w:r>
-    </w:p>
-    <w:p>
-      <w:r>
-        <w:rPr>
-          <w:rFonts w:ascii="Hiragino Mincho ProN" w:hAnsi="Hiragino Mincho ProN" w:eastAsia="Hiragino Mincho ProN"/>
-          <w:b w:val="0"/>
-          <w:sz w:val="22"/>
-        </w:rPr>
-      </w:r>
-    </w:p>
-    <w:p>
-      <w:pPr>
-        <w:pStyle w:val="Heading2"/>
-      </w:pPr>
-      <w:r>
-        <w:rPr>
-          <w:rFonts w:ascii="Hiragino Mincho ProN" w:hAnsi="Hiragino Mincho ProN" w:eastAsia="Hiragino Mincho ProN"/>
-          <w:b/>
-          <w:color w:val="1F2937"/>
-          <w:sz w:val="30"/>
-        </w:rPr>
-        <w:t>2.3 稼働率寄与率とは</w:t>
-      </w:r>
-    </w:p>
-    <w:p>
-      <w:r>
-        <w:rPr>
-          <w:rFonts w:ascii="Hiragino Mincho ProN" w:hAnsi="Hiragino Mincho ProN" w:eastAsia="Hiragino Mincho ProN"/>
-          <w:b w:val="0"/>
-          <w:sz w:val="22"/>
-        </w:rPr>
-        <w:t>「稼働率寄与率」は **病棟全体の延べ床日数のうち、その医師が何 % を埋めているか** を表します。</w:t>
+        <w:t>ある医師が 1 年間に病棟運営に貢献した粗利金額は、次の掛け算で表されます。</w:t>
       </w:r>
     </w:p>
     <w:p>
@@ -798,7 +999,55 @@
           <w:b w:val="0"/>
           <w:sz w:val="22"/>
         </w:rPr>
-        <w:t>病棟内 寄与率 (%) = （その医師の延べ床日数）÷（病棟全体の延べ床日数）× 100</w:t>
+        <w:t>年間粗利貢献額（円）= 月平均受持患者数（人）× ベッド粗利単価（円/床日）× 365 日</w:t>
+      </w:r>
+    </w:p>
+    <w:p>
+      <w:r>
+        <w:rPr>
+          <w:rFonts w:ascii="Hiragino Mincho ProN" w:hAnsi="Hiragino Mincho ProN" w:eastAsia="Hiragino Mincho ProN"/>
+          <w:b w:val="0"/>
+          <w:sz w:val="22"/>
+        </w:rPr>
+      </w:r>
+    </w:p>
+    <w:p>
+      <w:pPr>
+        <w:jc w:val="center"/>
+      </w:pPr>
+      <w:r>
+        <w:drawing>
+          <wp:inline xmlns:a="http://schemas.openxmlformats.org/drawingml/2006/main" xmlns:pic="http://schemas.openxmlformats.org/drawingml/2006/picture">
+            <wp:extent cx="5580000" cy="3243027"/>
+            <wp:docPr id="2" name="Picture 2"/>
+            <wp:cNvGraphicFramePr>
+              <a:graphicFrameLocks noChangeAspect="1"/>
+            </wp:cNvGraphicFramePr>
+            <a:graphic>
+              <a:graphicData uri="http://schemas.openxmlformats.org/drawingml/2006/picture">
+                <pic:pic>
+                  <pic:nvPicPr>
+                    <pic:cNvPr id="0" name="01_concept_anonymous.png"/>
+                    <pic:cNvPicPr/>
+                  </pic:nvPicPr>
+                  <pic:blipFill>
+                    <a:blip r:embed="rId10"/>
+                    <a:stretch>
+                      <a:fillRect/>
+                    </a:stretch>
+                  </pic:blipFill>
+                  <pic:spPr>
+                    <a:xfrm>
+                      <a:off x="0" y="0"/>
+                      <a:ext cx="5580000" cy="3243027"/>
+                    </a:xfrm>
+                    <a:prstGeom prst="rect"/>
+                  </pic:spPr>
+                </pic:pic>
+              </a:graphicData>
+            </a:graphic>
+          </wp:inline>
+        </w:drawing>
       </w:r>
     </w:p>
     <w:p>
@@ -817,7 +1066,67 @@
           <w:b w:val="0"/>
           <w:sz w:val="22"/>
         </w:rPr>
-        <w:t>病棟稼働率は施設基準達成のために最も重要な指標です。「ベッドを埋めることへの貢献度」を直接的に表します。</w:t>
+        <w:t>つまり「**横（受持数）× 縦（粗利単価）の長方形の面積**」が年間粗利にあたります。</w:t>
+      </w:r>
+    </w:p>
+    <w:p>
+      <w:r>
+        <w:br w:type="page"/>
+      </w:r>
+    </w:p>
+    <w:p>
+      <w:pPr>
+        <w:pStyle w:val="Heading2"/>
+      </w:pPr>
+      <w:r>
+        <w:rPr>
+          <w:rFonts w:ascii="Hiragino Mincho ProN" w:hAnsi="Hiragino Mincho ProN" w:eastAsia="Hiragino Mincho ProN"/>
+          <w:b/>
+          <w:color w:val="1F2937"/>
+          <w:sz w:val="30"/>
+        </w:rPr>
+        <w:t>2.5 稼働率寄与率（量の指標）</w:t>
+      </w:r>
+    </w:p>
+    <w:p>
+      <w:r>
+        <w:rPr>
+          <w:rFonts w:ascii="Hiragino Mincho ProN" w:hAnsi="Hiragino Mincho ProN" w:eastAsia="Hiragino Mincho ProN"/>
+          <w:b w:val="0"/>
+          <w:sz w:val="22"/>
+        </w:rPr>
+        <w:t>「稼働率寄与率」は **病棟全体の延べ床日数のうち、その医師が何 % を埋めているか** を表します。施設基準達成のための直接指標で、副院長の主指標です。</w:t>
+      </w:r>
+    </w:p>
+    <w:p>
+      <w:r>
+        <w:rPr>
+          <w:rFonts w:ascii="Hiragino Mincho ProN" w:hAnsi="Hiragino Mincho ProN" w:eastAsia="Hiragino Mincho ProN"/>
+          <w:b w:val="0"/>
+          <w:sz w:val="22"/>
+        </w:rPr>
+      </w:r>
+    </w:p>
+    <w:p>
+      <w:pPr>
+        <w:ind w:left="283"/>
+      </w:pPr>
+      <w:r>
+        <w:rPr>
+          <w:rFonts w:ascii="Hiragino Mincho ProN" w:hAnsi="Hiragino Mincho ProN" w:eastAsia="Hiragino Mincho ProN"/>
+          <w:b/>
+          <w:color w:val="2563EB"/>
+          <w:sz w:val="22"/>
+        </w:rPr>
+        <w:t xml:space="preserve">💡 計算式 </w:t>
+      </w:r>
+      <w:r>
+        <w:rPr>
+          <w:rFonts w:ascii="Hiragino Mincho ProN" w:hAnsi="Hiragino Mincho ProN" w:eastAsia="Hiragino Mincho ProN"/>
+          <w:b w:val="0"/>
+          <w:sz w:val="22"/>
+        </w:rPr>
+        <w:t>病棟内 寄与率 (%) =（その医師の延べ床日数）÷（病棟全体の延べ床日数）× 100</w:t>
       </w:r>
     </w:p>
     <w:p>
@@ -1085,7 +1394,7 @@
                 <w:b w:val="0"/>
                 <w:sz w:val="20"/>
               </w:rPr>
-              <w:t>フェーズ別単価 × 在院日数 で年間収益貢献額を算出（Stage 1）</w:t>
+              <w:t>フェーズ別粗利 × 在院日数 で年間粗利貢献額を算出（Stage 1）</w:t>
             </w:r>
           </w:p>
         </w:tc>
@@ -1119,7 +1428,7 @@
           <w:b w:val="0"/>
           <w:sz w:val="22"/>
         </w:rPr>
-        <w:t>本資料は「フェーズ別単価」のみを反映した概算です。リハビリ加算・処置加算・手術料・救急加算などは未反映のため、実額には差があります。次フェーズで事務から追加データを取得し精緻化予定です。</w:t>
+        <w:t>本資料はアプリ既定の「フェーズ別粗利」のみを反映した概算です。リハビリ加算・処置加算（CV・人工呼吸・ドレーン等）・手術料などは概算に含まれません。次フェーズで事務から追加データを取得し精緻化予定です。</w:t>
       </w:r>
     </w:p>
     <w:p>
@@ -1138,7 +1447,7 @@
           <w:color w:val="1F2937"/>
           <w:sz w:val="36"/>
         </w:rPr>
-        <w:t>4. 結果と主な発見</w:t>
+        <w:t>4. 結果</w:t>
       </w:r>
     </w:p>
     <w:p>
@@ -1162,7 +1471,7 @@
           <w:b w:val="0"/>
           <w:sz w:val="22"/>
         </w:rPr>
-        <w:t>医師ごとの「稼働率寄与率（横軸）」と「ベッド単価（縦軸）」を散布図で示します。右に行くほど病棟運営への量の貢献が大きく、上に行くほど 1 床 1 日あたりの収益が高い医師です。</w:t>
+        <w:t>医師ごとの「稼働率寄与率（横軸）」と「ベッド粗利単価（縦軸）」を散布図で示します。右に行くほど病棟運営への量の貢献が大きく、上に行くほど 1 床 1 日あたりの粗利が高い医師です。</w:t>
       </w:r>
     </w:p>
     <w:p>
@@ -1181,8 +1490,8 @@
       <w:r>
         <w:drawing>
           <wp:inline xmlns:a="http://schemas.openxmlformats.org/drawingml/2006/main" xmlns:pic="http://schemas.openxmlformats.org/drawingml/2006/picture">
-            <wp:extent cx="5580000" cy="3437860"/>
-            <wp:docPr id="2" name="Picture 2"/>
+            <wp:extent cx="5580000" cy="3680995"/>
+            <wp:docPr id="3" name="Picture 3"/>
             <wp:cNvGraphicFramePr>
               <a:graphicFrameLocks noChangeAspect="1"/>
             </wp:cNvGraphicFramePr>
@@ -1194,7 +1503,7 @@
                     <pic:cNvPicPr/>
                   </pic:nvPicPr>
                   <pic:blipFill>
-                    <a:blip r:embed="rId10"/>
+                    <a:blip r:embed="rId11"/>
                     <a:stretch>
                       <a:fillRect/>
                     </a:stretch>
@@ -1202,7 +1511,7 @@
                   <pic:spPr>
                     <a:xfrm>
                       <a:off x="0" y="0"/>
-                      <a:ext cx="5580000" cy="3437860"/>
+                      <a:ext cx="5580000" cy="3680995"/>
                     </a:xfrm>
                     <a:prstGeom prst="rect"/>
                   </pic:spPr>
@@ -1241,7 +1550,7 @@
           <w:b w:val="0"/>
           <w:sz w:val="22"/>
         </w:rPr>
-        <w:t>右上の「量も単価も両立した理想型」には誰も該当しません。現状、量で稼ぐ医師（右下）と単価で稼ぐ医師（左上）に分かれており、両立は今後の課題です。</w:t>
+        <w:t>理論上の 3 群単価（B 32,500/C 31,000/A 26,500）が散布図に点線で示されています。B 群と C 群を多く担当する医師は単価が高く、A 群偏重の医師は単価が低くなります。</w:t>
       </w:r>
     </w:p>
     <w:p>
@@ -1264,25 +1573,6 @@
       </w:r>
     </w:p>
     <w:p>
-      <w:r>
-        <w:rPr>
-          <w:rFonts w:ascii="Hiragino Mincho ProN" w:hAnsi="Hiragino Mincho ProN" w:eastAsia="Hiragino Mincho ProN"/>
-          <w:b w:val="0"/>
-          <w:sz w:val="22"/>
-        </w:rPr>
-        <w:t>5F 病棟と 6F 病棟それぞれについて、各医師の寄与率をランキング表示します。</w:t>
-      </w:r>
-    </w:p>
-    <w:p>
-      <w:r>
-        <w:rPr>
-          <w:rFonts w:ascii="Hiragino Mincho ProN" w:hAnsi="Hiragino Mincho ProN" w:eastAsia="Hiragino Mincho ProN"/>
-          <w:b w:val="0"/>
-          <w:sz w:val="22"/>
-        </w:rPr>
-      </w:r>
-    </w:p>
-    <w:p>
       <w:pPr>
         <w:jc w:val="center"/>
       </w:pPr>
@@ -1290,7 +1580,7 @@
         <w:drawing>
           <wp:inline xmlns:a="http://schemas.openxmlformats.org/drawingml/2006/main" xmlns:pic="http://schemas.openxmlformats.org/drawingml/2006/picture">
             <wp:extent cx="5760000" cy="3132677"/>
-            <wp:docPr id="3" name="Picture 3"/>
+            <wp:docPr id="4" name="Picture 4"/>
             <wp:cNvGraphicFramePr>
               <a:graphicFrameLocks noChangeAspect="1"/>
             </wp:cNvGraphicFramePr>
@@ -1302,7 +1592,7 @@
                     <pic:cNvPicPr/>
                   </pic:nvPicPr>
                   <pic:blipFill>
-                    <a:blip r:embed="rId11"/>
+                    <a:blip r:embed="rId12"/>
                     <a:stretch>
                       <a:fillRect/>
                     </a:stretch>
@@ -1552,7 +1842,7 @@
                 <w:b w:val="0"/>
                 <w:sz w:val="20"/>
               </w:rPr>
-              <w:t>B医師</w:t>
+              <w:t>A医師</w:t>
             </w:r>
           </w:p>
         </w:tc>
@@ -1634,7 +1924,7 @@
                 <w:b w:val="0"/>
                 <w:sz w:val="20"/>
               </w:rPr>
-              <w:t>F医師</w:t>
+              <w:t>G医師</w:t>
             </w:r>
           </w:p>
         </w:tc>
@@ -1716,7 +2006,7 @@
                 <w:b w:val="0"/>
                 <w:sz w:val="20"/>
               </w:rPr>
-              <w:t>C医師</w:t>
+              <w:t>B医師</w:t>
             </w:r>
           </w:p>
         </w:tc>
@@ -1798,7 +2088,7 @@
                 <w:b w:val="0"/>
                 <w:sz w:val="20"/>
               </w:rPr>
-              <w:t>A医師</w:t>
+              <w:t>C医師</w:t>
             </w:r>
           </w:p>
         </w:tc>
@@ -2001,7 +2291,7 @@
                 <w:b w:val="0"/>
                 <w:sz w:val="20"/>
               </w:rPr>
-              <w:t>C医師</w:t>
+              <w:t>B医師</w:t>
             </w:r>
           </w:p>
         </w:tc>
@@ -2083,7 +2373,7 @@
                 <w:b w:val="0"/>
                 <w:sz w:val="20"/>
               </w:rPr>
-              <w:t>B医師</w:t>
+              <w:t>A医師</w:t>
             </w:r>
           </w:p>
         </w:tc>
@@ -2165,7 +2455,7 @@
                 <w:b w:val="0"/>
                 <w:sz w:val="20"/>
               </w:rPr>
-              <w:t>A医師</w:t>
+              <w:t>C医師</w:t>
             </w:r>
           </w:p>
         </w:tc>
@@ -2329,7 +2619,7 @@
                 <w:b w:val="0"/>
                 <w:sz w:val="20"/>
               </w:rPr>
-              <w:t>G医師</w:t>
+              <w:t>F医師</w:t>
             </w:r>
           </w:p>
         </w:tc>
@@ -2399,7 +2689,7 @@
           <w:color w:val="1F2937"/>
           <w:sz w:val="30"/>
         </w:rPr>
-        <w:t>4.3 経営シェア・ツリーマップ</w:t>
+        <w:t>4.3 経営シェア（粗利ベース・ツリーマップ）</w:t>
       </w:r>
     </w:p>
     <w:p>
@@ -2409,7 +2699,7 @@
           <w:b w:val="0"/>
           <w:sz w:val="22"/>
         </w:rPr>
-        <w:t>全体年間収益 3.90 億円 を 100% として、各医師が占めるシェアを面積で表示します。</w:t>
+        <w:t>全体年間粗利 8.96 億円 を 100% として、各医師が占めるシェアを面積で表示します。</w:t>
       </w:r>
     </w:p>
     <w:p>
@@ -2428,8 +2718,8 @@
       <w:r>
         <w:drawing>
           <wp:inline xmlns:a="http://schemas.openxmlformats.org/drawingml/2006/main" xmlns:pic="http://schemas.openxmlformats.org/drawingml/2006/picture">
-            <wp:extent cx="5760000" cy="3081717"/>
-            <wp:docPr id="4" name="Picture 4"/>
+            <wp:extent cx="5760000" cy="3088507"/>
+            <wp:docPr id="5" name="Picture 5"/>
             <wp:cNvGraphicFramePr>
               <a:graphicFrameLocks noChangeAspect="1"/>
             </wp:cNvGraphicFramePr>
@@ -2441,7 +2731,7 @@
                     <pic:cNvPicPr/>
                   </pic:nvPicPr>
                   <pic:blipFill>
-                    <a:blip r:embed="rId12"/>
+                    <a:blip r:embed="rId13"/>
                     <a:stretch>
                       <a:fillRect/>
                     </a:stretch>
@@ -2449,7 +2739,7 @@
                   <pic:spPr>
                     <a:xfrm>
                       <a:off x="0" y="0"/>
-                      <a:ext cx="5760000" cy="3081717"/>
+                      <a:ext cx="5760000" cy="3088507"/>
                     </a:xfrm>
                     <a:prstGeom prst="rect"/>
                   </pic:spPr>
@@ -2488,7 +2778,7 @@
           <w:b w:val="0"/>
           <w:sz w:val="22"/>
         </w:rPr>
-        <w:t>上位 3 名（A医師, B医師, C医師）で全体の 39.7% を担っています。</w:t>
+        <w:t>上位 3 名（A医師, B医師, C医師）で全体の 43.5% を担っています。上位医師はいずれも長期入院型（B + C 群比率が高い）で、ベッド粗利単価も高めです。</w:t>
       </w:r>
     </w:p>
     <w:p>
@@ -2507,26 +2797,7 @@
           <w:color w:val="1F2937"/>
           <w:sz w:val="30"/>
         </w:rPr>
-        <w:t>4.4 稼働率寄与率と病院収益の相関検証</w:t>
-      </w:r>
-    </w:p>
-    <w:p>
-      <w:r>
-        <w:rPr>
-          <w:rFonts w:ascii="Hiragino Mincho ProN" w:hAnsi="Hiragino Mincho ProN" w:eastAsia="Hiragino Mincho ProN"/>
-          <w:b w:val="0"/>
-          <w:sz w:val="22"/>
-        </w:rPr>
-        <w:t>「稼働率寄与率は病院収益と相関するか」を統計的に検証しました。</w:t>
-      </w:r>
-    </w:p>
-    <w:p>
-      <w:r>
-        <w:rPr>
-          <w:rFonts w:ascii="Hiragino Mincho ProN" w:hAnsi="Hiragino Mincho ProN" w:eastAsia="Hiragino Mincho ProN"/>
-          <w:b w:val="0"/>
-          <w:sz w:val="22"/>
-        </w:rPr>
+        <w:t>4.4 稼働率寄与率と粗利の相関検証</w:t>
       </w:r>
     </w:p>
     <w:p>
@@ -2537,7 +2808,7 @@
         <w:drawing>
           <wp:inline xmlns:a="http://schemas.openxmlformats.org/drawingml/2006/main" xmlns:pic="http://schemas.openxmlformats.org/drawingml/2006/picture">
             <wp:extent cx="5580000" cy="3240404"/>
-            <wp:docPr id="5" name="Picture 5"/>
+            <wp:docPr id="6" name="Picture 6"/>
             <wp:cNvGraphicFramePr>
               <a:graphicFrameLocks noChangeAspect="1"/>
             </wp:cNvGraphicFramePr>
@@ -2549,7 +2820,7 @@
                     <pic:cNvPicPr/>
                   </pic:nvPicPr>
                   <pic:blipFill>
-                    <a:blip r:embed="rId13"/>
+                    <a:blip r:embed="rId14"/>
                     <a:stretch>
                       <a:fillRect/>
                     </a:stretch>
@@ -2671,7 +2942,7 @@
                 <w:b w:val="0"/>
                 <w:sz w:val="20"/>
               </w:rPr>
-              <w:t>0.962</w:t>
+              <w:t>0.96 程度</w:t>
             </w:r>
           </w:p>
         </w:tc>
@@ -2721,7 +2992,7 @@
                 <w:b w:val="0"/>
                 <w:sz w:val="20"/>
               </w:rPr>
-              <w:t>0.925</w:t>
+              <w:t>0.92 以上</w:t>
             </w:r>
           </w:p>
         </w:tc>
@@ -2737,7 +3008,7 @@
                 <w:b w:val="0"/>
                 <w:sz w:val="20"/>
               </w:rPr>
-              <w:t>収益のばらつきの 92.5% は寄与率で説明可</w:t>
+              <w:t>粗利のばらつきの 9 割以上は寄与率で説明可</w:t>
             </w:r>
           </w:p>
         </w:tc>
@@ -2771,7 +3042,7 @@
                 <w:b w:val="0"/>
                 <w:sz w:val="20"/>
               </w:rPr>
-              <w:t>収益 = 322 × 寄与率 + 493 万円</w:t>
+              <w:t>傾き: 約 950 万円/寄与率 1%</w:t>
             </w:r>
           </w:p>
         </w:tc>
@@ -2787,7 +3058,7 @@
                 <w:b w:val="0"/>
                 <w:sz w:val="20"/>
               </w:rPr>
-              <w:t>寄与率 1% 上昇で年 約 322 万円 増収</w:t>
+              <w:t>寄与率 1% 上昇で年 約 950 万円 増加</w:t>
             </w:r>
           </w:p>
         </w:tc>
@@ -2821,7 +3092,7 @@
           <w:b w:val="0"/>
           <w:sz w:val="22"/>
         </w:rPr>
-        <w:t>稼働率寄与率を主指標にすれば、収益の 9 割以上を説明できます。残り 7.5% はベッド単価の差（短期回転型かどうか）で決まります。</w:t>
+        <w:t>稼働率寄与率を主指標にすれば、粗利の 9 割以上を説明できます。残りの数 % はベッド粗利単価の差（B / C 群比率の高い医師は単価が高め）で決まります。</w:t>
       </w:r>
     </w:p>
     <w:p>
@@ -2854,7 +3125,409 @@
           <w:color w:val="1F2937"/>
           <w:sz w:val="30"/>
         </w:rPr>
-        <w:t>5.1 5F 病棟は D医師 1 名に依存している</w:t>
+        <w:t>5.1 ベッド粗利単価のトップ 3 はすべて長期入院型</w:t>
+      </w:r>
+    </w:p>
+    <w:tbl>
+      <w:tblPr>
+        <w:tblStyle w:val="LightGrid-Accent1"/>
+        <w:tblW w:type="auto" w:w="0"/>
+        <w:jc w:val="center"/>
+        <w:tblLook w:firstColumn="1" w:firstRow="1" w:lastColumn="0" w:lastRow="0" w:noHBand="0" w:noVBand="1" w:val="04A0"/>
+      </w:tblPr>
+      <w:tblGrid>
+        <w:gridCol w:w="1949"/>
+        <w:gridCol w:w="1949"/>
+        <w:gridCol w:w="1949"/>
+        <w:gridCol w:w="1949"/>
+        <w:gridCol w:w="1949"/>
+      </w:tblGrid>
+      <w:tr>
+        <w:tc>
+          <w:tcPr>
+            <w:tcW w:type="dxa" w:w="850"/>
+          </w:tcPr>
+          <w:p>
+            <w:r/>
+            <w:r>
+              <w:rPr>
+                <w:rFonts w:ascii="Hiragino Mincho ProN" w:hAnsi="Hiragino Mincho ProN" w:eastAsia="Hiragino Mincho ProN"/>
+                <w:b/>
+                <w:color w:val="1F2937"/>
+                <w:sz w:val="20"/>
+              </w:rPr>
+              <w:t>順位</w:t>
+            </w:r>
+          </w:p>
+        </w:tc>
+        <w:tc>
+          <w:tcPr>
+            <w:tcW w:type="dxa" w:w="1247"/>
+          </w:tcPr>
+          <w:p>
+            <w:r/>
+            <w:r>
+              <w:rPr>
+                <w:rFonts w:ascii="Hiragino Mincho ProN" w:hAnsi="Hiragino Mincho ProN" w:eastAsia="Hiragino Mincho ProN"/>
+                <w:b/>
+                <w:color w:val="1F2937"/>
+                <w:sz w:val="20"/>
+              </w:rPr>
+              <w:t>医師</w:t>
+            </w:r>
+          </w:p>
+        </w:tc>
+        <w:tc>
+          <w:tcPr>
+            <w:tcW w:type="dxa" w:w="1417"/>
+          </w:tcPr>
+          <w:p>
+            <w:r/>
+            <w:r>
+              <w:rPr>
+                <w:rFonts w:ascii="Hiragino Mincho ProN" w:hAnsi="Hiragino Mincho ProN" w:eastAsia="Hiragino Mincho ProN"/>
+                <w:b/>
+                <w:color w:val="1F2937"/>
+                <w:sz w:val="20"/>
+              </w:rPr>
+              <w:t>粗利単価</w:t>
+            </w:r>
+          </w:p>
+        </w:tc>
+        <w:tc>
+          <w:tcPr>
+            <w:tcW w:type="dxa" w:w="1701"/>
+          </w:tcPr>
+          <w:p>
+            <w:r/>
+            <w:r>
+              <w:rPr>
+                <w:rFonts w:ascii="Hiragino Mincho ProN" w:hAnsi="Hiragino Mincho ProN" w:eastAsia="Hiragino Mincho ProN"/>
+                <w:b/>
+                <w:color w:val="1F2937"/>
+                <w:sz w:val="20"/>
+              </w:rPr>
+              <w:t>平均在院日数</w:t>
+            </w:r>
+          </w:p>
+        </w:tc>
+        <w:tc>
+          <w:tcPr>
+            <w:tcW w:type="dxa" w:w="3402"/>
+          </w:tcPr>
+          <w:p>
+            <w:r/>
+            <w:r>
+              <w:rPr>
+                <w:rFonts w:ascii="Hiragino Mincho ProN" w:hAnsi="Hiragino Mincho ProN" w:eastAsia="Hiragino Mincho ProN"/>
+                <w:b/>
+                <w:color w:val="1F2937"/>
+                <w:sz w:val="20"/>
+              </w:rPr>
+              <w:t>B/C/A 群比率</w:t>
+            </w:r>
+          </w:p>
+        </w:tc>
+      </w:tr>
+      <w:tr>
+        <w:tc>
+          <w:tcPr>
+            <w:tcW w:type="dxa" w:w="850"/>
+          </w:tcPr>
+          <w:p>
+            <w:r/>
+            <w:r>
+              <w:rPr>
+                <w:rFonts w:ascii="Hiragino Mincho ProN" w:hAnsi="Hiragino Mincho ProN" w:eastAsia="Hiragino Mincho ProN"/>
+                <w:b w:val="0"/>
+                <w:sz w:val="20"/>
+              </w:rPr>
+              <w:t>1</w:t>
+            </w:r>
+          </w:p>
+        </w:tc>
+        <w:tc>
+          <w:tcPr>
+            <w:tcW w:type="dxa" w:w="1247"/>
+          </w:tcPr>
+          <w:p>
+            <w:r/>
+            <w:r>
+              <w:rPr>
+                <w:rFonts w:ascii="Hiragino Mincho ProN" w:hAnsi="Hiragino Mincho ProN" w:eastAsia="Hiragino Mincho ProN"/>
+                <w:b w:val="0"/>
+                <w:sz w:val="20"/>
+              </w:rPr>
+              <w:t>D医師</w:t>
+            </w:r>
+          </w:p>
+        </w:tc>
+        <w:tc>
+          <w:tcPr>
+            <w:tcW w:type="dxa" w:w="1417"/>
+          </w:tcPr>
+          <w:p>
+            <w:r/>
+            <w:r>
+              <w:rPr>
+                <w:rFonts w:ascii="Hiragino Mincho ProN" w:hAnsi="Hiragino Mincho ProN" w:eastAsia="Hiragino Mincho ProN"/>
+                <w:b w:val="0"/>
+                <w:sz w:val="20"/>
+              </w:rPr>
+              <w:t>30,712円</w:t>
+            </w:r>
+          </w:p>
+        </w:tc>
+        <w:tc>
+          <w:tcPr>
+            <w:tcW w:type="dxa" w:w="1701"/>
+          </w:tcPr>
+          <w:p>
+            <w:r/>
+            <w:r>
+              <w:rPr>
+                <w:rFonts w:ascii="Hiragino Mincho ProN" w:hAnsi="Hiragino Mincho ProN" w:eastAsia="Hiragino Mincho ProN"/>
+                <w:b w:val="0"/>
+                <w:sz w:val="20"/>
+              </w:rPr>
+              <w:t>35.7日</w:t>
+            </w:r>
+          </w:p>
+        </w:tc>
+        <w:tc>
+          <w:tcPr>
+            <w:tcW w:type="dxa" w:w="3402"/>
+          </w:tcPr>
+          <w:p>
+            <w:r/>
+            <w:r>
+              <w:rPr>
+                <w:rFonts w:ascii="Hiragino Mincho ProN" w:hAnsi="Hiragino Mincho ProN" w:eastAsia="Hiragino Mincho ProN"/>
+                <w:b w:val="0"/>
+                <w:sz w:val="20"/>
+              </w:rPr>
+              <w:t>B 21% / C 65% / A 14%</w:t>
+            </w:r>
+          </w:p>
+        </w:tc>
+      </w:tr>
+      <w:tr>
+        <w:tc>
+          <w:tcPr>
+            <w:tcW w:type="dxa" w:w="850"/>
+          </w:tcPr>
+          <w:p>
+            <w:r/>
+            <w:r>
+              <w:rPr>
+                <w:rFonts w:ascii="Hiragino Mincho ProN" w:hAnsi="Hiragino Mincho ProN" w:eastAsia="Hiragino Mincho ProN"/>
+                <w:b w:val="0"/>
+                <w:sz w:val="20"/>
+              </w:rPr>
+              <w:t>2</w:t>
+            </w:r>
+          </w:p>
+        </w:tc>
+        <w:tc>
+          <w:tcPr>
+            <w:tcW w:type="dxa" w:w="1247"/>
+          </w:tcPr>
+          <w:p>
+            <w:r/>
+            <w:r>
+              <w:rPr>
+                <w:rFonts w:ascii="Hiragino Mincho ProN" w:hAnsi="Hiragino Mincho ProN" w:eastAsia="Hiragino Mincho ProN"/>
+                <w:b w:val="0"/>
+                <w:sz w:val="20"/>
+              </w:rPr>
+              <w:t>A医師</w:t>
+            </w:r>
+          </w:p>
+        </w:tc>
+        <w:tc>
+          <w:tcPr>
+            <w:tcW w:type="dxa" w:w="1417"/>
+          </w:tcPr>
+          <w:p>
+            <w:r/>
+            <w:r>
+              <w:rPr>
+                <w:rFonts w:ascii="Hiragino Mincho ProN" w:hAnsi="Hiragino Mincho ProN" w:eastAsia="Hiragino Mincho ProN"/>
+                <w:b w:val="0"/>
+                <w:sz w:val="20"/>
+              </w:rPr>
+              <w:t>30,695円</w:t>
+            </w:r>
+          </w:p>
+        </w:tc>
+        <w:tc>
+          <w:tcPr>
+            <w:tcW w:type="dxa" w:w="1701"/>
+          </w:tcPr>
+          <w:p>
+            <w:r/>
+            <w:r>
+              <w:rPr>
+                <w:rFonts w:ascii="Hiragino Mincho ProN" w:hAnsi="Hiragino Mincho ProN" w:eastAsia="Hiragino Mincho ProN"/>
+                <w:b w:val="0"/>
+                <w:sz w:val="20"/>
+              </w:rPr>
+              <w:t>33.2日</w:t>
+            </w:r>
+          </w:p>
+        </w:tc>
+        <w:tc>
+          <w:tcPr>
+            <w:tcW w:type="dxa" w:w="3402"/>
+          </w:tcPr>
+          <w:p>
+            <w:r/>
+            <w:r>
+              <w:rPr>
+                <w:rFonts w:ascii="Hiragino Mincho ProN" w:hAnsi="Hiragino Mincho ProN" w:eastAsia="Hiragino Mincho ProN"/>
+                <w:b w:val="0"/>
+                <w:sz w:val="20"/>
+              </w:rPr>
+              <w:t>B 24% / C 61% / A 15%</w:t>
+            </w:r>
+          </w:p>
+        </w:tc>
+      </w:tr>
+      <w:tr>
+        <w:tc>
+          <w:tcPr>
+            <w:tcW w:type="dxa" w:w="850"/>
+          </w:tcPr>
+          <w:p>
+            <w:r/>
+            <w:r>
+              <w:rPr>
+                <w:rFonts w:ascii="Hiragino Mincho ProN" w:hAnsi="Hiragino Mincho ProN" w:eastAsia="Hiragino Mincho ProN"/>
+                <w:b w:val="0"/>
+                <w:sz w:val="20"/>
+              </w:rPr>
+              <w:t>3</w:t>
+            </w:r>
+          </w:p>
+        </w:tc>
+        <w:tc>
+          <w:tcPr>
+            <w:tcW w:type="dxa" w:w="1247"/>
+          </w:tcPr>
+          <w:p>
+            <w:r/>
+            <w:r>
+              <w:rPr>
+                <w:rFonts w:ascii="Hiragino Mincho ProN" w:hAnsi="Hiragino Mincho ProN" w:eastAsia="Hiragino Mincho ProN"/>
+                <w:b w:val="0"/>
+                <w:sz w:val="20"/>
+              </w:rPr>
+              <w:t>B医師</w:t>
+            </w:r>
+          </w:p>
+        </w:tc>
+        <w:tc>
+          <w:tcPr>
+            <w:tcW w:type="dxa" w:w="1417"/>
+          </w:tcPr>
+          <w:p>
+            <w:r/>
+            <w:r>
+              <w:rPr>
+                <w:rFonts w:ascii="Hiragino Mincho ProN" w:hAnsi="Hiragino Mincho ProN" w:eastAsia="Hiragino Mincho ProN"/>
+                <w:b w:val="0"/>
+                <w:sz w:val="20"/>
+              </w:rPr>
+              <w:t>30,476円</w:t>
+            </w:r>
+          </w:p>
+        </w:tc>
+        <w:tc>
+          <w:tcPr>
+            <w:tcW w:type="dxa" w:w="1701"/>
+          </w:tcPr>
+          <w:p>
+            <w:r/>
+            <w:r>
+              <w:rPr>
+                <w:rFonts w:ascii="Hiragino Mincho ProN" w:hAnsi="Hiragino Mincho ProN" w:eastAsia="Hiragino Mincho ProN"/>
+                <w:b w:val="0"/>
+                <w:sz w:val="20"/>
+              </w:rPr>
+              <w:t>22.2日</w:t>
+            </w:r>
+          </w:p>
+        </w:tc>
+        <w:tc>
+          <w:tcPr>
+            <w:tcW w:type="dxa" w:w="3402"/>
+          </w:tcPr>
+          <w:p>
+            <w:r/>
+            <w:r>
+              <w:rPr>
+                <w:rFonts w:ascii="Hiragino Mincho ProN" w:hAnsi="Hiragino Mincho ProN" w:eastAsia="Hiragino Mincho ProN"/>
+                <w:b w:val="0"/>
+                <w:sz w:val="20"/>
+              </w:rPr>
+              <w:t>B 25% / C 54% / A 20%</w:t>
+            </w:r>
+          </w:p>
+        </w:tc>
+      </w:tr>
+    </w:tbl>
+    <w:p>
+      <w:r>
+        <w:rPr>
+          <w:rFonts w:ascii="Hiragino Mincho ProN" w:hAnsi="Hiragino Mincho ProN" w:eastAsia="Hiragino Mincho ProN"/>
+          <w:b w:val="0"/>
+          <w:sz w:val="22"/>
+        </w:rPr>
+      </w:r>
+    </w:p>
+    <w:p>
+      <w:pPr>
+        <w:ind w:left="283"/>
+      </w:pPr>
+      <w:r>
+        <w:rPr>
+          <w:rFonts w:ascii="Hiragino Mincho ProN" w:hAnsi="Hiragino Mincho ProN" w:eastAsia="Hiragino Mincho ProN"/>
+          <w:b/>
+          <w:color w:val="10B981"/>
+          <w:sz w:val="22"/>
+        </w:rPr>
+        <w:t xml:space="preserve">💡 重要発見 </w:t>
+      </w:r>
+      <w:r>
+        <w:rPr>
+          <w:rFonts w:ascii="Hiragino Mincho ProN" w:hAnsi="Hiragino Mincho ProN" w:eastAsia="Hiragino Mincho ProN"/>
+          <w:b w:val="0"/>
+          <w:sz w:val="22"/>
+        </w:rPr>
+        <w:t>ベッド粗利単価が高い医師は **長期入院（B 群 + C 群）が多い**。「短期回転＝高単価」という思い込みは誤り。</w:t>
+      </w:r>
+    </w:p>
+    <w:p>
+      <w:r>
+        <w:rPr>
+          <w:rFonts w:ascii="Hiragino Mincho ProN" w:hAnsi="Hiragino Mincho ProN" w:eastAsia="Hiragino Mincho ProN"/>
+          <w:b w:val="0"/>
+          <w:sz w:val="22"/>
+        </w:rPr>
+      </w:r>
+    </w:p>
+    <w:p>
+      <w:pPr>
+        <w:pStyle w:val="Heading2"/>
+      </w:pPr>
+      <w:r>
+        <w:rPr>
+          <w:rFonts w:ascii="Hiragino Mincho ProN" w:hAnsi="Hiragino Mincho ProN" w:eastAsia="Hiragino Mincho ProN"/>
+          <w:b/>
+          <w:color w:val="1F2937"/>
+          <w:sz w:val="30"/>
+        </w:rPr>
+        <w:t>5.2 5F 病棟は D医師 1 名に依存している</w:t>
       </w:r>
     </w:p>
     <w:p>
@@ -2878,24 +3551,26 @@
     </w:p>
     <w:p>
       <w:pPr>
-        <w:ind w:left="283"/>
+        <w:pStyle w:val="Heading2"/>
       </w:pPr>
       <w:r>
         <w:rPr>
           <w:rFonts w:ascii="Hiragino Mincho ProN" w:hAnsi="Hiragino Mincho ProN" w:eastAsia="Hiragino Mincho ProN"/>
           <w:b/>
-          <w:color w:val="DC2626"/>
-          <w:sz w:val="22"/>
+          <w:color w:val="1F2937"/>
+          <w:sz w:val="30"/>
         </w:rPr>
-        <w:t xml:space="preserve">⚠️ リスク </w:t>
+        <w:t>5.3 6F 病棟は 3 名でバランスよく支えられている</w:t>
       </w:r>
+    </w:p>
+    <w:p>
       <w:r>
         <w:rPr>
           <w:rFonts w:ascii="Hiragino Mincho ProN" w:hAnsi="Hiragino Mincho ProN" w:eastAsia="Hiragino Mincho ProN"/>
           <w:b w:val="0"/>
           <w:sz w:val="22"/>
         </w:rPr>
-        <w:t>特定医師への依存はバックアップ体制の脆弱性。D医師 が病気・退職・休暇等で不在となった場合の代替体制が不十分です。</w:t>
+        <w:t>6F 病棟は上位 3 名（B医師, A医師, C医師）が合計 54.6% を占め、中央集中が緩やかです。これは冗長性が高く、特定医師の不在リスクが相対的に小さいことを意味します。</w:t>
       </w:r>
     </w:p>
     <w:p>
@@ -2918,52 +3593,357 @@
           <w:color w:val="1F2937"/>
           <w:sz w:val="30"/>
         </w:rPr>
-        <w:t>5.2 6F 病棟は 3 名でバランスよく支えられている</w:t>
+        <w:t>5.4 短期回転型（A 群偏重）医師は単価が低く粗利貢献も小さい</w:t>
       </w:r>
     </w:p>
-    <w:p>
-      <w:r>
-        <w:rPr>
-          <w:rFonts w:ascii="Hiragino Mincho ProN" w:hAnsi="Hiragino Mincho ProN" w:eastAsia="Hiragino Mincho ProN"/>
-          <w:b w:val="0"/>
-          <w:sz w:val="22"/>
-        </w:rPr>
-        <w:t>6F 病棟は上位 3 名（C医師, B医師, A医師）が合計 54.6% を占め、中央集中が緩やかです。これは冗長性が高く、特定医師の不在リスクが相対的に小さいことを意味します。</w:t>
-      </w:r>
-    </w:p>
-    <w:p>
-      <w:r>
-        <w:rPr>
-          <w:rFonts w:ascii="Hiragino Mincho ProN" w:hAnsi="Hiragino Mincho ProN" w:eastAsia="Hiragino Mincho ProN"/>
-          <w:b w:val="0"/>
-          <w:sz w:val="22"/>
-        </w:rPr>
-      </w:r>
-    </w:p>
-    <w:p>
-      <w:pPr>
-        <w:pStyle w:val="Heading2"/>
-      </w:pPr>
-      <w:r>
-        <w:rPr>
-          <w:rFonts w:ascii="Hiragino Mincho ProN" w:hAnsi="Hiragino Mincho ProN" w:eastAsia="Hiragino Mincho ProN"/>
-          <w:b/>
-          <w:color w:val="1F2937"/>
-          <w:sz w:val="30"/>
-        </w:rPr>
-        <w:t>5.3 量で支える医師は単価面で下振れする傾向</w:t>
-      </w:r>
-    </w:p>
-    <w:p>
-      <w:r>
-        <w:rPr>
-          <w:rFonts w:ascii="Hiragino Mincho ProN" w:hAnsi="Hiragino Mincho ProN" w:eastAsia="Hiragino Mincho ProN"/>
-          <w:b w:val="0"/>
-          <w:sz w:val="22"/>
-        </w:rPr>
-        <w:t>回帰直線からの偏差を見ると、寄与率が高い医師ほどベッド単価が低めで「予測値より下振れ」する傾向があります。これは長期入院（C 群）が増えると1 床 1 日あたりの単価が下がるためで、診療科特性を反映しています。</w:t>
-      </w:r>
-    </w:p>
+    <w:tbl>
+      <w:tblPr>
+        <w:tblStyle w:val="LightGrid-Accent1"/>
+        <w:tblW w:type="auto" w:w="0"/>
+        <w:jc w:val="center"/>
+        <w:tblLook w:firstColumn="1" w:firstRow="1" w:lastColumn="0" w:lastRow="0" w:noHBand="0" w:noVBand="1" w:val="04A0"/>
+      </w:tblPr>
+      <w:tblGrid>
+        <w:gridCol w:w="1949"/>
+        <w:gridCol w:w="1949"/>
+        <w:gridCol w:w="1949"/>
+        <w:gridCol w:w="1949"/>
+        <w:gridCol w:w="1949"/>
+      </w:tblGrid>
+      <w:tr>
+        <w:tc>
+          <w:tcPr>
+            <w:tcW w:type="dxa" w:w="1247"/>
+          </w:tcPr>
+          <w:p>
+            <w:r/>
+            <w:r>
+              <w:rPr>
+                <w:rFonts w:ascii="Hiragino Mincho ProN" w:hAnsi="Hiragino Mincho ProN" w:eastAsia="Hiragino Mincho ProN"/>
+                <w:b/>
+                <w:color w:val="1F2937"/>
+                <w:sz w:val="20"/>
+              </w:rPr>
+              <w:t>医師</w:t>
+            </w:r>
+          </w:p>
+        </w:tc>
+        <w:tc>
+          <w:tcPr>
+            <w:tcW w:type="dxa" w:w="1417"/>
+          </w:tcPr>
+          <w:p>
+            <w:r/>
+            <w:r>
+              <w:rPr>
+                <w:rFonts w:ascii="Hiragino Mincho ProN" w:hAnsi="Hiragino Mincho ProN" w:eastAsia="Hiragino Mincho ProN"/>
+                <w:b/>
+                <w:color w:val="1F2937"/>
+                <w:sz w:val="20"/>
+              </w:rPr>
+              <w:t>粗利単価</w:t>
+            </w:r>
+          </w:p>
+        </w:tc>
+        <w:tc>
+          <w:tcPr>
+            <w:tcW w:type="dxa" w:w="1701"/>
+          </w:tcPr>
+          <w:p>
+            <w:r/>
+            <w:r>
+              <w:rPr>
+                <w:rFonts w:ascii="Hiragino Mincho ProN" w:hAnsi="Hiragino Mincho ProN" w:eastAsia="Hiragino Mincho ProN"/>
+                <w:b/>
+                <w:color w:val="1F2937"/>
+                <w:sz w:val="20"/>
+              </w:rPr>
+              <w:t>平均在院日数</w:t>
+            </w:r>
+          </w:p>
+        </w:tc>
+        <w:tc>
+          <w:tcPr>
+            <w:tcW w:type="dxa" w:w="1417"/>
+          </w:tcPr>
+          <w:p>
+            <w:r/>
+            <w:r>
+              <w:rPr>
+                <w:rFonts w:ascii="Hiragino Mincho ProN" w:hAnsi="Hiragino Mincho ProN" w:eastAsia="Hiragino Mincho ProN"/>
+                <w:b/>
+                <w:color w:val="1F2937"/>
+                <w:sz w:val="20"/>
+              </w:rPr>
+              <w:t>A 群比率</w:t>
+            </w:r>
+          </w:p>
+        </w:tc>
+        <w:tc>
+          <w:tcPr>
+            <w:tcW w:type="dxa" w:w="1701"/>
+          </w:tcPr>
+          <w:p>
+            <w:r/>
+            <w:r>
+              <w:rPr>
+                <w:rFonts w:ascii="Hiragino Mincho ProN" w:hAnsi="Hiragino Mincho ProN" w:eastAsia="Hiragino Mincho ProN"/>
+                <w:b/>
+                <w:color w:val="1F2937"/>
+                <w:sz w:val="20"/>
+              </w:rPr>
+              <w:t>年間粗利</w:t>
+            </w:r>
+          </w:p>
+        </w:tc>
+      </w:tr>
+      <w:tr>
+        <w:tc>
+          <w:tcPr>
+            <w:tcW w:type="dxa" w:w="1247"/>
+          </w:tcPr>
+          <w:p>
+            <w:r/>
+            <w:r>
+              <w:rPr>
+                <w:rFonts w:ascii="Hiragino Mincho ProN" w:hAnsi="Hiragino Mincho ProN" w:eastAsia="Hiragino Mincho ProN"/>
+                <w:b w:val="0"/>
+                <w:sz w:val="20"/>
+              </w:rPr>
+              <w:t>N医師</w:t>
+            </w:r>
+          </w:p>
+        </w:tc>
+        <w:tc>
+          <w:tcPr>
+            <w:tcW w:type="dxa" w:w="1417"/>
+          </w:tcPr>
+          <w:p>
+            <w:r/>
+            <w:r>
+              <w:rPr>
+                <w:rFonts w:ascii="Hiragino Mincho ProN" w:hAnsi="Hiragino Mincho ProN" w:eastAsia="Hiragino Mincho ProN"/>
+                <w:b w:val="0"/>
+                <w:sz w:val="20"/>
+              </w:rPr>
+              <w:t>26,765円</w:t>
+            </w:r>
+          </w:p>
+        </w:tc>
+        <w:tc>
+          <w:tcPr>
+            <w:tcW w:type="dxa" w:w="1701"/>
+          </w:tcPr>
+          <w:p>
+            <w:r/>
+            <w:r>
+              <w:rPr>
+                <w:rFonts w:ascii="Hiragino Mincho ProN" w:hAnsi="Hiragino Mincho ProN" w:eastAsia="Hiragino Mincho ProN"/>
+                <w:b w:val="0"/>
+                <w:sz w:val="20"/>
+              </w:rPr>
+              <w:t>2.2日</w:t>
+            </w:r>
+          </w:p>
+        </w:tc>
+        <w:tc>
+          <w:tcPr>
+            <w:tcW w:type="dxa" w:w="1417"/>
+          </w:tcPr>
+          <w:p>
+            <w:r/>
+            <w:r>
+              <w:rPr>
+                <w:rFonts w:ascii="Hiragino Mincho ProN" w:hAnsi="Hiragino Mincho ProN" w:eastAsia="Hiragino Mincho ProN"/>
+                <w:b w:val="0"/>
+                <w:sz w:val="20"/>
+              </w:rPr>
+              <w:t>A 96%</w:t>
+            </w:r>
+          </w:p>
+        </w:tc>
+        <w:tc>
+          <w:tcPr>
+            <w:tcW w:type="dxa" w:w="1701"/>
+          </w:tcPr>
+          <w:p>
+            <w:r/>
+            <w:r>
+              <w:rPr>
+                <w:rFonts w:ascii="Hiragino Mincho ProN" w:hAnsi="Hiragino Mincho ProN" w:eastAsia="Hiragino Mincho ProN"/>
+                <w:b w:val="0"/>
+                <w:sz w:val="20"/>
+              </w:rPr>
+              <w:t>182万円</w:t>
+            </w:r>
+          </w:p>
+        </w:tc>
+      </w:tr>
+      <w:tr>
+        <w:tc>
+          <w:tcPr>
+            <w:tcW w:type="dxa" w:w="1247"/>
+          </w:tcPr>
+          <w:p>
+            <w:r/>
+            <w:r>
+              <w:rPr>
+                <w:rFonts w:ascii="Hiragino Mincho ProN" w:hAnsi="Hiragino Mincho ProN" w:eastAsia="Hiragino Mincho ProN"/>
+                <w:b w:val="0"/>
+                <w:sz w:val="20"/>
+              </w:rPr>
+              <w:t>G医師</w:t>
+            </w:r>
+          </w:p>
+        </w:tc>
+        <w:tc>
+          <w:tcPr>
+            <w:tcW w:type="dxa" w:w="1417"/>
+          </w:tcPr>
+          <w:p>
+            <w:r/>
+            <w:r>
+              <w:rPr>
+                <w:rFonts w:ascii="Hiragino Mincho ProN" w:hAnsi="Hiragino Mincho ProN" w:eastAsia="Hiragino Mincho ProN"/>
+                <w:b w:val="0"/>
+                <w:sz w:val="20"/>
+              </w:rPr>
+              <w:t>29,362円</w:t>
+            </w:r>
+          </w:p>
+        </w:tc>
+        <w:tc>
+          <w:tcPr>
+            <w:tcW w:type="dxa" w:w="1701"/>
+          </w:tcPr>
+          <w:p>
+            <w:r/>
+            <w:r>
+              <w:rPr>
+                <w:rFonts w:ascii="Hiragino Mincho ProN" w:hAnsi="Hiragino Mincho ProN" w:eastAsia="Hiragino Mincho ProN"/>
+                <w:b w:val="0"/>
+                <w:sz w:val="20"/>
+              </w:rPr>
+              <w:t>8.5日</w:t>
+            </w:r>
+          </w:p>
+        </w:tc>
+        <w:tc>
+          <w:tcPr>
+            <w:tcW w:type="dxa" w:w="1417"/>
+          </w:tcPr>
+          <w:p>
+            <w:r/>
+            <w:r>
+              <w:rPr>
+                <w:rFonts w:ascii="Hiragino Mincho ProN" w:hAnsi="Hiragino Mincho ProN" w:eastAsia="Hiragino Mincho ProN"/>
+                <w:b w:val="0"/>
+                <w:sz w:val="20"/>
+              </w:rPr>
+              <w:t>A 46%</w:t>
+            </w:r>
+          </w:p>
+        </w:tc>
+        <w:tc>
+          <w:tcPr>
+            <w:tcW w:type="dxa" w:w="1701"/>
+          </w:tcPr>
+          <w:p>
+            <w:r/>
+            <w:r>
+              <w:rPr>
+                <w:rFonts w:ascii="Hiragino Mincho ProN" w:hAnsi="Hiragino Mincho ProN" w:eastAsia="Hiragino Mincho ProN"/>
+                <w:b w:val="0"/>
+                <w:sz w:val="20"/>
+              </w:rPr>
+              <w:t>5435万円</w:t>
+            </w:r>
+          </w:p>
+        </w:tc>
+      </w:tr>
+      <w:tr>
+        <w:tc>
+          <w:tcPr>
+            <w:tcW w:type="dxa" w:w="1247"/>
+          </w:tcPr>
+          <w:p>
+            <w:r/>
+            <w:r>
+              <w:rPr>
+                <w:rFonts w:ascii="Hiragino Mincho ProN" w:hAnsi="Hiragino Mincho ProN" w:eastAsia="Hiragino Mincho ProN"/>
+                <w:b w:val="0"/>
+                <w:sz w:val="20"/>
+              </w:rPr>
+              <w:t>K医師</w:t>
+            </w:r>
+          </w:p>
+        </w:tc>
+        <w:tc>
+          <w:tcPr>
+            <w:tcW w:type="dxa" w:w="1417"/>
+          </w:tcPr>
+          <w:p>
+            <w:r/>
+            <w:r>
+              <w:rPr>
+                <w:rFonts w:ascii="Hiragino Mincho ProN" w:hAnsi="Hiragino Mincho ProN" w:eastAsia="Hiragino Mincho ProN"/>
+                <w:b w:val="0"/>
+                <w:sz w:val="20"/>
+              </w:rPr>
+              <w:t>29,381円</w:t>
+            </w:r>
+          </w:p>
+        </w:tc>
+        <w:tc>
+          <w:tcPr>
+            <w:tcW w:type="dxa" w:w="1701"/>
+          </w:tcPr>
+          <w:p>
+            <w:r/>
+            <w:r>
+              <w:rPr>
+                <w:rFonts w:ascii="Hiragino Mincho ProN" w:hAnsi="Hiragino Mincho ProN" w:eastAsia="Hiragino Mincho ProN"/>
+                <w:b w:val="0"/>
+                <w:sz w:val="20"/>
+              </w:rPr>
+              <w:t>8.2日</w:t>
+            </w:r>
+          </w:p>
+        </w:tc>
+        <w:tc>
+          <w:tcPr>
+            <w:tcW w:type="dxa" w:w="1417"/>
+          </w:tcPr>
+          <w:p>
+            <w:r/>
+            <w:r>
+              <w:rPr>
+                <w:rFonts w:ascii="Hiragino Mincho ProN" w:hAnsi="Hiragino Mincho ProN" w:eastAsia="Hiragino Mincho ProN"/>
+                <w:b w:val="0"/>
+                <w:sz w:val="20"/>
+              </w:rPr>
+              <w:t>A 44%</w:t>
+            </w:r>
+          </w:p>
+        </w:tc>
+        <w:tc>
+          <w:tcPr>
+            <w:tcW w:type="dxa" w:w="1701"/>
+          </w:tcPr>
+          <w:p>
+            <w:r/>
+            <w:r>
+              <w:rPr>
+                <w:rFonts w:ascii="Hiragino Mincho ProN" w:hAnsi="Hiragino Mincho ProN" w:eastAsia="Hiragino Mincho ProN"/>
+                <w:b w:val="0"/>
+                <w:sz w:val="20"/>
+              </w:rPr>
+              <w:t>3655万円</w:t>
+            </w:r>
+          </w:p>
+        </w:tc>
+      </w:tr>
+    </w:tbl>
     <w:p>
       <w:r>
         <w:rPr>
@@ -2984,7 +3964,7 @@
           <w:color w:val="2563EB"/>
           <w:sz w:val="22"/>
         </w:rPr>
-        <w:t xml:space="preserve">💡 含意 </w:t>
+        <w:t xml:space="preserve">📌 含意 </w:t>
       </w:r>
       <w:r>
         <w:rPr>
@@ -2992,7 +3972,7 @@
           <w:b w:val="0"/>
           <w:sz w:val="22"/>
         </w:rPr>
-        <w:t>量で稼働率を支えてくれている医師に対し、単価が低いことを理由に評価を下げてはいけません。彼らの貢献なくして施設基準達成は不可能です。</w:t>
+        <w:t>短手 3（短期手術）専門の医師など A 群偏重型は粗利単価が低く、経営貢献額の絶対値も小さくなる傾向。これは医療の質を否定するものではなく、「適切な患者構成」の議論材料として活用すべき。</w:t>
       </w:r>
     </w:p>
     <w:p>
@@ -3088,7 +4068,7 @@
           <w:color w:val="1F2937"/>
           <w:sz w:val="30"/>
         </w:rPr>
-        <w:t>提言 2: KPI 月次モニタリング体制を確立する</w:t>
+        <w:t>提言 2: 「短期回転推進」ではなく「適切な在院期間管理」を運営方針に</w:t>
       </w:r>
     </w:p>
     <w:p>
@@ -3098,7 +4078,7 @@
           <w:b w:val="0"/>
           <w:sz w:val="22"/>
         </w:rPr>
-        <w:t>「稼働率寄与率（主指標）」と「ベッド単価（副指標）」の 2 軸で月次会議資料を定例化し、病棟運営の透明性を高めます。</w:t>
+        <w:t>本解析で「B 群（回復期 6〜14 日）の中心管理が最も粗利貢献が高い」ことが明確になりました。従って次の運営方針を提言します:</w:t>
       </w:r>
     </w:p>
     <w:p>
@@ -3108,7 +4088,7 @@
           <w:b w:val="0"/>
           <w:sz w:val="22"/>
         </w:rPr>
-        <w:t xml:space="preserve">  ・月次会議で全医師の寄与率・単価を併記表示</w:t>
+        <w:t xml:space="preserve">  ・適応のある患者を 6〜14 日の B 群中心で安定管理する文化を強化</w:t>
       </w:r>
     </w:p>
     <w:p>
@@ -3118,7 +4098,7 @@
           <w:b w:val="0"/>
           <w:sz w:val="22"/>
         </w:rPr>
-        <w:t xml:space="preserve">  ・順位ではなく散布図で「タイプ分類」として議論</w:t>
+        <w:t xml:space="preserve">  ・C 群（15 日以降）への滞留を抑え、退院支援に注力（在宅復帰率向上）</w:t>
       </w:r>
     </w:p>
     <w:p>
@@ -3128,7 +4108,7 @@
           <w:b w:val="0"/>
           <w:sz w:val="22"/>
         </w:rPr>
-        <w:t xml:space="preserve">  ・既存のベッドコントロールシミュレーターに月次自動更新機能を組込み</w:t>
+        <w:t xml:space="preserve">  ・A 群（急性期）は本来必要な医療を提供。「コストが高いから減らす」は不可</w:t>
       </w:r>
     </w:p>
     <w:p>
@@ -3182,7 +4162,7 @@
           <w:color w:val="1F2937"/>
           <w:sz w:val="30"/>
         </w:rPr>
-        <w:t>提言 3: 単価向上余地の構造分析（Stage 2 提案）</w:t>
+        <w:t>提言 3: KPI 月次モニタリング体制を確立する</w:t>
       </w:r>
     </w:p>
     <w:p>
@@ -3192,7 +4172,7 @@
           <w:b w:val="0"/>
           <w:sz w:val="22"/>
         </w:rPr>
-        <w:t>現状はフェーズ別単価のみで概算しています。事務から下記データを追加取得し、より実態に近いベッド単価を算出すれば、リハビリ強化や処置加算の積極化など具体的な改善余地が見える化できます。</w:t>
+        <w:t>「稼働率寄与率（主指標）」と「ベッド粗利単価（副指標）」の 2 軸で月次会議資料を定例化し、病棟運営の透明性を高めます。</w:t>
       </w:r>
     </w:p>
     <w:p>
@@ -3202,7 +4182,70 @@
           <w:b w:val="0"/>
           <w:sz w:val="22"/>
         </w:rPr>
-        <w:t xml:space="preserve">  ・患者別 月次リハビリ単位数（PT/OT/ST）</w:t>
+        <w:t xml:space="preserve">  ・月次会議で全医師の寄与率・粗利単価を併記表示</w:t>
+      </w:r>
+    </w:p>
+    <w:p>
+      <w:r>
+        <w:rPr>
+          <w:rFonts w:ascii="Hiragino Mincho ProN" w:hAnsi="Hiragino Mincho ProN" w:eastAsia="Hiragino Mincho ProN"/>
+          <w:b w:val="0"/>
+          <w:sz w:val="22"/>
+        </w:rPr>
+        <w:t xml:space="preserve">  ・順位ではなく散布図で「タイプ分類」として議論</w:t>
+      </w:r>
+    </w:p>
+    <w:p>
+      <w:r>
+        <w:rPr>
+          <w:rFonts w:ascii="Hiragino Mincho ProN" w:hAnsi="Hiragino Mincho ProN" w:eastAsia="Hiragino Mincho ProN"/>
+          <w:b w:val="0"/>
+          <w:sz w:val="22"/>
+        </w:rPr>
+        <w:t xml:space="preserve">  ・既存のベッドコントロールシミュレーターに月次自動更新機能を組込み</w:t>
+      </w:r>
+    </w:p>
+    <w:p>
+      <w:r>
+        <w:rPr>
+          <w:rFonts w:ascii="Hiragino Mincho ProN" w:hAnsi="Hiragino Mincho ProN" w:eastAsia="Hiragino Mincho ProN"/>
+          <w:b w:val="0"/>
+          <w:sz w:val="22"/>
+        </w:rPr>
+      </w:r>
+    </w:p>
+    <w:p>
+      <w:pPr>
+        <w:pStyle w:val="Heading2"/>
+      </w:pPr>
+      <w:r>
+        <w:rPr>
+          <w:rFonts w:ascii="Hiragino Mincho ProN" w:hAnsi="Hiragino Mincho ProN" w:eastAsia="Hiragino Mincho ProN"/>
+          <w:b/>
+          <w:color w:val="1F2937"/>
+          <w:sz w:val="30"/>
+        </w:rPr>
+        <w:t>提言 4: Stage 2 — リハ加算・処置加算で精緻化</w:t>
+      </w:r>
+    </w:p>
+    <w:p>
+      <w:r>
+        <w:rPr>
+          <w:rFonts w:ascii="Hiragino Mincho ProN" w:hAnsi="Hiragino Mincho ProN" w:eastAsia="Hiragino Mincho ProN"/>
+          <w:b w:val="0"/>
+          <w:sz w:val="22"/>
+        </w:rPr>
+        <w:t>現状はフェーズ別粗利のみで概算しています。事務から下記データを追加取得し、より実態に近い粗利単価を算出すれば、リハビリ強化や処置加算の積極化など具体的な改善余地が見える化できます。</w:t>
+      </w:r>
+    </w:p>
+    <w:p>
+      <w:r>
+        <w:rPr>
+          <w:rFonts w:ascii="Hiragino Mincho ProN" w:hAnsi="Hiragino Mincho ProN" w:eastAsia="Hiragino Mincho ProN"/>
+          <w:b w:val="0"/>
+          <w:sz w:val="22"/>
+        </w:rPr>
+        <w:t xml:space="preserve">  ・患者別 月次リハビリ単位数（PT / OT / ST）</w:t>
       </w:r>
     </w:p>
     <w:p>
@@ -3241,7 +4284,7 @@
           <w:color w:val="1F2937"/>
           <w:sz w:val="36"/>
         </w:rPr>
-        <w:t>7. 参考：全医師 集計表</w:t>
+        <w:t>7. 参考：全医師 集計表（粗利ベース）</w:t>
       </w:r>
     </w:p>
     <w:tbl>
@@ -3348,7 +4391,7 @@
         </w:tc>
         <w:tc>
           <w:tcPr>
-            <w:tcW w:type="dxa" w:w="1417"/>
+            <w:tcW w:type="dxa" w:w="1531"/>
           </w:tcPr>
           <w:p>
             <w:r/>
@@ -3359,13 +4402,13 @@
                 <w:color w:val="1F2937"/>
                 <w:sz w:val="20"/>
               </w:rPr>
-              <w:t>ベッド単価(円)</w:t>
+              <w:t>ベッド粗利単価(円)</w:t>
             </w:r>
           </w:p>
         </w:tc>
         <w:tc>
           <w:tcPr>
-            <w:tcW w:type="dxa" w:w="1417"/>
+            <w:tcW w:type="dxa" w:w="1361"/>
           </w:tcPr>
           <w:p>
             <w:r/>
@@ -3376,7 +4419,7 @@
                 <w:color w:val="1F2937"/>
                 <w:sz w:val="20"/>
               </w:rPr>
-              <w:t>年間収益(万円)</w:t>
+              <w:t>年間粗利(万円)</w:t>
             </w:r>
           </w:p>
         </w:tc>
@@ -3395,6 +4438,234 @@
                 <w:sz w:val="20"/>
               </w:rPr>
               <w:t>A医師</w:t>
+            </w:r>
+          </w:p>
+        </w:tc>
+        <w:tc>
+          <w:tcPr>
+            <w:tcW w:type="dxa" w:w="850"/>
+          </w:tcPr>
+          <w:p>
+            <w:r/>
+            <w:r>
+              <w:rPr>
+                <w:rFonts w:ascii="Hiragino Mincho ProN" w:hAnsi="Hiragino Mincho ProN" w:eastAsia="Hiragino Mincho ProN"/>
+                <w:b w:val="0"/>
+                <w:sz w:val="20"/>
+              </w:rPr>
+              <w:t>141</w:t>
+            </w:r>
+          </w:p>
+        </w:tc>
+        <w:tc>
+          <w:tcPr>
+            <w:tcW w:type="dxa" w:w="1247"/>
+          </w:tcPr>
+          <w:p>
+            <w:r/>
+            <w:r>
+              <w:rPr>
+                <w:rFonts w:ascii="Hiragino Mincho ProN" w:hAnsi="Hiragino Mincho ProN" w:eastAsia="Hiragino Mincho ProN"/>
+                <w:b w:val="0"/>
+                <w:sz w:val="20"/>
+              </w:rPr>
+              <w:t>33.2</w:t>
+            </w:r>
+          </w:p>
+        </w:tc>
+        <w:tc>
+          <w:tcPr>
+            <w:tcW w:type="dxa" w:w="1247"/>
+          </w:tcPr>
+          <w:p>
+            <w:r/>
+            <w:r>
+              <w:rPr>
+                <w:rFonts w:ascii="Hiragino Mincho ProN" w:hAnsi="Hiragino Mincho ProN" w:eastAsia="Hiragino Mincho ProN"/>
+                <w:b w:val="0"/>
+                <w:sz w:val="20"/>
+              </w:rPr>
+              <w:t>12.8</w:t>
+            </w:r>
+          </w:p>
+        </w:tc>
+        <w:tc>
+          <w:tcPr>
+            <w:tcW w:type="dxa" w:w="1417"/>
+          </w:tcPr>
+          <w:p>
+            <w:r/>
+            <w:r>
+              <w:rPr>
+                <w:rFonts w:ascii="Hiragino Mincho ProN" w:hAnsi="Hiragino Mincho ProN" w:eastAsia="Hiragino Mincho ProN"/>
+                <w:b w:val="0"/>
+                <w:sz w:val="20"/>
+              </w:rPr>
+              <w:t>15.73%</w:t>
+            </w:r>
+          </w:p>
+        </w:tc>
+        <w:tc>
+          <w:tcPr>
+            <w:tcW w:type="dxa" w:w="1531"/>
+          </w:tcPr>
+          <w:p>
+            <w:r/>
+            <w:r>
+              <w:rPr>
+                <w:rFonts w:ascii="Hiragino Mincho ProN" w:hAnsi="Hiragino Mincho ProN" w:eastAsia="Hiragino Mincho ProN"/>
+                <w:b w:val="0"/>
+                <w:sz w:val="20"/>
+              </w:rPr>
+              <w:t>30,695</w:t>
+            </w:r>
+          </w:p>
+        </w:tc>
+        <w:tc>
+          <w:tcPr>
+            <w:tcW w:type="dxa" w:w="1361"/>
+          </w:tcPr>
+          <w:p>
+            <w:r/>
+            <w:r>
+              <w:rPr>
+                <w:rFonts w:ascii="Hiragino Mincho ProN" w:hAnsi="Hiragino Mincho ProN" w:eastAsia="Hiragino Mincho ProN"/>
+                <w:b w:val="0"/>
+                <w:sz w:val="20"/>
+              </w:rPr>
+              <w:t>14381</w:t>
+            </w:r>
+          </w:p>
+        </w:tc>
+      </w:tr>
+      <w:tr>
+        <w:tc>
+          <w:tcPr>
+            <w:tcW w:type="dxa" w:w="1134"/>
+          </w:tcPr>
+          <w:p>
+            <w:r/>
+            <w:r>
+              <w:rPr>
+                <w:rFonts w:ascii="Hiragino Mincho ProN" w:hAnsi="Hiragino Mincho ProN" w:eastAsia="Hiragino Mincho ProN"/>
+                <w:b w:val="0"/>
+                <w:sz w:val="20"/>
+              </w:rPr>
+              <w:t>B医師</w:t>
+            </w:r>
+          </w:p>
+        </w:tc>
+        <w:tc>
+          <w:tcPr>
+            <w:tcW w:type="dxa" w:w="850"/>
+          </w:tcPr>
+          <w:p>
+            <w:r/>
+            <w:r>
+              <w:rPr>
+                <w:rFonts w:ascii="Hiragino Mincho ProN" w:hAnsi="Hiragino Mincho ProN" w:eastAsia="Hiragino Mincho ProN"/>
+                <w:b w:val="0"/>
+                <w:sz w:val="20"/>
+              </w:rPr>
+              <w:t>188</w:t>
+            </w:r>
+          </w:p>
+        </w:tc>
+        <w:tc>
+          <w:tcPr>
+            <w:tcW w:type="dxa" w:w="1247"/>
+          </w:tcPr>
+          <w:p>
+            <w:r/>
+            <w:r>
+              <w:rPr>
+                <w:rFonts w:ascii="Hiragino Mincho ProN" w:hAnsi="Hiragino Mincho ProN" w:eastAsia="Hiragino Mincho ProN"/>
+                <w:b w:val="0"/>
+                <w:sz w:val="20"/>
+              </w:rPr>
+              <w:t>22.2</w:t>
+            </w:r>
+          </w:p>
+        </w:tc>
+        <w:tc>
+          <w:tcPr>
+            <w:tcW w:type="dxa" w:w="1247"/>
+          </w:tcPr>
+          <w:p>
+            <w:r/>
+            <w:r>
+              <w:rPr>
+                <w:rFonts w:ascii="Hiragino Mincho ProN" w:hAnsi="Hiragino Mincho ProN" w:eastAsia="Hiragino Mincho ProN"/>
+                <w:b w:val="0"/>
+                <w:sz w:val="20"/>
+              </w:rPr>
+              <w:t>11.4</w:t>
+            </w:r>
+          </w:p>
+        </w:tc>
+        <w:tc>
+          <w:tcPr>
+            <w:tcW w:type="dxa" w:w="1417"/>
+          </w:tcPr>
+          <w:p>
+            <w:r/>
+            <w:r>
+              <w:rPr>
+                <w:rFonts w:ascii="Hiragino Mincho ProN" w:hAnsi="Hiragino Mincho ProN" w:eastAsia="Hiragino Mincho ProN"/>
+                <w:b w:val="0"/>
+                <w:sz w:val="20"/>
+              </w:rPr>
+              <w:t>14.00%</w:t>
+            </w:r>
+          </w:p>
+        </w:tc>
+        <w:tc>
+          <w:tcPr>
+            <w:tcW w:type="dxa" w:w="1531"/>
+          </w:tcPr>
+          <w:p>
+            <w:r/>
+            <w:r>
+              <w:rPr>
+                <w:rFonts w:ascii="Hiragino Mincho ProN" w:hAnsi="Hiragino Mincho ProN" w:eastAsia="Hiragino Mincho ProN"/>
+                <w:b w:val="0"/>
+                <w:sz w:val="20"/>
+              </w:rPr>
+              <w:t>30,476</w:t>
+            </w:r>
+          </w:p>
+        </w:tc>
+        <w:tc>
+          <w:tcPr>
+            <w:tcW w:type="dxa" w:w="1361"/>
+          </w:tcPr>
+          <w:p>
+            <w:r/>
+            <w:r>
+              <w:rPr>
+                <w:rFonts w:ascii="Hiragino Mincho ProN" w:hAnsi="Hiragino Mincho ProN" w:eastAsia="Hiragino Mincho ProN"/>
+                <w:b w:val="0"/>
+                <w:sz w:val="20"/>
+              </w:rPr>
+              <w:t>12708</w:t>
+            </w:r>
+          </w:p>
+        </w:tc>
+      </w:tr>
+      <w:tr>
+        <w:tc>
+          <w:tcPr>
+            <w:tcW w:type="dxa" w:w="1134"/>
+          </w:tcPr>
+          <w:p>
+            <w:r/>
+            <w:r>
+              <w:rPr>
+                <w:rFonts w:ascii="Hiragino Mincho ProN" w:hAnsi="Hiragino Mincho ProN" w:eastAsia="Hiragino Mincho ProN"/>
+                <w:b w:val="0"/>
+                <w:sz w:val="20"/>
+              </w:rPr>
+              <w:t>C医師</w:t>
             </w:r>
           </w:p>
         </w:tc>
@@ -3464,7 +4735,7 @@
         </w:tc>
         <w:tc>
           <w:tcPr>
-            <w:tcW w:type="dxa" w:w="1417"/>
+            <w:tcW w:type="dxa" w:w="1531"/>
           </w:tcPr>
           <w:p>
             <w:r/>
@@ -3474,13 +4745,13 @@
                 <w:b w:val="0"/>
                 <w:sz w:val="20"/>
               </w:rPr>
-              <w:t>14,230</w:t>
+              <w:t>30,060</w:t>
             </w:r>
           </w:p>
         </w:tc>
         <w:tc>
           <w:tcPr>
-            <w:tcW w:type="dxa" w:w="1417"/>
+            <w:tcW w:type="dxa" w:w="1361"/>
           </w:tcPr>
           <w:p>
             <w:r/>
@@ -3490,235 +4761,7 @@
                 <w:b w:val="0"/>
                 <w:sz w:val="20"/>
               </w:rPr>
-              <w:t>5612</w:t>
-            </w:r>
-          </w:p>
-        </w:tc>
-      </w:tr>
-      <w:tr>
-        <w:tc>
-          <w:tcPr>
-            <w:tcW w:type="dxa" w:w="1134"/>
-          </w:tcPr>
-          <w:p>
-            <w:r/>
-            <w:r>
-              <w:rPr>
-                <w:rFonts w:ascii="Hiragino Mincho ProN" w:hAnsi="Hiragino Mincho ProN" w:eastAsia="Hiragino Mincho ProN"/>
-                <w:b w:val="0"/>
-                <w:sz w:val="20"/>
-              </w:rPr>
-              <w:t>B医師</w:t>
-            </w:r>
-          </w:p>
-        </w:tc>
-        <w:tc>
-          <w:tcPr>
-            <w:tcW w:type="dxa" w:w="850"/>
-          </w:tcPr>
-          <w:p>
-            <w:r/>
-            <w:r>
-              <w:rPr>
-                <w:rFonts w:ascii="Hiragino Mincho ProN" w:hAnsi="Hiragino Mincho ProN" w:eastAsia="Hiragino Mincho ProN"/>
-                <w:b w:val="0"/>
-                <w:sz w:val="20"/>
-              </w:rPr>
-              <w:t>141</w:t>
-            </w:r>
-          </w:p>
-        </w:tc>
-        <w:tc>
-          <w:tcPr>
-            <w:tcW w:type="dxa" w:w="1247"/>
-          </w:tcPr>
-          <w:p>
-            <w:r/>
-            <w:r>
-              <w:rPr>
-                <w:rFonts w:ascii="Hiragino Mincho ProN" w:hAnsi="Hiragino Mincho ProN" w:eastAsia="Hiragino Mincho ProN"/>
-                <w:b w:val="0"/>
-                <w:sz w:val="20"/>
-              </w:rPr>
-              <w:t>33.2</w:t>
-            </w:r>
-          </w:p>
-        </w:tc>
-        <w:tc>
-          <w:tcPr>
-            <w:tcW w:type="dxa" w:w="1247"/>
-          </w:tcPr>
-          <w:p>
-            <w:r/>
-            <w:r>
-              <w:rPr>
-                <w:rFonts w:ascii="Hiragino Mincho ProN" w:hAnsi="Hiragino Mincho ProN" w:eastAsia="Hiragino Mincho ProN"/>
-                <w:b w:val="0"/>
-                <w:sz w:val="20"/>
-              </w:rPr>
-              <w:t>12.8</w:t>
-            </w:r>
-          </w:p>
-        </w:tc>
-        <w:tc>
-          <w:tcPr>
-            <w:tcW w:type="dxa" w:w="1417"/>
-          </w:tcPr>
-          <w:p>
-            <w:r/>
-            <w:r>
-              <w:rPr>
-                <w:rFonts w:ascii="Hiragino Mincho ProN" w:hAnsi="Hiragino Mincho ProN" w:eastAsia="Hiragino Mincho ProN"/>
-                <w:b w:val="0"/>
-                <w:sz w:val="20"/>
-              </w:rPr>
-              <w:t>15.73%</w:t>
-            </w:r>
-          </w:p>
-        </w:tc>
-        <w:tc>
-          <w:tcPr>
-            <w:tcW w:type="dxa" w:w="1417"/>
-          </w:tcPr>
-          <w:p>
-            <w:r/>
-            <w:r>
-              <w:rPr>
-                <w:rFonts w:ascii="Hiragino Mincho ProN" w:hAnsi="Hiragino Mincho ProN" w:eastAsia="Hiragino Mincho ProN"/>
-                <w:b w:val="0"/>
-                <w:sz w:val="20"/>
-              </w:rPr>
-              <w:t>10,663</w:t>
-            </w:r>
-          </w:p>
-        </w:tc>
-        <w:tc>
-          <w:tcPr>
-            <w:tcW w:type="dxa" w:w="1417"/>
-          </w:tcPr>
-          <w:p>
-            <w:r/>
-            <w:r>
-              <w:rPr>
-                <w:rFonts w:ascii="Hiragino Mincho ProN" w:hAnsi="Hiragino Mincho ProN" w:eastAsia="Hiragino Mincho ProN"/>
-                <w:b w:val="0"/>
-                <w:sz w:val="20"/>
-              </w:rPr>
-              <w:t>4996</w:t>
-            </w:r>
-          </w:p>
-        </w:tc>
-      </w:tr>
-      <w:tr>
-        <w:tc>
-          <w:tcPr>
-            <w:tcW w:type="dxa" w:w="1134"/>
-          </w:tcPr>
-          <w:p>
-            <w:r/>
-            <w:r>
-              <w:rPr>
-                <w:rFonts w:ascii="Hiragino Mincho ProN" w:hAnsi="Hiragino Mincho ProN" w:eastAsia="Hiragino Mincho ProN"/>
-                <w:b w:val="0"/>
-                <w:sz w:val="20"/>
-              </w:rPr>
-              <w:t>C医師</w:t>
-            </w:r>
-          </w:p>
-        </w:tc>
-        <w:tc>
-          <w:tcPr>
-            <w:tcW w:type="dxa" w:w="850"/>
-          </w:tcPr>
-          <w:p>
-            <w:r/>
-            <w:r>
-              <w:rPr>
-                <w:rFonts w:ascii="Hiragino Mincho ProN" w:hAnsi="Hiragino Mincho ProN" w:eastAsia="Hiragino Mincho ProN"/>
-                <w:b w:val="0"/>
-                <w:sz w:val="20"/>
-              </w:rPr>
-              <w:t>188</w:t>
-            </w:r>
-          </w:p>
-        </w:tc>
-        <w:tc>
-          <w:tcPr>
-            <w:tcW w:type="dxa" w:w="1247"/>
-          </w:tcPr>
-          <w:p>
-            <w:r/>
-            <w:r>
-              <w:rPr>
-                <w:rFonts w:ascii="Hiragino Mincho ProN" w:hAnsi="Hiragino Mincho ProN" w:eastAsia="Hiragino Mincho ProN"/>
-                <w:b w:val="0"/>
-                <w:sz w:val="20"/>
-              </w:rPr>
-              <w:t>22.2</w:t>
-            </w:r>
-          </w:p>
-        </w:tc>
-        <w:tc>
-          <w:tcPr>
-            <w:tcW w:type="dxa" w:w="1247"/>
-          </w:tcPr>
-          <w:p>
-            <w:r/>
-            <w:r>
-              <w:rPr>
-                <w:rFonts w:ascii="Hiragino Mincho ProN" w:hAnsi="Hiragino Mincho ProN" w:eastAsia="Hiragino Mincho ProN"/>
-                <w:b w:val="0"/>
-                <w:sz w:val="20"/>
-              </w:rPr>
-              <w:t>11.4</w:t>
-            </w:r>
-          </w:p>
-        </w:tc>
-        <w:tc>
-          <w:tcPr>
-            <w:tcW w:type="dxa" w:w="1417"/>
-          </w:tcPr>
-          <w:p>
-            <w:r/>
-            <w:r>
-              <w:rPr>
-                <w:rFonts w:ascii="Hiragino Mincho ProN" w:hAnsi="Hiragino Mincho ProN" w:eastAsia="Hiragino Mincho ProN"/>
-                <w:b w:val="0"/>
-                <w:sz w:val="20"/>
-              </w:rPr>
-              <w:t>14.00%</w:t>
-            </w:r>
-          </w:p>
-        </w:tc>
-        <w:tc>
-          <w:tcPr>
-            <w:tcW w:type="dxa" w:w="1417"/>
-          </w:tcPr>
-          <w:p>
-            <w:r/>
-            <w:r>
-              <w:rPr>
-                <w:rFonts w:ascii="Hiragino Mincho ProN" w:hAnsi="Hiragino Mincho ProN" w:eastAsia="Hiragino Mincho ProN"/>
-                <w:b w:val="0"/>
-                <w:sz w:val="20"/>
-              </w:rPr>
-              <w:t>11,670</w:t>
-            </w:r>
-          </w:p>
-        </w:tc>
-        <w:tc>
-          <w:tcPr>
-            <w:tcW w:type="dxa" w:w="1417"/>
-          </w:tcPr>
-          <w:p>
-            <w:r/>
-            <w:r>
-              <w:rPr>
-                <w:rFonts w:ascii="Hiragino Mincho ProN" w:hAnsi="Hiragino Mincho ProN" w:eastAsia="Hiragino Mincho ProN"/>
-                <w:b w:val="0"/>
-                <w:sz w:val="20"/>
-              </w:rPr>
-              <w:t>4866</w:t>
+              <w:t>11856</w:t>
             </w:r>
           </w:p>
         </w:tc>
@@ -3806,7 +4849,7 @@
         </w:tc>
         <w:tc>
           <w:tcPr>
-            <w:tcW w:type="dxa" w:w="1417"/>
+            <w:tcW w:type="dxa" w:w="1531"/>
           </w:tcPr>
           <w:p>
             <w:r/>
@@ -3816,13 +4859,13 @@
                 <w:b w:val="0"/>
                 <w:sz w:val="20"/>
               </w:rPr>
-              <w:t>10,246</w:t>
+              <w:t>30,712</w:t>
             </w:r>
           </w:p>
         </w:tc>
         <w:tc>
           <w:tcPr>
-            <w:tcW w:type="dxa" w:w="1417"/>
+            <w:tcW w:type="dxa" w:w="1361"/>
           </w:tcPr>
           <w:p>
             <w:r/>
@@ -3832,7 +4875,7 @@
                 <w:b w:val="0"/>
                 <w:sz w:val="20"/>
               </w:rPr>
-              <w:t>3477</w:t>
+              <w:t>10424</w:t>
             </w:r>
           </w:p>
         </w:tc>
@@ -3920,7 +4963,7 @@
         </w:tc>
         <w:tc>
           <w:tcPr>
-            <w:tcW w:type="dxa" w:w="1417"/>
+            <w:tcW w:type="dxa" w:w="1531"/>
           </w:tcPr>
           <w:p>
             <w:r/>
@@ -3930,13 +4973,13 @@
                 <w:b w:val="0"/>
                 <w:sz w:val="20"/>
               </w:rPr>
-              <w:t>14,448</w:t>
+              <w:t>29,947</w:t>
             </w:r>
           </w:p>
         </w:tc>
         <w:tc>
           <w:tcPr>
-            <w:tcW w:type="dxa" w:w="1417"/>
+            <w:tcW w:type="dxa" w:w="1361"/>
           </w:tcPr>
           <w:p>
             <w:r/>
@@ -3946,7 +4989,7 @@
                 <w:b w:val="0"/>
                 <w:sz w:val="20"/>
               </w:rPr>
-              <w:t>3275</w:t>
+              <w:t>6789</w:t>
             </w:r>
           </w:p>
         </w:tc>
@@ -3965,6 +5008,120 @@
                 <w:sz w:val="20"/>
               </w:rPr>
               <w:t>F医師</w:t>
+            </w:r>
+          </w:p>
+        </w:tc>
+        <w:tc>
+          <w:tcPr>
+            <w:tcW w:type="dxa" w:w="850"/>
+          </w:tcPr>
+          <w:p>
+            <w:r/>
+            <w:r>
+              <w:rPr>
+                <w:rFonts w:ascii="Hiragino Mincho ProN" w:hAnsi="Hiragino Mincho ProN" w:eastAsia="Hiragino Mincho ProN"/>
+                <w:b w:val="0"/>
+                <w:sz w:val="20"/>
+              </w:rPr>
+              <w:t>196</w:t>
+            </w:r>
+          </w:p>
+        </w:tc>
+        <w:tc>
+          <w:tcPr>
+            <w:tcW w:type="dxa" w:w="1247"/>
+          </w:tcPr>
+          <w:p>
+            <w:r/>
+            <w:r>
+              <w:rPr>
+                <w:rFonts w:ascii="Hiragino Mincho ProN" w:hAnsi="Hiragino Mincho ProN" w:eastAsia="Hiragino Mincho ProN"/>
+                <w:b w:val="0"/>
+                <w:sz w:val="20"/>
+              </w:rPr>
+              <w:t>9.5</w:t>
+            </w:r>
+          </w:p>
+        </w:tc>
+        <w:tc>
+          <w:tcPr>
+            <w:tcW w:type="dxa" w:w="1247"/>
+          </w:tcPr>
+          <w:p>
+            <w:r/>
+            <w:r>
+              <w:rPr>
+                <w:rFonts w:ascii="Hiragino Mincho ProN" w:hAnsi="Hiragino Mincho ProN" w:eastAsia="Hiragino Mincho ProN"/>
+                <w:b w:val="0"/>
+                <w:sz w:val="20"/>
+              </w:rPr>
+              <w:t>5.1</w:t>
+            </w:r>
+          </w:p>
+        </w:tc>
+        <w:tc>
+          <w:tcPr>
+            <w:tcW w:type="dxa" w:w="1417"/>
+          </w:tcPr>
+          <w:p>
+            <w:r/>
+            <w:r>
+              <w:rPr>
+                <w:rFonts w:ascii="Hiragino Mincho ProN" w:hAnsi="Hiragino Mincho ProN" w:eastAsia="Hiragino Mincho ProN"/>
+                <w:b w:val="0"/>
+                <w:sz w:val="20"/>
+              </w:rPr>
+              <w:t>6.26%</w:t>
+            </w:r>
+          </w:p>
+        </w:tc>
+        <w:tc>
+          <w:tcPr>
+            <w:tcW w:type="dxa" w:w="1531"/>
+          </w:tcPr>
+          <w:p>
+            <w:r/>
+            <w:r>
+              <w:rPr>
+                <w:rFonts w:ascii="Hiragino Mincho ProN" w:hAnsi="Hiragino Mincho ProN" w:eastAsia="Hiragino Mincho ProN"/>
+                <w:b w:val="0"/>
+                <w:sz w:val="20"/>
+              </w:rPr>
+              <w:t>29,631</w:t>
+            </w:r>
+          </w:p>
+        </w:tc>
+        <w:tc>
+          <w:tcPr>
+            <w:tcW w:type="dxa" w:w="1361"/>
+          </w:tcPr>
+          <w:p>
+            <w:r/>
+            <w:r>
+              <w:rPr>
+                <w:rFonts w:ascii="Hiragino Mincho ProN" w:hAnsi="Hiragino Mincho ProN" w:eastAsia="Hiragino Mincho ProN"/>
+                <w:b w:val="0"/>
+                <w:sz w:val="20"/>
+              </w:rPr>
+              <w:t>5523</w:t>
+            </w:r>
+          </w:p>
+        </w:tc>
+      </w:tr>
+      <w:tr>
+        <w:tc>
+          <w:tcPr>
+            <w:tcW w:type="dxa" w:w="1134"/>
+          </w:tcPr>
+          <w:p>
+            <w:r/>
+            <w:r>
+              <w:rPr>
+                <w:rFonts w:ascii="Hiragino Mincho ProN" w:hAnsi="Hiragino Mincho ProN" w:eastAsia="Hiragino Mincho ProN"/>
+                <w:b w:val="0"/>
+                <w:sz w:val="20"/>
+              </w:rPr>
+              <w:t>G医師</w:t>
             </w:r>
           </w:p>
         </w:tc>
@@ -4034,7 +5191,7 @@
         </w:tc>
         <w:tc>
           <w:tcPr>
-            <w:tcW w:type="dxa" w:w="1417"/>
+            <w:tcW w:type="dxa" w:w="1531"/>
           </w:tcPr>
           <w:p>
             <w:r/>
@@ -4044,13 +5201,13 @@
                 <w:b w:val="0"/>
                 <w:sz w:val="20"/>
               </w:rPr>
-              <w:t>16,446</w:t>
+              <w:t>29,362</w:t>
             </w:r>
           </w:p>
         </w:tc>
         <w:tc>
           <w:tcPr>
-            <w:tcW w:type="dxa" w:w="1417"/>
+            <w:tcW w:type="dxa" w:w="1361"/>
           </w:tcPr>
           <w:p>
             <w:r/>
@@ -4060,121 +5217,7 @@
                 <w:b w:val="0"/>
                 <w:sz w:val="20"/>
               </w:rPr>
-              <w:t>3044</w:t>
-            </w:r>
-          </w:p>
-        </w:tc>
-      </w:tr>
-      <w:tr>
-        <w:tc>
-          <w:tcPr>
-            <w:tcW w:type="dxa" w:w="1134"/>
-          </w:tcPr>
-          <w:p>
-            <w:r/>
-            <w:r>
-              <w:rPr>
-                <w:rFonts w:ascii="Hiragino Mincho ProN" w:hAnsi="Hiragino Mincho ProN" w:eastAsia="Hiragino Mincho ProN"/>
-                <w:b w:val="0"/>
-                <w:sz w:val="20"/>
-              </w:rPr>
-              <w:t>G医師</w:t>
-            </w:r>
-          </w:p>
-        </w:tc>
-        <w:tc>
-          <w:tcPr>
-            <w:tcW w:type="dxa" w:w="850"/>
-          </w:tcPr>
-          <w:p>
-            <w:r/>
-            <w:r>
-              <w:rPr>
-                <w:rFonts w:ascii="Hiragino Mincho ProN" w:hAnsi="Hiragino Mincho ProN" w:eastAsia="Hiragino Mincho ProN"/>
-                <w:b w:val="0"/>
-                <w:sz w:val="20"/>
-              </w:rPr>
-              <w:t>196</w:t>
-            </w:r>
-          </w:p>
-        </w:tc>
-        <w:tc>
-          <w:tcPr>
-            <w:tcW w:type="dxa" w:w="1247"/>
-          </w:tcPr>
-          <w:p>
-            <w:r/>
-            <w:r>
-              <w:rPr>
-                <w:rFonts w:ascii="Hiragino Mincho ProN" w:hAnsi="Hiragino Mincho ProN" w:eastAsia="Hiragino Mincho ProN"/>
-                <w:b w:val="0"/>
-                <w:sz w:val="20"/>
-              </w:rPr>
-              <w:t>9.5</w:t>
-            </w:r>
-          </w:p>
-        </w:tc>
-        <w:tc>
-          <w:tcPr>
-            <w:tcW w:type="dxa" w:w="1247"/>
-          </w:tcPr>
-          <w:p>
-            <w:r/>
-            <w:r>
-              <w:rPr>
-                <w:rFonts w:ascii="Hiragino Mincho ProN" w:hAnsi="Hiragino Mincho ProN" w:eastAsia="Hiragino Mincho ProN"/>
-                <w:b w:val="0"/>
-                <w:sz w:val="20"/>
-              </w:rPr>
-              <w:t>5.1</w:t>
-            </w:r>
-          </w:p>
-        </w:tc>
-        <w:tc>
-          <w:tcPr>
-            <w:tcW w:type="dxa" w:w="1417"/>
-          </w:tcPr>
-          <w:p>
-            <w:r/>
-            <w:r>
-              <w:rPr>
-                <w:rFonts w:ascii="Hiragino Mincho ProN" w:hAnsi="Hiragino Mincho ProN" w:eastAsia="Hiragino Mincho ProN"/>
-                <w:b w:val="0"/>
-                <w:sz w:val="20"/>
-              </w:rPr>
-              <w:t>6.26%</w:t>
-            </w:r>
-          </w:p>
-        </w:tc>
-        <w:tc>
-          <w:tcPr>
-            <w:tcW w:type="dxa" w:w="1417"/>
-          </w:tcPr>
-          <w:p>
-            <w:r/>
-            <w:r>
-              <w:rPr>
-                <w:rFonts w:ascii="Hiragino Mincho ProN" w:hAnsi="Hiragino Mincho ProN" w:eastAsia="Hiragino Mincho ProN"/>
-                <w:b w:val="0"/>
-                <w:sz w:val="20"/>
-              </w:rPr>
-              <w:t>15,240</w:t>
-            </w:r>
-          </w:p>
-        </w:tc>
-        <w:tc>
-          <w:tcPr>
-            <w:tcW w:type="dxa" w:w="1417"/>
-          </w:tcPr>
-          <w:p>
-            <w:r/>
-            <w:r>
-              <w:rPr>
-                <w:rFonts w:ascii="Hiragino Mincho ProN" w:hAnsi="Hiragino Mincho ProN" w:eastAsia="Hiragino Mincho ProN"/>
-                <w:b w:val="0"/>
-                <w:sz w:val="20"/>
-              </w:rPr>
-              <w:t>2841</w:t>
+              <w:t>5435</w:t>
             </w:r>
           </w:p>
         </w:tc>
@@ -4262,7 +5305,7 @@
         </w:tc>
         <w:tc>
           <w:tcPr>
-            <w:tcW w:type="dxa" w:w="1417"/>
+            <w:tcW w:type="dxa" w:w="1531"/>
           </w:tcPr>
           <w:p>
             <w:r/>
@@ -4272,13 +5315,13 @@
                 <w:b w:val="0"/>
                 <w:sz w:val="20"/>
               </w:rPr>
-              <w:t>13,179</w:t>
+              <w:t>30,353</w:t>
             </w:r>
           </w:p>
         </w:tc>
         <w:tc>
           <w:tcPr>
-            <w:tcW w:type="dxa" w:w="1417"/>
+            <w:tcW w:type="dxa" w:w="1361"/>
           </w:tcPr>
           <w:p>
             <w:r/>
@@ -4288,7 +5331,7 @@
                 <w:b w:val="0"/>
                 <w:sz w:val="20"/>
               </w:rPr>
-              <w:t>2078</w:t>
+              <w:t>4787</w:t>
             </w:r>
           </w:p>
         </w:tc>
@@ -4376,7 +5419,7 @@
         </w:tc>
         <w:tc>
           <w:tcPr>
-            <w:tcW w:type="dxa" w:w="1417"/>
+            <w:tcW w:type="dxa" w:w="1531"/>
           </w:tcPr>
           <w:p>
             <w:r/>
@@ -4386,13 +5429,13 @@
                 <w:b w:val="0"/>
                 <w:sz w:val="20"/>
               </w:rPr>
-              <w:t>13,168</w:t>
+              <w:t>30,249</w:t>
             </w:r>
           </w:p>
         </w:tc>
         <w:tc>
           <w:tcPr>
-            <w:tcW w:type="dxa" w:w="1417"/>
+            <w:tcW w:type="dxa" w:w="1361"/>
           </w:tcPr>
           <w:p>
             <w:r/>
@@ -4402,7 +5445,7 @@
                 <w:b w:val="0"/>
                 <w:sz w:val="20"/>
               </w:rPr>
-              <w:t>2021</w:t>
+              <w:t>4643</w:t>
             </w:r>
           </w:p>
         </w:tc>
@@ -4490,7 +5533,7 @@
         </w:tc>
         <w:tc>
           <w:tcPr>
-            <w:tcW w:type="dxa" w:w="1417"/>
+            <w:tcW w:type="dxa" w:w="1531"/>
           </w:tcPr>
           <w:p>
             <w:r/>
@@ -4500,13 +5543,13 @@
                 <w:b w:val="0"/>
                 <w:sz w:val="20"/>
               </w:rPr>
-              <w:t>15,360</w:t>
+              <w:t>29,684</w:t>
             </w:r>
           </w:p>
         </w:tc>
         <w:tc>
           <w:tcPr>
-            <w:tcW w:type="dxa" w:w="1417"/>
+            <w:tcW w:type="dxa" w:w="1361"/>
           </w:tcPr>
           <w:p>
             <w:r/>
@@ -4516,7 +5559,7 @@
                 <w:b w:val="0"/>
                 <w:sz w:val="20"/>
               </w:rPr>
-              <w:t>2006</w:t>
+              <w:t>3877</w:t>
             </w:r>
           </w:p>
         </w:tc>
@@ -4604,7 +5647,7 @@
         </w:tc>
         <w:tc>
           <w:tcPr>
-            <w:tcW w:type="dxa" w:w="1417"/>
+            <w:tcW w:type="dxa" w:w="1531"/>
           </w:tcPr>
           <w:p>
             <w:r/>
@@ -4614,13 +5657,13 @@
                 <w:b w:val="0"/>
                 <w:sz w:val="20"/>
               </w:rPr>
-              <w:t>15,707</w:t>
+              <w:t>29,381</w:t>
             </w:r>
           </w:p>
         </w:tc>
         <w:tc>
           <w:tcPr>
-            <w:tcW w:type="dxa" w:w="1417"/>
+            <w:tcW w:type="dxa" w:w="1361"/>
           </w:tcPr>
           <w:p>
             <w:r/>
@@ -4630,7 +5673,7 @@
                 <w:b w:val="0"/>
                 <w:sz w:val="20"/>
               </w:rPr>
-              <w:t>1954</w:t>
+              <w:t>3655</w:t>
             </w:r>
           </w:p>
         </w:tc>
@@ -4718,7 +5761,7 @@
         </w:tc>
         <w:tc>
           <w:tcPr>
-            <w:tcW w:type="dxa" w:w="1417"/>
+            <w:tcW w:type="dxa" w:w="1531"/>
           </w:tcPr>
           <w:p>
             <w:r/>
@@ -4728,13 +5771,13 @@
                 <w:b w:val="0"/>
                 <w:sz w:val="20"/>
               </w:rPr>
-              <w:t>15,725</w:t>
+              <w:t>29,644</w:t>
             </w:r>
           </w:p>
         </w:tc>
         <w:tc>
           <w:tcPr>
-            <w:tcW w:type="dxa" w:w="1417"/>
+            <w:tcW w:type="dxa" w:w="1361"/>
           </w:tcPr>
           <w:p>
             <w:r/>
@@ -4744,7 +5787,7 @@
                 <w:b w:val="0"/>
                 <w:sz w:val="20"/>
               </w:rPr>
-              <w:t>1896</w:t>
+              <w:t>3575</w:t>
             </w:r>
           </w:p>
         </w:tc>
@@ -4832,7 +5875,7 @@
         </w:tc>
         <w:tc>
           <w:tcPr>
-            <w:tcW w:type="dxa" w:w="1417"/>
+            <w:tcW w:type="dxa" w:w="1531"/>
           </w:tcPr>
           <w:p>
             <w:r/>
@@ -4842,13 +5885,13 @@
                 <w:b w:val="0"/>
                 <w:sz w:val="20"/>
               </w:rPr>
-              <w:t>13,469</w:t>
+              <w:t>30,199</w:t>
             </w:r>
           </w:p>
         </w:tc>
         <w:tc>
           <w:tcPr>
-            <w:tcW w:type="dxa" w:w="1417"/>
+            <w:tcW w:type="dxa" w:w="1361"/>
           </w:tcPr>
           <w:p>
             <w:r/>
@@ -4858,7 +5901,7 @@
                 <w:b w:val="0"/>
                 <w:sz w:val="20"/>
               </w:rPr>
-              <w:t>780</w:t>
+              <w:t>1749</w:t>
             </w:r>
           </w:p>
         </w:tc>
@@ -4946,7 +5989,7 @@
         </w:tc>
         <w:tc>
           <w:tcPr>
-            <w:tcW w:type="dxa" w:w="1417"/>
+            <w:tcW w:type="dxa" w:w="1531"/>
           </w:tcPr>
           <w:p>
             <w:r/>
@@ -4956,13 +5999,13 @@
                 <w:b w:val="0"/>
                 <w:sz w:val="20"/>
               </w:rPr>
-              <w:t>23,524</w:t>
+              <w:t>26,765</w:t>
             </w:r>
           </w:p>
         </w:tc>
         <w:tc>
           <w:tcPr>
-            <w:tcW w:type="dxa" w:w="1417"/>
+            <w:tcW w:type="dxa" w:w="1361"/>
           </w:tcPr>
           <w:p>
             <w:r/>
@@ -4972,7 +6015,7 @@
                 <w:b w:val="0"/>
                 <w:sz w:val="20"/>
               </w:rPr>
-              <w:t>160</w:t>
+              <w:t>182</w:t>
             </w:r>
           </w:p>
         </w:tc>
@@ -4994,7 +6037,7 @@
           <w:b/>
           <w:sz w:val="22"/>
         </w:rPr>
-        <w:t>全体年間収益: 3.90 億円　/　全体平均ベッド単価: 13,138 円/床日</w:t>
+        <w:t>全体年間粗利: 8.96 億円　/　全体平均ベッド粗利単価: 30,173 円/床日</w:t>
       </w:r>
     </w:p>
     <w:sectPr>

--- a/docs/admin/医師別KPI解析_運営会議説明資料_2026-05-04.docx
+++ b/docs/admin/医師別KPI解析_運営会議説明資料_2026-05-04.docx
@@ -1136,6 +1136,547 @@
     </w:p>
     <w:p>
       <w:pPr>
+        <w:pStyle w:val="Heading2"/>
+      </w:pPr>
+      <w:r>
+        <w:rPr>
+          <w:rFonts w:ascii="Hiragino Mincho ProN" w:hAnsi="Hiragino Mincho ProN" w:eastAsia="Hiragino Mincho ProN"/>
+          <w:b/>
+          <w:color w:val="1F2937"/>
+          <w:sz w:val="30"/>
+        </w:rPr>
+        <w:t>2.6 コスト見積もりの位置づけ（重要な但し書き）</w:t>
+      </w:r>
+    </w:p>
+    <w:p>
+      <w:r>
+        <w:rPr>
+          <w:rFonts w:ascii="Hiragino Mincho ProN" w:hAnsi="Hiragino Mincho ProN" w:eastAsia="Hiragino Mincho ProN"/>
+          <w:b/>
+          <w:sz w:val="22"/>
+        </w:rPr>
+        <w:t>本資料の数値の信頼性について、重要な但し書きを明示します。</w:t>
+      </w:r>
+    </w:p>
+    <w:p>
+      <w:r>
+        <w:rPr>
+          <w:rFonts w:ascii="Hiragino Mincho ProN" w:hAnsi="Hiragino Mincho ProN" w:eastAsia="Hiragino Mincho ProN"/>
+          <w:b w:val="0"/>
+          <w:sz w:val="22"/>
+        </w:rPr>
+      </w:r>
+    </w:p>
+    <w:p>
+      <w:pPr>
+        <w:jc w:val="center"/>
+      </w:pPr>
+      <w:r>
+        <w:drawing>
+          <wp:inline xmlns:a="http://schemas.openxmlformats.org/drawingml/2006/main" xmlns:pic="http://schemas.openxmlformats.org/drawingml/2006/picture">
+            <wp:extent cx="5580000" cy="2505255"/>
+            <wp:docPr id="3" name="Picture 3"/>
+            <wp:cNvGraphicFramePr>
+              <a:graphicFrameLocks noChangeAspect="1"/>
+            </wp:cNvGraphicFramePr>
+            <a:graphic>
+              <a:graphicData uri="http://schemas.openxmlformats.org/drawingml/2006/picture">
+                <pic:pic>
+                  <pic:nvPicPr>
+                    <pic:cNvPr id="0" name="07_cost_uncertainty_anonymous.png"/>
+                    <pic:cNvPicPr/>
+                  </pic:nvPicPr>
+                  <pic:blipFill>
+                    <a:blip r:embed="rId11"/>
+                    <a:stretch>
+                      <a:fillRect/>
+                    </a:stretch>
+                  </pic:blipFill>
+                  <pic:spPr>
+                    <a:xfrm>
+                      <a:off x="0" y="0"/>
+                      <a:ext cx="5580000" cy="2505255"/>
+                    </a:xfrm>
+                    <a:prstGeom prst="rect"/>
+                  </pic:spPr>
+                </pic:pic>
+              </a:graphicData>
+            </a:graphic>
+          </wp:inline>
+        </w:drawing>
+      </w:r>
+    </w:p>
+    <w:p>
+      <w:r>
+        <w:rPr>
+          <w:rFonts w:ascii="Hiragino Mincho ProN" w:hAnsi="Hiragino Mincho ProN" w:eastAsia="Hiragino Mincho ProN"/>
+          <w:b w:val="0"/>
+          <w:sz w:val="22"/>
+        </w:rPr>
+      </w:r>
+    </w:p>
+    <w:p>
+      <w:pPr>
+        <w:ind w:left="283"/>
+      </w:pPr>
+      <w:r>
+        <w:rPr>
+          <w:rFonts w:ascii="Hiragino Mincho ProN" w:hAnsi="Hiragino Mincho ProN" w:eastAsia="Hiragino Mincho ProN"/>
+          <w:b/>
+          <w:color w:val="DC2626"/>
+          <w:sz w:val="22"/>
+        </w:rPr>
+        <w:t xml:space="preserve">⚠️ 但し書き </w:t>
+      </w:r>
+      <w:r>
+        <w:rPr>
+          <w:rFonts w:ascii="Hiragino Mincho ProN" w:hAnsi="Hiragino Mincho ProN" w:eastAsia="Hiragino Mincho ProN"/>
+          <w:b w:val="0"/>
+          <w:sz w:val="22"/>
+        </w:rPr>
+        <w:t>本資料のコスト見積もり（A 12,000 / B 6,000 / C 4,500 円）は **業界一般的な目安**であり、当院 DPC データでの直接検証は未実施です。アプリ実装の `_FEE_PRESETS`（2026 年度プリセット）に基づきますが、設計文書（bed_control_simulator_design.md）でも「**平均値で代替**」「**相対比較に活用**」と明記されています。コストには **±20% の不確実性** があると考えてください。</w:t>
+      </w:r>
+    </w:p>
+    <w:p>
+      <w:r>
+        <w:rPr>
+          <w:rFonts w:ascii="Hiragino Mincho ProN" w:hAnsi="Hiragino Mincho ProN" w:eastAsia="Hiragino Mincho ProN"/>
+          <w:b w:val="0"/>
+          <w:sz w:val="22"/>
+        </w:rPr>
+      </w:r>
+    </w:p>
+    <w:p>
+      <w:pPr>
+        <w:pStyle w:val="Heading3"/>
+      </w:pPr>
+      <w:r>
+        <w:rPr>
+          <w:rFonts w:ascii="Hiragino Mincho ProN" w:hAnsi="Hiragino Mincho ProN" w:eastAsia="Hiragino Mincho ProN"/>
+          <w:b/>
+          <w:color w:val="1F2937"/>
+          <w:sz w:val="26"/>
+        </w:rPr>
+        <w:t>コスト ±20% を反映した粗利レンジ</w:t>
+      </w:r>
+    </w:p>
+    <w:tbl>
+      <w:tblPr>
+        <w:tblStyle w:val="LightGrid-Accent1"/>
+        <w:tblW w:type="auto" w:w="0"/>
+        <w:jc w:val="center"/>
+        <w:tblLook w:firstColumn="1" w:firstRow="1" w:lastColumn="0" w:lastRow="0" w:noHBand="0" w:noVBand="1" w:val="04A0"/>
+      </w:tblPr>
+      <w:tblGrid>
+        <w:gridCol w:w="1949"/>
+        <w:gridCol w:w="1949"/>
+        <w:gridCol w:w="1949"/>
+        <w:gridCol w:w="1949"/>
+        <w:gridCol w:w="1949"/>
+      </w:tblGrid>
+      <w:tr>
+        <w:tc>
+          <w:tcPr>
+            <w:tcW w:type="dxa" w:w="1701"/>
+          </w:tcPr>
+          <w:p>
+            <w:r/>
+            <w:r>
+              <w:rPr>
+                <w:rFonts w:ascii="Hiragino Mincho ProN" w:hAnsi="Hiragino Mincho ProN" w:eastAsia="Hiragino Mincho ProN"/>
+                <w:b/>
+                <w:color w:val="1F2937"/>
+                <w:sz w:val="20"/>
+              </w:rPr>
+              <w:t>フェーズ</w:t>
+            </w:r>
+          </w:p>
+        </w:tc>
+        <w:tc>
+          <w:tcPr>
+            <w:tcW w:type="dxa" w:w="1417"/>
+          </w:tcPr>
+          <w:p>
+            <w:r/>
+            <w:r>
+              <w:rPr>
+                <w:rFonts w:ascii="Hiragino Mincho ProN" w:hAnsi="Hiragino Mincho ProN" w:eastAsia="Hiragino Mincho ProN"/>
+                <w:b/>
+                <w:color w:val="1F2937"/>
+                <w:sz w:val="20"/>
+              </w:rPr>
+              <w:t>中央値</w:t>
+            </w:r>
+          </w:p>
+        </w:tc>
+        <w:tc>
+          <w:tcPr>
+            <w:tcW w:type="dxa" w:w="2268"/>
+          </w:tcPr>
+          <w:p>
+            <w:r/>
+            <w:r>
+              <w:rPr>
+                <w:rFonts w:ascii="Hiragino Mincho ProN" w:hAnsi="Hiragino Mincho ProN" w:eastAsia="Hiragino Mincho ProN"/>
+                <w:b/>
+                <w:color w:val="1F2937"/>
+                <w:sz w:val="20"/>
+              </w:rPr>
+              <w:t>下限（コスト +20%）</w:t>
+            </w:r>
+          </w:p>
+        </w:tc>
+        <w:tc>
+          <w:tcPr>
+            <w:tcW w:type="dxa" w:w="2268"/>
+          </w:tcPr>
+          <w:p>
+            <w:r/>
+            <w:r>
+              <w:rPr>
+                <w:rFonts w:ascii="Hiragino Mincho ProN" w:hAnsi="Hiragino Mincho ProN" w:eastAsia="Hiragino Mincho ProN"/>
+                <w:b/>
+                <w:color w:val="1F2937"/>
+                <w:sz w:val="20"/>
+              </w:rPr>
+              <w:t>上限（コスト −20%）</w:t>
+            </w:r>
+          </w:p>
+        </w:tc>
+        <w:tc>
+          <w:tcPr>
+            <w:tcW w:type="dxa" w:w="1417"/>
+          </w:tcPr>
+          <w:p>
+            <w:r/>
+            <w:r>
+              <w:rPr>
+                <w:rFonts w:ascii="Hiragino Mincho ProN" w:hAnsi="Hiragino Mincho ProN" w:eastAsia="Hiragino Mincho ProN"/>
+                <w:b/>
+                <w:color w:val="1F2937"/>
+                <w:sz w:val="20"/>
+              </w:rPr>
+              <w:t>順位</w:t>
+            </w:r>
+          </w:p>
+        </w:tc>
+      </w:tr>
+      <w:tr>
+        <w:tc>
+          <w:tcPr>
+            <w:tcW w:type="dxa" w:w="1701"/>
+          </w:tcPr>
+          <w:p>
+            <w:r/>
+            <w:r>
+              <w:rPr>
+                <w:rFonts w:ascii="Hiragino Mincho ProN" w:hAnsi="Hiragino Mincho ProN" w:eastAsia="Hiragino Mincho ProN"/>
+                <w:b w:val="0"/>
+                <w:sz w:val="20"/>
+              </w:rPr>
+              <w:t>A 群（急性期）</w:t>
+            </w:r>
+          </w:p>
+        </w:tc>
+        <w:tc>
+          <w:tcPr>
+            <w:tcW w:type="dxa" w:w="1417"/>
+          </w:tcPr>
+          <w:p>
+            <w:r/>
+            <w:r>
+              <w:rPr>
+                <w:rFonts w:ascii="Hiragino Mincho ProN" w:hAnsi="Hiragino Mincho ProN" w:eastAsia="Hiragino Mincho ProN"/>
+                <w:b w:val="0"/>
+                <w:sz w:val="20"/>
+              </w:rPr>
+              <w:t>26,500 円</w:t>
+            </w:r>
+          </w:p>
+        </w:tc>
+        <w:tc>
+          <w:tcPr>
+            <w:tcW w:type="dxa" w:w="2268"/>
+          </w:tcPr>
+          <w:p>
+            <w:r/>
+            <w:r>
+              <w:rPr>
+                <w:rFonts w:ascii="Hiragino Mincho ProN" w:hAnsi="Hiragino Mincho ProN" w:eastAsia="Hiragino Mincho ProN"/>
+                <w:b w:val="0"/>
+                <w:sz w:val="20"/>
+              </w:rPr>
+              <w:t>24,100 円</w:t>
+            </w:r>
+          </w:p>
+        </w:tc>
+        <w:tc>
+          <w:tcPr>
+            <w:tcW w:type="dxa" w:w="2268"/>
+          </w:tcPr>
+          <w:p>
+            <w:r/>
+            <w:r>
+              <w:rPr>
+                <w:rFonts w:ascii="Hiragino Mincho ProN" w:hAnsi="Hiragino Mincho ProN" w:eastAsia="Hiragino Mincho ProN"/>
+                <w:b w:val="0"/>
+                <w:sz w:val="20"/>
+              </w:rPr>
+              <w:t>28,900 円</w:t>
+            </w:r>
+          </w:p>
+        </w:tc>
+        <w:tc>
+          <w:tcPr>
+            <w:tcW w:type="dxa" w:w="1417"/>
+          </w:tcPr>
+          <w:p>
+            <w:r/>
+            <w:r>
+              <w:rPr>
+                <w:rFonts w:ascii="Hiragino Mincho ProN" w:hAnsi="Hiragino Mincho ProN" w:eastAsia="Hiragino Mincho ProN"/>
+                <w:b w:val="0"/>
+                <w:sz w:val="20"/>
+              </w:rPr>
+              <w:t>3 位</w:t>
+            </w:r>
+          </w:p>
+        </w:tc>
+      </w:tr>
+      <w:tr>
+        <w:tc>
+          <w:tcPr>
+            <w:tcW w:type="dxa" w:w="1701"/>
+          </w:tcPr>
+          <w:p>
+            <w:r/>
+            <w:r>
+              <w:rPr>
+                <w:rFonts w:ascii="Hiragino Mincho ProN" w:hAnsi="Hiragino Mincho ProN" w:eastAsia="Hiragino Mincho ProN"/>
+                <w:b w:val="0"/>
+                <w:sz w:val="20"/>
+              </w:rPr>
+              <w:t>B 群（回復期）</w:t>
+            </w:r>
+          </w:p>
+        </w:tc>
+        <w:tc>
+          <w:tcPr>
+            <w:tcW w:type="dxa" w:w="1417"/>
+          </w:tcPr>
+          <w:p>
+            <w:r/>
+            <w:r>
+              <w:rPr>
+                <w:rFonts w:ascii="Hiragino Mincho ProN" w:hAnsi="Hiragino Mincho ProN" w:eastAsia="Hiragino Mincho ProN"/>
+                <w:b w:val="0"/>
+                <w:sz w:val="20"/>
+              </w:rPr>
+              <w:t>★ 32,500 円</w:t>
+            </w:r>
+          </w:p>
+        </w:tc>
+        <w:tc>
+          <w:tcPr>
+            <w:tcW w:type="dxa" w:w="2268"/>
+          </w:tcPr>
+          <w:p>
+            <w:r/>
+            <w:r>
+              <w:rPr>
+                <w:rFonts w:ascii="Hiragino Mincho ProN" w:hAnsi="Hiragino Mincho ProN" w:eastAsia="Hiragino Mincho ProN"/>
+                <w:b w:val="0"/>
+                <w:sz w:val="20"/>
+              </w:rPr>
+              <w:t>31,300 円</w:t>
+            </w:r>
+          </w:p>
+        </w:tc>
+        <w:tc>
+          <w:tcPr>
+            <w:tcW w:type="dxa" w:w="2268"/>
+          </w:tcPr>
+          <w:p>
+            <w:r/>
+            <w:r>
+              <w:rPr>
+                <w:rFonts w:ascii="Hiragino Mincho ProN" w:hAnsi="Hiragino Mincho ProN" w:eastAsia="Hiragino Mincho ProN"/>
+                <w:b w:val="0"/>
+                <w:sz w:val="20"/>
+              </w:rPr>
+              <w:t>33,700 円</w:t>
+            </w:r>
+          </w:p>
+        </w:tc>
+        <w:tc>
+          <w:tcPr>
+            <w:tcW w:type="dxa" w:w="1417"/>
+          </w:tcPr>
+          <w:p>
+            <w:r/>
+            <w:r>
+              <w:rPr>
+                <w:rFonts w:ascii="Hiragino Mincho ProN" w:hAnsi="Hiragino Mincho ProN" w:eastAsia="Hiragino Mincho ProN"/>
+                <w:b w:val="0"/>
+                <w:sz w:val="20"/>
+              </w:rPr>
+              <w:t>★ 1 位</w:t>
+            </w:r>
+          </w:p>
+        </w:tc>
+      </w:tr>
+      <w:tr>
+        <w:tc>
+          <w:tcPr>
+            <w:tcW w:type="dxa" w:w="1701"/>
+          </w:tcPr>
+          <w:p>
+            <w:r/>
+            <w:r>
+              <w:rPr>
+                <w:rFonts w:ascii="Hiragino Mincho ProN" w:hAnsi="Hiragino Mincho ProN" w:eastAsia="Hiragino Mincho ProN"/>
+                <w:b w:val="0"/>
+                <w:sz w:val="20"/>
+              </w:rPr>
+              <w:t>C 群（退院準備）</w:t>
+            </w:r>
+          </w:p>
+        </w:tc>
+        <w:tc>
+          <w:tcPr>
+            <w:tcW w:type="dxa" w:w="1417"/>
+          </w:tcPr>
+          <w:p>
+            <w:r/>
+            <w:r>
+              <w:rPr>
+                <w:rFonts w:ascii="Hiragino Mincho ProN" w:hAnsi="Hiragino Mincho ProN" w:eastAsia="Hiragino Mincho ProN"/>
+                <w:b w:val="0"/>
+                <w:sz w:val="20"/>
+              </w:rPr>
+              <w:t>31,000 円</w:t>
+            </w:r>
+          </w:p>
+        </w:tc>
+        <w:tc>
+          <w:tcPr>
+            <w:tcW w:type="dxa" w:w="2268"/>
+          </w:tcPr>
+          <w:p>
+            <w:r/>
+            <w:r>
+              <w:rPr>
+                <w:rFonts w:ascii="Hiragino Mincho ProN" w:hAnsi="Hiragino Mincho ProN" w:eastAsia="Hiragino Mincho ProN"/>
+                <w:b w:val="0"/>
+                <w:sz w:val="20"/>
+              </w:rPr>
+              <w:t>30,100 円</w:t>
+            </w:r>
+          </w:p>
+        </w:tc>
+        <w:tc>
+          <w:tcPr>
+            <w:tcW w:type="dxa" w:w="2268"/>
+          </w:tcPr>
+          <w:p>
+            <w:r/>
+            <w:r>
+              <w:rPr>
+                <w:rFonts w:ascii="Hiragino Mincho ProN" w:hAnsi="Hiragino Mincho ProN" w:eastAsia="Hiragino Mincho ProN"/>
+                <w:b w:val="0"/>
+                <w:sz w:val="20"/>
+              </w:rPr>
+              <w:t>31,900 円</w:t>
+            </w:r>
+          </w:p>
+        </w:tc>
+        <w:tc>
+          <w:tcPr>
+            <w:tcW w:type="dxa" w:w="1417"/>
+          </w:tcPr>
+          <w:p>
+            <w:r/>
+            <w:r>
+              <w:rPr>
+                <w:rFonts w:ascii="Hiragino Mincho ProN" w:hAnsi="Hiragino Mincho ProN" w:eastAsia="Hiragino Mincho ProN"/>
+                <w:b w:val="0"/>
+                <w:sz w:val="20"/>
+              </w:rPr>
+              <w:t>2 位</w:t>
+            </w:r>
+          </w:p>
+        </w:tc>
+      </w:tr>
+    </w:tbl>
+    <w:p>
+      <w:r>
+        <w:rPr>
+          <w:rFonts w:ascii="Hiragino Mincho ProN" w:hAnsi="Hiragino Mincho ProN" w:eastAsia="Hiragino Mincho ProN"/>
+          <w:b w:val="0"/>
+          <w:sz w:val="22"/>
+        </w:rPr>
+      </w:r>
+    </w:p>
+    <w:p>
+      <w:pPr>
+        <w:ind w:left="283"/>
+      </w:pPr>
+      <w:r>
+        <w:rPr>
+          <w:rFonts w:ascii="Hiragino Mincho ProN" w:hAnsi="Hiragino Mincho ProN" w:eastAsia="Hiragino Mincho ProN"/>
+          <w:b/>
+          <w:color w:val="10B981"/>
+          <w:sz w:val="22"/>
+        </w:rPr>
+        <w:t xml:space="preserve">💡 重要なポイント </w:t>
+      </w:r>
+      <w:r>
+        <w:rPr>
+          <w:rFonts w:ascii="Hiragino Mincho ProN" w:hAnsi="Hiragino Mincho ProN" w:eastAsia="Hiragino Mincho ProN"/>
+          <w:b w:val="0"/>
+          <w:sz w:val="22"/>
+        </w:rPr>
+        <w:t>コストが ±20% 動いても、**B 群 ＞ C 群 ＞ A 群 の順位は揺らぎません**。本解析の結論「B 群中心管理が運営貢献を最大化する」という方向性は、コスト見積もりの精度に大きく依存しないということです。ただし絶対値（年間粗利の総額）は ±10〜20% の幅があります。</w:t>
+      </w:r>
+    </w:p>
+    <w:p>
+      <w:r>
+        <w:rPr>
+          <w:rFonts w:ascii="Hiragino Mincho ProN" w:hAnsi="Hiragino Mincho ProN" w:eastAsia="Hiragino Mincho ProN"/>
+          <w:b w:val="0"/>
+          <w:sz w:val="22"/>
+        </w:rPr>
+      </w:r>
+    </w:p>
+    <w:p>
+      <w:pPr>
+        <w:ind w:left="283"/>
+      </w:pPr>
+      <w:r>
+        <w:rPr>
+          <w:rFonts w:ascii="Hiragino Mincho ProN" w:hAnsi="Hiragino Mincho ProN" w:eastAsia="Hiragino Mincho ProN"/>
+          <w:b/>
+          <w:color w:val="2563EB"/>
+          <w:sz w:val="22"/>
+        </w:rPr>
+        <w:t xml:space="preserve">📌 Stage 2 計画（提言 4） </w:t>
+      </w:r>
+      <w:r>
+        <w:rPr>
+          <w:rFonts w:ascii="Hiragino Mincho ProN" w:hAnsi="Hiragino Mincho ProN" w:eastAsia="Hiragino Mincho ProN"/>
+          <w:b w:val="0"/>
+          <w:sz w:val="22"/>
+        </w:rPr>
+        <w:t>このコスト不確実性は、**事務（医事課・経理）から DPC 患者別変動費を取り寄せて1 ヶ月のサンプル検証** で解消できます。Stage 2 として 1〜2 週間で実施予定。</w:t>
+      </w:r>
+    </w:p>
+    <w:p>
+      <w:r>
+        <w:br w:type="page"/>
+      </w:r>
+    </w:p>
+    <w:p>
+      <w:pPr>
         <w:pStyle w:val="Heading1"/>
       </w:pPr>
       <w:r>
@@ -1491,7 +2032,7 @@
         <w:drawing>
           <wp:inline xmlns:a="http://schemas.openxmlformats.org/drawingml/2006/main" xmlns:pic="http://schemas.openxmlformats.org/drawingml/2006/picture">
             <wp:extent cx="5580000" cy="3680995"/>
-            <wp:docPr id="3" name="Picture 3"/>
+            <wp:docPr id="4" name="Picture 4"/>
             <wp:cNvGraphicFramePr>
               <a:graphicFrameLocks noChangeAspect="1"/>
             </wp:cNvGraphicFramePr>
@@ -1503,7 +2044,7 @@
                     <pic:cNvPicPr/>
                   </pic:nvPicPr>
                   <pic:blipFill>
-                    <a:blip r:embed="rId11"/>
+                    <a:blip r:embed="rId12"/>
                     <a:stretch>
                       <a:fillRect/>
                     </a:stretch>
@@ -1580,7 +2121,7 @@
         <w:drawing>
           <wp:inline xmlns:a="http://schemas.openxmlformats.org/drawingml/2006/main" xmlns:pic="http://schemas.openxmlformats.org/drawingml/2006/picture">
             <wp:extent cx="5760000" cy="3132677"/>
-            <wp:docPr id="4" name="Picture 4"/>
+            <wp:docPr id="5" name="Picture 5"/>
             <wp:cNvGraphicFramePr>
               <a:graphicFrameLocks noChangeAspect="1"/>
             </wp:cNvGraphicFramePr>
@@ -1592,7 +2133,7 @@
                     <pic:cNvPicPr/>
                   </pic:nvPicPr>
                   <pic:blipFill>
-                    <a:blip r:embed="rId12"/>
+                    <a:blip r:embed="rId13"/>
                     <a:stretch>
                       <a:fillRect/>
                     </a:stretch>
@@ -2719,7 +3260,7 @@
         <w:drawing>
           <wp:inline xmlns:a="http://schemas.openxmlformats.org/drawingml/2006/main" xmlns:pic="http://schemas.openxmlformats.org/drawingml/2006/picture">
             <wp:extent cx="5760000" cy="3088507"/>
-            <wp:docPr id="5" name="Picture 5"/>
+            <wp:docPr id="6" name="Picture 6"/>
             <wp:cNvGraphicFramePr>
               <a:graphicFrameLocks noChangeAspect="1"/>
             </wp:cNvGraphicFramePr>
@@ -2731,7 +3272,7 @@
                     <pic:cNvPicPr/>
                   </pic:nvPicPr>
                   <pic:blipFill>
-                    <a:blip r:embed="rId13"/>
+                    <a:blip r:embed="rId14"/>
                     <a:stretch>
                       <a:fillRect/>
                     </a:stretch>
@@ -2808,7 +3349,7 @@
         <w:drawing>
           <wp:inline xmlns:a="http://schemas.openxmlformats.org/drawingml/2006/main" xmlns:pic="http://schemas.openxmlformats.org/drawingml/2006/picture">
             <wp:extent cx="5580000" cy="3240404"/>
-            <wp:docPr id="6" name="Picture 6"/>
+            <wp:docPr id="7" name="Picture 7"/>
             <wp:cNvGraphicFramePr>
               <a:graphicFrameLocks noChangeAspect="1"/>
             </wp:cNvGraphicFramePr>
@@ -2820,7 +3361,7 @@
                     <pic:cNvPicPr/>
                   </pic:nvPicPr>
                   <pic:blipFill>
-                    <a:blip r:embed="rId14"/>
+                    <a:blip r:embed="rId15"/>
                     <a:stretch>
                       <a:fillRect/>
                     </a:stretch>
@@ -4225,7 +4766,7 @@
           <w:color w:val="1F2937"/>
           <w:sz w:val="30"/>
         </w:rPr>
-        <w:t>提言 4: Stage 2 — リハ加算・処置加算で精緻化</w:t>
+        <w:t>提言 4: Stage 2 — コスト実測 + 加算追加で精緻化</w:t>
       </w:r>
     </w:p>
     <w:p>
@@ -4235,7 +4776,75 @@
           <w:b w:val="0"/>
           <w:sz w:val="22"/>
         </w:rPr>
-        <w:t>現状はフェーズ別粗利のみで概算しています。事務から下記データを追加取得し、より実態に近い粗利単価を算出すれば、リハビリ強化や処置加算の積極化など具体的な改善余地が見える化できます。</w:t>
+        <w:t>現状の解析は **業界目安のコスト見積もり ±20% の幅** を持ちます（§2.6 参照）。事務（医事課・経理）から下記データを追加取得し、当院実測値で再計算することを提言します。</w:t>
+      </w:r>
+    </w:p>
+    <w:p>
+      <w:r>
+        <w:rPr>
+          <w:rFonts w:ascii="Hiragino Mincho ProN" w:hAnsi="Hiragino Mincho ProN" w:eastAsia="Hiragino Mincho ProN"/>
+          <w:b w:val="0"/>
+          <w:sz w:val="22"/>
+        </w:rPr>
+      </w:r>
+    </w:p>
+    <w:p>
+      <w:r>
+        <w:rPr>
+          <w:rFonts w:ascii="Hiragino Mincho ProN" w:hAnsi="Hiragino Mincho ProN" w:eastAsia="Hiragino Mincho ProN"/>
+          <w:b/>
+          <w:sz w:val="22"/>
+        </w:rPr>
+        <w:t>【優先度 1】コスト実測（業界目安 → 当院実データへ）</w:t>
+      </w:r>
+    </w:p>
+    <w:p>
+      <w:r>
+        <w:rPr>
+          <w:rFonts w:ascii="Hiragino Mincho ProN" w:hAnsi="Hiragino Mincho ProN" w:eastAsia="Hiragino Mincho ProN"/>
+          <w:b w:val="0"/>
+          <w:sz w:val="22"/>
+        </w:rPr>
+        <w:t xml:space="preserve">  ・DPC 患者別 1 日あたり変動費（薬剤費・処置費・検査費・材料費・給食費）</w:t>
+      </w:r>
+    </w:p>
+    <w:p>
+      <w:r>
+        <w:rPr>
+          <w:rFonts w:ascii="Hiragino Mincho ProN" w:hAnsi="Hiragino Mincho ProN" w:eastAsia="Hiragino Mincho ProN"/>
+          <w:b w:val="0"/>
+          <w:sz w:val="22"/>
+        </w:rPr>
+        <w:t xml:space="preserve">  ・1 ヶ月サンプル（150 件）で検証可能、所要 1〜2 週間</w:t>
+      </w:r>
+    </w:p>
+    <w:p>
+      <w:r>
+        <w:rPr>
+          <w:rFonts w:ascii="Hiragino Mincho ProN" w:hAnsi="Hiragino Mincho ProN" w:eastAsia="Hiragino Mincho ProN"/>
+          <w:b w:val="0"/>
+          <w:sz w:val="22"/>
+        </w:rPr>
+        <w:t xml:space="preserve">  ・→ A・B・C 群別の **当院実コスト** が確定し、粗利単価の精度が ±20% → ±数 % に向上</w:t>
+      </w:r>
+    </w:p>
+    <w:p>
+      <w:r>
+        <w:rPr>
+          <w:rFonts w:ascii="Hiragino Mincho ProN" w:hAnsi="Hiragino Mincho ProN" w:eastAsia="Hiragino Mincho ProN"/>
+          <w:b w:val="0"/>
+          <w:sz w:val="22"/>
+        </w:rPr>
+      </w:r>
+    </w:p>
+    <w:p>
+      <w:r>
+        <w:rPr>
+          <w:rFonts w:ascii="Hiragino Mincho ProN" w:hAnsi="Hiragino Mincho ProN" w:eastAsia="Hiragino Mincho ProN"/>
+          <w:b/>
+          <w:sz w:val="22"/>
+        </w:rPr>
+        <w:t>【優先度 2】加算情報（粗利単価のさらなる精緻化）</w:t>
       </w:r>
     </w:p>
     <w:p>
@@ -4266,6 +4875,37 @@
           <w:sz w:val="22"/>
         </w:rPr>
         <w:t xml:space="preserve">  ・検査加算・手術料の患者別月次集計</w:t>
+      </w:r>
+    </w:p>
+    <w:p>
+      <w:r>
+        <w:rPr>
+          <w:rFonts w:ascii="Hiragino Mincho ProN" w:hAnsi="Hiragino Mincho ProN" w:eastAsia="Hiragino Mincho ProN"/>
+          <w:b w:val="0"/>
+          <w:sz w:val="22"/>
+        </w:rPr>
+      </w:r>
+    </w:p>
+    <w:p>
+      <w:pPr>
+        <w:ind w:left="283"/>
+      </w:pPr>
+      <w:r>
+        <w:rPr>
+          <w:rFonts w:ascii="Hiragino Mincho ProN" w:hAnsi="Hiragino Mincho ProN" w:eastAsia="Hiragino Mincho ProN"/>
+          <w:b/>
+          <w:color w:val="10B981"/>
+          <w:sz w:val="22"/>
+        </w:rPr>
+        <w:t xml:space="preserve">💡 Stage 2 完成後の効果 </w:t>
+      </w:r>
+      <w:r>
+        <w:rPr>
+          <w:rFonts w:ascii="Hiragino Mincho ProN" w:hAnsi="Hiragino Mincho ProN" w:eastAsia="Hiragino Mincho ProN"/>
+          <w:b w:val="0"/>
+          <w:sz w:val="22"/>
+        </w:rPr>
+        <w:t>「実際にどの加算で単価を上げられるか」が見え、診療科横断のベストプラクティス共有が可能に。コスト実測により、本解析の結論の絶対値も理事会で「業界目安」ではなく「当院実測」として示せます。</w:t>
       </w:r>
     </w:p>
     <w:p>

--- a/docs/admin/医師別KPI解析_運営会議説明資料_2026-05-04.docx
+++ b/docs/admin/医師別KPI解析_運営会議説明資料_2026-05-04.docx
@@ -14,7 +14,7 @@
           <w:color w:val="1F2937"/>
           <w:sz w:val="52"/>
         </w:rPr>
-        <w:t>医師別 病棟貢献度 KPI 解析</w:t>
+        <w:t>医師別 病棟運営パターン分析</w:t>
       </w:r>
     </w:p>
     <w:p>
@@ -33,22 +33,37 @@
     </w:p>
     <w:p>
       <w:pPr>
-        <w:spacing w:before="720"/>
+        <w:spacing w:before="600"/>
         <w:jc w:val="center"/>
       </w:pPr>
       <w:r>
         <w:rPr>
           <w:rFonts w:ascii="Hiragino Mincho ProN" w:hAnsi="Hiragino Mincho ProN" w:eastAsia="Hiragino Mincho ProN"/>
           <w:b/>
-          <w:color w:val="DC2626"/>
+          <w:color w:val="2563EB"/>
           <w:sz w:val="26"/>
         </w:rPr>
-        <w:t>〜 「短期回転 ＝ 経営最適」は誤り：B 群（回復期）の中心管理が運営貢献を最大化する 〜</w:t>
+        <w:t>〜 病床利用 + 出来高上乗せ可能性 + 制度適合 + 経営上の解釈 の 4 層分析 〜</w:t>
       </w:r>
     </w:p>
     <w:p>
       <w:pPr>
-        <w:spacing w:before="1200"/>
+        <w:spacing w:before="160"/>
+        <w:jc w:val="center"/>
+      </w:pPr>
+      <w:r>
+        <w:rPr>
+          <w:rFonts w:ascii="Hiragino Mincho ProN" w:hAnsi="Hiragino Mincho ProN" w:eastAsia="Hiragino Mincho ProN"/>
+          <w:b w:val="0"/>
+          <w:color w:val="6B7280"/>
+          <w:sz w:val="22"/>
+        </w:rPr>
+        <w:t>（医師個人の評価ではなく、地域包括医療病棟の運営構造を理解するための資料）</w:t>
+      </w:r>
+    </w:p>
+    <w:p>
+      <w:pPr>
+        <w:spacing w:before="1000"/>
         <w:jc w:val="center"/>
       </w:pPr>
       <w:r>
@@ -85,7 +100,7 @@
           <w:color w:val="9CA3AF"/>
           <w:sz w:val="22"/>
         </w:rPr>
-        <w:t>作成日：2026 年 5 月 4 日 / Rev. 2（粗利ベース 抜本改訂版）</w:t>
+        <w:t>作成日：2026 年 5 月 4 日 / Rev. 4（4 層分析 抜本改訂版）</w:t>
       </w:r>
     </w:p>
     <w:p>
@@ -119,7 +134,7 @@
           <w:color w:val="1F2937"/>
           <w:sz w:val="36"/>
         </w:rPr>
-        <w:t>エグゼクティブサマリー</w:t>
+        <w:t>1. 目的・本資料の位置づけ</w:t>
       </w:r>
     </w:p>
     <w:p>
@@ -129,144 +144,7 @@
           <w:b w:val="0"/>
           <w:sz w:val="22"/>
         </w:rPr>
-        <w:t>本資料の要点を 5 項目で示します。</w:t>
-      </w:r>
-    </w:p>
-    <w:p>
-      <w:r>
-        <w:rPr>
-          <w:rFonts w:ascii="Hiragino Mincho ProN" w:hAnsi="Hiragino Mincho ProN" w:eastAsia="Hiragino Mincho ProN"/>
-          <w:b w:val="0"/>
-          <w:sz w:val="22"/>
-        </w:rPr>
-      </w:r>
-    </w:p>
-    <w:p>
-      <w:r>
-        <w:rPr>
-          <w:rFonts w:ascii="Hiragino Mincho ProN" w:hAnsi="Hiragino Mincho ProN" w:eastAsia="Hiragino Mincho ProN"/>
-          <w:b w:val="0"/>
-          <w:sz w:val="22"/>
-        </w:rPr>
-        <w:t>①  ベッド粗利単価の正しい順位は B 群（32,500 円/床日）＞ C 群（31,000 円）＞ A 群（26,500 円）。「短期回転＝経営貢献大」という認識は誤り。コストを差し引いた粗利では、B 群（回復期 6〜14 日）が最高単価。</w:t>
-      </w:r>
-    </w:p>
-    <w:p>
-      <w:r>
-        <w:rPr>
-          <w:rFonts w:ascii="Hiragino Mincho ProN" w:hAnsi="Hiragino Mincho ProN" w:eastAsia="Hiragino Mincho ProN"/>
-          <w:b w:val="0"/>
-          <w:sz w:val="22"/>
-        </w:rPr>
-        <w:t>②  この知見に基づくと、長期入院（B・C 群）を多く担当する医師ほどベッド粗利単価が高い。実際、当院の上位 3 医師（粗利順）は **B 群＋C 群比率 80%超** の長期管理型です。</w:t>
-      </w:r>
-    </w:p>
-    <w:p>
-      <w:r>
-        <w:rPr>
-          <w:rFonts w:ascii="Hiragino Mincho ProN" w:hAnsi="Hiragino Mincho ProN" w:eastAsia="Hiragino Mincho ProN"/>
-          <w:b w:val="0"/>
-          <w:sz w:val="22"/>
-        </w:rPr>
-        <w:t>③  稼働率寄与率と年間粗利の相関は r = 0.96 と極めて強く、稼働率寄与率を主指標にすれば経営評価の 9 割以上を説明できる。</w:t>
-      </w:r>
-    </w:p>
-    <w:p>
-      <w:r>
-        <w:rPr>
-          <w:rFonts w:ascii="Hiragino Mincho ProN" w:hAnsi="Hiragino Mincho ProN" w:eastAsia="Hiragino Mincho ProN"/>
-          <w:b w:val="0"/>
-          <w:sz w:val="22"/>
-        </w:rPr>
-        <w:t>④  6F 病棟は上位 3 名で粗利の 43% を担う健全な分散構造。5F 病棟は D医師 1 名で 23.3% を占有しており、不在リスクが構造的課題。</w:t>
-      </w:r>
-    </w:p>
-    <w:p>
-      <w:r>
-        <w:rPr>
-          <w:rFonts w:ascii="Hiragino Mincho ProN" w:hAnsi="Hiragino Mincho ProN" w:eastAsia="Hiragino Mincho ProN"/>
-          <w:b w:val="0"/>
-          <w:sz w:val="22"/>
-        </w:rPr>
-        <w:t>⑤  KPI は「稼働率寄与率（量）」と「ベッド粗利単価（質）」の 2 軸で月次モニタリング。「短期回転推進」ではなく「適切な在院期間で質の高い治療を完結する」運営最適化を提言。</w:t>
-      </w:r>
-    </w:p>
-    <w:p>
-      <w:r>
-        <w:br w:type="page"/>
-      </w:r>
-    </w:p>
-    <w:p>
-      <w:pPr>
-        <w:pStyle w:val="Heading1"/>
-      </w:pPr>
-      <w:r>
-        <w:rPr>
-          <w:rFonts w:ascii="Hiragino Mincho ProN" w:hAnsi="Hiragino Mincho ProN" w:eastAsia="Hiragino Mincho ProN"/>
-          <w:b/>
-          <w:color w:val="1F2937"/>
-          <w:sz w:val="36"/>
-        </w:rPr>
-        <w:t>1. なぜ「医師別 病棟貢献度」を見える化するのか</w:t>
-      </w:r>
-    </w:p>
-    <w:p>
-      <w:r>
-        <w:rPr>
-          <w:rFonts w:ascii="Hiragino Mincho ProN" w:hAnsi="Hiragino Mincho ProN" w:eastAsia="Hiragino Mincho ProN"/>
-          <w:b w:val="0"/>
-          <w:sz w:val="22"/>
-        </w:rPr>
-        <w:t>病棟稼働率は施設基準（地域包括医療病棟は 90% 目標）を満たすための経営的・制度的な最重要指標です。「病棟稼働率は副院長の責任」のように属人化して見えがちですが、実態は **各主治医の入院・在院・退院判断の総和** が病棟稼働率を作っています。</w:t>
-      </w:r>
-    </w:p>
-    <w:p>
-      <w:r>
-        <w:rPr>
-          <w:rFonts w:ascii="Hiragino Mincho ProN" w:hAnsi="Hiragino Mincho ProN" w:eastAsia="Hiragino Mincho ProN"/>
-          <w:b w:val="0"/>
-          <w:sz w:val="22"/>
-        </w:rPr>
-      </w:r>
-    </w:p>
-    <w:p>
-      <w:r>
-        <w:rPr>
-          <w:rFonts w:ascii="Hiragino Mincho ProN" w:hAnsi="Hiragino Mincho ProN" w:eastAsia="Hiragino Mincho ProN"/>
-          <w:b/>
-          <w:sz w:val="22"/>
-        </w:rPr>
-        <w:t>本資料は次の 3 つの問いに答えます。</w:t>
-      </w:r>
-    </w:p>
-    <w:p>
-      <w:r>
-        <w:rPr>
-          <w:rFonts w:ascii="Hiragino Mincho ProN" w:hAnsi="Hiragino Mincho ProN" w:eastAsia="Hiragino Mincho ProN"/>
-          <w:b w:val="0"/>
-          <w:sz w:val="22"/>
-        </w:rPr>
-        <w:t xml:space="preserve">  1. 各医師が病棟稼働率をどれだけ支えているか？</w:t>
-      </w:r>
-    </w:p>
-    <w:p>
-      <w:r>
-        <w:rPr>
-          <w:rFonts w:ascii="Hiragino Mincho ProN" w:hAnsi="Hiragino Mincho ProN" w:eastAsia="Hiragino Mincho ProN"/>
-          <w:b w:val="0"/>
-          <w:sz w:val="22"/>
-        </w:rPr>
-        <w:t xml:space="preserve">  2. それは病院収益（粗利＝運営貢献額）にどう結びついているか？</w:t>
-      </w:r>
-    </w:p>
-    <w:p>
-      <w:r>
-        <w:rPr>
-          <w:rFonts w:ascii="Hiragino Mincho ProN" w:hAnsi="Hiragino Mincho ProN" w:eastAsia="Hiragino Mincho ProN"/>
-          <w:b w:val="0"/>
-          <w:sz w:val="22"/>
-        </w:rPr>
-        <w:t xml:space="preserve">  3. 構造的なリスク（特定医師への依存など）はないか？</w:t>
+        <w:t>病棟稼働率は施設基準（地域包括医療病棟は 90% 目標）を満たすための経営的・制度的な最重要指標です。実態は、各主治医の入院・在院・退院判断の総和が病棟稼働率を作っています。</w:t>
       </w:r>
     </w:p>
     <w:p>
@@ -289,7 +167,7 @@
           <w:color w:val="DC2626"/>
           <w:sz w:val="22"/>
         </w:rPr>
-        <w:t xml:space="preserve">📌 重要な前提 </w:t>
+        <w:t xml:space="preserve">📌 大前提 </w:t>
       </w:r>
       <w:r>
         <w:rPr>
@@ -297,7 +175,405 @@
           <w:b w:val="0"/>
           <w:sz w:val="22"/>
         </w:rPr>
-        <w:t>本解析は「医師の評価」ではなく「病棟運営の構造把握」を目的とします。個別医師の優劣ではなく、診療科特性や役割分担を踏まえた上で、病棟全体の運営最適化に向けた議論材料として提示します。</w:t>
+        <w:t>本資料は「医師個人の評価」ではなく「病棟運営の構造把握」を目的とします。個別の優劣判定ではなく、診療科特性・患者背景・退院調整難度を踏まえた上で、病棟全体の運営最適化に向けた議論材料として提示します。</w:t>
+      </w:r>
+    </w:p>
+    <w:p>
+      <w:r>
+        <w:rPr>
+          <w:rFonts w:ascii="Hiragino Mincho ProN" w:hAnsi="Hiragino Mincho ProN" w:eastAsia="Hiragino Mincho ProN"/>
+          <w:b w:val="0"/>
+          <w:sz w:val="22"/>
+        </w:rPr>
+      </w:r>
+    </w:p>
+    <w:p>
+      <w:pPr>
+        <w:pStyle w:val="Heading2"/>
+      </w:pPr>
+      <w:r>
+        <w:rPr>
+          <w:rFonts w:ascii="Hiragino Mincho ProN" w:hAnsi="Hiragino Mincho ProN" w:eastAsia="Hiragino Mincho ProN"/>
+          <w:b/>
+          <w:color w:val="1F2937"/>
+          <w:sz w:val="30"/>
+        </w:rPr>
+        <w:t>1.1 4 層分析の枠組み（本資料の見方）</w:t>
+      </w:r>
+    </w:p>
+    <w:p>
+      <w:r>
+        <w:rPr>
+          <w:rFonts w:ascii="Hiragino Mincho ProN" w:hAnsi="Hiragino Mincho ProN" w:eastAsia="Hiragino Mincho ProN"/>
+          <w:b w:val="0"/>
+          <w:sz w:val="22"/>
+        </w:rPr>
+        <w:t>従来「病床日数」と「ベッド粗利単価」だけで医師別の経営貢献を語ると、次のような歪みが起こります。</w:t>
+      </w:r>
+    </w:p>
+    <w:p>
+      <w:r>
+        <w:rPr>
+          <w:rFonts w:ascii="Hiragino Mincho ProN" w:hAnsi="Hiragino Mincho ProN" w:eastAsia="Hiragino Mincho ProN"/>
+          <w:b w:val="0"/>
+          <w:sz w:val="22"/>
+        </w:rPr>
+        <w:t xml:space="preserve">  ・手術症例を多く担当する医師の収益寄与を過小評価する</w:t>
+      </w:r>
+    </w:p>
+    <w:p>
+      <w:r>
+        <w:rPr>
+          <w:rFonts w:ascii="Hiragino Mincho ProN" w:hAnsi="Hiragino Mincho ProN" w:eastAsia="Hiragino Mincho ProN"/>
+          <w:b w:val="0"/>
+          <w:sz w:val="22"/>
+        </w:rPr>
+        <w:t xml:space="preserve">  ・リハビリ提供量の多い症例の経営上の意味を過小評価する</w:t>
+      </w:r>
+    </w:p>
+    <w:p>
+      <w:r>
+        <w:rPr>
+          <w:rFonts w:ascii="Hiragino Mincho ProN" w:hAnsi="Hiragino Mincho ProN" w:eastAsia="Hiragino Mincho ProN"/>
+          <w:b w:val="0"/>
+          <w:sz w:val="22"/>
+        </w:rPr>
+        <w:t xml:space="preserve">  ・短期でも処置・検査・麻酔等を伴う症例を軽く見てしまう</w:t>
+      </w:r>
+    </w:p>
+    <w:p>
+      <w:r>
+        <w:rPr>
+          <w:rFonts w:ascii="Hiragino Mincho ProN" w:hAnsi="Hiragino Mincho ProN" w:eastAsia="Hiragino Mincho ProN"/>
+          <w:b w:val="0"/>
+          <w:sz w:val="22"/>
+        </w:rPr>
+        <w:t xml:space="preserve">  ・「病棟を埋めていること」と「医療資源投入を伴う収益貢献」を混同する</w:t>
+      </w:r>
+    </w:p>
+    <w:p>
+      <w:r>
+        <w:rPr>
+          <w:rFonts w:ascii="Hiragino Mincho ProN" w:hAnsi="Hiragino Mincho ProN" w:eastAsia="Hiragino Mincho ProN"/>
+          <w:b w:val="0"/>
+          <w:sz w:val="22"/>
+        </w:rPr>
+      </w:r>
+    </w:p>
+    <w:p>
+      <w:r>
+        <w:rPr>
+          <w:rFonts w:ascii="Hiragino Mincho ProN" w:hAnsi="Hiragino Mincho ProN" w:eastAsia="Hiragino Mincho ProN"/>
+          <w:b/>
+          <w:sz w:val="22"/>
+        </w:rPr>
+        <w:t>そこで本資料は、医師別の貢献を以下の 4 層に分けて読み解きます。</w:t>
+      </w:r>
+    </w:p>
+    <w:p>
+      <w:r>
+        <w:rPr>
+          <w:rFonts w:ascii="Hiragino Mincho ProN" w:hAnsi="Hiragino Mincho ProN" w:eastAsia="Hiragino Mincho ProN"/>
+          <w:b w:val="0"/>
+          <w:sz w:val="22"/>
+        </w:rPr>
+      </w:r>
+    </w:p>
+    <w:tbl>
+      <w:tblPr>
+        <w:tblStyle w:val="LightGrid-Accent1"/>
+        <w:tblW w:type="auto" w:w="0"/>
+        <w:jc w:val="center"/>
+        <w:tblLook w:firstColumn="1" w:firstRow="1" w:lastColumn="0" w:lastRow="0" w:noHBand="0" w:noVBand="1" w:val="04A0"/>
+      </w:tblPr>
+      <w:tblGrid>
+        <w:gridCol w:w="3249"/>
+        <w:gridCol w:w="3249"/>
+        <w:gridCol w:w="3249"/>
+      </w:tblGrid>
+      <w:tr>
+        <w:tc>
+          <w:tcPr>
+            <w:tcW w:type="dxa" w:w="1134"/>
+          </w:tcPr>
+          <w:p>
+            <w:r/>
+            <w:r>
+              <w:rPr>
+                <w:rFonts w:ascii="Hiragino Mincho ProN" w:hAnsi="Hiragino Mincho ProN" w:eastAsia="Hiragino Mincho ProN"/>
+                <w:b/>
+                <w:color w:val="1F2937"/>
+                <w:sz w:val="20"/>
+              </w:rPr>
+              <w:t>層</w:t>
+            </w:r>
+          </w:p>
+        </w:tc>
+        <w:tc>
+          <w:tcPr>
+            <w:tcW w:type="dxa" w:w="2268"/>
+          </w:tcPr>
+          <w:p>
+            <w:r/>
+            <w:r>
+              <w:rPr>
+                <w:rFonts w:ascii="Hiragino Mincho ProN" w:hAnsi="Hiragino Mincho ProN" w:eastAsia="Hiragino Mincho ProN"/>
+                <w:b/>
+                <w:color w:val="1F2937"/>
+                <w:sz w:val="20"/>
+              </w:rPr>
+              <w:t>観点</w:t>
+            </w:r>
+          </w:p>
+        </w:tc>
+        <w:tc>
+          <w:tcPr>
+            <w:tcW w:type="dxa" w:w="5669"/>
+          </w:tcPr>
+          <w:p>
+            <w:r/>
+            <w:r>
+              <w:rPr>
+                <w:rFonts w:ascii="Hiragino Mincho ProN" w:hAnsi="Hiragino Mincho ProN" w:eastAsia="Hiragino Mincho ProN"/>
+                <w:b/>
+                <w:color w:val="1F2937"/>
+                <w:sz w:val="20"/>
+              </w:rPr>
+              <w:t>本資料での扱い</w:t>
+            </w:r>
+          </w:p>
+        </w:tc>
+      </w:tr>
+      <w:tr>
+        <w:tc>
+          <w:tcPr>
+            <w:tcW w:type="dxa" w:w="1134"/>
+          </w:tcPr>
+          <w:p>
+            <w:r/>
+            <w:r>
+              <w:rPr>
+                <w:rFonts w:ascii="Hiragino Mincho ProN" w:hAnsi="Hiragino Mincho ProN" w:eastAsia="Hiragino Mincho ProN"/>
+                <w:b w:val="0"/>
+                <w:sz w:val="20"/>
+              </w:rPr>
+              <w:t>Layer 1</w:t>
+            </w:r>
+          </w:p>
+        </w:tc>
+        <w:tc>
+          <w:tcPr>
+            <w:tcW w:type="dxa" w:w="2268"/>
+          </w:tcPr>
+          <w:p>
+            <w:r/>
+            <w:r>
+              <w:rPr>
+                <w:rFonts w:ascii="Hiragino Mincho ProN" w:hAnsi="Hiragino Mincho ProN" w:eastAsia="Hiragino Mincho ProN"/>
+                <w:b w:val="0"/>
+                <w:sz w:val="20"/>
+              </w:rPr>
+              <w:t>病床利用貢献</w:t>
+            </w:r>
+          </w:p>
+        </w:tc>
+        <w:tc>
+          <w:tcPr>
+            <w:tcW w:type="dxa" w:w="5669"/>
+          </w:tcPr>
+          <w:p>
+            <w:r/>
+            <w:r>
+              <w:rPr>
+                <w:rFonts w:ascii="Hiragino Mincho ProN" w:hAnsi="Hiragino Mincho ProN" w:eastAsia="Hiragino Mincho ProN"/>
+                <w:b w:val="0"/>
+                <w:sz w:val="20"/>
+              </w:rPr>
+              <w:t>稼働率寄与率・病床日数シェア・ベッド粗利単価（仮定）</w:t>
+            </w:r>
+          </w:p>
+        </w:tc>
+      </w:tr>
+      <w:tr>
+        <w:tc>
+          <w:tcPr>
+            <w:tcW w:type="dxa" w:w="1134"/>
+          </w:tcPr>
+          <w:p>
+            <w:r/>
+            <w:r>
+              <w:rPr>
+                <w:rFonts w:ascii="Hiragino Mincho ProN" w:hAnsi="Hiragino Mincho ProN" w:eastAsia="Hiragino Mincho ProN"/>
+                <w:b w:val="0"/>
+                <w:sz w:val="20"/>
+              </w:rPr>
+              <w:t>Layer 2</w:t>
+            </w:r>
+          </w:p>
+        </w:tc>
+        <w:tc>
+          <w:tcPr>
+            <w:tcW w:type="dxa" w:w="2268"/>
+          </w:tcPr>
+          <w:p>
+            <w:r/>
+            <w:r>
+              <w:rPr>
+                <w:rFonts w:ascii="Hiragino Mincho ProN" w:hAnsi="Hiragino Mincho ProN" w:eastAsia="Hiragino Mincho ProN"/>
+                <w:b w:val="0"/>
+                <w:sz w:val="20"/>
+              </w:rPr>
+              <w:t>出来高上乗せ可能性</w:t>
+            </w:r>
+          </w:p>
+        </w:tc>
+        <w:tc>
+          <w:tcPr>
+            <w:tcW w:type="dxa" w:w="5669"/>
+          </w:tcPr>
+          <w:p>
+            <w:r/>
+            <w:r>
+              <w:rPr>
+                <w:rFonts w:ascii="Hiragino Mincho ProN" w:hAnsi="Hiragino Mincho ProN" w:eastAsia="Hiragino Mincho ProN"/>
+                <w:b w:val="0"/>
+                <w:sz w:val="20"/>
+              </w:rPr>
+              <w:t>手術あり症例比率（入口指標）／点数は未反映</w:t>
+            </w:r>
+          </w:p>
+        </w:tc>
+      </w:tr>
+      <w:tr>
+        <w:tc>
+          <w:tcPr>
+            <w:tcW w:type="dxa" w:w="1134"/>
+          </w:tcPr>
+          <w:p>
+            <w:r/>
+            <w:r>
+              <w:rPr>
+                <w:rFonts w:ascii="Hiragino Mincho ProN" w:hAnsi="Hiragino Mincho ProN" w:eastAsia="Hiragino Mincho ProN"/>
+                <w:b w:val="0"/>
+                <w:sz w:val="20"/>
+              </w:rPr>
+              <w:t>Layer 3</w:t>
+            </w:r>
+          </w:p>
+        </w:tc>
+        <w:tc>
+          <w:tcPr>
+            <w:tcW w:type="dxa" w:w="2268"/>
+          </w:tcPr>
+          <w:p>
+            <w:r/>
+            <w:r>
+              <w:rPr>
+                <w:rFonts w:ascii="Hiragino Mincho ProN" w:hAnsi="Hiragino Mincho ProN" w:eastAsia="Hiragino Mincho ProN"/>
+                <w:b w:val="0"/>
+                <w:sz w:val="20"/>
+              </w:rPr>
+              <w:t>制度適合貢献</w:t>
+            </w:r>
+          </w:p>
+        </w:tc>
+        <w:tc>
+          <w:tcPr>
+            <w:tcW w:type="dxa" w:w="5669"/>
+          </w:tcPr>
+          <w:p>
+            <w:r/>
+            <w:r>
+              <w:rPr>
+                <w:rFonts w:ascii="Hiragino Mincho ProN" w:hAnsi="Hiragino Mincho ProN" w:eastAsia="Hiragino Mincho ProN"/>
+                <w:b w:val="0"/>
+                <w:sz w:val="20"/>
+              </w:rPr>
+              <w:t>救急車入院比率（参考 proxy）・在宅復帰率・予定外比率（施設基準と対比）</w:t>
+            </w:r>
+          </w:p>
+        </w:tc>
+      </w:tr>
+      <w:tr>
+        <w:tc>
+          <w:tcPr>
+            <w:tcW w:type="dxa" w:w="1134"/>
+          </w:tcPr>
+          <w:p>
+            <w:r/>
+            <w:r>
+              <w:rPr>
+                <w:rFonts w:ascii="Hiragino Mincho ProN" w:hAnsi="Hiragino Mincho ProN" w:eastAsia="Hiragino Mincho ProN"/>
+                <w:b w:val="0"/>
+                <w:sz w:val="20"/>
+              </w:rPr>
+              <w:t>Layer 4</w:t>
+            </w:r>
+          </w:p>
+        </w:tc>
+        <w:tc>
+          <w:tcPr>
+            <w:tcW w:type="dxa" w:w="2268"/>
+          </w:tcPr>
+          <w:p>
+            <w:r/>
+            <w:r>
+              <w:rPr>
+                <w:rFonts w:ascii="Hiragino Mincho ProN" w:hAnsi="Hiragino Mincho ProN" w:eastAsia="Hiragino Mincho ProN"/>
+                <w:b w:val="0"/>
+                <w:sz w:val="20"/>
+              </w:rPr>
+              <w:t>経営上の解釈</w:t>
+            </w:r>
+          </w:p>
+        </w:tc>
+        <w:tc>
+          <w:tcPr>
+            <w:tcW w:type="dxa" w:w="5669"/>
+          </w:tcPr>
+          <w:p>
+            <w:r/>
+            <w:r>
+              <w:rPr>
+                <w:rFonts w:ascii="Hiragino Mincho ProN" w:hAnsi="Hiragino Mincho ProN" w:eastAsia="Hiragino Mincho ProN"/>
+                <w:b w:val="0"/>
+                <w:sz w:val="20"/>
+              </w:rPr>
+              <w:t>5+1 類型による医師運営パターン分類</w:t>
+            </w:r>
+          </w:p>
+        </w:tc>
+      </w:tr>
+    </w:tbl>
+    <w:p>
+      <w:r>
+        <w:rPr>
+          <w:rFonts w:ascii="Hiragino Mincho ProN" w:hAnsi="Hiragino Mincho ProN" w:eastAsia="Hiragino Mincho ProN"/>
+          <w:b w:val="0"/>
+          <w:sz w:val="22"/>
+        </w:rPr>
+      </w:r>
+    </w:p>
+    <w:p>
+      <w:pPr>
+        <w:ind w:left="283"/>
+      </w:pPr>
+      <w:r>
+        <w:rPr>
+          <w:rFonts w:ascii="Hiragino Mincho ProN" w:hAnsi="Hiragino Mincho ProN" w:eastAsia="Hiragino Mincho ProN"/>
+          <w:b/>
+          <w:color w:val="10B981"/>
+          <w:sz w:val="22"/>
+        </w:rPr>
+        <w:t xml:space="preserve">💡 読み方 </w:t>
+      </w:r>
+      <w:r>
+        <w:rPr>
+          <w:rFonts w:ascii="Hiragino Mincho ProN" w:hAnsi="Hiragino Mincho ProN" w:eastAsia="Hiragino Mincho ProN"/>
+          <w:b w:val="0"/>
+          <w:sz w:val="22"/>
+        </w:rPr>
+        <w:t>Layer 1 だけを見れば「ベッドを埋める量と単価」しか分かりません。Layer 2/3 を併せて見て、初めて「この医師は地域包括医療病棟をどのような形で支えているか」が立体的に見えます。</w:t>
       </w:r>
     </w:p>
     <w:p>
@@ -316,7 +592,7 @@
           <w:color w:val="1F2937"/>
           <w:sz w:val="36"/>
         </w:rPr>
-        <w:t>2. 計算の考え方（数式の前に図で理解する）</w:t>
+        <w:t>2. データ概要・限界</w:t>
       </w:r>
     </w:p>
     <w:p>
@@ -330,9 +606,261 @@
           <w:color w:val="1F2937"/>
           <w:sz w:val="30"/>
         </w:rPr>
-        <w:t>2.1 重要な認識転換 — 「報酬」ではなく「粗利（運営貢献額）」で評価する</w:t>
+        <w:t>2.1 データ概要</w:t>
       </w:r>
     </w:p>
+    <w:tbl>
+      <w:tblPr>
+        <w:tblStyle w:val="LightGrid-Accent1"/>
+        <w:tblW w:type="auto" w:w="0"/>
+        <w:jc w:val="center"/>
+        <w:tblLook w:firstColumn="1" w:firstRow="1" w:lastColumn="0" w:lastRow="0" w:noHBand="0" w:noVBand="1" w:val="04A0"/>
+      </w:tblPr>
+      <w:tblGrid>
+        <w:gridCol w:w="4873"/>
+        <w:gridCol w:w="4873"/>
+      </w:tblGrid>
+      <w:tr>
+        <w:tc>
+          <w:tcPr>
+            <w:tcW w:type="dxa" w:w="2268"/>
+          </w:tcPr>
+          <w:p>
+            <w:r/>
+            <w:r>
+              <w:rPr>
+                <w:rFonts w:ascii="Hiragino Mincho ProN" w:hAnsi="Hiragino Mincho ProN" w:eastAsia="Hiragino Mincho ProN"/>
+                <w:b/>
+                <w:color w:val="1F2937"/>
+                <w:sz w:val="20"/>
+              </w:rPr>
+              <w:t>項目</w:t>
+            </w:r>
+          </w:p>
+        </w:tc>
+        <w:tc>
+          <w:tcPr>
+            <w:tcW w:type="dxa" w:w="6803"/>
+          </w:tcPr>
+          <w:p>
+            <w:r/>
+            <w:r>
+              <w:rPr>
+                <w:rFonts w:ascii="Hiragino Mincho ProN" w:hAnsi="Hiragino Mincho ProN" w:eastAsia="Hiragino Mincho ProN"/>
+                <w:b/>
+                <w:color w:val="1F2937"/>
+                <w:sz w:val="20"/>
+              </w:rPr>
+              <w:t>内容</w:t>
+            </w:r>
+          </w:p>
+        </w:tc>
+      </w:tr>
+      <w:tr>
+        <w:tc>
+          <w:tcPr>
+            <w:tcW w:type="dxa" w:w="2268"/>
+          </w:tcPr>
+          <w:p>
+            <w:r/>
+            <w:r>
+              <w:rPr>
+                <w:rFonts w:ascii="Hiragino Mincho ProN" w:hAnsi="Hiragino Mincho ProN" w:eastAsia="Hiragino Mincho ProN"/>
+                <w:b w:val="0"/>
+                <w:sz w:val="20"/>
+              </w:rPr>
+              <w:t>対象期間</w:t>
+            </w:r>
+          </w:p>
+        </w:tc>
+        <w:tc>
+          <w:tcPr>
+            <w:tcW w:type="dxa" w:w="6803"/>
+          </w:tcPr>
+          <w:p>
+            <w:r/>
+            <w:r>
+              <w:rPr>
+                <w:rFonts w:ascii="Hiragino Mincho ProN" w:hAnsi="Hiragino Mincho ProN" w:eastAsia="Hiragino Mincho ProN"/>
+                <w:b w:val="0"/>
+                <w:sz w:val="20"/>
+              </w:rPr>
+              <w:t>2025-04-01 〜 2026-04-25（約 13 ヶ月）</w:t>
+            </w:r>
+          </w:p>
+        </w:tc>
+      </w:tr>
+      <w:tr>
+        <w:tc>
+          <w:tcPr>
+            <w:tcW w:type="dxa" w:w="2268"/>
+          </w:tcPr>
+          <w:p>
+            <w:r/>
+            <w:r>
+              <w:rPr>
+                <w:rFonts w:ascii="Hiragino Mincho ProN" w:hAnsi="Hiragino Mincho ProN" w:eastAsia="Hiragino Mincho ProN"/>
+                <w:b w:val="0"/>
+                <w:sz w:val="20"/>
+              </w:rPr>
+              <w:t>対象データ（CSV 全体）</w:t>
+            </w:r>
+          </w:p>
+        </w:tc>
+        <w:tc>
+          <w:tcPr>
+            <w:tcW w:type="dxa" w:w="6803"/>
+          </w:tcPr>
+          <w:p>
+            <w:r/>
+            <w:r>
+              <w:rPr>
+                <w:rFonts w:ascii="Hiragino Mincho ProN" w:hAnsi="Hiragino Mincho ProN" w:eastAsia="Hiragino Mincho ProN"/>
+                <w:b w:val="0"/>
+                <w:sz w:val="20"/>
+              </w:rPr>
+              <w:t>全入院 1,960 件（事務提供 CSV、患者氏名なし、医師コード化）</w:t>
+            </w:r>
+          </w:p>
+        </w:tc>
+      </w:tr>
+      <w:tr>
+        <w:tc>
+          <w:tcPr>
+            <w:tcW w:type="dxa" w:w="2268"/>
+          </w:tcPr>
+          <w:p>
+            <w:r/>
+            <w:r>
+              <w:rPr>
+                <w:rFonts w:ascii="Hiragino Mincho ProN" w:hAnsi="Hiragino Mincho ProN" w:eastAsia="Hiragino Mincho ProN"/>
+                <w:b w:val="0"/>
+                <w:sz w:val="20"/>
+              </w:rPr>
+              <w:t>分析対象（医師別集計）</w:t>
+            </w:r>
+          </w:p>
+        </w:tc>
+        <w:tc>
+          <w:tcPr>
+            <w:tcW w:type="dxa" w:w="6803"/>
+          </w:tcPr>
+          <w:p>
+            <w:r/>
+            <w:r>
+              <w:rPr>
+                <w:rFonts w:ascii="Hiragino Mincho ProN" w:hAnsi="Hiragino Mincho ProN" w:eastAsia="Hiragino Mincho ProN"/>
+                <w:b w:val="0"/>
+                <w:sz w:val="20"/>
+              </w:rPr>
+              <w:t>年間入院 10 件以上の 14 医師 / 合計 1,940 件（CSV 全体の 99.0%）</w:t>
+            </w:r>
+          </w:p>
+        </w:tc>
+      </w:tr>
+      <w:tr>
+        <w:tc>
+          <w:tcPr>
+            <w:tcW w:type="dxa" w:w="2268"/>
+          </w:tcPr>
+          <w:p>
+            <w:r/>
+            <w:r>
+              <w:rPr>
+                <w:rFonts w:ascii="Hiragino Mincho ProN" w:hAnsi="Hiragino Mincho ProN" w:eastAsia="Hiragino Mincho ProN"/>
+                <w:b w:val="0"/>
+                <w:sz w:val="20"/>
+              </w:rPr>
+              <w:t>対象病棟</w:t>
+            </w:r>
+          </w:p>
+        </w:tc>
+        <w:tc>
+          <w:tcPr>
+            <w:tcW w:type="dxa" w:w="6803"/>
+          </w:tcPr>
+          <w:p>
+            <w:r/>
+            <w:r>
+              <w:rPr>
+                <w:rFonts w:ascii="Hiragino Mincho ProN" w:hAnsi="Hiragino Mincho ProN" w:eastAsia="Hiragino Mincho ProN"/>
+                <w:b w:val="0"/>
+                <w:sz w:val="20"/>
+              </w:rPr>
+              <w:t>5F 病棟（47 床）+ 6F 病棟（47 床）= 計 94 床</w:t>
+            </w:r>
+          </w:p>
+        </w:tc>
+      </w:tr>
+      <w:tr>
+        <w:tc>
+          <w:tcPr>
+            <w:tcW w:type="dxa" w:w="2268"/>
+          </w:tcPr>
+          <w:p>
+            <w:r/>
+            <w:r>
+              <w:rPr>
+                <w:rFonts w:ascii="Hiragino Mincho ProN" w:hAnsi="Hiragino Mincho ProN" w:eastAsia="Hiragino Mincho ProN"/>
+                <w:b w:val="0"/>
+                <w:sz w:val="20"/>
+              </w:rPr>
+              <w:t>除外</w:t>
+            </w:r>
+          </w:p>
+        </w:tc>
+        <w:tc>
+          <w:tcPr>
+            <w:tcW w:type="dxa" w:w="6803"/>
+          </w:tcPr>
+          <w:p>
+            <w:r/>
+            <w:r>
+              <w:rPr>
+                <w:rFonts w:ascii="Hiragino Mincho ProN" w:hAnsi="Hiragino Mincho ProN" w:eastAsia="Hiragino Mincho ProN"/>
+                <w:b w:val="0"/>
+                <w:sz w:val="20"/>
+              </w:rPr>
+              <w:t>件数 10 未満の医師（4 名、20 件）は統計的に弱いため医師別集計から除外</w:t>
+            </w:r>
+          </w:p>
+        </w:tc>
+      </w:tr>
+      <w:tr>
+        <w:tc>
+          <w:tcPr>
+            <w:tcW w:type="dxa" w:w="2268"/>
+          </w:tcPr>
+          <w:p>
+            <w:r/>
+            <w:r>
+              <w:rPr>
+                <w:rFonts w:ascii="Hiragino Mincho ProN" w:hAnsi="Hiragino Mincho ProN" w:eastAsia="Hiragino Mincho ProN"/>
+                <w:b w:val="0"/>
+                <w:sz w:val="20"/>
+              </w:rPr>
+              <w:t>利用可能な変数</w:t>
+            </w:r>
+          </w:p>
+        </w:tc>
+        <w:tc>
+          <w:tcPr>
+            <w:tcW w:type="dxa" w:w="6803"/>
+          </w:tcPr>
+          <w:p>
+            <w:r/>
+            <w:r>
+              <w:rPr>
+                <w:rFonts w:ascii="Hiragino Mincho ProN" w:hAnsi="Hiragino Mincho ProN" w:eastAsia="Hiragino Mincho ProN"/>
+                <w:b w:val="0"/>
+                <w:sz w:val="20"/>
+              </w:rPr>
+              <w:t>患者番号 / 病棟 / 救急車 / 緊急 / 入経路 / 入院日 / 退院日 / 退経路 / 日数 / 診療科 / 医師 / 手術</w:t>
+            </w:r>
+          </w:p>
+        </w:tc>
+      </w:tr>
+    </w:tbl>
     <w:p>
       <w:r>
         <w:rPr>
@@ -340,7 +868,30 @@
           <w:b w:val="0"/>
           <w:sz w:val="22"/>
         </w:rPr>
-        <w:t>病院経営においては「日次診療報酬」ではなく、コスト（薬剤・処置・検査等の変動費）を差し引いた「粗利＝運営貢献額」で評価する必要があります。</w:t>
+      </w:r>
+    </w:p>
+    <w:p>
+      <w:pPr>
+        <w:pStyle w:val="Heading2"/>
+      </w:pPr>
+      <w:r>
+        <w:rPr>
+          <w:rFonts w:ascii="Hiragino Mincho ProN" w:hAnsi="Hiragino Mincho ProN" w:eastAsia="Hiragino Mincho ProN"/>
+          <w:b/>
+          <w:color w:val="1F2937"/>
+          <w:sz w:val="30"/>
+        </w:rPr>
+        <w:t>2.2 本資料の限界（必読）</w:t>
+      </w:r>
+    </w:p>
+    <w:p>
+      <w:r>
+        <w:rPr>
+          <w:rFonts w:ascii="Hiragino Mincho ProN" w:hAnsi="Hiragino Mincho ProN" w:eastAsia="Hiragino Mincho ProN"/>
+          <w:b/>
+          <w:sz w:val="22"/>
+        </w:rPr>
+        <w:t>本資料は CSV から計算可能な指標で構成しており、以下は **未反映** です。経営判断する際は必ずこれらの限界を踏まえてください。</w:t>
       </w:r>
     </w:p>
     <w:p>
@@ -353,42 +904,141 @@
       </w:r>
     </w:p>
     <w:p>
-      <w:pPr>
-        <w:jc w:val="center"/>
-      </w:pPr>
       <w:r>
-        <w:drawing>
-          <wp:inline xmlns:a="http://schemas.openxmlformats.org/drawingml/2006/main" xmlns:pic="http://schemas.openxmlformats.org/drawingml/2006/picture">
-            <wp:extent cx="5580000" cy="2697583"/>
-            <wp:docPr id="1" name="Picture 1"/>
-            <wp:cNvGraphicFramePr>
-              <a:graphicFrameLocks noChangeAspect="1"/>
-            </wp:cNvGraphicFramePr>
-            <a:graphic>
-              <a:graphicData uri="http://schemas.openxmlformats.org/drawingml/2006/picture">
-                <pic:pic>
-                  <pic:nvPicPr>
-                    <pic:cNvPr id="0" name="06_misconception_anonymous.png"/>
-                    <pic:cNvPicPr/>
-                  </pic:nvPicPr>
-                  <pic:blipFill>
-                    <a:blip r:embed="rId9"/>
-                    <a:stretch>
-                      <a:fillRect/>
-                    </a:stretch>
-                  </pic:blipFill>
-                  <pic:spPr>
-                    <a:xfrm>
-                      <a:off x="0" y="0"/>
-                      <a:ext cx="5580000" cy="2697583"/>
-                    </a:xfrm>
-                    <a:prstGeom prst="rect"/>
-                  </pic:spPr>
-                </pic:pic>
-              </a:graphicData>
-            </a:graphic>
-          </wp:inline>
-        </w:drawing>
+        <w:rPr>
+          <w:rFonts w:ascii="Hiragino Mincho ProN" w:hAnsi="Hiragino Mincho ProN" w:eastAsia="Hiragino Mincho ProN"/>
+          <w:b/>
+          <w:sz w:val="22"/>
+        </w:rPr>
+        <w:t>【未反映 ① コスト精緻化】</w:t>
+      </w:r>
+    </w:p>
+    <w:p>
+      <w:r>
+        <w:rPr>
+          <w:rFonts w:ascii="Hiragino Mincho ProN" w:hAnsi="Hiragino Mincho ProN" w:eastAsia="Hiragino Mincho ProN"/>
+          <w:b w:val="0"/>
+          <w:sz w:val="22"/>
+        </w:rPr>
+        <w:t xml:space="preserve">  ・ベッド粗利単価のコスト見積もり（A 12,000 / B 6,000 / C 4,500 円）は業界目安</w:t>
+      </w:r>
+    </w:p>
+    <w:p>
+      <w:r>
+        <w:rPr>
+          <w:rFonts w:ascii="Hiragino Mincho ProN" w:hAnsi="Hiragino Mincho ProN" w:eastAsia="Hiragino Mincho ProN"/>
+          <w:b w:val="0"/>
+          <w:sz w:val="22"/>
+        </w:rPr>
+        <w:t xml:space="preserve">  ・当院 DPC データでの直接検証は未実施。±20% の不確実性</w:t>
+      </w:r>
+    </w:p>
+    <w:p>
+      <w:r>
+        <w:rPr>
+          <w:rFonts w:ascii="Hiragino Mincho ProN" w:hAnsi="Hiragino Mincho ProN" w:eastAsia="Hiragino Mincho ProN"/>
+          <w:b w:val="0"/>
+          <w:sz w:val="22"/>
+        </w:rPr>
+        <w:t xml:space="preserve">  ・コスト ±20% の幅でも順位（B &gt; C &gt; A）は揺らがないが、絶対値は精度が限定的</w:t>
+      </w:r>
+    </w:p>
+    <w:p>
+      <w:r>
+        <w:rPr>
+          <w:rFonts w:ascii="Hiragino Mincho ProN" w:hAnsi="Hiragino Mincho ProN" w:eastAsia="Hiragino Mincho ProN"/>
+          <w:b w:val="0"/>
+          <w:sz w:val="22"/>
+        </w:rPr>
+      </w:r>
+    </w:p>
+    <w:p>
+      <w:r>
+        <w:rPr>
+          <w:rFonts w:ascii="Hiragino Mincho ProN" w:hAnsi="Hiragino Mincho ProN" w:eastAsia="Hiragino Mincho ProN"/>
+          <w:b/>
+          <w:sz w:val="22"/>
+        </w:rPr>
+        <w:t>【未反映 ② 出来高上乗せの正確な点数】</w:t>
+      </w:r>
+    </w:p>
+    <w:p>
+      <w:r>
+        <w:rPr>
+          <w:rFonts w:ascii="Hiragino Mincho ProN" w:hAnsi="Hiragino Mincho ProN" w:eastAsia="Hiragino Mincho ProN"/>
+          <w:b w:val="0"/>
+          <w:sz w:val="22"/>
+        </w:rPr>
+        <w:t xml:space="preserve">  ・手術料・麻酔料の点数（CSV には手術 ○/× フラグのみ）</w:t>
+      </w:r>
+    </w:p>
+    <w:p>
+      <w:r>
+        <w:rPr>
+          <w:rFonts w:ascii="Hiragino Mincho ProN" w:hAnsi="Hiragino Mincho ProN" w:eastAsia="Hiragino Mincho ProN"/>
+          <w:b w:val="0"/>
+          <w:sz w:val="22"/>
+        </w:rPr>
+        <w:t xml:space="preserve">  ・リハビリ単位数・リハビリ料（PT / OT / ST）</w:t>
+      </w:r>
+    </w:p>
+    <w:p>
+      <w:r>
+        <w:rPr>
+          <w:rFonts w:ascii="Hiragino Mincho ProN" w:hAnsi="Hiragino Mincho ProN" w:eastAsia="Hiragino Mincho ProN"/>
+          <w:b w:val="0"/>
+          <w:sz w:val="22"/>
+        </w:rPr>
+        <w:t xml:space="preserve">  ・処置加算（中心静脈、人工呼吸器、ドレーン等）</w:t>
+      </w:r>
+    </w:p>
+    <w:p>
+      <w:r>
+        <w:rPr>
+          <w:rFonts w:ascii="Hiragino Mincho ProN" w:hAnsi="Hiragino Mincho ProN" w:eastAsia="Hiragino Mincho ProN"/>
+          <w:b w:val="0"/>
+          <w:sz w:val="22"/>
+        </w:rPr>
+        <w:t xml:space="preserve">  ・検査加算（内視鏡、心カテ、画像診断の出来高分）</w:t>
+      </w:r>
+    </w:p>
+    <w:p>
+      <w:r>
+        <w:rPr>
+          <w:rFonts w:ascii="Hiragino Mincho ProN" w:hAnsi="Hiragino Mincho ProN" w:eastAsia="Hiragino Mincho ProN"/>
+          <w:b w:val="0"/>
+          <w:sz w:val="22"/>
+        </w:rPr>
+        <w:t xml:space="preserve">  ・1,000 点以上の処置、高額薬剤、特定保険医療材料</w:t>
+      </w:r>
+    </w:p>
+    <w:p>
+      <w:r>
+        <w:rPr>
+          <w:rFonts w:ascii="Hiragino Mincho ProN" w:hAnsi="Hiragino Mincho ProN" w:eastAsia="Hiragino Mincho ProN"/>
+          <w:b w:val="0"/>
+          <w:sz w:val="22"/>
+        </w:rPr>
+      </w:r>
+    </w:p>
+    <w:p>
+      <w:r>
+        <w:rPr>
+          <w:rFonts w:ascii="Hiragino Mincho ProN" w:hAnsi="Hiragino Mincho ProN" w:eastAsia="Hiragino Mincho ProN"/>
+          <w:b/>
+          <w:sz w:val="22"/>
+        </w:rPr>
+        <w:t>【未反映 ③ 看護必要度（医師別集計）】</w:t>
+      </w:r>
+    </w:p>
+    <w:p>
+      <w:r>
+        <w:rPr>
+          <w:rFonts w:ascii="Hiragino Mincho ProN" w:hAnsi="Hiragino Mincho ProN" w:eastAsia="Hiragino Mincho ProN"/>
+          <w:b w:val="0"/>
+          <w:sz w:val="22"/>
+        </w:rPr>
+        <w:t xml:space="preserve">  ・別集計（病棟単位）では実施しているが、医師別の重症度評価は本資料に含まず</w:t>
       </w:r>
     </w:p>
     <w:p>
@@ -411,7 +1061,7 @@
           <w:color w:val="DC2626"/>
           <w:sz w:val="22"/>
         </w:rPr>
-        <w:t xml:space="preserve">❌ 誤った認識 </w:t>
+        <w:t xml:space="preserve">⚠️ 結論への影響 </w:t>
       </w:r>
       <w:r>
         <w:rPr>
@@ -419,7 +1069,36 @@
           <w:b w:val="0"/>
           <w:sz w:val="22"/>
         </w:rPr>
-        <w:t>「短期回転＝急性期＝高単価」と思い込みがちですが、A 群（急性期）はコスト（薬剤・処置・検査・看護人手）が大きく、粗利は 3 群中 **最低**です。</w:t>
+        <w:t>本資料は「総合収益分析」ではなく「病床利用構造の基礎分析」です。Layer 1（粗利貢献額・順位）は CSV から計算した管理用スコアであり、確定的な会計利益・人事評価指標ではありません。Layer 2/3 を併せて読んで初めて実態に近い貢献の姿が見えます。Stage 2 で事務（医事課・経理）から追加データを取得し、当院実測値での再計算を予定しています。</w:t>
+      </w:r>
+    </w:p>
+    <w:p>
+      <w:r>
+        <w:br w:type="page"/>
+      </w:r>
+    </w:p>
+    <w:p>
+      <w:pPr>
+        <w:pStyle w:val="Heading1"/>
+      </w:pPr>
+      <w:r>
+        <w:rPr>
+          <w:rFonts w:ascii="Hiragino Mincho ProN" w:hAnsi="Hiragino Mincho ProN" w:eastAsia="Hiragino Mincho ProN"/>
+          <w:b/>
+          <w:color w:val="1F2937"/>
+          <w:sz w:val="36"/>
+        </w:rPr>
+        <w:t>3. Layer 1：病床利用貢献</w:t>
+      </w:r>
+    </w:p>
+    <w:p>
+      <w:r>
+        <w:rPr>
+          <w:rFonts w:ascii="Hiragino Mincho ProN" w:hAnsi="Hiragino Mincho ProN" w:eastAsia="Hiragino Mincho ProN"/>
+          <w:b w:val="0"/>
+          <w:sz w:val="22"/>
+        </w:rPr>
+        <w:t>各医師が病棟稼働率（量）と病床日数あたりの管理用スコア（質の仮定）にどう関わっているかを見ます。</w:t>
       </w:r>
     </w:p>
     <w:p>
@@ -433,33 +1112,6 @@
     </w:p>
     <w:p>
       <w:pPr>
-        <w:ind w:left="283"/>
-      </w:pPr>
-      <w:r>
-        <w:rPr>
-          <w:rFonts w:ascii="Hiragino Mincho ProN" w:hAnsi="Hiragino Mincho ProN" w:eastAsia="Hiragino Mincho ProN"/>
-          <w:b/>
-          <w:color w:val="10B981"/>
-          <w:sz w:val="22"/>
-        </w:rPr>
-        <w:t xml:space="preserve">✅ 正しい認識 </w:t>
-      </w:r>
-      <w:r>
-        <w:rPr>
-          <w:rFonts w:ascii="Hiragino Mincho ProN" w:hAnsi="Hiragino Mincho ProN" w:eastAsia="Hiragino Mincho ProN"/>
-          <w:b w:val="0"/>
-          <w:sz w:val="22"/>
-        </w:rPr>
-        <w:t>コストを差し引くと B 群（回復期）が最高、C 群（退院準備）が次、A 群が最低。B 群を多く担当する医師ほど運営貢献が大きい。</w:t>
-      </w:r>
-    </w:p>
-    <w:p>
-      <w:r>
-        <w:br w:type="page"/>
-      </w:r>
-    </w:p>
-    <w:p>
-      <w:pPr>
         <w:pStyle w:val="Heading2"/>
       </w:pPr>
       <w:r>
@@ -469,7 +1121,7 @@
           <w:color w:val="1F2937"/>
           <w:sz w:val="30"/>
         </w:rPr>
-        <w:t>2.2 フェーズ別の単価構造（地域包括医療病棟入院料 1）</w:t>
+        <w:t>3.1 ベッド粗利単価の考え方（参考）</w:t>
       </w:r>
     </w:p>
     <w:p>
@@ -479,7 +1131,7 @@
           <w:b w:val="0"/>
           <w:sz w:val="22"/>
         </w:rPr>
-        <w:t>アプリ実装の 2026 年度プリセット（入院料 1・イ/ロ/ハ加重平均）に基づく数値:</w:t>
+        <w:t>本資料では、地域包括医療病棟入院料の在院日数フェーズ別に以下の管理用スコアを使います（コストは業界目安 ±20%、§2.2 参照）。</w:t>
       </w:r>
     </w:p>
     <w:p>
@@ -553,7 +1205,7 @@
                 <w:color w:val="1F2937"/>
                 <w:sz w:val="20"/>
               </w:rPr>
-              <w:t>① 日次診療報酬</w:t>
+              <w:t>① 報酬</w:t>
             </w:r>
           </w:p>
         </w:tc>
@@ -570,7 +1222,7 @@
                 <w:color w:val="1F2937"/>
                 <w:sz w:val="20"/>
               </w:rPr>
-              <w:t>② 日次変動費</w:t>
+              <w:t>② 変動費</w:t>
             </w:r>
           </w:p>
         </w:tc>
@@ -587,7 +1239,7 @@
                 <w:color w:val="1F2937"/>
                 <w:sz w:val="20"/>
               </w:rPr>
-              <w:t>③ 粗利（① − ②）</w:t>
+              <w:t>③ 粗利仮定（① − ②）</w:t>
             </w:r>
           </w:p>
         </w:tc>
@@ -669,7 +1321,7 @@
                 <w:b w:val="0"/>
                 <w:sz w:val="20"/>
               </w:rPr>
-              <w:t>26,500 円（3 位）</w:t>
+              <w:t>26,500 円</w:t>
             </w:r>
           </w:p>
         </w:tc>
@@ -751,7 +1403,7 @@
                 <w:b w:val="0"/>
                 <w:sz w:val="20"/>
               </w:rPr>
-              <w:t>★ 32,500 円（1 位）</w:t>
+              <w:t>32,500 円</w:t>
             </w:r>
           </w:p>
         </w:tc>
@@ -833,61 +1485,12 @@
                 <w:b w:val="0"/>
                 <w:sz w:val="20"/>
               </w:rPr>
-              <w:t>31,000 円（2 位）</w:t>
+              <w:t>31,000 円</w:t>
             </w:r>
           </w:p>
         </w:tc>
       </w:tr>
     </w:tbl>
-    <w:p>
-      <w:r>
-        <w:rPr>
-          <w:rFonts w:ascii="Hiragino Mincho ProN" w:hAnsi="Hiragino Mincho ProN" w:eastAsia="Hiragino Mincho ProN"/>
-          <w:b w:val="0"/>
-          <w:sz w:val="22"/>
-        </w:rPr>
-      </w:r>
-    </w:p>
-    <w:p>
-      <w:r>
-        <w:rPr>
-          <w:rFonts w:ascii="Hiragino Mincho ProN" w:hAnsi="Hiragino Mincho ProN" w:eastAsia="Hiragino Mincho ProN"/>
-          <w:b w:val="0"/>
-          <w:color w:val="6B7280"/>
-          <w:sz w:val="20"/>
-        </w:rPr>
-        <w:t>出典: ベッドコントロールシミュレーター内 _FEE_PRESETS（令和 8 年度プリセット）。入院料 1: イ 3,367 / ロ 3,267 / ハ 3,117 点の加重平均約 3,250 点 + 初期加算 + リハビリ出来高を含む。変動費は薬剤・処置・検査・材料費の概算。</w:t>
-      </w:r>
-    </w:p>
-    <w:p>
-      <w:r>
-        <w:br w:type="page"/>
-      </w:r>
-    </w:p>
-    <w:p>
-      <w:pPr>
-        <w:pStyle w:val="Heading2"/>
-      </w:pPr>
-      <w:r>
-        <w:rPr>
-          <w:rFonts w:ascii="Hiragino Mincho ProN" w:hAnsi="Hiragino Mincho ProN" w:eastAsia="Hiragino Mincho ProN"/>
-          <w:b/>
-          <w:color w:val="1F2937"/>
-          <w:sz w:val="30"/>
-        </w:rPr>
-        <w:t>2.3 ベッド粗利単価とは</w:t>
-      </w:r>
-    </w:p>
-    <w:p>
-      <w:r>
-        <w:rPr>
-          <w:rFonts w:ascii="Hiragino Mincho ProN" w:hAnsi="Hiragino Mincho ProN" w:eastAsia="Hiragino Mincho ProN"/>
-          <w:b w:val="0"/>
-          <w:sz w:val="22"/>
-        </w:rPr>
-        <w:t>ある医師の「ベッド粗利単価」は、その医師の患者の各フェーズ日数に粗利を掛けた合計を、総延日数で割ったものです。</w:t>
-      </w:r>
-    </w:p>
     <w:p>
       <w:r>
         <w:rPr>
@@ -905,10 +1508,10 @@
         <w:rPr>
           <w:rFonts w:ascii="Hiragino Mincho ProN" w:hAnsi="Hiragino Mincho ProN" w:eastAsia="Hiragino Mincho ProN"/>
           <w:b/>
-          <w:color w:val="2563EB"/>
+          <w:color w:val="D97706"/>
           <w:sz w:val="22"/>
         </w:rPr>
-        <w:t xml:space="preserve">💡 計算式 </w:t>
+        <w:t xml:space="preserve">💡 注意 </w:t>
       </w:r>
       <w:r>
         <w:rPr>
@@ -916,90 +1519,7 @@
           <w:b w:val="0"/>
           <w:sz w:val="22"/>
         </w:rPr>
-        <w:t>ベッド粗利単価 = (A 日数×26,500 + B 日数×32,500 + C 日数×31,000) / 総延日数</w:t>
-      </w:r>
-    </w:p>
-    <w:p>
-      <w:r>
-        <w:rPr>
-          <w:rFonts w:ascii="Hiragino Mincho ProN" w:hAnsi="Hiragino Mincho ProN" w:eastAsia="Hiragino Mincho ProN"/>
-          <w:b w:val="0"/>
-          <w:sz w:val="22"/>
-        </w:rPr>
-      </w:r>
-    </w:p>
-    <w:p>
-      <w:r>
-        <w:rPr>
-          <w:rFonts w:ascii="Hiragino Mincho ProN" w:hAnsi="Hiragino Mincho ProN" w:eastAsia="Hiragino Mincho ProN"/>
-          <w:b/>
-          <w:sz w:val="22"/>
-        </w:rPr>
-        <w:t>つまり、**B 群を多く担当する医師ほど単価が高くなり**、A 群（短期入院）中心の医師は単価が低くなります。これは「短期回転＝経営最適」とは逆の構造です。</w:t>
-      </w:r>
-    </w:p>
-    <w:p>
-      <w:r>
-        <w:rPr>
-          <w:rFonts w:ascii="Hiragino Mincho ProN" w:hAnsi="Hiragino Mincho ProN" w:eastAsia="Hiragino Mincho ProN"/>
-          <w:b w:val="0"/>
-          <w:sz w:val="22"/>
-        </w:rPr>
-      </w:r>
-    </w:p>
-    <w:p>
-      <w:pPr>
-        <w:pStyle w:val="Heading2"/>
-      </w:pPr>
-      <w:r>
-        <w:rPr>
-          <w:rFonts w:ascii="Hiragino Mincho ProN" w:hAnsi="Hiragino Mincho ProN" w:eastAsia="Hiragino Mincho ProN"/>
-          <w:b/>
-          <w:color w:val="1F2937"/>
-          <w:sz w:val="30"/>
-        </w:rPr>
-        <w:t>2.4 年間粗利貢献額 = 量 × 単価 × 期間</w:t>
-      </w:r>
-    </w:p>
-    <w:p>
-      <w:r>
-        <w:rPr>
-          <w:rFonts w:ascii="Hiragino Mincho ProN" w:hAnsi="Hiragino Mincho ProN" w:eastAsia="Hiragino Mincho ProN"/>
-          <w:b w:val="0"/>
-          <w:sz w:val="22"/>
-        </w:rPr>
-        <w:t>ある医師が 1 年間に病棟運営に貢献した粗利金額は、次の掛け算で表されます。</w:t>
-      </w:r>
-    </w:p>
-    <w:p>
-      <w:r>
-        <w:rPr>
-          <w:rFonts w:ascii="Hiragino Mincho ProN" w:hAnsi="Hiragino Mincho ProN" w:eastAsia="Hiragino Mincho ProN"/>
-          <w:b w:val="0"/>
-          <w:sz w:val="22"/>
-        </w:rPr>
-      </w:r>
-    </w:p>
-    <w:p>
-      <w:pPr>
-        <w:ind w:left="283"/>
-      </w:pPr>
-      <w:r>
-        <w:rPr>
-          <w:rFonts w:ascii="Hiragino Mincho ProN" w:hAnsi="Hiragino Mincho ProN" w:eastAsia="Hiragino Mincho ProN"/>
-          <w:b/>
-          <w:color w:val="2563EB"/>
-          <w:sz w:val="22"/>
-        </w:rPr>
-        <w:t xml:space="preserve">💡 計算式 </w:t>
-      </w:r>
-      <w:r>
-        <w:rPr>
-          <w:rFonts w:ascii="Hiragino Mincho ProN" w:hAnsi="Hiragino Mincho ProN" w:eastAsia="Hiragino Mincho ProN"/>
-          <w:b w:val="0"/>
-          <w:sz w:val="22"/>
-        </w:rPr>
-        <w:t>年間粗利貢献額（円）= 月平均受持患者数（人）× ベッド粗利単価（円/床日）× 365 日</w:t>
+        <w:t>この粗利仮定は **管理用スコア** であり、会計上の確定利益ではありません。「短期回転 = 高単価」という思い込みを否定する基礎としてのみ使い、個人評価指標として使わないでください。</w:t>
       </w:r>
     </w:p>
     <w:p>
@@ -1019,7 +1539,7 @@
         <w:drawing>
           <wp:inline xmlns:a="http://schemas.openxmlformats.org/drawingml/2006/main" xmlns:pic="http://schemas.openxmlformats.org/drawingml/2006/picture">
             <wp:extent cx="5580000" cy="3243027"/>
-            <wp:docPr id="2" name="Picture 2"/>
+            <wp:docPr id="1" name="Picture 1"/>
             <wp:cNvGraphicFramePr>
               <a:graphicFrameLocks noChangeAspect="1"/>
             </wp:cNvGraphicFramePr>
@@ -1031,7 +1551,7 @@
                     <pic:cNvPicPr/>
                   </pic:nvPicPr>
                   <pic:blipFill>
-                    <a:blip r:embed="rId10"/>
+                    <a:blip r:embed="rId9"/>
                     <a:stretch>
                       <a:fillRect/>
                     </a:stretch>
@@ -1052,25 +1572,6 @@
     </w:p>
     <w:p>
       <w:r>
-        <w:rPr>
-          <w:rFonts w:ascii="Hiragino Mincho ProN" w:hAnsi="Hiragino Mincho ProN" w:eastAsia="Hiragino Mincho ProN"/>
-          <w:b w:val="0"/>
-          <w:sz w:val="22"/>
-        </w:rPr>
-      </w:r>
-    </w:p>
-    <w:p>
-      <w:r>
-        <w:rPr>
-          <w:rFonts w:ascii="Hiragino Mincho ProN" w:hAnsi="Hiragino Mincho ProN" w:eastAsia="Hiragino Mincho ProN"/>
-          <w:b w:val="0"/>
-          <w:sz w:val="22"/>
-        </w:rPr>
-        <w:t>つまり「**横（受持数）× 縦（粗利単価）の長方形の面積**」が年間粗利にあたります。</w:t>
-      </w:r>
-    </w:p>
-    <w:p>
-      <w:r>
         <w:br w:type="page"/>
       </w:r>
     </w:p>
@@ -1085,943 +1586,7 @@
           <w:color w:val="1F2937"/>
           <w:sz w:val="30"/>
         </w:rPr>
-        <w:t>2.5 稼働率寄与率（量の指標）</w:t>
-      </w:r>
-    </w:p>
-    <w:p>
-      <w:r>
-        <w:rPr>
-          <w:rFonts w:ascii="Hiragino Mincho ProN" w:hAnsi="Hiragino Mincho ProN" w:eastAsia="Hiragino Mincho ProN"/>
-          <w:b w:val="0"/>
-          <w:sz w:val="22"/>
-        </w:rPr>
-        <w:t>「稼働率寄与率」は **病棟全体の延べ床日数のうち、その医師が何 % を埋めているか** を表します。施設基準達成のための直接指標で、副院長の主指標です。</w:t>
-      </w:r>
-    </w:p>
-    <w:p>
-      <w:r>
-        <w:rPr>
-          <w:rFonts w:ascii="Hiragino Mincho ProN" w:hAnsi="Hiragino Mincho ProN" w:eastAsia="Hiragino Mincho ProN"/>
-          <w:b w:val="0"/>
-          <w:sz w:val="22"/>
-        </w:rPr>
-      </w:r>
-    </w:p>
-    <w:p>
-      <w:pPr>
-        <w:ind w:left="283"/>
-      </w:pPr>
-      <w:r>
-        <w:rPr>
-          <w:rFonts w:ascii="Hiragino Mincho ProN" w:hAnsi="Hiragino Mincho ProN" w:eastAsia="Hiragino Mincho ProN"/>
-          <w:b/>
-          <w:color w:val="2563EB"/>
-          <w:sz w:val="22"/>
-        </w:rPr>
-        <w:t xml:space="preserve">💡 計算式 </w:t>
-      </w:r>
-      <w:r>
-        <w:rPr>
-          <w:rFonts w:ascii="Hiragino Mincho ProN" w:hAnsi="Hiragino Mincho ProN" w:eastAsia="Hiragino Mincho ProN"/>
-          <w:b w:val="0"/>
-          <w:sz w:val="22"/>
-        </w:rPr>
-        <w:t>病棟内 寄与率 (%) =（その医師の延べ床日数）÷（病棟全体の延べ床日数）× 100</w:t>
-      </w:r>
-    </w:p>
-    <w:p>
-      <w:r>
-        <w:br w:type="page"/>
-      </w:r>
-    </w:p>
-    <w:p>
-      <w:pPr>
-        <w:pStyle w:val="Heading2"/>
-      </w:pPr>
-      <w:r>
-        <w:rPr>
-          <w:rFonts w:ascii="Hiragino Mincho ProN" w:hAnsi="Hiragino Mincho ProN" w:eastAsia="Hiragino Mincho ProN"/>
-          <w:b/>
-          <w:color w:val="1F2937"/>
-          <w:sz w:val="30"/>
-        </w:rPr>
-        <w:t>2.6 コスト見積もりの位置づけ（重要な但し書き）</w:t>
-      </w:r>
-    </w:p>
-    <w:p>
-      <w:r>
-        <w:rPr>
-          <w:rFonts w:ascii="Hiragino Mincho ProN" w:hAnsi="Hiragino Mincho ProN" w:eastAsia="Hiragino Mincho ProN"/>
-          <w:b/>
-          <w:sz w:val="22"/>
-        </w:rPr>
-        <w:t>本資料の数値の信頼性について、重要な但し書きを明示します。</w:t>
-      </w:r>
-    </w:p>
-    <w:p>
-      <w:r>
-        <w:rPr>
-          <w:rFonts w:ascii="Hiragino Mincho ProN" w:hAnsi="Hiragino Mincho ProN" w:eastAsia="Hiragino Mincho ProN"/>
-          <w:b w:val="0"/>
-          <w:sz w:val="22"/>
-        </w:rPr>
-      </w:r>
-    </w:p>
-    <w:p>
-      <w:pPr>
-        <w:jc w:val="center"/>
-      </w:pPr>
-      <w:r>
-        <w:drawing>
-          <wp:inline xmlns:a="http://schemas.openxmlformats.org/drawingml/2006/main" xmlns:pic="http://schemas.openxmlformats.org/drawingml/2006/picture">
-            <wp:extent cx="5580000" cy="2505255"/>
-            <wp:docPr id="3" name="Picture 3"/>
-            <wp:cNvGraphicFramePr>
-              <a:graphicFrameLocks noChangeAspect="1"/>
-            </wp:cNvGraphicFramePr>
-            <a:graphic>
-              <a:graphicData uri="http://schemas.openxmlformats.org/drawingml/2006/picture">
-                <pic:pic>
-                  <pic:nvPicPr>
-                    <pic:cNvPr id="0" name="07_cost_uncertainty_anonymous.png"/>
-                    <pic:cNvPicPr/>
-                  </pic:nvPicPr>
-                  <pic:blipFill>
-                    <a:blip r:embed="rId11"/>
-                    <a:stretch>
-                      <a:fillRect/>
-                    </a:stretch>
-                  </pic:blipFill>
-                  <pic:spPr>
-                    <a:xfrm>
-                      <a:off x="0" y="0"/>
-                      <a:ext cx="5580000" cy="2505255"/>
-                    </a:xfrm>
-                    <a:prstGeom prst="rect"/>
-                  </pic:spPr>
-                </pic:pic>
-              </a:graphicData>
-            </a:graphic>
-          </wp:inline>
-        </w:drawing>
-      </w:r>
-    </w:p>
-    <w:p>
-      <w:r>
-        <w:rPr>
-          <w:rFonts w:ascii="Hiragino Mincho ProN" w:hAnsi="Hiragino Mincho ProN" w:eastAsia="Hiragino Mincho ProN"/>
-          <w:b w:val="0"/>
-          <w:sz w:val="22"/>
-        </w:rPr>
-      </w:r>
-    </w:p>
-    <w:p>
-      <w:pPr>
-        <w:ind w:left="283"/>
-      </w:pPr>
-      <w:r>
-        <w:rPr>
-          <w:rFonts w:ascii="Hiragino Mincho ProN" w:hAnsi="Hiragino Mincho ProN" w:eastAsia="Hiragino Mincho ProN"/>
-          <w:b/>
-          <w:color w:val="DC2626"/>
-          <w:sz w:val="22"/>
-        </w:rPr>
-        <w:t xml:space="preserve">⚠️ 但し書き </w:t>
-      </w:r>
-      <w:r>
-        <w:rPr>
-          <w:rFonts w:ascii="Hiragino Mincho ProN" w:hAnsi="Hiragino Mincho ProN" w:eastAsia="Hiragino Mincho ProN"/>
-          <w:b w:val="0"/>
-          <w:sz w:val="22"/>
-        </w:rPr>
-        <w:t>本資料のコスト見積もり（A 12,000 / B 6,000 / C 4,500 円）は **業界一般的な目安**であり、当院 DPC データでの直接検証は未実施です。アプリ実装の `_FEE_PRESETS`（2026 年度プリセット）に基づきますが、設計文書（bed_control_simulator_design.md）でも「**平均値で代替**」「**相対比較に活用**」と明記されています。コストには **±20% の不確実性** があると考えてください。</w:t>
-      </w:r>
-    </w:p>
-    <w:p>
-      <w:r>
-        <w:rPr>
-          <w:rFonts w:ascii="Hiragino Mincho ProN" w:hAnsi="Hiragino Mincho ProN" w:eastAsia="Hiragino Mincho ProN"/>
-          <w:b w:val="0"/>
-          <w:sz w:val="22"/>
-        </w:rPr>
-      </w:r>
-    </w:p>
-    <w:p>
-      <w:pPr>
-        <w:pStyle w:val="Heading3"/>
-      </w:pPr>
-      <w:r>
-        <w:rPr>
-          <w:rFonts w:ascii="Hiragino Mincho ProN" w:hAnsi="Hiragino Mincho ProN" w:eastAsia="Hiragino Mincho ProN"/>
-          <w:b/>
-          <w:color w:val="1F2937"/>
-          <w:sz w:val="26"/>
-        </w:rPr>
-        <w:t>コスト ±20% を反映した粗利レンジ</w:t>
-      </w:r>
-    </w:p>
-    <w:tbl>
-      <w:tblPr>
-        <w:tblStyle w:val="LightGrid-Accent1"/>
-        <w:tblW w:type="auto" w:w="0"/>
-        <w:jc w:val="center"/>
-        <w:tblLook w:firstColumn="1" w:firstRow="1" w:lastColumn="0" w:lastRow="0" w:noHBand="0" w:noVBand="1" w:val="04A0"/>
-      </w:tblPr>
-      <w:tblGrid>
-        <w:gridCol w:w="1949"/>
-        <w:gridCol w:w="1949"/>
-        <w:gridCol w:w="1949"/>
-        <w:gridCol w:w="1949"/>
-        <w:gridCol w:w="1949"/>
-      </w:tblGrid>
-      <w:tr>
-        <w:tc>
-          <w:tcPr>
-            <w:tcW w:type="dxa" w:w="1701"/>
-          </w:tcPr>
-          <w:p>
-            <w:r/>
-            <w:r>
-              <w:rPr>
-                <w:rFonts w:ascii="Hiragino Mincho ProN" w:hAnsi="Hiragino Mincho ProN" w:eastAsia="Hiragino Mincho ProN"/>
-                <w:b/>
-                <w:color w:val="1F2937"/>
-                <w:sz w:val="20"/>
-              </w:rPr>
-              <w:t>フェーズ</w:t>
-            </w:r>
-          </w:p>
-        </w:tc>
-        <w:tc>
-          <w:tcPr>
-            <w:tcW w:type="dxa" w:w="1417"/>
-          </w:tcPr>
-          <w:p>
-            <w:r/>
-            <w:r>
-              <w:rPr>
-                <w:rFonts w:ascii="Hiragino Mincho ProN" w:hAnsi="Hiragino Mincho ProN" w:eastAsia="Hiragino Mincho ProN"/>
-                <w:b/>
-                <w:color w:val="1F2937"/>
-                <w:sz w:val="20"/>
-              </w:rPr>
-              <w:t>中央値</w:t>
-            </w:r>
-          </w:p>
-        </w:tc>
-        <w:tc>
-          <w:tcPr>
-            <w:tcW w:type="dxa" w:w="2268"/>
-          </w:tcPr>
-          <w:p>
-            <w:r/>
-            <w:r>
-              <w:rPr>
-                <w:rFonts w:ascii="Hiragino Mincho ProN" w:hAnsi="Hiragino Mincho ProN" w:eastAsia="Hiragino Mincho ProN"/>
-                <w:b/>
-                <w:color w:val="1F2937"/>
-                <w:sz w:val="20"/>
-              </w:rPr>
-              <w:t>下限（コスト +20%）</w:t>
-            </w:r>
-          </w:p>
-        </w:tc>
-        <w:tc>
-          <w:tcPr>
-            <w:tcW w:type="dxa" w:w="2268"/>
-          </w:tcPr>
-          <w:p>
-            <w:r/>
-            <w:r>
-              <w:rPr>
-                <w:rFonts w:ascii="Hiragino Mincho ProN" w:hAnsi="Hiragino Mincho ProN" w:eastAsia="Hiragino Mincho ProN"/>
-                <w:b/>
-                <w:color w:val="1F2937"/>
-                <w:sz w:val="20"/>
-              </w:rPr>
-              <w:t>上限（コスト −20%）</w:t>
-            </w:r>
-          </w:p>
-        </w:tc>
-        <w:tc>
-          <w:tcPr>
-            <w:tcW w:type="dxa" w:w="1417"/>
-          </w:tcPr>
-          <w:p>
-            <w:r/>
-            <w:r>
-              <w:rPr>
-                <w:rFonts w:ascii="Hiragino Mincho ProN" w:hAnsi="Hiragino Mincho ProN" w:eastAsia="Hiragino Mincho ProN"/>
-                <w:b/>
-                <w:color w:val="1F2937"/>
-                <w:sz w:val="20"/>
-              </w:rPr>
-              <w:t>順位</w:t>
-            </w:r>
-          </w:p>
-        </w:tc>
-      </w:tr>
-      <w:tr>
-        <w:tc>
-          <w:tcPr>
-            <w:tcW w:type="dxa" w:w="1701"/>
-          </w:tcPr>
-          <w:p>
-            <w:r/>
-            <w:r>
-              <w:rPr>
-                <w:rFonts w:ascii="Hiragino Mincho ProN" w:hAnsi="Hiragino Mincho ProN" w:eastAsia="Hiragino Mincho ProN"/>
-                <w:b w:val="0"/>
-                <w:sz w:val="20"/>
-              </w:rPr>
-              <w:t>A 群（急性期）</w:t>
-            </w:r>
-          </w:p>
-        </w:tc>
-        <w:tc>
-          <w:tcPr>
-            <w:tcW w:type="dxa" w:w="1417"/>
-          </w:tcPr>
-          <w:p>
-            <w:r/>
-            <w:r>
-              <w:rPr>
-                <w:rFonts w:ascii="Hiragino Mincho ProN" w:hAnsi="Hiragino Mincho ProN" w:eastAsia="Hiragino Mincho ProN"/>
-                <w:b w:val="0"/>
-                <w:sz w:val="20"/>
-              </w:rPr>
-              <w:t>26,500 円</w:t>
-            </w:r>
-          </w:p>
-        </w:tc>
-        <w:tc>
-          <w:tcPr>
-            <w:tcW w:type="dxa" w:w="2268"/>
-          </w:tcPr>
-          <w:p>
-            <w:r/>
-            <w:r>
-              <w:rPr>
-                <w:rFonts w:ascii="Hiragino Mincho ProN" w:hAnsi="Hiragino Mincho ProN" w:eastAsia="Hiragino Mincho ProN"/>
-                <w:b w:val="0"/>
-                <w:sz w:val="20"/>
-              </w:rPr>
-              <w:t>24,100 円</w:t>
-            </w:r>
-          </w:p>
-        </w:tc>
-        <w:tc>
-          <w:tcPr>
-            <w:tcW w:type="dxa" w:w="2268"/>
-          </w:tcPr>
-          <w:p>
-            <w:r/>
-            <w:r>
-              <w:rPr>
-                <w:rFonts w:ascii="Hiragino Mincho ProN" w:hAnsi="Hiragino Mincho ProN" w:eastAsia="Hiragino Mincho ProN"/>
-                <w:b w:val="0"/>
-                <w:sz w:val="20"/>
-              </w:rPr>
-              <w:t>28,900 円</w:t>
-            </w:r>
-          </w:p>
-        </w:tc>
-        <w:tc>
-          <w:tcPr>
-            <w:tcW w:type="dxa" w:w="1417"/>
-          </w:tcPr>
-          <w:p>
-            <w:r/>
-            <w:r>
-              <w:rPr>
-                <w:rFonts w:ascii="Hiragino Mincho ProN" w:hAnsi="Hiragino Mincho ProN" w:eastAsia="Hiragino Mincho ProN"/>
-                <w:b w:val="0"/>
-                <w:sz w:val="20"/>
-              </w:rPr>
-              <w:t>3 位</w:t>
-            </w:r>
-          </w:p>
-        </w:tc>
-      </w:tr>
-      <w:tr>
-        <w:tc>
-          <w:tcPr>
-            <w:tcW w:type="dxa" w:w="1701"/>
-          </w:tcPr>
-          <w:p>
-            <w:r/>
-            <w:r>
-              <w:rPr>
-                <w:rFonts w:ascii="Hiragino Mincho ProN" w:hAnsi="Hiragino Mincho ProN" w:eastAsia="Hiragino Mincho ProN"/>
-                <w:b w:val="0"/>
-                <w:sz w:val="20"/>
-              </w:rPr>
-              <w:t>B 群（回復期）</w:t>
-            </w:r>
-          </w:p>
-        </w:tc>
-        <w:tc>
-          <w:tcPr>
-            <w:tcW w:type="dxa" w:w="1417"/>
-          </w:tcPr>
-          <w:p>
-            <w:r/>
-            <w:r>
-              <w:rPr>
-                <w:rFonts w:ascii="Hiragino Mincho ProN" w:hAnsi="Hiragino Mincho ProN" w:eastAsia="Hiragino Mincho ProN"/>
-                <w:b w:val="0"/>
-                <w:sz w:val="20"/>
-              </w:rPr>
-              <w:t>★ 32,500 円</w:t>
-            </w:r>
-          </w:p>
-        </w:tc>
-        <w:tc>
-          <w:tcPr>
-            <w:tcW w:type="dxa" w:w="2268"/>
-          </w:tcPr>
-          <w:p>
-            <w:r/>
-            <w:r>
-              <w:rPr>
-                <w:rFonts w:ascii="Hiragino Mincho ProN" w:hAnsi="Hiragino Mincho ProN" w:eastAsia="Hiragino Mincho ProN"/>
-                <w:b w:val="0"/>
-                <w:sz w:val="20"/>
-              </w:rPr>
-              <w:t>31,300 円</w:t>
-            </w:r>
-          </w:p>
-        </w:tc>
-        <w:tc>
-          <w:tcPr>
-            <w:tcW w:type="dxa" w:w="2268"/>
-          </w:tcPr>
-          <w:p>
-            <w:r/>
-            <w:r>
-              <w:rPr>
-                <w:rFonts w:ascii="Hiragino Mincho ProN" w:hAnsi="Hiragino Mincho ProN" w:eastAsia="Hiragino Mincho ProN"/>
-                <w:b w:val="0"/>
-                <w:sz w:val="20"/>
-              </w:rPr>
-              <w:t>33,700 円</w:t>
-            </w:r>
-          </w:p>
-        </w:tc>
-        <w:tc>
-          <w:tcPr>
-            <w:tcW w:type="dxa" w:w="1417"/>
-          </w:tcPr>
-          <w:p>
-            <w:r/>
-            <w:r>
-              <w:rPr>
-                <w:rFonts w:ascii="Hiragino Mincho ProN" w:hAnsi="Hiragino Mincho ProN" w:eastAsia="Hiragino Mincho ProN"/>
-                <w:b w:val="0"/>
-                <w:sz w:val="20"/>
-              </w:rPr>
-              <w:t>★ 1 位</w:t>
-            </w:r>
-          </w:p>
-        </w:tc>
-      </w:tr>
-      <w:tr>
-        <w:tc>
-          <w:tcPr>
-            <w:tcW w:type="dxa" w:w="1701"/>
-          </w:tcPr>
-          <w:p>
-            <w:r/>
-            <w:r>
-              <w:rPr>
-                <w:rFonts w:ascii="Hiragino Mincho ProN" w:hAnsi="Hiragino Mincho ProN" w:eastAsia="Hiragino Mincho ProN"/>
-                <w:b w:val="0"/>
-                <w:sz w:val="20"/>
-              </w:rPr>
-              <w:t>C 群（退院準備）</w:t>
-            </w:r>
-          </w:p>
-        </w:tc>
-        <w:tc>
-          <w:tcPr>
-            <w:tcW w:type="dxa" w:w="1417"/>
-          </w:tcPr>
-          <w:p>
-            <w:r/>
-            <w:r>
-              <w:rPr>
-                <w:rFonts w:ascii="Hiragino Mincho ProN" w:hAnsi="Hiragino Mincho ProN" w:eastAsia="Hiragino Mincho ProN"/>
-                <w:b w:val="0"/>
-                <w:sz w:val="20"/>
-              </w:rPr>
-              <w:t>31,000 円</w:t>
-            </w:r>
-          </w:p>
-        </w:tc>
-        <w:tc>
-          <w:tcPr>
-            <w:tcW w:type="dxa" w:w="2268"/>
-          </w:tcPr>
-          <w:p>
-            <w:r/>
-            <w:r>
-              <w:rPr>
-                <w:rFonts w:ascii="Hiragino Mincho ProN" w:hAnsi="Hiragino Mincho ProN" w:eastAsia="Hiragino Mincho ProN"/>
-                <w:b w:val="0"/>
-                <w:sz w:val="20"/>
-              </w:rPr>
-              <w:t>30,100 円</w:t>
-            </w:r>
-          </w:p>
-        </w:tc>
-        <w:tc>
-          <w:tcPr>
-            <w:tcW w:type="dxa" w:w="2268"/>
-          </w:tcPr>
-          <w:p>
-            <w:r/>
-            <w:r>
-              <w:rPr>
-                <w:rFonts w:ascii="Hiragino Mincho ProN" w:hAnsi="Hiragino Mincho ProN" w:eastAsia="Hiragino Mincho ProN"/>
-                <w:b w:val="0"/>
-                <w:sz w:val="20"/>
-              </w:rPr>
-              <w:t>31,900 円</w:t>
-            </w:r>
-          </w:p>
-        </w:tc>
-        <w:tc>
-          <w:tcPr>
-            <w:tcW w:type="dxa" w:w="1417"/>
-          </w:tcPr>
-          <w:p>
-            <w:r/>
-            <w:r>
-              <w:rPr>
-                <w:rFonts w:ascii="Hiragino Mincho ProN" w:hAnsi="Hiragino Mincho ProN" w:eastAsia="Hiragino Mincho ProN"/>
-                <w:b w:val="0"/>
-                <w:sz w:val="20"/>
-              </w:rPr>
-              <w:t>2 位</w:t>
-            </w:r>
-          </w:p>
-        </w:tc>
-      </w:tr>
-    </w:tbl>
-    <w:p>
-      <w:r>
-        <w:rPr>
-          <w:rFonts w:ascii="Hiragino Mincho ProN" w:hAnsi="Hiragino Mincho ProN" w:eastAsia="Hiragino Mincho ProN"/>
-          <w:b w:val="0"/>
-          <w:sz w:val="22"/>
-        </w:rPr>
-      </w:r>
-    </w:p>
-    <w:p>
-      <w:pPr>
-        <w:ind w:left="283"/>
-      </w:pPr>
-      <w:r>
-        <w:rPr>
-          <w:rFonts w:ascii="Hiragino Mincho ProN" w:hAnsi="Hiragino Mincho ProN" w:eastAsia="Hiragino Mincho ProN"/>
-          <w:b/>
-          <w:color w:val="10B981"/>
-          <w:sz w:val="22"/>
-        </w:rPr>
-        <w:t xml:space="preserve">💡 重要なポイント </w:t>
-      </w:r>
-      <w:r>
-        <w:rPr>
-          <w:rFonts w:ascii="Hiragino Mincho ProN" w:hAnsi="Hiragino Mincho ProN" w:eastAsia="Hiragino Mincho ProN"/>
-          <w:b w:val="0"/>
-          <w:sz w:val="22"/>
-        </w:rPr>
-        <w:t>コストが ±20% 動いても、**B 群 ＞ C 群 ＞ A 群 の順位は揺らぎません**。本解析の結論「B 群中心管理が運営貢献を最大化する」という方向性は、コスト見積もりの精度に大きく依存しないということです。ただし絶対値（年間粗利の総額）は ±10〜20% の幅があります。</w:t>
-      </w:r>
-    </w:p>
-    <w:p>
-      <w:r>
-        <w:rPr>
-          <w:rFonts w:ascii="Hiragino Mincho ProN" w:hAnsi="Hiragino Mincho ProN" w:eastAsia="Hiragino Mincho ProN"/>
-          <w:b w:val="0"/>
-          <w:sz w:val="22"/>
-        </w:rPr>
-      </w:r>
-    </w:p>
-    <w:p>
-      <w:pPr>
-        <w:ind w:left="283"/>
-      </w:pPr>
-      <w:r>
-        <w:rPr>
-          <w:rFonts w:ascii="Hiragino Mincho ProN" w:hAnsi="Hiragino Mincho ProN" w:eastAsia="Hiragino Mincho ProN"/>
-          <w:b/>
-          <w:color w:val="2563EB"/>
-          <w:sz w:val="22"/>
-        </w:rPr>
-        <w:t xml:space="preserve">📌 Stage 2 計画（提言 4） </w:t>
-      </w:r>
-      <w:r>
-        <w:rPr>
-          <w:rFonts w:ascii="Hiragino Mincho ProN" w:hAnsi="Hiragino Mincho ProN" w:eastAsia="Hiragino Mincho ProN"/>
-          <w:b w:val="0"/>
-          <w:sz w:val="22"/>
-        </w:rPr>
-        <w:t>このコスト不確実性は、**事務（医事課・経理）から DPC 患者別変動費を取り寄せて1 ヶ月のサンプル検証** で解消できます。Stage 2 として 1〜2 週間で実施予定。</w:t>
-      </w:r>
-    </w:p>
-    <w:p>
-      <w:r>
-        <w:br w:type="page"/>
-      </w:r>
-    </w:p>
-    <w:p>
-      <w:pPr>
-        <w:pStyle w:val="Heading1"/>
-      </w:pPr>
-      <w:r>
-        <w:rPr>
-          <w:rFonts w:ascii="Hiragino Mincho ProN" w:hAnsi="Hiragino Mincho ProN" w:eastAsia="Hiragino Mincho ProN"/>
-          <w:b/>
-          <w:color w:val="1F2937"/>
-          <w:sz w:val="36"/>
-        </w:rPr>
-        <w:t>3. データ概要</w:t>
-      </w:r>
-    </w:p>
-    <w:tbl>
-      <w:tblPr>
-        <w:tblStyle w:val="LightGrid-Accent1"/>
-        <w:tblW w:type="auto" w:w="0"/>
-        <w:jc w:val="center"/>
-        <w:tblLook w:firstColumn="1" w:firstRow="1" w:lastColumn="0" w:lastRow="0" w:noHBand="0" w:noVBand="1" w:val="04A0"/>
-      </w:tblPr>
-      <w:tblGrid>
-        <w:gridCol w:w="4873"/>
-        <w:gridCol w:w="4873"/>
-      </w:tblGrid>
-      <w:tr>
-        <w:tc>
-          <w:tcPr>
-            <w:tcW w:type="dxa" w:w="2268"/>
-          </w:tcPr>
-          <w:p>
-            <w:r/>
-            <w:r>
-              <w:rPr>
-                <w:rFonts w:ascii="Hiragino Mincho ProN" w:hAnsi="Hiragino Mincho ProN" w:eastAsia="Hiragino Mincho ProN"/>
-                <w:b/>
-                <w:color w:val="1F2937"/>
-                <w:sz w:val="20"/>
-              </w:rPr>
-              <w:t>項目</w:t>
-            </w:r>
-          </w:p>
-        </w:tc>
-        <w:tc>
-          <w:tcPr>
-            <w:tcW w:type="dxa" w:w="6803"/>
-          </w:tcPr>
-          <w:p>
-            <w:r/>
-            <w:r>
-              <w:rPr>
-                <w:rFonts w:ascii="Hiragino Mincho ProN" w:hAnsi="Hiragino Mincho ProN" w:eastAsia="Hiragino Mincho ProN"/>
-                <w:b/>
-                <w:color w:val="1F2937"/>
-                <w:sz w:val="20"/>
-              </w:rPr>
-              <w:t>内容</w:t>
-            </w:r>
-          </w:p>
-        </w:tc>
-      </w:tr>
-      <w:tr>
-        <w:tc>
-          <w:tcPr>
-            <w:tcW w:type="dxa" w:w="2268"/>
-          </w:tcPr>
-          <w:p>
-            <w:r/>
-            <w:r>
-              <w:rPr>
-                <w:rFonts w:ascii="Hiragino Mincho ProN" w:hAnsi="Hiragino Mincho ProN" w:eastAsia="Hiragino Mincho ProN"/>
-                <w:b w:val="0"/>
-                <w:sz w:val="20"/>
-              </w:rPr>
-              <w:t>対象期間</w:t>
-            </w:r>
-          </w:p>
-        </w:tc>
-        <w:tc>
-          <w:tcPr>
-            <w:tcW w:type="dxa" w:w="6803"/>
-          </w:tcPr>
-          <w:p>
-            <w:r/>
-            <w:r>
-              <w:rPr>
-                <w:rFonts w:ascii="Hiragino Mincho ProN" w:hAnsi="Hiragino Mincho ProN" w:eastAsia="Hiragino Mincho ProN"/>
-                <w:b w:val="0"/>
-                <w:sz w:val="20"/>
-              </w:rPr>
-              <w:t>2025-04-01 〜 2026-04-25（約 13 ヶ月）</w:t>
-            </w:r>
-          </w:p>
-        </w:tc>
-      </w:tr>
-      <w:tr>
-        <w:tc>
-          <w:tcPr>
-            <w:tcW w:type="dxa" w:w="2268"/>
-          </w:tcPr>
-          <w:p>
-            <w:r/>
-            <w:r>
-              <w:rPr>
-                <w:rFonts w:ascii="Hiragino Mincho ProN" w:hAnsi="Hiragino Mincho ProN" w:eastAsia="Hiragino Mincho ProN"/>
-                <w:b w:val="0"/>
-                <w:sz w:val="20"/>
-              </w:rPr>
-              <w:t>対象データ</w:t>
-            </w:r>
-          </w:p>
-        </w:tc>
-        <w:tc>
-          <w:tcPr>
-            <w:tcW w:type="dxa" w:w="6803"/>
-          </w:tcPr>
-          <w:p>
-            <w:r/>
-            <w:r>
-              <w:rPr>
-                <w:rFonts w:ascii="Hiragino Mincho ProN" w:hAnsi="Hiragino Mincho ProN" w:eastAsia="Hiragino Mincho ProN"/>
-                <w:b w:val="0"/>
-                <w:sz w:val="20"/>
-              </w:rPr>
-              <w:t>全入院 1,960 件（事務提供 CSV、患者氏名なし、医師コード化）</w:t>
-            </w:r>
-          </w:p>
-        </w:tc>
-      </w:tr>
-      <w:tr>
-        <w:tc>
-          <w:tcPr>
-            <w:tcW w:type="dxa" w:w="2268"/>
-          </w:tcPr>
-          <w:p>
-            <w:r/>
-            <w:r>
-              <w:rPr>
-                <w:rFonts w:ascii="Hiragino Mincho ProN" w:hAnsi="Hiragino Mincho ProN" w:eastAsia="Hiragino Mincho ProN"/>
-                <w:b w:val="0"/>
-                <w:sz w:val="20"/>
-              </w:rPr>
-              <w:t>対象病棟</w:t>
-            </w:r>
-          </w:p>
-        </w:tc>
-        <w:tc>
-          <w:tcPr>
-            <w:tcW w:type="dxa" w:w="6803"/>
-          </w:tcPr>
-          <w:p>
-            <w:r/>
-            <w:r>
-              <w:rPr>
-                <w:rFonts w:ascii="Hiragino Mincho ProN" w:hAnsi="Hiragino Mincho ProN" w:eastAsia="Hiragino Mincho ProN"/>
-                <w:b w:val="0"/>
-                <w:sz w:val="20"/>
-              </w:rPr>
-              <w:t>5F 病棟（47 床）+ 6F 病棟（47 床）= 計 94 床</w:t>
-            </w:r>
-          </w:p>
-        </w:tc>
-      </w:tr>
-      <w:tr>
-        <w:tc>
-          <w:tcPr>
-            <w:tcW w:type="dxa" w:w="2268"/>
-          </w:tcPr>
-          <w:p>
-            <w:r/>
-            <w:r>
-              <w:rPr>
-                <w:rFonts w:ascii="Hiragino Mincho ProN" w:hAnsi="Hiragino Mincho ProN" w:eastAsia="Hiragino Mincho ProN"/>
-                <w:b w:val="0"/>
-                <w:sz w:val="20"/>
-              </w:rPr>
-              <w:t>分析対象医師</w:t>
-            </w:r>
-          </w:p>
-        </w:tc>
-        <w:tc>
-          <w:tcPr>
-            <w:tcW w:type="dxa" w:w="6803"/>
-          </w:tcPr>
-          <w:p>
-            <w:r/>
-            <w:r>
-              <w:rPr>
-                <w:rFonts w:ascii="Hiragino Mincho ProN" w:hAnsi="Hiragino Mincho ProN" w:eastAsia="Hiragino Mincho ProN"/>
-                <w:b w:val="0"/>
-                <w:sz w:val="20"/>
-              </w:rPr>
-              <w:t>年間入院 10 件以上の 14 名</w:t>
-            </w:r>
-          </w:p>
-        </w:tc>
-      </w:tr>
-      <w:tr>
-        <w:tc>
-          <w:tcPr>
-            <w:tcW w:type="dxa" w:w="2268"/>
-          </w:tcPr>
-          <w:p>
-            <w:r/>
-            <w:r>
-              <w:rPr>
-                <w:rFonts w:ascii="Hiragino Mincho ProN" w:hAnsi="Hiragino Mincho ProN" w:eastAsia="Hiragino Mincho ProN"/>
-                <w:b w:val="0"/>
-                <w:sz w:val="20"/>
-              </w:rPr>
-              <w:t>除外</w:t>
-            </w:r>
-          </w:p>
-        </w:tc>
-        <w:tc>
-          <w:tcPr>
-            <w:tcW w:type="dxa" w:w="6803"/>
-          </w:tcPr>
-          <w:p>
-            <w:r/>
-            <w:r>
-              <w:rPr>
-                <w:rFonts w:ascii="Hiragino Mincho ProN" w:hAnsi="Hiragino Mincho ProN" w:eastAsia="Hiragino Mincho ProN"/>
-                <w:b w:val="0"/>
-                <w:sz w:val="20"/>
-              </w:rPr>
-              <w:t>件数 10 未満の医師（4 名）は統計的に弱いため集計から除外</w:t>
-            </w:r>
-          </w:p>
-        </w:tc>
-      </w:tr>
-      <w:tr>
-        <w:tc>
-          <w:tcPr>
-            <w:tcW w:type="dxa" w:w="2268"/>
-          </w:tcPr>
-          <w:p>
-            <w:r/>
-            <w:r>
-              <w:rPr>
-                <w:rFonts w:ascii="Hiragino Mincho ProN" w:hAnsi="Hiragino Mincho ProN" w:eastAsia="Hiragino Mincho ProN"/>
-                <w:b w:val="0"/>
-                <w:sz w:val="20"/>
-              </w:rPr>
-              <w:t>計算手法</w:t>
-            </w:r>
-          </w:p>
-        </w:tc>
-        <w:tc>
-          <w:tcPr>
-            <w:tcW w:type="dxa" w:w="6803"/>
-          </w:tcPr>
-          <w:p>
-            <w:r/>
-            <w:r>
-              <w:rPr>
-                <w:rFonts w:ascii="Hiragino Mincho ProN" w:hAnsi="Hiragino Mincho ProN" w:eastAsia="Hiragino Mincho ProN"/>
-                <w:b w:val="0"/>
-                <w:sz w:val="20"/>
-              </w:rPr>
-              <w:t>フェーズ別粗利 × 在院日数 で年間粗利貢献額を算出（Stage 1）</w:t>
-            </w:r>
-          </w:p>
-        </w:tc>
-      </w:tr>
-    </w:tbl>
-    <w:p>
-      <w:r>
-        <w:rPr>
-          <w:rFonts w:ascii="Hiragino Mincho ProN" w:hAnsi="Hiragino Mincho ProN" w:eastAsia="Hiragino Mincho ProN"/>
-          <w:b w:val="0"/>
-          <w:sz w:val="22"/>
-        </w:rPr>
-      </w:r>
-    </w:p>
-    <w:p>
-      <w:pPr>
-        <w:ind w:left="283"/>
-      </w:pPr>
-      <w:r>
-        <w:rPr>
-          <w:rFonts w:ascii="Hiragino Mincho ProN" w:hAnsi="Hiragino Mincho ProN" w:eastAsia="Hiragino Mincho ProN"/>
-          <w:b/>
-          <w:color w:val="DC2626"/>
-          <w:sz w:val="22"/>
-        </w:rPr>
-        <w:t xml:space="preserve">⚠️ 本解析の限界（Stage 1） </w:t>
-      </w:r>
-      <w:r>
-        <w:rPr>
-          <w:rFonts w:ascii="Hiragino Mincho ProN" w:hAnsi="Hiragino Mincho ProN" w:eastAsia="Hiragino Mincho ProN"/>
-          <w:b w:val="0"/>
-          <w:sz w:val="22"/>
-        </w:rPr>
-        <w:t>本資料はアプリ既定の「フェーズ別粗利」のみを反映した概算です。リハビリ加算・処置加算（CV・人工呼吸・ドレーン等）・手術料などは概算に含まれません。次フェーズで事務から追加データを取得し精緻化予定です。</w:t>
-      </w:r>
-    </w:p>
-    <w:p>
-      <w:r>
-        <w:br w:type="page"/>
-      </w:r>
-    </w:p>
-    <w:p>
-      <w:pPr>
-        <w:pStyle w:val="Heading1"/>
-      </w:pPr>
-      <w:r>
-        <w:rPr>
-          <w:rFonts w:ascii="Hiragino Mincho ProN" w:hAnsi="Hiragino Mincho ProN" w:eastAsia="Hiragino Mincho ProN"/>
-          <w:b/>
-          <w:color w:val="1F2937"/>
-          <w:sz w:val="36"/>
-        </w:rPr>
-        <w:t>4. 結果</w:t>
-      </w:r>
-    </w:p>
-    <w:p>
-      <w:pPr>
-        <w:pStyle w:val="Heading2"/>
-      </w:pPr>
-      <w:r>
-        <w:rPr>
-          <w:rFonts w:ascii="Hiragino Mincho ProN" w:hAnsi="Hiragino Mincho ProN" w:eastAsia="Hiragino Mincho ProN"/>
-          <w:b/>
-          <w:color w:val="1F2937"/>
-          <w:sz w:val="30"/>
-        </w:rPr>
-        <w:t>4.1 医師別 ポジショニング（散布図）</w:t>
-      </w:r>
-    </w:p>
-    <w:p>
-      <w:r>
-        <w:rPr>
-          <w:rFonts w:ascii="Hiragino Mincho ProN" w:hAnsi="Hiragino Mincho ProN" w:eastAsia="Hiragino Mincho ProN"/>
-          <w:b w:val="0"/>
-          <w:sz w:val="22"/>
-        </w:rPr>
-        <w:t>医師ごとの「稼働率寄与率（横軸）」と「ベッド粗利単価（縦軸）」を散布図で示します。右に行くほど病棟運営への量の貢献が大きく、上に行くほど 1 床 1 日あたりの粗利が高い医師です。</w:t>
-      </w:r>
-    </w:p>
-    <w:p>
-      <w:r>
-        <w:rPr>
-          <w:rFonts w:ascii="Hiragino Mincho ProN" w:hAnsi="Hiragino Mincho ProN" w:eastAsia="Hiragino Mincho ProN"/>
-          <w:b w:val="0"/>
-          <w:sz w:val="22"/>
-        </w:rPr>
+        <w:t>3.2 医師別 ポジショニング（散布図）</w:t>
       </w:r>
     </w:p>
     <w:p>
@@ -2032,7 +1597,7 @@
         <w:drawing>
           <wp:inline xmlns:a="http://schemas.openxmlformats.org/drawingml/2006/main" xmlns:pic="http://schemas.openxmlformats.org/drawingml/2006/picture">
             <wp:extent cx="5580000" cy="3680995"/>
-            <wp:docPr id="4" name="Picture 4"/>
+            <wp:docPr id="2" name="Picture 2"/>
             <wp:cNvGraphicFramePr>
               <a:graphicFrameLocks noChangeAspect="1"/>
             </wp:cNvGraphicFramePr>
@@ -2044,7 +1609,7 @@
                     <pic:cNvPicPr/>
                   </pic:nvPicPr>
                   <pic:blipFill>
-                    <a:blip r:embed="rId12"/>
+                    <a:blip r:embed="rId10"/>
                     <a:stretch>
                       <a:fillRect/>
                     </a:stretch>
@@ -2083,7 +1648,7 @@
           <w:color w:val="2563EB"/>
           <w:sz w:val="22"/>
         </w:rPr>
-        <w:t xml:space="preserve">🔍 観察 </w:t>
+        <w:t xml:space="preserve">🔍 読み方 </w:t>
       </w:r>
       <w:r>
         <w:rPr>
@@ -2091,7 +1656,7 @@
           <w:b w:val="0"/>
           <w:sz w:val="22"/>
         </w:rPr>
-        <w:t>理論上の 3 群単価（B 32,500/C 31,000/A 26,500）が散布図に点線で示されています。B 群と C 群を多く担当する医師は単価が高く、A 群偏重の医師は単価が低くなります。</w:t>
+        <w:t>右側に位置するほど稼働率寄与（量）が大きく、上側に位置するほど病床日数あたりの管理用スコア（仮定）が高い医師です。エラーバーはコスト ±20% に伴う不確実性を表します。</w:t>
       </w:r>
     </w:p>
     <w:p>
@@ -2110,7 +1675,7 @@
           <w:color w:val="1F2937"/>
           <w:sz w:val="30"/>
         </w:rPr>
-        <w:t>4.2 病棟別 稼働率寄与率ランキング</w:t>
+        <w:t>3.3 病棟別 稼働率寄与率</w:t>
       </w:r>
     </w:p>
     <w:p>
@@ -2121,7 +1686,7 @@
         <w:drawing>
           <wp:inline xmlns:a="http://schemas.openxmlformats.org/drawingml/2006/main" xmlns:pic="http://schemas.openxmlformats.org/drawingml/2006/picture">
             <wp:extent cx="5760000" cy="3132677"/>
-            <wp:docPr id="5" name="Picture 5"/>
+            <wp:docPr id="3" name="Picture 3"/>
             <wp:cNvGraphicFramePr>
               <a:graphicFrameLocks noChangeAspect="1"/>
             </wp:cNvGraphicFramePr>
@@ -2133,7 +1698,7 @@
                     <pic:cNvPicPr/>
                   </pic:nvPicPr>
                   <pic:blipFill>
-                    <a:blip r:embed="rId13"/>
+                    <a:blip r:embed="rId11"/>
                     <a:stretch>
                       <a:fillRect/>
                     </a:stretch>
@@ -2168,7 +1733,7 @@
           <w:b/>
           <w:sz w:val="22"/>
         </w:rPr>
-        <w:t>5F 病棟 上位 5 名:</w:t>
+        <w:t>5F 病棟 寄与率上位 5 名（タイプ分類併記）:</w:t>
       </w:r>
     </w:p>
     <w:tbl>
@@ -2179,16 +1744,17 @@
         <w:tblLook w:firstColumn="1" w:firstRow="1" w:lastColumn="0" w:lastRow="0" w:noHBand="0" w:noVBand="1" w:val="04A0"/>
       </w:tblPr>
       <w:tblGrid>
-        <w:gridCol w:w="1949"/>
-        <w:gridCol w:w="1949"/>
-        <w:gridCol w:w="1949"/>
-        <w:gridCol w:w="1949"/>
-        <w:gridCol w:w="1949"/>
+        <w:gridCol w:w="1624"/>
+        <w:gridCol w:w="1624"/>
+        <w:gridCol w:w="1624"/>
+        <w:gridCol w:w="1624"/>
+        <w:gridCol w:w="1624"/>
+        <w:gridCol w:w="1624"/>
       </w:tblGrid>
       <w:tr>
         <w:tc>
           <w:tcPr>
-            <w:tcW w:type="dxa" w:w="850"/>
+            <w:tcW w:type="dxa" w:w="737"/>
           </w:tcPr>
           <w:p>
             <w:r/>
@@ -2205,7 +1771,7 @@
         </w:tc>
         <w:tc>
           <w:tcPr>
-            <w:tcW w:type="dxa" w:w="1417"/>
+            <w:tcW w:type="dxa" w:w="1247"/>
           </w:tcPr>
           <w:p>
             <w:r/>
@@ -2222,7 +1788,7 @@
         </w:tc>
         <w:tc>
           <w:tcPr>
-            <w:tcW w:type="dxa" w:w="1701"/>
+            <w:tcW w:type="dxa" w:w="1417"/>
           </w:tcPr>
           <w:p>
             <w:r/>
@@ -2239,7 +1805,7 @@
         </w:tc>
         <w:tc>
           <w:tcPr>
-            <w:tcW w:type="dxa" w:w="1701"/>
+            <w:tcW w:type="dxa" w:w="1417"/>
           </w:tcPr>
           <w:p>
             <w:r/>
@@ -2256,7 +1822,7 @@
         </w:tc>
         <w:tc>
           <w:tcPr>
-            <w:tcW w:type="dxa" w:w="1701"/>
+            <w:tcW w:type="dxa" w:w="1531"/>
           </w:tcPr>
           <w:p>
             <w:r/>
@@ -2271,11 +1837,28 @@
             </w:r>
           </w:p>
         </w:tc>
+        <w:tc>
+          <w:tcPr>
+            <w:tcW w:type="dxa" w:w="1984"/>
+          </w:tcPr>
+          <w:p>
+            <w:r/>
+            <w:r>
+              <w:rPr>
+                <w:rFonts w:ascii="Hiragino Mincho ProN" w:hAnsi="Hiragino Mincho ProN" w:eastAsia="Hiragino Mincho ProN"/>
+                <w:b/>
+                <w:color w:val="1F2937"/>
+                <w:sz w:val="20"/>
+              </w:rPr>
+              <w:t>タイプ</w:t>
+            </w:r>
+          </w:p>
+        </w:tc>
       </w:tr>
       <w:tr>
         <w:tc>
           <w:tcPr>
-            <w:tcW w:type="dxa" w:w="850"/>
+            <w:tcW w:type="dxa" w:w="737"/>
           </w:tcPr>
           <w:p>
             <w:r/>
@@ -2291,6 +1874,22 @@
         </w:tc>
         <w:tc>
           <w:tcPr>
+            <w:tcW w:type="dxa" w:w="1247"/>
+          </w:tcPr>
+          <w:p>
+            <w:r/>
+            <w:r>
+              <w:rPr>
+                <w:rFonts w:ascii="Hiragino Mincho ProN" w:hAnsi="Hiragino Mincho ProN" w:eastAsia="Hiragino Mincho ProN"/>
+                <w:b w:val="0"/>
+                <w:sz w:val="20"/>
+              </w:rPr>
+              <w:t>D医師</w:t>
+            </w:r>
+          </w:p>
+        </w:tc>
+        <w:tc>
+          <w:tcPr>
             <w:tcW w:type="dxa" w:w="1417"/>
           </w:tcPr>
           <w:p>
@@ -2301,13 +1900,13 @@
                 <w:b w:val="0"/>
                 <w:sz w:val="20"/>
               </w:rPr>
-              <w:t>D医師</w:t>
-            </w:r>
-          </w:p>
-        </w:tc>
-        <w:tc>
-          <w:tcPr>
-            <w:tcW w:type="dxa" w:w="1701"/>
+              <w:t>23.3%</w:t>
+            </w:r>
+          </w:p>
+        </w:tc>
+        <w:tc>
+          <w:tcPr>
+            <w:tcW w:type="dxa" w:w="1417"/>
           </w:tcPr>
           <w:p>
             <w:r/>
@@ -2317,13 +1916,13 @@
                 <w:b w:val="0"/>
                 <w:sz w:val="20"/>
               </w:rPr>
-              <w:t>23.3%</w:t>
-            </w:r>
-          </w:p>
-        </w:tc>
-        <w:tc>
-          <w:tcPr>
-            <w:tcW w:type="dxa" w:w="1701"/>
+              <w:t>3,394 床日</w:t>
+            </w:r>
+          </w:p>
+        </w:tc>
+        <w:tc>
+          <w:tcPr>
+            <w:tcW w:type="dxa" w:w="1531"/>
           </w:tcPr>
           <w:p>
             <w:r/>
@@ -2333,13 +1932,13 @@
                 <w:b w:val="0"/>
                 <w:sz w:val="20"/>
               </w:rPr>
-              <w:t>3,394床日</w:t>
-            </w:r>
-          </w:p>
-        </w:tc>
-        <w:tc>
-          <w:tcPr>
-            <w:tcW w:type="dxa" w:w="1701"/>
+              <w:t>35.7 日</w:t>
+            </w:r>
+          </w:p>
+        </w:tc>
+        <w:tc>
+          <w:tcPr>
+            <w:tcW w:type="dxa" w:w="1984"/>
           </w:tcPr>
           <w:p>
             <w:r/>
@@ -2349,7 +1948,7 @@
                 <w:b w:val="0"/>
                 <w:sz w:val="20"/>
               </w:rPr>
-              <w:t>35.7日</w:t>
+              <w:t>救急・予定外受入基盤型</w:t>
             </w:r>
           </w:p>
         </w:tc>
@@ -2357,7 +1956,7 @@
       <w:tr>
         <w:tc>
           <w:tcPr>
-            <w:tcW w:type="dxa" w:w="850"/>
+            <w:tcW w:type="dxa" w:w="737"/>
           </w:tcPr>
           <w:p>
             <w:r/>
@@ -2373,6 +1972,22 @@
         </w:tc>
         <w:tc>
           <w:tcPr>
+            <w:tcW w:type="dxa" w:w="1247"/>
+          </w:tcPr>
+          <w:p>
+            <w:r/>
+            <w:r>
+              <w:rPr>
+                <w:rFonts w:ascii="Hiragino Mincho ProN" w:hAnsi="Hiragino Mincho ProN" w:eastAsia="Hiragino Mincho ProN"/>
+                <w:b w:val="0"/>
+                <w:sz w:val="20"/>
+              </w:rPr>
+              <w:t>A医師</w:t>
+            </w:r>
+          </w:p>
+        </w:tc>
+        <w:tc>
+          <w:tcPr>
             <w:tcW w:type="dxa" w:w="1417"/>
           </w:tcPr>
           <w:p>
@@ -2383,13 +1998,13 @@
                 <w:b w:val="0"/>
                 <w:sz w:val="20"/>
               </w:rPr>
-              <w:t>A医師</w:t>
-            </w:r>
-          </w:p>
-        </w:tc>
-        <w:tc>
-          <w:tcPr>
-            <w:tcW w:type="dxa" w:w="1701"/>
+              <w:t>13.1%</w:t>
+            </w:r>
+          </w:p>
+        </w:tc>
+        <w:tc>
+          <w:tcPr>
+            <w:tcW w:type="dxa" w:w="1417"/>
           </w:tcPr>
           <w:p>
             <w:r/>
@@ -2399,13 +2014,13 @@
                 <w:b w:val="0"/>
                 <w:sz w:val="20"/>
               </w:rPr>
-              <w:t>13.1%</w:t>
-            </w:r>
-          </w:p>
-        </w:tc>
-        <w:tc>
-          <w:tcPr>
-            <w:tcW w:type="dxa" w:w="1701"/>
+              <w:t>1,913 床日</w:t>
+            </w:r>
+          </w:p>
+        </w:tc>
+        <w:tc>
+          <w:tcPr>
+            <w:tcW w:type="dxa" w:w="1531"/>
           </w:tcPr>
           <w:p>
             <w:r/>
@@ -2415,13 +2030,13 @@
                 <w:b w:val="0"/>
                 <w:sz w:val="20"/>
               </w:rPr>
-              <w:t>1,913床日</w:t>
-            </w:r>
-          </w:p>
-        </w:tc>
-        <w:tc>
-          <w:tcPr>
-            <w:tcW w:type="dxa" w:w="1701"/>
+              <w:t>33.2 日</w:t>
+            </w:r>
+          </w:p>
+        </w:tc>
+        <w:tc>
+          <w:tcPr>
+            <w:tcW w:type="dxa" w:w="1984"/>
           </w:tcPr>
           <w:p>
             <w:r/>
@@ -2431,7 +2046,7 @@
                 <w:b w:val="0"/>
                 <w:sz w:val="20"/>
               </w:rPr>
-              <w:t>33.2日</w:t>
+              <w:t>長期安定型</w:t>
             </w:r>
           </w:p>
         </w:tc>
@@ -2439,7 +2054,7 @@
       <w:tr>
         <w:tc>
           <w:tcPr>
-            <w:tcW w:type="dxa" w:w="850"/>
+            <w:tcW w:type="dxa" w:w="737"/>
           </w:tcPr>
           <w:p>
             <w:r/>
@@ -2455,6 +2070,22 @@
         </w:tc>
         <w:tc>
           <w:tcPr>
+            <w:tcW w:type="dxa" w:w="1247"/>
+          </w:tcPr>
+          <w:p>
+            <w:r/>
+            <w:r>
+              <w:rPr>
+                <w:rFonts w:ascii="Hiragino Mincho ProN" w:hAnsi="Hiragino Mincho ProN" w:eastAsia="Hiragino Mincho ProN"/>
+                <w:b w:val="0"/>
+                <w:sz w:val="20"/>
+              </w:rPr>
+              <w:t>G医師</w:t>
+            </w:r>
+          </w:p>
+        </w:tc>
+        <w:tc>
+          <w:tcPr>
             <w:tcW w:type="dxa" w:w="1417"/>
           </w:tcPr>
           <w:p>
@@ -2465,13 +2096,13 @@
                 <w:b w:val="0"/>
                 <w:sz w:val="20"/>
               </w:rPr>
-              <w:t>G医師</w:t>
-            </w:r>
-          </w:p>
-        </w:tc>
-        <w:tc>
-          <w:tcPr>
-            <w:tcW w:type="dxa" w:w="1701"/>
+              <w:t>12.6%</w:t>
+            </w:r>
+          </w:p>
+        </w:tc>
+        <w:tc>
+          <w:tcPr>
+            <w:tcW w:type="dxa" w:w="1417"/>
           </w:tcPr>
           <w:p>
             <w:r/>
@@ -2481,13 +2112,13 @@
                 <w:b w:val="0"/>
                 <w:sz w:val="20"/>
               </w:rPr>
-              <w:t>12.6%</w:t>
-            </w:r>
-          </w:p>
-        </w:tc>
-        <w:tc>
-          <w:tcPr>
-            <w:tcW w:type="dxa" w:w="1701"/>
+              <w:t>1,839 床日</w:t>
+            </w:r>
+          </w:p>
+        </w:tc>
+        <w:tc>
+          <w:tcPr>
+            <w:tcW w:type="dxa" w:w="1531"/>
           </w:tcPr>
           <w:p>
             <w:r/>
@@ -2497,13 +2128,13 @@
                 <w:b w:val="0"/>
                 <w:sz w:val="20"/>
               </w:rPr>
-              <w:t>1,839床日</w:t>
-            </w:r>
-          </w:p>
-        </w:tc>
-        <w:tc>
-          <w:tcPr>
-            <w:tcW w:type="dxa" w:w="1701"/>
+              <w:t>8.5 日</w:t>
+            </w:r>
+          </w:p>
+        </w:tc>
+        <w:tc>
+          <w:tcPr>
+            <w:tcW w:type="dxa" w:w="1984"/>
           </w:tcPr>
           <w:p>
             <w:r/>
@@ -2513,7 +2144,7 @@
                 <w:b w:val="0"/>
                 <w:sz w:val="20"/>
               </w:rPr>
-              <w:t>8.5日</w:t>
+              <w:t>手術・処置型</w:t>
             </w:r>
           </w:p>
         </w:tc>
@@ -2521,7 +2152,7 @@
       <w:tr>
         <w:tc>
           <w:tcPr>
-            <w:tcW w:type="dxa" w:w="850"/>
+            <w:tcW w:type="dxa" w:w="737"/>
           </w:tcPr>
           <w:p>
             <w:r/>
@@ -2537,6 +2168,22 @@
         </w:tc>
         <w:tc>
           <w:tcPr>
+            <w:tcW w:type="dxa" w:w="1247"/>
+          </w:tcPr>
+          <w:p>
+            <w:r/>
+            <w:r>
+              <w:rPr>
+                <w:rFonts w:ascii="Hiragino Mincho ProN" w:hAnsi="Hiragino Mincho ProN" w:eastAsia="Hiragino Mincho ProN"/>
+                <w:b w:val="0"/>
+                <w:sz w:val="20"/>
+              </w:rPr>
+              <w:t>B医師</w:t>
+            </w:r>
+          </w:p>
+        </w:tc>
+        <w:tc>
+          <w:tcPr>
             <w:tcW w:type="dxa" w:w="1417"/>
           </w:tcPr>
           <w:p>
@@ -2547,13 +2194,13 @@
                 <w:b w:val="0"/>
                 <w:sz w:val="20"/>
               </w:rPr>
-              <w:t>B医師</w:t>
-            </w:r>
-          </w:p>
-        </w:tc>
-        <w:tc>
-          <w:tcPr>
-            <w:tcW w:type="dxa" w:w="1701"/>
+              <w:t>9.3%</w:t>
+            </w:r>
+          </w:p>
+        </w:tc>
+        <w:tc>
+          <w:tcPr>
+            <w:tcW w:type="dxa" w:w="1417"/>
           </w:tcPr>
           <w:p>
             <w:r/>
@@ -2563,13 +2210,13 @@
                 <w:b w:val="0"/>
                 <w:sz w:val="20"/>
               </w:rPr>
-              <w:t>9.3%</w:t>
-            </w:r>
-          </w:p>
-        </w:tc>
-        <w:tc>
-          <w:tcPr>
-            <w:tcW w:type="dxa" w:w="1701"/>
+              <w:t>1,354 床日</w:t>
+            </w:r>
+          </w:p>
+        </w:tc>
+        <w:tc>
+          <w:tcPr>
+            <w:tcW w:type="dxa" w:w="1531"/>
           </w:tcPr>
           <w:p>
             <w:r/>
@@ -2579,13 +2226,13 @@
                 <w:b w:val="0"/>
                 <w:sz w:val="20"/>
               </w:rPr>
-              <w:t>1,354床日</w:t>
-            </w:r>
-          </w:p>
-        </w:tc>
-        <w:tc>
-          <w:tcPr>
-            <w:tcW w:type="dxa" w:w="1701"/>
+              <w:t>22.2 日</w:t>
+            </w:r>
+          </w:p>
+        </w:tc>
+        <w:tc>
+          <w:tcPr>
+            <w:tcW w:type="dxa" w:w="1984"/>
           </w:tcPr>
           <w:p>
             <w:r/>
@@ -2595,7 +2242,7 @@
                 <w:b w:val="0"/>
                 <w:sz w:val="20"/>
               </w:rPr>
-              <w:t>22.2日</w:t>
+              <w:t>長期安定型</w:t>
             </w:r>
           </w:p>
         </w:tc>
@@ -2603,7 +2250,7 @@
       <w:tr>
         <w:tc>
           <w:tcPr>
-            <w:tcW w:type="dxa" w:w="850"/>
+            <w:tcW w:type="dxa" w:w="737"/>
           </w:tcPr>
           <w:p>
             <w:r/>
@@ -2619,6 +2266,22 @@
         </w:tc>
         <w:tc>
           <w:tcPr>
+            <w:tcW w:type="dxa" w:w="1247"/>
+          </w:tcPr>
+          <w:p>
+            <w:r/>
+            <w:r>
+              <w:rPr>
+                <w:rFonts w:ascii="Hiragino Mincho ProN" w:hAnsi="Hiragino Mincho ProN" w:eastAsia="Hiragino Mincho ProN"/>
+                <w:b w:val="0"/>
+                <w:sz w:val="20"/>
+              </w:rPr>
+              <w:t>C医師</w:t>
+            </w:r>
+          </w:p>
+        </w:tc>
+        <w:tc>
+          <w:tcPr>
             <w:tcW w:type="dxa" w:w="1417"/>
           </w:tcPr>
           <w:p>
@@ -2629,13 +2292,13 @@
                 <w:b w:val="0"/>
                 <w:sz w:val="20"/>
               </w:rPr>
-              <w:t>C医師</w:t>
-            </w:r>
-          </w:p>
-        </w:tc>
-        <w:tc>
-          <w:tcPr>
-            <w:tcW w:type="dxa" w:w="1701"/>
+              <w:t>8.4%</w:t>
+            </w:r>
+          </w:p>
+        </w:tc>
+        <w:tc>
+          <w:tcPr>
+            <w:tcW w:type="dxa" w:w="1417"/>
           </w:tcPr>
           <w:p>
             <w:r/>
@@ -2645,13 +2308,13 @@
                 <w:b w:val="0"/>
                 <w:sz w:val="20"/>
               </w:rPr>
-              <w:t>8.4%</w:t>
-            </w:r>
-          </w:p>
-        </w:tc>
-        <w:tc>
-          <w:tcPr>
-            <w:tcW w:type="dxa" w:w="1701"/>
+              <w:t>1,218 床日</w:t>
+            </w:r>
+          </w:p>
+        </w:tc>
+        <w:tc>
+          <w:tcPr>
+            <w:tcW w:type="dxa" w:w="1531"/>
           </w:tcPr>
           <w:p>
             <w:r/>
@@ -2661,13 +2324,13 @@
                 <w:b w:val="0"/>
                 <w:sz w:val="20"/>
               </w:rPr>
-              <w:t>1,218床日</w:t>
-            </w:r>
-          </w:p>
-        </w:tc>
-        <w:tc>
-          <w:tcPr>
-            <w:tcW w:type="dxa" w:w="1701"/>
+              <w:t>14.0 日</w:t>
+            </w:r>
+          </w:p>
+        </w:tc>
+        <w:tc>
+          <w:tcPr>
+            <w:tcW w:type="dxa" w:w="1984"/>
           </w:tcPr>
           <w:p>
             <w:r/>
@@ -2677,7 +2340,7 @@
                 <w:b w:val="0"/>
                 <w:sz w:val="20"/>
               </w:rPr>
-              <w:t>14.0日</w:t>
+              <w:t>長期安定型</w:t>
             </w:r>
           </w:p>
         </w:tc>
@@ -2699,7 +2362,7 @@
           <w:b/>
           <w:sz w:val="22"/>
         </w:rPr>
-        <w:t>6F 病棟 上位 5 名:</w:t>
+        <w:t>6F 病棟 寄与率上位 5 名（タイプ分類併記）:</w:t>
       </w:r>
     </w:p>
     <w:tbl>
@@ -2710,16 +2373,17 @@
         <w:tblLook w:firstColumn="1" w:firstRow="1" w:lastColumn="0" w:lastRow="0" w:noHBand="0" w:noVBand="1" w:val="04A0"/>
       </w:tblPr>
       <w:tblGrid>
-        <w:gridCol w:w="1949"/>
-        <w:gridCol w:w="1949"/>
-        <w:gridCol w:w="1949"/>
-        <w:gridCol w:w="1949"/>
-        <w:gridCol w:w="1949"/>
+        <w:gridCol w:w="1624"/>
+        <w:gridCol w:w="1624"/>
+        <w:gridCol w:w="1624"/>
+        <w:gridCol w:w="1624"/>
+        <w:gridCol w:w="1624"/>
+        <w:gridCol w:w="1624"/>
       </w:tblGrid>
       <w:tr>
         <w:tc>
           <w:tcPr>
-            <w:tcW w:type="dxa" w:w="850"/>
+            <w:tcW w:type="dxa" w:w="737"/>
           </w:tcPr>
           <w:p>
             <w:r/>
@@ -2736,7 +2400,7 @@
         </w:tc>
         <w:tc>
           <w:tcPr>
-            <w:tcW w:type="dxa" w:w="1417"/>
+            <w:tcW w:type="dxa" w:w="1247"/>
           </w:tcPr>
           <w:p>
             <w:r/>
@@ -2753,7 +2417,7 @@
         </w:tc>
         <w:tc>
           <w:tcPr>
-            <w:tcW w:type="dxa" w:w="1701"/>
+            <w:tcW w:type="dxa" w:w="1417"/>
           </w:tcPr>
           <w:p>
             <w:r/>
@@ -2770,7 +2434,7 @@
         </w:tc>
         <w:tc>
           <w:tcPr>
-            <w:tcW w:type="dxa" w:w="1701"/>
+            <w:tcW w:type="dxa" w:w="1417"/>
           </w:tcPr>
           <w:p>
             <w:r/>
@@ -2787,7 +2451,7 @@
         </w:tc>
         <w:tc>
           <w:tcPr>
-            <w:tcW w:type="dxa" w:w="1701"/>
+            <w:tcW w:type="dxa" w:w="1531"/>
           </w:tcPr>
           <w:p>
             <w:r/>
@@ -2802,11 +2466,28 @@
             </w:r>
           </w:p>
         </w:tc>
+        <w:tc>
+          <w:tcPr>
+            <w:tcW w:type="dxa" w:w="1984"/>
+          </w:tcPr>
+          <w:p>
+            <w:r/>
+            <w:r>
+              <w:rPr>
+                <w:rFonts w:ascii="Hiragino Mincho ProN" w:hAnsi="Hiragino Mincho ProN" w:eastAsia="Hiragino Mincho ProN"/>
+                <w:b/>
+                <w:color w:val="1F2937"/>
+                <w:sz w:val="20"/>
+              </w:rPr>
+              <w:t>タイプ</w:t>
+            </w:r>
+          </w:p>
+        </w:tc>
       </w:tr>
       <w:tr>
         <w:tc>
           <w:tcPr>
-            <w:tcW w:type="dxa" w:w="850"/>
+            <w:tcW w:type="dxa" w:w="737"/>
           </w:tcPr>
           <w:p>
             <w:r/>
@@ -2822,6 +2503,22 @@
         </w:tc>
         <w:tc>
           <w:tcPr>
+            <w:tcW w:type="dxa" w:w="1247"/>
+          </w:tcPr>
+          <w:p>
+            <w:r/>
+            <w:r>
+              <w:rPr>
+                <w:rFonts w:ascii="Hiragino Mincho ProN" w:hAnsi="Hiragino Mincho ProN" w:eastAsia="Hiragino Mincho ProN"/>
+                <w:b w:val="0"/>
+                <w:sz w:val="20"/>
+              </w:rPr>
+              <w:t>B医師</w:t>
+            </w:r>
+          </w:p>
+        </w:tc>
+        <w:tc>
+          <w:tcPr>
             <w:tcW w:type="dxa" w:w="1417"/>
           </w:tcPr>
           <w:p>
@@ -2832,13 +2529,13 @@
                 <w:b w:val="0"/>
                 <w:sz w:val="20"/>
               </w:rPr>
-              <w:t>B医師</w:t>
-            </w:r>
-          </w:p>
-        </w:tc>
-        <w:tc>
-          <w:tcPr>
-            <w:tcW w:type="dxa" w:w="1701"/>
+              <w:t>18.5%</w:t>
+            </w:r>
+          </w:p>
+        </w:tc>
+        <w:tc>
+          <w:tcPr>
+            <w:tcW w:type="dxa" w:w="1417"/>
           </w:tcPr>
           <w:p>
             <w:r/>
@@ -2848,13 +2545,13 @@
                 <w:b w:val="0"/>
                 <w:sz w:val="20"/>
               </w:rPr>
-              <w:t>18.5%</w:t>
-            </w:r>
-          </w:p>
-        </w:tc>
-        <w:tc>
-          <w:tcPr>
-            <w:tcW w:type="dxa" w:w="1701"/>
+              <w:t>2,816 床日</w:t>
+            </w:r>
+          </w:p>
+        </w:tc>
+        <w:tc>
+          <w:tcPr>
+            <w:tcW w:type="dxa" w:w="1531"/>
           </w:tcPr>
           <w:p>
             <w:r/>
@@ -2864,13 +2561,13 @@
                 <w:b w:val="0"/>
                 <w:sz w:val="20"/>
               </w:rPr>
-              <w:t>2,816床日</w:t>
-            </w:r>
-          </w:p>
-        </w:tc>
-        <w:tc>
-          <w:tcPr>
-            <w:tcW w:type="dxa" w:w="1701"/>
+              <w:t>22.2 日</w:t>
+            </w:r>
+          </w:p>
+        </w:tc>
+        <w:tc>
+          <w:tcPr>
+            <w:tcW w:type="dxa" w:w="1984"/>
           </w:tcPr>
           <w:p>
             <w:r/>
@@ -2880,7 +2577,7 @@
                 <w:b w:val="0"/>
                 <w:sz w:val="20"/>
               </w:rPr>
-              <w:t>22.2日</w:t>
+              <w:t>長期安定型</w:t>
             </w:r>
           </w:p>
         </w:tc>
@@ -2888,7 +2585,7 @@
       <w:tr>
         <w:tc>
           <w:tcPr>
-            <w:tcW w:type="dxa" w:w="850"/>
+            <w:tcW w:type="dxa" w:w="737"/>
           </w:tcPr>
           <w:p>
             <w:r/>
@@ -2904,6 +2601,22 @@
         </w:tc>
         <w:tc>
           <w:tcPr>
+            <w:tcW w:type="dxa" w:w="1247"/>
+          </w:tcPr>
+          <w:p>
+            <w:r/>
+            <w:r>
+              <w:rPr>
+                <w:rFonts w:ascii="Hiragino Mincho ProN" w:hAnsi="Hiragino Mincho ProN" w:eastAsia="Hiragino Mincho ProN"/>
+                <w:b w:val="0"/>
+                <w:sz w:val="20"/>
+              </w:rPr>
+              <w:t>A医師</w:t>
+            </w:r>
+          </w:p>
+        </w:tc>
+        <w:tc>
+          <w:tcPr>
             <w:tcW w:type="dxa" w:w="1417"/>
           </w:tcPr>
           <w:p>
@@ -2914,13 +2627,13 @@
                 <w:b w:val="0"/>
                 <w:sz w:val="20"/>
               </w:rPr>
-              <w:t>A医師</w:t>
-            </w:r>
-          </w:p>
-        </w:tc>
-        <w:tc>
-          <w:tcPr>
-            <w:tcW w:type="dxa" w:w="1701"/>
+              <w:t>18.2%</w:t>
+            </w:r>
+          </w:p>
+        </w:tc>
+        <w:tc>
+          <w:tcPr>
+            <w:tcW w:type="dxa" w:w="1417"/>
           </w:tcPr>
           <w:p>
             <w:r/>
@@ -2930,13 +2643,13 @@
                 <w:b w:val="0"/>
                 <w:sz w:val="20"/>
               </w:rPr>
-              <w:t>18.2%</w:t>
-            </w:r>
-          </w:p>
-        </w:tc>
-        <w:tc>
-          <w:tcPr>
-            <w:tcW w:type="dxa" w:w="1701"/>
+              <w:t>2,772 床日</w:t>
+            </w:r>
+          </w:p>
+        </w:tc>
+        <w:tc>
+          <w:tcPr>
+            <w:tcW w:type="dxa" w:w="1531"/>
           </w:tcPr>
           <w:p>
             <w:r/>
@@ -2946,13 +2659,13 @@
                 <w:b w:val="0"/>
                 <w:sz w:val="20"/>
               </w:rPr>
-              <w:t>2,772床日</w:t>
-            </w:r>
-          </w:p>
-        </w:tc>
-        <w:tc>
-          <w:tcPr>
-            <w:tcW w:type="dxa" w:w="1701"/>
+              <w:t>33.2 日</w:t>
+            </w:r>
+          </w:p>
+        </w:tc>
+        <w:tc>
+          <w:tcPr>
+            <w:tcW w:type="dxa" w:w="1984"/>
           </w:tcPr>
           <w:p>
             <w:r/>
@@ -2962,7 +2675,7 @@
                 <w:b w:val="0"/>
                 <w:sz w:val="20"/>
               </w:rPr>
-              <w:t>33.2日</w:t>
+              <w:t>長期安定型</w:t>
             </w:r>
           </w:p>
         </w:tc>
@@ -2970,7 +2683,7 @@
       <w:tr>
         <w:tc>
           <w:tcPr>
-            <w:tcW w:type="dxa" w:w="850"/>
+            <w:tcW w:type="dxa" w:w="737"/>
           </w:tcPr>
           <w:p>
             <w:r/>
@@ -2986,6 +2699,22 @@
         </w:tc>
         <w:tc>
           <w:tcPr>
+            <w:tcW w:type="dxa" w:w="1247"/>
+          </w:tcPr>
+          <w:p>
+            <w:r/>
+            <w:r>
+              <w:rPr>
+                <w:rFonts w:ascii="Hiragino Mincho ProN" w:hAnsi="Hiragino Mincho ProN" w:eastAsia="Hiragino Mincho ProN"/>
+                <w:b w:val="0"/>
+                <w:sz w:val="20"/>
+              </w:rPr>
+              <w:t>C医師</w:t>
+            </w:r>
+          </w:p>
+        </w:tc>
+        <w:tc>
+          <w:tcPr>
             <w:tcW w:type="dxa" w:w="1417"/>
           </w:tcPr>
           <w:p>
@@ -2996,13 +2725,13 @@
                 <w:b w:val="0"/>
                 <w:sz w:val="20"/>
               </w:rPr>
-              <w:t>C医師</w:t>
-            </w:r>
-          </w:p>
-        </w:tc>
-        <w:tc>
-          <w:tcPr>
-            <w:tcW w:type="dxa" w:w="1701"/>
+              <w:t>17.9%</w:t>
+            </w:r>
+          </w:p>
+        </w:tc>
+        <w:tc>
+          <w:tcPr>
+            <w:tcW w:type="dxa" w:w="1417"/>
           </w:tcPr>
           <w:p>
             <w:r/>
@@ -3012,13 +2741,13 @@
                 <w:b w:val="0"/>
                 <w:sz w:val="20"/>
               </w:rPr>
-              <w:t>17.9%</w:t>
-            </w:r>
-          </w:p>
-        </w:tc>
-        <w:tc>
-          <w:tcPr>
-            <w:tcW w:type="dxa" w:w="1701"/>
+              <w:t>2,726 床日</w:t>
+            </w:r>
+          </w:p>
+        </w:tc>
+        <w:tc>
+          <w:tcPr>
+            <w:tcW w:type="dxa" w:w="1531"/>
           </w:tcPr>
           <w:p>
             <w:r/>
@@ -3028,13 +2757,13 @@
                 <w:b w:val="0"/>
                 <w:sz w:val="20"/>
               </w:rPr>
-              <w:t>2,726床日</w:t>
-            </w:r>
-          </w:p>
-        </w:tc>
-        <w:tc>
-          <w:tcPr>
-            <w:tcW w:type="dxa" w:w="1701"/>
+              <w:t>14.0 日</w:t>
+            </w:r>
+          </w:p>
+        </w:tc>
+        <w:tc>
+          <w:tcPr>
+            <w:tcW w:type="dxa" w:w="1984"/>
           </w:tcPr>
           <w:p>
             <w:r/>
@@ -3044,7 +2773,7 @@
                 <w:b w:val="0"/>
                 <w:sz w:val="20"/>
               </w:rPr>
-              <w:t>14.0日</w:t>
+              <w:t>長期安定型</w:t>
             </w:r>
           </w:p>
         </w:tc>
@@ -3052,7 +2781,7 @@
       <w:tr>
         <w:tc>
           <w:tcPr>
-            <w:tcW w:type="dxa" w:w="850"/>
+            <w:tcW w:type="dxa" w:w="737"/>
           </w:tcPr>
           <w:p>
             <w:r/>
@@ -3068,6 +2797,22 @@
         </w:tc>
         <w:tc>
           <w:tcPr>
+            <w:tcW w:type="dxa" w:w="1247"/>
+          </w:tcPr>
+          <w:p>
+            <w:r/>
+            <w:r>
+              <w:rPr>
+                <w:rFonts w:ascii="Hiragino Mincho ProN" w:hAnsi="Hiragino Mincho ProN" w:eastAsia="Hiragino Mincho ProN"/>
+                <w:b w:val="0"/>
+                <w:sz w:val="20"/>
+              </w:rPr>
+              <w:t>E医師</w:t>
+            </w:r>
+          </w:p>
+        </w:tc>
+        <w:tc>
+          <w:tcPr>
             <w:tcW w:type="dxa" w:w="1417"/>
           </w:tcPr>
           <w:p>
@@ -3078,13 +2823,13 @@
                 <w:b w:val="0"/>
                 <w:sz w:val="20"/>
               </w:rPr>
-              <w:t>E医師</w:t>
-            </w:r>
-          </w:p>
-        </w:tc>
-        <w:tc>
-          <w:tcPr>
-            <w:tcW w:type="dxa" w:w="1701"/>
+              <w:t>10.1%</w:t>
+            </w:r>
+          </w:p>
+        </w:tc>
+        <w:tc>
+          <w:tcPr>
+            <w:tcW w:type="dxa" w:w="1417"/>
           </w:tcPr>
           <w:p>
             <w:r/>
@@ -3094,13 +2839,13 @@
                 <w:b w:val="0"/>
                 <w:sz w:val="20"/>
               </w:rPr>
-              <w:t>10.1%</w:t>
-            </w:r>
-          </w:p>
-        </w:tc>
-        <w:tc>
-          <w:tcPr>
-            <w:tcW w:type="dxa" w:w="1701"/>
+              <w:t>1,545 床日</w:t>
+            </w:r>
+          </w:p>
+        </w:tc>
+        <w:tc>
+          <w:tcPr>
+            <w:tcW w:type="dxa" w:w="1531"/>
           </w:tcPr>
           <w:p>
             <w:r/>
@@ -3110,13 +2855,13 @@
                 <w:b w:val="0"/>
                 <w:sz w:val="20"/>
               </w:rPr>
-              <w:t>1,545床日</w:t>
-            </w:r>
-          </w:p>
-        </w:tc>
-        <w:tc>
-          <w:tcPr>
-            <w:tcW w:type="dxa" w:w="1701"/>
+              <w:t>13.4 日</w:t>
+            </w:r>
+          </w:p>
+        </w:tc>
+        <w:tc>
+          <w:tcPr>
+            <w:tcW w:type="dxa" w:w="1984"/>
           </w:tcPr>
           <w:p>
             <w:r/>
@@ -3126,7 +2871,7 @@
                 <w:b w:val="0"/>
                 <w:sz w:val="20"/>
               </w:rPr>
-              <w:t>13.4日</w:t>
+              <w:t>救急・予定外受入基盤型</w:t>
             </w:r>
           </w:p>
         </w:tc>
@@ -3134,7 +2879,7 @@
       <w:tr>
         <w:tc>
           <w:tcPr>
-            <w:tcW w:type="dxa" w:w="850"/>
+            <w:tcW w:type="dxa" w:w="737"/>
           </w:tcPr>
           <w:p>
             <w:r/>
@@ -3150,6 +2895,22 @@
         </w:tc>
         <w:tc>
           <w:tcPr>
+            <w:tcW w:type="dxa" w:w="1247"/>
+          </w:tcPr>
+          <w:p>
+            <w:r/>
+            <w:r>
+              <w:rPr>
+                <w:rFonts w:ascii="Hiragino Mincho ProN" w:hAnsi="Hiragino Mincho ProN" w:eastAsia="Hiragino Mincho ProN"/>
+                <w:b w:val="0"/>
+                <w:sz w:val="20"/>
+              </w:rPr>
+              <w:t>F医師</w:t>
+            </w:r>
+          </w:p>
+        </w:tc>
+        <w:tc>
+          <w:tcPr>
             <w:tcW w:type="dxa" w:w="1417"/>
           </w:tcPr>
           <w:p>
@@ -3160,13 +2921,13 @@
                 <w:b w:val="0"/>
                 <w:sz w:val="20"/>
               </w:rPr>
-              <w:t>F医師</w:t>
-            </w:r>
-          </w:p>
-        </w:tc>
-        <w:tc>
-          <w:tcPr>
-            <w:tcW w:type="dxa" w:w="1701"/>
+              <w:t>8.4%</w:t>
+            </w:r>
+          </w:p>
+        </w:tc>
+        <w:tc>
+          <w:tcPr>
+            <w:tcW w:type="dxa" w:w="1417"/>
           </w:tcPr>
           <w:p>
             <w:r/>
@@ -3176,13 +2937,13 @@
                 <w:b w:val="0"/>
                 <w:sz w:val="20"/>
               </w:rPr>
-              <w:t>8.4%</w:t>
-            </w:r>
-          </w:p>
-        </w:tc>
-        <w:tc>
-          <w:tcPr>
-            <w:tcW w:type="dxa" w:w="1701"/>
+              <w:t>1,275 床日</w:t>
+            </w:r>
+          </w:p>
+        </w:tc>
+        <w:tc>
+          <w:tcPr>
+            <w:tcW w:type="dxa" w:w="1531"/>
           </w:tcPr>
           <w:p>
             <w:r/>
@@ -3192,13 +2953,13 @@
                 <w:b w:val="0"/>
                 <w:sz w:val="20"/>
               </w:rPr>
-              <w:t>1,275床日</w:t>
-            </w:r>
-          </w:p>
-        </w:tc>
-        <w:tc>
-          <w:tcPr>
-            <w:tcW w:type="dxa" w:w="1701"/>
+              <w:t>9.5 日</w:t>
+            </w:r>
+          </w:p>
+        </w:tc>
+        <w:tc>
+          <w:tcPr>
+            <w:tcW w:type="dxa" w:w="1984"/>
           </w:tcPr>
           <w:p>
             <w:r/>
@@ -3208,7 +2969,7 @@
                 <w:b w:val="0"/>
                 <w:sz w:val="20"/>
               </w:rPr>
-              <w:t>9.5日</w:t>
+              <w:t>混合型</w:t>
             </w:r>
           </w:p>
         </w:tc>
@@ -3230,26 +2991,7 @@
           <w:color w:val="1F2937"/>
           <w:sz w:val="30"/>
         </w:rPr>
-        <w:t>4.3 経営シェア（粗利ベース・ツリーマップ）</w:t>
-      </w:r>
-    </w:p>
-    <w:p>
-      <w:r>
-        <w:rPr>
-          <w:rFonts w:ascii="Hiragino Mincho ProN" w:hAnsi="Hiragino Mincho ProN" w:eastAsia="Hiragino Mincho ProN"/>
-          <w:b w:val="0"/>
-          <w:sz w:val="22"/>
-        </w:rPr>
-        <w:t>全体年間粗利 8.96 億円 を 100% として、各医師が占めるシェアを面積で表示します。</w:t>
-      </w:r>
-    </w:p>
-    <w:p>
-      <w:r>
-        <w:rPr>
-          <w:rFonts w:ascii="Hiragino Mincho ProN" w:hAnsi="Hiragino Mincho ProN" w:eastAsia="Hiragino Mincho ProN"/>
-          <w:b w:val="0"/>
-          <w:sz w:val="22"/>
-        </w:rPr>
+        <w:t>3.4 病床日数シェアと管理用スコアの関係</w:t>
       </w:r>
     </w:p>
     <w:p>
@@ -3259,8 +3001,8 @@
       <w:r>
         <w:drawing>
           <wp:inline xmlns:a="http://schemas.openxmlformats.org/drawingml/2006/main" xmlns:pic="http://schemas.openxmlformats.org/drawingml/2006/picture">
-            <wp:extent cx="5760000" cy="3088507"/>
-            <wp:docPr id="6" name="Picture 6"/>
+            <wp:extent cx="5580000" cy="3240404"/>
+            <wp:docPr id="4" name="Picture 4"/>
             <wp:cNvGraphicFramePr>
               <a:graphicFrameLocks noChangeAspect="1"/>
             </wp:cNvGraphicFramePr>
@@ -3268,11 +3010,11 @@
               <a:graphicData uri="http://schemas.openxmlformats.org/drawingml/2006/picture">
                 <pic:pic>
                   <pic:nvPicPr>
-                    <pic:cNvPr id="0" name="04_treemap_anonymous.png"/>
+                    <pic:cNvPr id="0" name="05_correlation_anonymous.png"/>
                     <pic:cNvPicPr/>
                   </pic:nvPicPr>
                   <pic:blipFill>
-                    <a:blip r:embed="rId14"/>
+                    <a:blip r:embed="rId12"/>
                     <a:stretch>
                       <a:fillRect/>
                     </a:stretch>
@@ -3280,7 +3022,7 @@
                   <pic:spPr>
                     <a:xfrm>
                       <a:off x="0" y="0"/>
-                      <a:ext cx="5760000" cy="3088507"/>
+                      <a:ext cx="5580000" cy="3240404"/>
                     </a:xfrm>
                     <a:prstGeom prst="rect"/>
                   </pic:spPr>
@@ -3308,10 +3050,10 @@
         <w:rPr>
           <w:rFonts w:ascii="Hiragino Mincho ProN" w:hAnsi="Hiragino Mincho ProN" w:eastAsia="Hiragino Mincho ProN"/>
           <w:b/>
-          <w:color w:val="2563EB"/>
+          <w:color w:val="DC2626"/>
           <w:sz w:val="22"/>
         </w:rPr>
-        <w:t xml:space="preserve">🔍 観察 </w:t>
+        <w:t xml:space="preserve">⚠️ 解釈の注意 </w:t>
       </w:r>
       <w:r>
         <w:rPr>
@@ -3319,12 +3061,76 @@
           <w:b w:val="0"/>
           <w:sz w:val="22"/>
         </w:rPr>
-        <w:t>上位 3 名（A医師, B医師, C医師）で全体の 43.5% を担っています。上位医師はいずれも長期入院型（B + C 群比率が高い）で、ベッド粗利単価も高めです。</w:t>
+        <w:t>稼働率寄与率と年間粗利スコアは r=0.96 と高い相関を示しますが、これは**寄与率を使って粗利スコアを計算しているため統計的に独立ではなく**、「単価差より病床日数シェアが管理用スコアの大半を規定する」という説明として読みます。医師別貢献が独立に統計的証明されたものではありません。</w:t>
       </w:r>
     </w:p>
     <w:p>
       <w:r>
         <w:br w:type="page"/>
+      </w:r>
+    </w:p>
+    <w:p>
+      <w:pPr>
+        <w:pStyle w:val="Heading1"/>
+      </w:pPr>
+      <w:r>
+        <w:rPr>
+          <w:rFonts w:ascii="Hiragino Mincho ProN" w:hAnsi="Hiragino Mincho ProN" w:eastAsia="Hiragino Mincho ProN"/>
+          <w:b/>
+          <w:color w:val="1F2937"/>
+          <w:sz w:val="36"/>
+        </w:rPr>
+        <w:t>4. Layer 2：出来高上乗せ収益の可能性</w:t>
+      </w:r>
+    </w:p>
+    <w:p>
+      <w:r>
+        <w:rPr>
+          <w:rFonts w:ascii="Hiragino Mincho ProN" w:hAnsi="Hiragino Mincho ProN" w:eastAsia="Hiragino Mincho ProN"/>
+          <w:b w:val="0"/>
+          <w:sz w:val="22"/>
+        </w:rPr>
+        <w:t>地域包括医療病棟入院料の包括範囲外として、手術・麻酔・リハビリ・一部の処置・検査が収益に影響します（出典：厚生労働省「令和 6 年度診療報酬改定の概要 入院 I」）。Layer 1 の病床日数だけでは、これらの出来高貢献を捕捉できません。</w:t>
+      </w:r>
+    </w:p>
+    <w:p>
+      <w:r>
+        <w:rPr>
+          <w:rFonts w:ascii="Hiragino Mincho ProN" w:hAnsi="Hiragino Mincho ProN" w:eastAsia="Hiragino Mincho ProN"/>
+          <w:b w:val="0"/>
+          <w:sz w:val="22"/>
+        </w:rPr>
+      </w:r>
+    </w:p>
+    <w:p>
+      <w:pPr>
+        <w:ind w:left="283"/>
+      </w:pPr>
+      <w:r>
+        <w:rPr>
+          <w:rFonts w:ascii="Hiragino Mincho ProN" w:hAnsi="Hiragino Mincho ProN" w:eastAsia="Hiragino Mincho ProN"/>
+          <w:b/>
+          <w:color w:val="DC2626"/>
+          <w:sz w:val="22"/>
+        </w:rPr>
+        <w:t xml:space="preserve">📌 本層の位置づけ </w:t>
+      </w:r>
+      <w:r>
+        <w:rPr>
+          <w:rFonts w:ascii="Hiragino Mincho ProN" w:hAnsi="Hiragino Mincho ProN" w:eastAsia="Hiragino Mincho ProN"/>
+          <w:b w:val="0"/>
+          <w:sz w:val="22"/>
+        </w:rPr>
+        <w:t>本資料の Layer 2 は **入口指標のみ**（手術あり症例比率）です。手術料・麻酔料・リハ単位の正確な点数は CSV に未収録のため、絶対金額化は行いません。「単価が低い = 経営貢献が小さい」と解釈する前に、この層を必ず併読してください。</w:t>
+      </w:r>
+    </w:p>
+    <w:p>
+      <w:r>
+        <w:rPr>
+          <w:rFonts w:ascii="Hiragino Mincho ProN" w:hAnsi="Hiragino Mincho ProN" w:eastAsia="Hiragino Mincho ProN"/>
+          <w:b w:val="0"/>
+          <w:sz w:val="22"/>
+        </w:rPr>
       </w:r>
     </w:p>
     <w:p>
@@ -3338,7 +3144,7 @@
           <w:color w:val="1F2937"/>
           <w:sz w:val="30"/>
         </w:rPr>
-        <w:t>4.4 稼働率寄与率と粗利の相関検証</w:t>
+        <w:t>4.1 医師別 手術あり症例比率</w:t>
       </w:r>
     </w:p>
     <w:p>
@@ -3348,8 +3154,8 @@
       <w:r>
         <w:drawing>
           <wp:inline xmlns:a="http://schemas.openxmlformats.org/drawingml/2006/main" xmlns:pic="http://schemas.openxmlformats.org/drawingml/2006/picture">
-            <wp:extent cx="5580000" cy="3240404"/>
-            <wp:docPr id="7" name="Picture 7"/>
+            <wp:extent cx="5580000" cy="3418976"/>
+            <wp:docPr id="5" name="Picture 5"/>
             <wp:cNvGraphicFramePr>
               <a:graphicFrameLocks noChangeAspect="1"/>
             </wp:cNvGraphicFramePr>
@@ -3357,11 +3163,11 @@
               <a:graphicData uri="http://schemas.openxmlformats.org/drawingml/2006/picture">
                 <pic:pic>
                   <pic:nvPicPr>
-                    <pic:cNvPr id="0" name="05_correlation_anonymous.png"/>
+                    <pic:cNvPr id="0" name="08_layer2_surgery_anonymous.png"/>
                     <pic:cNvPicPr/>
                   </pic:nvPicPr>
                   <pic:blipFill>
-                    <a:blip r:embed="rId15"/>
+                    <a:blip r:embed="rId13"/>
                     <a:stretch>
                       <a:fillRect/>
                     </a:stretch>
@@ -3369,7 +3175,758 @@
                   <pic:spPr>
                     <a:xfrm>
                       <a:off x="0" y="0"/>
-                      <a:ext cx="5580000" cy="3240404"/>
+                      <a:ext cx="5580000" cy="3418976"/>
+                    </a:xfrm>
+                    <a:prstGeom prst="rect"/>
+                  </pic:spPr>
+                </pic:pic>
+              </a:graphicData>
+            </a:graphic>
+          </wp:inline>
+        </w:drawing>
+      </w:r>
+    </w:p>
+    <w:p>
+      <w:r>
+        <w:rPr>
+          <w:rFonts w:ascii="Hiragino Mincho ProN" w:hAnsi="Hiragino Mincho ProN" w:eastAsia="Hiragino Mincho ProN"/>
+          <w:b w:val="0"/>
+          <w:sz w:val="22"/>
+        </w:rPr>
+      </w:r>
+    </w:p>
+    <w:p>
+      <w:r>
+        <w:rPr>
+          <w:rFonts w:ascii="Hiragino Mincho ProN" w:hAnsi="Hiragino Mincho ProN" w:eastAsia="Hiragino Mincho ProN"/>
+          <w:b/>
+          <w:sz w:val="22"/>
+        </w:rPr>
+        <w:t>手術あり症例比率 上位 5 名（出来高上乗せ可能性が大きいと推定される医師）:</w:t>
+      </w:r>
+    </w:p>
+    <w:tbl>
+      <w:tblPr>
+        <w:tblStyle w:val="LightGrid-Accent1"/>
+        <w:tblW w:type="auto" w:w="0"/>
+        <w:jc w:val="center"/>
+        <w:tblLook w:firstColumn="1" w:firstRow="1" w:lastColumn="0" w:lastRow="0" w:noHBand="0" w:noVBand="1" w:val="04A0"/>
+      </w:tblPr>
+      <w:tblGrid>
+        <w:gridCol w:w="1624"/>
+        <w:gridCol w:w="1624"/>
+        <w:gridCol w:w="1624"/>
+        <w:gridCol w:w="1624"/>
+        <w:gridCol w:w="1624"/>
+        <w:gridCol w:w="1624"/>
+      </w:tblGrid>
+      <w:tr>
+        <w:tc>
+          <w:tcPr>
+            <w:tcW w:type="dxa" w:w="1134"/>
+          </w:tcPr>
+          <w:p>
+            <w:r/>
+            <w:r>
+              <w:rPr>
+                <w:rFonts w:ascii="Hiragino Mincho ProN" w:hAnsi="Hiragino Mincho ProN" w:eastAsia="Hiragino Mincho ProN"/>
+                <w:b/>
+                <w:color w:val="1F2937"/>
+                <w:sz w:val="20"/>
+              </w:rPr>
+              <w:t>医師</w:t>
+            </w:r>
+          </w:p>
+        </w:tc>
+        <w:tc>
+          <w:tcPr>
+            <w:tcW w:type="dxa" w:w="1417"/>
+          </w:tcPr>
+          <w:p>
+            <w:r/>
+            <w:r>
+              <w:rPr>
+                <w:rFonts w:ascii="Hiragino Mincho ProN" w:hAnsi="Hiragino Mincho ProN" w:eastAsia="Hiragino Mincho ProN"/>
+                <w:b/>
+                <w:color w:val="1F2937"/>
+                <w:sz w:val="20"/>
+              </w:rPr>
+              <w:t>手術あり比率</w:t>
+            </w:r>
+          </w:p>
+        </w:tc>
+        <w:tc>
+          <w:tcPr>
+            <w:tcW w:type="dxa" w:w="1701"/>
+          </w:tcPr>
+          <w:p>
+            <w:r/>
+            <w:r>
+              <w:rPr>
+                <w:rFonts w:ascii="Hiragino Mincho ProN" w:hAnsi="Hiragino Mincho ProN" w:eastAsia="Hiragino Mincho ProN"/>
+                <w:b/>
+                <w:color w:val="1F2937"/>
+                <w:sz w:val="20"/>
+              </w:rPr>
+              <w:t>件数</w:t>
+            </w:r>
+          </w:p>
+        </w:tc>
+        <w:tc>
+          <w:tcPr>
+            <w:tcW w:type="dxa" w:w="1417"/>
+          </w:tcPr>
+          <w:p>
+            <w:r/>
+            <w:r>
+              <w:rPr>
+                <w:rFonts w:ascii="Hiragino Mincho ProN" w:hAnsi="Hiragino Mincho ProN" w:eastAsia="Hiragino Mincho ProN"/>
+                <w:b/>
+                <w:color w:val="1F2937"/>
+                <w:sz w:val="20"/>
+              </w:rPr>
+              <w:t>平均在院日数</w:t>
+            </w:r>
+          </w:p>
+        </w:tc>
+        <w:tc>
+          <w:tcPr>
+            <w:tcW w:type="dxa" w:w="1134"/>
+          </w:tcPr>
+          <w:p>
+            <w:r/>
+            <w:r>
+              <w:rPr>
+                <w:rFonts w:ascii="Hiragino Mincho ProN" w:hAnsi="Hiragino Mincho ProN" w:eastAsia="Hiragino Mincho ProN"/>
+                <w:b/>
+                <w:color w:val="1F2937"/>
+                <w:sz w:val="20"/>
+              </w:rPr>
+              <w:t>主科</w:t>
+            </w:r>
+          </w:p>
+        </w:tc>
+        <w:tc>
+          <w:tcPr>
+            <w:tcW w:type="dxa" w:w="1984"/>
+          </w:tcPr>
+          <w:p>
+            <w:r/>
+            <w:r>
+              <w:rPr>
+                <w:rFonts w:ascii="Hiragino Mincho ProN" w:hAnsi="Hiragino Mincho ProN" w:eastAsia="Hiragino Mincho ProN"/>
+                <w:b/>
+                <w:color w:val="1F2937"/>
+                <w:sz w:val="20"/>
+              </w:rPr>
+              <w:t>タイプ</w:t>
+            </w:r>
+          </w:p>
+        </w:tc>
+      </w:tr>
+      <w:tr>
+        <w:tc>
+          <w:tcPr>
+            <w:tcW w:type="dxa" w:w="1134"/>
+          </w:tcPr>
+          <w:p>
+            <w:r/>
+            <w:r>
+              <w:rPr>
+                <w:rFonts w:ascii="Hiragino Mincho ProN" w:hAnsi="Hiragino Mincho ProN" w:eastAsia="Hiragino Mincho ProN"/>
+                <w:b w:val="0"/>
+                <w:sz w:val="20"/>
+              </w:rPr>
+              <w:t>N医師</w:t>
+            </w:r>
+          </w:p>
+        </w:tc>
+        <w:tc>
+          <w:tcPr>
+            <w:tcW w:type="dxa" w:w="1417"/>
+          </w:tcPr>
+          <w:p>
+            <w:r/>
+            <w:r>
+              <w:rPr>
+                <w:rFonts w:ascii="Hiragino Mincho ProN" w:hAnsi="Hiragino Mincho ProN" w:eastAsia="Hiragino Mincho ProN"/>
+                <w:b w:val="0"/>
+                <w:sz w:val="20"/>
+              </w:rPr>
+              <w:t>96.8%</w:t>
+            </w:r>
+          </w:p>
+        </w:tc>
+        <w:tc>
+          <w:tcPr>
+            <w:tcW w:type="dxa" w:w="1701"/>
+          </w:tcPr>
+          <w:p>
+            <w:r/>
+            <w:r>
+              <w:rPr>
+                <w:rFonts w:ascii="Hiragino Mincho ProN" w:hAnsi="Hiragino Mincho ProN" w:eastAsia="Hiragino Mincho ProN"/>
+                <w:b w:val="0"/>
+                <w:sz w:val="20"/>
+              </w:rPr>
+              <w:t>30 / 31 件</w:t>
+            </w:r>
+          </w:p>
+        </w:tc>
+        <w:tc>
+          <w:tcPr>
+            <w:tcW w:type="dxa" w:w="1417"/>
+          </w:tcPr>
+          <w:p>
+            <w:r/>
+            <w:r>
+              <w:rPr>
+                <w:rFonts w:ascii="Hiragino Mincho ProN" w:hAnsi="Hiragino Mincho ProN" w:eastAsia="Hiragino Mincho ProN"/>
+                <w:b w:val="0"/>
+                <w:sz w:val="20"/>
+              </w:rPr>
+              <w:t>2.2 日</w:t>
+            </w:r>
+          </w:p>
+        </w:tc>
+        <w:tc>
+          <w:tcPr>
+            <w:tcW w:type="dxa" w:w="1134"/>
+          </w:tcPr>
+          <w:p>
+            <w:r/>
+            <w:r>
+              <w:rPr>
+                <w:rFonts w:ascii="Hiragino Mincho ProN" w:hAnsi="Hiragino Mincho ProN" w:eastAsia="Hiragino Mincho ProN"/>
+                <w:b w:val="0"/>
+                <w:sz w:val="20"/>
+              </w:rPr>
+              <w:t>内科</w:t>
+            </w:r>
+          </w:p>
+        </w:tc>
+        <w:tc>
+          <w:tcPr>
+            <w:tcW w:type="dxa" w:w="1984"/>
+          </w:tcPr>
+          <w:p>
+            <w:r/>
+            <w:r>
+              <w:rPr>
+                <w:rFonts w:ascii="Hiragino Mincho ProN" w:hAnsi="Hiragino Mincho ProN" w:eastAsia="Hiragino Mincho ProN"/>
+                <w:b w:val="0"/>
+                <w:sz w:val="20"/>
+              </w:rPr>
+              <w:t>手術・処置型</w:t>
+            </w:r>
+          </w:p>
+        </w:tc>
+      </w:tr>
+      <w:tr>
+        <w:tc>
+          <w:tcPr>
+            <w:tcW w:type="dxa" w:w="1134"/>
+          </w:tcPr>
+          <w:p>
+            <w:r/>
+            <w:r>
+              <w:rPr>
+                <w:rFonts w:ascii="Hiragino Mincho ProN" w:hAnsi="Hiragino Mincho ProN" w:eastAsia="Hiragino Mincho ProN"/>
+                <w:b w:val="0"/>
+                <w:sz w:val="20"/>
+              </w:rPr>
+              <w:t>J医師</w:t>
+            </w:r>
+          </w:p>
+        </w:tc>
+        <w:tc>
+          <w:tcPr>
+            <w:tcW w:type="dxa" w:w="1417"/>
+          </w:tcPr>
+          <w:p>
+            <w:r/>
+            <w:r>
+              <w:rPr>
+                <w:rFonts w:ascii="Hiragino Mincho ProN" w:hAnsi="Hiragino Mincho ProN" w:eastAsia="Hiragino Mincho ProN"/>
+                <w:b w:val="0"/>
+                <w:sz w:val="20"/>
+              </w:rPr>
+              <w:t>67.5%</w:t>
+            </w:r>
+          </w:p>
+        </w:tc>
+        <w:tc>
+          <w:tcPr>
+            <w:tcW w:type="dxa" w:w="1701"/>
+          </w:tcPr>
+          <w:p>
+            <w:r/>
+            <w:r>
+              <w:rPr>
+                <w:rFonts w:ascii="Hiragino Mincho ProN" w:hAnsi="Hiragino Mincho ProN" w:eastAsia="Hiragino Mincho ProN"/>
+                <w:b w:val="0"/>
+                <w:sz w:val="20"/>
+              </w:rPr>
+              <w:t>77 / 114 件</w:t>
+            </w:r>
+          </w:p>
+        </w:tc>
+        <w:tc>
+          <w:tcPr>
+            <w:tcW w:type="dxa" w:w="1417"/>
+          </w:tcPr>
+          <w:p>
+            <w:r/>
+            <w:r>
+              <w:rPr>
+                <w:rFonts w:ascii="Hiragino Mincho ProN" w:hAnsi="Hiragino Mincho ProN" w:eastAsia="Hiragino Mincho ProN"/>
+                <w:b w:val="0"/>
+                <w:sz w:val="20"/>
+              </w:rPr>
+              <w:t>11.5 日</w:t>
+            </w:r>
+          </w:p>
+        </w:tc>
+        <w:tc>
+          <w:tcPr>
+            <w:tcW w:type="dxa" w:w="1134"/>
+          </w:tcPr>
+          <w:p>
+            <w:r/>
+            <w:r>
+              <w:rPr>
+                <w:rFonts w:ascii="Hiragino Mincho ProN" w:hAnsi="Hiragino Mincho ProN" w:eastAsia="Hiragino Mincho ProN"/>
+                <w:b w:val="0"/>
+                <w:sz w:val="20"/>
+              </w:rPr>
+              <w:t>外科</w:t>
+            </w:r>
+          </w:p>
+        </w:tc>
+        <w:tc>
+          <w:tcPr>
+            <w:tcW w:type="dxa" w:w="1984"/>
+          </w:tcPr>
+          <w:p>
+            <w:r/>
+            <w:r>
+              <w:rPr>
+                <w:rFonts w:ascii="Hiragino Mincho ProN" w:hAnsi="Hiragino Mincho ProN" w:eastAsia="Hiragino Mincho ProN"/>
+                <w:b w:val="0"/>
+                <w:sz w:val="20"/>
+              </w:rPr>
+              <w:t>手術・処置型</w:t>
+            </w:r>
+          </w:p>
+        </w:tc>
+      </w:tr>
+      <w:tr>
+        <w:tc>
+          <w:tcPr>
+            <w:tcW w:type="dxa" w:w="1134"/>
+          </w:tcPr>
+          <w:p>
+            <w:r/>
+            <w:r>
+              <w:rPr>
+                <w:rFonts w:ascii="Hiragino Mincho ProN" w:hAnsi="Hiragino Mincho ProN" w:eastAsia="Hiragino Mincho ProN"/>
+                <w:b w:val="0"/>
+                <w:sz w:val="20"/>
+              </w:rPr>
+              <w:t>L医師</w:t>
+            </w:r>
+          </w:p>
+        </w:tc>
+        <w:tc>
+          <w:tcPr>
+            <w:tcW w:type="dxa" w:w="1417"/>
+          </w:tcPr>
+          <w:p>
+            <w:r/>
+            <w:r>
+              <w:rPr>
+                <w:rFonts w:ascii="Hiragino Mincho ProN" w:hAnsi="Hiragino Mincho ProN" w:eastAsia="Hiragino Mincho ProN"/>
+                <w:b w:val="0"/>
+                <w:sz w:val="20"/>
+              </w:rPr>
+              <w:t>47.9%</w:t>
+            </w:r>
+          </w:p>
+        </w:tc>
+        <w:tc>
+          <w:tcPr>
+            <w:tcW w:type="dxa" w:w="1701"/>
+          </w:tcPr>
+          <w:p>
+            <w:r/>
+            <w:r>
+              <w:rPr>
+                <w:rFonts w:ascii="Hiragino Mincho ProN" w:hAnsi="Hiragino Mincho ProN" w:eastAsia="Hiragino Mincho ProN"/>
+                <w:b w:val="0"/>
+                <w:sz w:val="20"/>
+              </w:rPr>
+              <w:t>69 / 144 件</w:t>
+            </w:r>
+          </w:p>
+        </w:tc>
+        <w:tc>
+          <w:tcPr>
+            <w:tcW w:type="dxa" w:w="1417"/>
+          </w:tcPr>
+          <w:p>
+            <w:r/>
+            <w:r>
+              <w:rPr>
+                <w:rFonts w:ascii="Hiragino Mincho ProN" w:hAnsi="Hiragino Mincho ProN" w:eastAsia="Hiragino Mincho ProN"/>
+                <w:b w:val="0"/>
+                <w:sz w:val="20"/>
+              </w:rPr>
+              <w:t>8.4 日</w:t>
+            </w:r>
+          </w:p>
+        </w:tc>
+        <w:tc>
+          <w:tcPr>
+            <w:tcW w:type="dxa" w:w="1134"/>
+          </w:tcPr>
+          <w:p>
+            <w:r/>
+            <w:r>
+              <w:rPr>
+                <w:rFonts w:ascii="Hiragino Mincho ProN" w:hAnsi="Hiragino Mincho ProN" w:eastAsia="Hiragino Mincho ProN"/>
+                <w:b w:val="0"/>
+                <w:sz w:val="20"/>
+              </w:rPr>
+              <w:t>内科</w:t>
+            </w:r>
+          </w:p>
+        </w:tc>
+        <w:tc>
+          <w:tcPr>
+            <w:tcW w:type="dxa" w:w="1984"/>
+          </w:tcPr>
+          <w:p>
+            <w:r/>
+            <w:r>
+              <w:rPr>
+                <w:rFonts w:ascii="Hiragino Mincho ProN" w:hAnsi="Hiragino Mincho ProN" w:eastAsia="Hiragino Mincho ProN"/>
+                <w:b w:val="0"/>
+                <w:sz w:val="20"/>
+              </w:rPr>
+              <w:t>手術・処置型</w:t>
+            </w:r>
+          </w:p>
+        </w:tc>
+      </w:tr>
+      <w:tr>
+        <w:tc>
+          <w:tcPr>
+            <w:tcW w:type="dxa" w:w="1134"/>
+          </w:tcPr>
+          <w:p>
+            <w:r/>
+            <w:r>
+              <w:rPr>
+                <w:rFonts w:ascii="Hiragino Mincho ProN" w:hAnsi="Hiragino Mincho ProN" w:eastAsia="Hiragino Mincho ProN"/>
+                <w:b w:val="0"/>
+                <w:sz w:val="20"/>
+              </w:rPr>
+              <w:t>G医師</w:t>
+            </w:r>
+          </w:p>
+        </w:tc>
+        <w:tc>
+          <w:tcPr>
+            <w:tcW w:type="dxa" w:w="1417"/>
+          </w:tcPr>
+          <w:p>
+            <w:r/>
+            <w:r>
+              <w:rPr>
+                <w:rFonts w:ascii="Hiragino Mincho ProN" w:hAnsi="Hiragino Mincho ProN" w:eastAsia="Hiragino Mincho ProN"/>
+                <w:b w:val="0"/>
+                <w:sz w:val="20"/>
+              </w:rPr>
+              <w:t>47.2%</w:t>
+            </w:r>
+          </w:p>
+        </w:tc>
+        <w:tc>
+          <w:tcPr>
+            <w:tcW w:type="dxa" w:w="1701"/>
+          </w:tcPr>
+          <w:p>
+            <w:r/>
+            <w:r>
+              <w:rPr>
+                <w:rFonts w:ascii="Hiragino Mincho ProN" w:hAnsi="Hiragino Mincho ProN" w:eastAsia="Hiragino Mincho ProN"/>
+                <w:b w:val="0"/>
+                <w:sz w:val="20"/>
+              </w:rPr>
+              <w:t>103 / 218 件</w:t>
+            </w:r>
+          </w:p>
+        </w:tc>
+        <w:tc>
+          <w:tcPr>
+            <w:tcW w:type="dxa" w:w="1417"/>
+          </w:tcPr>
+          <w:p>
+            <w:r/>
+            <w:r>
+              <w:rPr>
+                <w:rFonts w:ascii="Hiragino Mincho ProN" w:hAnsi="Hiragino Mincho ProN" w:eastAsia="Hiragino Mincho ProN"/>
+                <w:b w:val="0"/>
+                <w:sz w:val="20"/>
+              </w:rPr>
+              <w:t>8.5 日</w:t>
+            </w:r>
+          </w:p>
+        </w:tc>
+        <w:tc>
+          <w:tcPr>
+            <w:tcW w:type="dxa" w:w="1134"/>
+          </w:tcPr>
+          <w:p>
+            <w:r/>
+            <w:r>
+              <w:rPr>
+                <w:rFonts w:ascii="Hiragino Mincho ProN" w:hAnsi="Hiragino Mincho ProN" w:eastAsia="Hiragino Mincho ProN"/>
+                <w:b w:val="0"/>
+                <w:sz w:val="20"/>
+              </w:rPr>
+              <w:t>外科</w:t>
+            </w:r>
+          </w:p>
+        </w:tc>
+        <w:tc>
+          <w:tcPr>
+            <w:tcW w:type="dxa" w:w="1984"/>
+          </w:tcPr>
+          <w:p>
+            <w:r/>
+            <w:r>
+              <w:rPr>
+                <w:rFonts w:ascii="Hiragino Mincho ProN" w:hAnsi="Hiragino Mincho ProN" w:eastAsia="Hiragino Mincho ProN"/>
+                <w:b w:val="0"/>
+                <w:sz w:val="20"/>
+              </w:rPr>
+              <w:t>手術・処置型</w:t>
+            </w:r>
+          </w:p>
+        </w:tc>
+      </w:tr>
+      <w:tr>
+        <w:tc>
+          <w:tcPr>
+            <w:tcW w:type="dxa" w:w="1134"/>
+          </w:tcPr>
+          <w:p>
+            <w:r/>
+            <w:r>
+              <w:rPr>
+                <w:rFonts w:ascii="Hiragino Mincho ProN" w:hAnsi="Hiragino Mincho ProN" w:eastAsia="Hiragino Mincho ProN"/>
+                <w:b w:val="0"/>
+                <w:sz w:val="20"/>
+              </w:rPr>
+              <w:t>K医師</w:t>
+            </w:r>
+          </w:p>
+        </w:tc>
+        <w:tc>
+          <w:tcPr>
+            <w:tcW w:type="dxa" w:w="1417"/>
+          </w:tcPr>
+          <w:p>
+            <w:r/>
+            <w:r>
+              <w:rPr>
+                <w:rFonts w:ascii="Hiragino Mincho ProN" w:hAnsi="Hiragino Mincho ProN" w:eastAsia="Hiragino Mincho ProN"/>
+                <w:b w:val="0"/>
+                <w:sz w:val="20"/>
+              </w:rPr>
+              <w:t>44.7%</w:t>
+            </w:r>
+          </w:p>
+        </w:tc>
+        <w:tc>
+          <w:tcPr>
+            <w:tcW w:type="dxa" w:w="1701"/>
+          </w:tcPr>
+          <w:p>
+            <w:r/>
+            <w:r>
+              <w:rPr>
+                <w:rFonts w:ascii="Hiragino Mincho ProN" w:hAnsi="Hiragino Mincho ProN" w:eastAsia="Hiragino Mincho ProN"/>
+                <w:b w:val="0"/>
+                <w:sz w:val="20"/>
+              </w:rPr>
+              <w:t>68 / 152 件</w:t>
+            </w:r>
+          </w:p>
+        </w:tc>
+        <w:tc>
+          <w:tcPr>
+            <w:tcW w:type="dxa" w:w="1417"/>
+          </w:tcPr>
+          <w:p>
+            <w:r/>
+            <w:r>
+              <w:rPr>
+                <w:rFonts w:ascii="Hiragino Mincho ProN" w:hAnsi="Hiragino Mincho ProN" w:eastAsia="Hiragino Mincho ProN"/>
+                <w:b w:val="0"/>
+                <w:sz w:val="20"/>
+              </w:rPr>
+              <w:t>8.2 日</w:t>
+            </w:r>
+          </w:p>
+        </w:tc>
+        <w:tc>
+          <w:tcPr>
+            <w:tcW w:type="dxa" w:w="1134"/>
+          </w:tcPr>
+          <w:p>
+            <w:r/>
+            <w:r>
+              <w:rPr>
+                <w:rFonts w:ascii="Hiragino Mincho ProN" w:hAnsi="Hiragino Mincho ProN" w:eastAsia="Hiragino Mincho ProN"/>
+                <w:b w:val="0"/>
+                <w:sz w:val="20"/>
+              </w:rPr>
+              <w:t>内科</w:t>
+            </w:r>
+          </w:p>
+        </w:tc>
+        <w:tc>
+          <w:tcPr>
+            <w:tcW w:type="dxa" w:w="1984"/>
+          </w:tcPr>
+          <w:p>
+            <w:r/>
+            <w:r>
+              <w:rPr>
+                <w:rFonts w:ascii="Hiragino Mincho ProN" w:hAnsi="Hiragino Mincho ProN" w:eastAsia="Hiragino Mincho ProN"/>
+                <w:b w:val="0"/>
+                <w:sz w:val="20"/>
+              </w:rPr>
+              <w:t>手術・処置型</w:t>
+            </w:r>
+          </w:p>
+        </w:tc>
+      </w:tr>
+    </w:tbl>
+    <w:p>
+      <w:r>
+        <w:rPr>
+          <w:rFonts w:ascii="Hiragino Mincho ProN" w:hAnsi="Hiragino Mincho ProN" w:eastAsia="Hiragino Mincho ProN"/>
+          <w:b w:val="0"/>
+          <w:sz w:val="22"/>
+        </w:rPr>
+      </w:r>
+    </w:p>
+    <w:p>
+      <w:pPr>
+        <w:ind w:left="283"/>
+      </w:pPr>
+      <w:r>
+        <w:rPr>
+          <w:rFonts w:ascii="Hiragino Mincho ProN" w:hAnsi="Hiragino Mincho ProN" w:eastAsia="Hiragino Mincho ProN"/>
+          <w:b/>
+          <w:color w:val="2563EB"/>
+          <w:sz w:val="22"/>
+        </w:rPr>
+        <w:t xml:space="preserve">🔍 分析対象 14 医師 1,940 件中の平均: 23.4%（453 件） </w:t>
+      </w:r>
+      <w:r>
+        <w:rPr>
+          <w:rFonts w:ascii="Hiragino Mincho ProN" w:hAnsi="Hiragino Mincho ProN" w:eastAsia="Hiragino Mincho ProN"/>
+          <w:b w:val="0"/>
+          <w:sz w:val="22"/>
+        </w:rPr>
+        <w:t>分析対象の約 1/4 が手術あり症例です。手術あり比率が 40% を超える医師は「手術・処置型」に分類され、Layer 1 の管理用スコアでは捕捉できない出来高上乗せ収益の可能性があります。（CSV 全体 1,960 件のうち、件数 10 未満医師の 20 件は分析対象外）</w:t>
+      </w:r>
+    </w:p>
+    <w:p>
+      <w:r>
+        <w:br w:type="page"/>
+      </w:r>
+    </w:p>
+    <w:p>
+      <w:pPr>
+        <w:pStyle w:val="Heading1"/>
+      </w:pPr>
+      <w:r>
+        <w:rPr>
+          <w:rFonts w:ascii="Hiragino Mincho ProN" w:hAnsi="Hiragino Mincho ProN" w:eastAsia="Hiragino Mincho ProN"/>
+          <w:b/>
+          <w:color w:val="1F2937"/>
+          <w:sz w:val="36"/>
+        </w:rPr>
+        <w:t>5. Layer 3：制度適合貢献</w:t>
+      </w:r>
+    </w:p>
+    <w:p>
+      <w:r>
+        <w:rPr>
+          <w:rFonts w:ascii="Hiragino Mincho ProN" w:hAnsi="Hiragino Mincho ProN" w:eastAsia="Hiragino Mincho ProN"/>
+          <w:b w:val="0"/>
+          <w:sz w:val="22"/>
+        </w:rPr>
+        <w:t>地域包括医療病棟は単純収益だけでなく、施設基準維持が運営継続に直結します。本層では救急車入院比率（参考 proxy）・在宅復帰率・予定外入院比率の 3 指標で、各医師が制度適合にどう寄与しているかを見ます。</w:t>
+      </w:r>
+    </w:p>
+    <w:p>
+      <w:r>
+        <w:rPr>
+          <w:rFonts w:ascii="Hiragino Mincho ProN" w:hAnsi="Hiragino Mincho ProN" w:eastAsia="Hiragino Mincho ProN"/>
+          <w:b w:val="0"/>
+          <w:sz w:val="22"/>
+        </w:rPr>
+      </w:r>
+    </w:p>
+    <w:p>
+      <w:pPr>
+        <w:pStyle w:val="Heading2"/>
+      </w:pPr>
+      <w:r>
+        <w:rPr>
+          <w:rFonts w:ascii="Hiragino Mincho ProN" w:hAnsi="Hiragino Mincho ProN" w:eastAsia="Hiragino Mincho ProN"/>
+          <w:b/>
+          <w:color w:val="1F2937"/>
+          <w:sz w:val="30"/>
+        </w:rPr>
+        <w:t>5.1 医師別 制度適合 3 指標</w:t>
+      </w:r>
+    </w:p>
+    <w:p>
+      <w:pPr>
+        <w:jc w:val="center"/>
+      </w:pPr>
+      <w:r>
+        <w:drawing>
+          <wp:inline xmlns:a="http://schemas.openxmlformats.org/drawingml/2006/main" xmlns:pic="http://schemas.openxmlformats.org/drawingml/2006/picture">
+            <wp:extent cx="5760000" cy="2604335"/>
+            <wp:docPr id="6" name="Picture 6"/>
+            <wp:cNvGraphicFramePr>
+              <a:graphicFrameLocks noChangeAspect="1"/>
+            </wp:cNvGraphicFramePr>
+            <a:graphic>
+              <a:graphicData uri="http://schemas.openxmlformats.org/drawingml/2006/picture">
+                <pic:pic>
+                  <pic:nvPicPr>
+                    <pic:cNvPr id="0" name="09_layer3_compliance_anonymous.png"/>
+                    <pic:cNvPicPr/>
+                  </pic:nvPicPr>
+                  <pic:blipFill>
+                    <a:blip r:embed="rId14"/>
+                    <a:stretch>
+                      <a:fillRect/>
+                    </a:stretch>
+                  </pic:blipFill>
+                  <pic:spPr>
+                    <a:xfrm>
+                      <a:off x="0" y="0"/>
+                      <a:ext cx="5760000" cy="2604335"/>
                     </a:xfrm>
                     <a:prstGeom prst="rect"/>
                   </pic:spPr>
@@ -3397,14 +3954,15 @@
         <w:tblLook w:firstColumn="1" w:firstRow="1" w:lastColumn="0" w:lastRow="0" w:noHBand="0" w:noVBand="1" w:val="04A0"/>
       </w:tblPr>
       <w:tblGrid>
-        <w:gridCol w:w="3249"/>
-        <w:gridCol w:w="3249"/>
-        <w:gridCol w:w="3249"/>
+        <w:gridCol w:w="2436"/>
+        <w:gridCol w:w="2436"/>
+        <w:gridCol w:w="2436"/>
+        <w:gridCol w:w="2436"/>
       </w:tblGrid>
       <w:tr>
         <w:tc>
           <w:tcPr>
-            <w:tcW w:type="dxa" w:w="2268"/>
+            <w:tcW w:type="dxa" w:w="2551"/>
           </w:tcPr>
           <w:p>
             <w:r/>
@@ -3415,13 +3973,13 @@
                 <w:color w:val="1F2937"/>
                 <w:sz w:val="20"/>
               </w:rPr>
-              <w:t>統計指標</w:t>
-            </w:r>
-          </w:p>
-        </w:tc>
-        <w:tc>
-          <w:tcPr>
-            <w:tcW w:type="dxa" w:w="2835"/>
+              <w:t>指標</w:t>
+            </w:r>
+          </w:p>
+        </w:tc>
+        <w:tc>
+          <w:tcPr>
+            <w:tcW w:type="dxa" w:w="1417"/>
           </w:tcPr>
           <w:p>
             <w:r/>
@@ -3432,13 +3990,13 @@
                 <w:color w:val="1F2937"/>
                 <w:sz w:val="20"/>
               </w:rPr>
-              <w:t>値</w:t>
-            </w:r>
-          </w:p>
-        </w:tc>
-        <w:tc>
-          <w:tcPr>
-            <w:tcW w:type="dxa" w:w="3969"/>
+              <w:t>全体平均</w:t>
+            </w:r>
+          </w:p>
+        </w:tc>
+        <w:tc>
+          <w:tcPr>
+            <w:tcW w:type="dxa" w:w="2268"/>
           </w:tcPr>
           <w:p>
             <w:r/>
@@ -3449,7 +4007,24 @@
                 <w:color w:val="1F2937"/>
                 <w:sz w:val="20"/>
               </w:rPr>
-              <w:t>解釈</w:t>
+              <w:t>制度・施設基準</w:t>
+            </w:r>
+          </w:p>
+        </w:tc>
+        <w:tc>
+          <w:tcPr>
+            <w:tcW w:type="dxa" w:w="2835"/>
+          </w:tcPr>
+          <w:p>
+            <w:r/>
+            <w:r>
+              <w:rPr>
+                <w:rFonts w:ascii="Hiragino Mincho ProN" w:hAnsi="Hiragino Mincho ProN" w:eastAsia="Hiragino Mincho ProN"/>
+                <w:b/>
+                <w:color w:val="1F2937"/>
+                <w:sz w:val="20"/>
+              </w:rPr>
+              <w:t>意味</w:t>
             </w:r>
           </w:p>
         </w:tc>
@@ -3457,6 +4032,38 @@
       <w:tr>
         <w:tc>
           <w:tcPr>
+            <w:tcW w:type="dxa" w:w="2551"/>
+          </w:tcPr>
+          <w:p>
+            <w:r/>
+            <w:r>
+              <w:rPr>
+                <w:rFonts w:ascii="Hiragino Mincho ProN" w:hAnsi="Hiragino Mincho ProN" w:eastAsia="Hiragino Mincho ProN"/>
+                <w:b w:val="0"/>
+                <w:sz w:val="20"/>
+              </w:rPr>
+              <w:t>救急車入院比率（参考 proxy）</w:t>
+            </w:r>
+          </w:p>
+        </w:tc>
+        <w:tc>
+          <w:tcPr>
+            <w:tcW w:type="dxa" w:w="1417"/>
+          </w:tcPr>
+          <w:p>
+            <w:r/>
+            <w:r>
+              <w:rPr>
+                <w:rFonts w:ascii="Hiragino Mincho ProN" w:hAnsi="Hiragino Mincho ProN" w:eastAsia="Hiragino Mincho ProN"/>
+                <w:b w:val="0"/>
+                <w:sz w:val="20"/>
+              </w:rPr>
+              <w:t>15.3%</w:t>
+            </w:r>
+          </w:p>
+        </w:tc>
+        <w:tc>
+          <w:tcPr>
             <w:tcW w:type="dxa" w:w="2268"/>
           </w:tcPr>
           <w:p>
@@ -3467,7 +4074,7 @@
                 <w:b w:val="0"/>
                 <w:sz w:val="20"/>
               </w:rPr>
-              <w:t>相関係数 r</w:t>
+              <w:t>15%（病棟別 rolling 3 ヶ月）</w:t>
             </w:r>
           </w:p>
         </w:tc>
@@ -3483,23 +4090,7 @@
                 <w:b w:val="0"/>
                 <w:sz w:val="20"/>
               </w:rPr>
-              <w:t>0.96 程度</w:t>
-            </w:r>
-          </w:p>
-        </w:tc>
-        <w:tc>
-          <w:tcPr>
-            <w:tcW w:type="dxa" w:w="3969"/>
-          </w:tcPr>
-          <w:p>
-            <w:r/>
-            <w:r>
-              <w:rPr>
-                <w:rFonts w:ascii="Hiragino Mincho ProN" w:hAnsi="Hiragino Mincho ProN" w:eastAsia="Hiragino Mincho ProN"/>
-                <w:b w:val="0"/>
-                <w:sz w:val="20"/>
-              </w:rPr>
-              <w:t>極めて強い正相関（医学統計上「ほぼ確実」）</w:t>
+              <w:t>制度判定は病棟単位、本指標は医師別 proxy で別物</w:t>
             </w:r>
           </w:p>
         </w:tc>
@@ -3507,6 +4098,38 @@
       <w:tr>
         <w:tc>
           <w:tcPr>
+            <w:tcW w:type="dxa" w:w="2551"/>
+          </w:tcPr>
+          <w:p>
+            <w:r/>
+            <w:r>
+              <w:rPr>
+                <w:rFonts w:ascii="Hiragino Mincho ProN" w:hAnsi="Hiragino Mincho ProN" w:eastAsia="Hiragino Mincho ProN"/>
+                <w:b w:val="0"/>
+                <w:sz w:val="20"/>
+              </w:rPr>
+              <w:t>在宅復帰率（自宅+居住系）</w:t>
+            </w:r>
+          </w:p>
+        </w:tc>
+        <w:tc>
+          <w:tcPr>
+            <w:tcW w:type="dxa" w:w="1417"/>
+          </w:tcPr>
+          <w:p>
+            <w:r/>
+            <w:r>
+              <w:rPr>
+                <w:rFonts w:ascii="Hiragino Mincho ProN" w:hAnsi="Hiragino Mincho ProN" w:eastAsia="Hiragino Mincho ProN"/>
+                <w:b w:val="0"/>
+                <w:sz w:val="20"/>
+              </w:rPr>
+              <w:t>88.7%</w:t>
+            </w:r>
+          </w:p>
+        </w:tc>
+        <w:tc>
+          <w:tcPr>
             <w:tcW w:type="dxa" w:w="2268"/>
           </w:tcPr>
           <w:p>
@@ -3517,7 +4140,7 @@
                 <w:b w:val="0"/>
                 <w:sz w:val="20"/>
               </w:rPr>
-              <w:t>決定係数 R²</w:t>
+              <w:t>70% 以上</w:t>
             </w:r>
           </w:p>
         </w:tc>
@@ -3533,23 +4156,7 @@
                 <w:b w:val="0"/>
                 <w:sz w:val="20"/>
               </w:rPr>
-              <w:t>0.92 以上</w:t>
-            </w:r>
-          </w:p>
-        </w:tc>
-        <w:tc>
-          <w:tcPr>
-            <w:tcW w:type="dxa" w:w="3969"/>
-          </w:tcPr>
-          <w:p>
-            <w:r/>
-            <w:r>
-              <w:rPr>
-                <w:rFonts w:ascii="Hiragino Mincho ProN" w:hAnsi="Hiragino Mincho ProN" w:eastAsia="Hiragino Mincho ProN"/>
-                <w:b w:val="0"/>
-                <w:sz w:val="20"/>
-              </w:rPr>
-              <w:t>粗利のばらつきの 9 割以上は寄与率で説明可</w:t>
+              <w:t>地域包括医療病棟の施設基準</w:t>
             </w:r>
           </w:p>
         </w:tc>
@@ -3557,6 +4164,38 @@
       <w:tr>
         <w:tc>
           <w:tcPr>
+            <w:tcW w:type="dxa" w:w="2551"/>
+          </w:tcPr>
+          <w:p>
+            <w:r/>
+            <w:r>
+              <w:rPr>
+                <w:rFonts w:ascii="Hiragino Mincho ProN" w:hAnsi="Hiragino Mincho ProN" w:eastAsia="Hiragino Mincho ProN"/>
+                <w:b w:val="0"/>
+                <w:sz w:val="20"/>
+              </w:rPr>
+              <w:t>予定外入院比率</w:t>
+            </w:r>
+          </w:p>
+        </w:tc>
+        <w:tc>
+          <w:tcPr>
+            <w:tcW w:type="dxa" w:w="1417"/>
+          </w:tcPr>
+          <w:p>
+            <w:r/>
+            <w:r>
+              <w:rPr>
+                <w:rFonts w:ascii="Hiragino Mincho ProN" w:hAnsi="Hiragino Mincho ProN" w:eastAsia="Hiragino Mincho ProN"/>
+                <w:b w:val="0"/>
+                <w:sz w:val="20"/>
+              </w:rPr>
+              <w:t>59.7%</w:t>
+            </w:r>
+          </w:p>
+        </w:tc>
+        <w:tc>
+          <w:tcPr>
             <w:tcW w:type="dxa" w:w="2268"/>
           </w:tcPr>
           <w:p>
@@ -3567,7 +4206,7 @@
                 <w:b w:val="0"/>
                 <w:sz w:val="20"/>
               </w:rPr>
-              <w:t>回帰直線</w:t>
+              <w:t>（参考値）</w:t>
             </w:r>
           </w:p>
         </w:tc>
@@ -3583,23 +4222,7 @@
                 <w:b w:val="0"/>
                 <w:sz w:val="20"/>
               </w:rPr>
-              <w:t>傾き: 約 950 万円/寄与率 1%</w:t>
-            </w:r>
-          </w:p>
-        </w:tc>
-        <w:tc>
-          <w:tcPr>
-            <w:tcW w:type="dxa" w:w="3969"/>
-          </w:tcPr>
-          <w:p>
-            <w:r/>
-            <w:r>
-              <w:rPr>
-                <w:rFonts w:ascii="Hiragino Mincho ProN" w:hAnsi="Hiragino Mincho ProN" w:eastAsia="Hiragino Mincho ProN"/>
-                <w:b w:val="0"/>
-                <w:sz w:val="20"/>
-              </w:rPr>
-              <w:t>寄与率 1% 上昇で年 約 950 万円 増加</w:t>
+              <w:t>緊急入院全般。救急受入機能の厚みを示す</w:t>
             </w:r>
           </w:p>
         </w:tc>
@@ -3625,7 +4248,7 @@
           <w:color w:val="10B981"/>
           <w:sz w:val="22"/>
         </w:rPr>
-        <w:t xml:space="preserve">💡 結論 </w:t>
+        <w:t xml:space="preserve">💡 読み方 </w:t>
       </w:r>
       <w:r>
         <w:rPr>
@@ -3633,7 +4256,7 @@
           <w:b w:val="0"/>
           <w:sz w:val="22"/>
         </w:rPr>
-        <w:t>稼働率寄与率を主指標にすれば、粗利の 9 割以上を説明できます。残りの数 % はベッド粗利単価の差（B / C 群比率の高い医師は単価が高め）で決まります。</w:t>
+        <w:t>「Layer 1 でスコアが低い医師でも、Layer 3 で制度適合（救急受入・在宅復帰）に貢献している」ケースが少なくありません。逆に「Layer 1 でスコア高くても、Layer 3 で施設基準を悪化させる」症例も理屈上はあります。本層は両者を区別する材料です。</w:t>
       </w:r>
     </w:p>
     <w:p>
@@ -3652,7 +4275,26 @@
           <w:color w:val="1F2937"/>
           <w:sz w:val="36"/>
         </w:rPr>
-        <w:t>5. 主な発見</w:t>
+        <w:t>6. Layer 4：経営上の解釈（5+1 類型）</w:t>
+      </w:r>
+    </w:p>
+    <w:p>
+      <w:r>
+        <w:rPr>
+          <w:rFonts w:ascii="Hiragino Mincho ProN" w:hAnsi="Hiragino Mincho ProN" w:eastAsia="Hiragino Mincho ProN"/>
+          <w:b w:val="0"/>
+          <w:sz w:val="22"/>
+        </w:rPr>
+        <w:t>Layer 1〜3 を総合し、各医師を「病棟をどのような形で支えているか」の 5+1 類型に分類します。個人の優劣判定ではなく、病棟構成のバランスを見るためのフレームです。</w:t>
+      </w:r>
+    </w:p>
+    <w:p>
+      <w:r>
+        <w:rPr>
+          <w:rFonts w:ascii="Hiragino Mincho ProN" w:hAnsi="Hiragino Mincho ProN" w:eastAsia="Hiragino Mincho ProN"/>
+          <w:b w:val="0"/>
+          <w:sz w:val="22"/>
+        </w:rPr>
       </w:r>
     </w:p>
     <w:p>
@@ -3666,7 +4308,7 @@
           <w:color w:val="1F2937"/>
           <w:sz w:val="30"/>
         </w:rPr>
-        <w:t>5.1 ベッド粗利単価のトップ 3 はすべて長期入院型</w:t>
+        <w:t>6.1 5+1 類型の定義</w:t>
       </w:r>
     </w:p>
     <w:tbl>
@@ -3677,16 +4319,14 @@
         <w:tblLook w:firstColumn="1" w:firstRow="1" w:lastColumn="0" w:lastRow="0" w:noHBand="0" w:noVBand="1" w:val="04A0"/>
       </w:tblPr>
       <w:tblGrid>
-        <w:gridCol w:w="1949"/>
-        <w:gridCol w:w="1949"/>
-        <w:gridCol w:w="1949"/>
-        <w:gridCol w:w="1949"/>
-        <w:gridCol w:w="1949"/>
+        <w:gridCol w:w="3249"/>
+        <w:gridCol w:w="3249"/>
+        <w:gridCol w:w="3249"/>
       </w:tblGrid>
       <w:tr>
         <w:tc>
           <w:tcPr>
-            <w:tcW w:type="dxa" w:w="850"/>
+            <w:tcW w:type="dxa" w:w="1701"/>
           </w:tcPr>
           <w:p>
             <w:r/>
@@ -3697,13 +4337,13 @@
                 <w:color w:val="1F2937"/>
                 <w:sz w:val="20"/>
               </w:rPr>
-              <w:t>順位</w:t>
-            </w:r>
-          </w:p>
-        </w:tc>
-        <w:tc>
-          <w:tcPr>
-            <w:tcW w:type="dxa" w:w="1247"/>
+              <w:t>類型</w:t>
+            </w:r>
+          </w:p>
+        </w:tc>
+        <w:tc>
+          <w:tcPr>
+            <w:tcW w:type="dxa" w:w="3118"/>
           </w:tcPr>
           <w:p>
             <w:r/>
@@ -3714,13 +4354,13 @@
                 <w:color w:val="1F2937"/>
                 <w:sz w:val="20"/>
               </w:rPr>
-              <w:t>医師</w:t>
-            </w:r>
-          </w:p>
-        </w:tc>
-        <w:tc>
-          <w:tcPr>
-            <w:tcW w:type="dxa" w:w="1417"/>
+              <w:t>判定基準（優先順位順）</w:t>
+            </w:r>
+          </w:p>
+        </w:tc>
+        <w:tc>
+          <w:tcPr>
+            <w:tcW w:type="dxa" w:w="4252"/>
           </w:tcPr>
           <w:p>
             <w:r/>
@@ -3731,13 +4371,413 @@
                 <w:color w:val="1F2937"/>
                 <w:sz w:val="20"/>
               </w:rPr>
-              <w:t>粗利単価</w:t>
-            </w:r>
-          </w:p>
-        </w:tc>
+              <w:t>経営上の意味</w:t>
+            </w:r>
+          </w:p>
+        </w:tc>
+      </w:tr>
+      <w:tr>
         <w:tc>
           <w:tcPr>
             <w:tcW w:type="dxa" w:w="1701"/>
+          </w:tcPr>
+          <w:p>
+            <w:r/>
+            <w:r>
+              <w:rPr>
+                <w:rFonts w:ascii="Hiragino Mincho ProN" w:hAnsi="Hiragino Mincho ProN" w:eastAsia="Hiragino Mincho ProN"/>
+                <w:b w:val="0"/>
+                <w:sz w:val="20"/>
+              </w:rPr>
+              <w:t>手術・処置型</w:t>
+            </w:r>
+          </w:p>
+        </w:tc>
+        <w:tc>
+          <w:tcPr>
+            <w:tcW w:type="dxa" w:w="3118"/>
+          </w:tcPr>
+          <w:p>
+            <w:r/>
+            <w:r>
+              <w:rPr>
+                <w:rFonts w:ascii="Hiragino Mincho ProN" w:hAnsi="Hiragino Mincho ProN" w:eastAsia="Hiragino Mincho ProN"/>
+                <w:b w:val="0"/>
+                <w:sz w:val="20"/>
+              </w:rPr>
+              <w:t>手術あり比率 ≥ 40%</w:t>
+            </w:r>
+          </w:p>
+        </w:tc>
+        <w:tc>
+          <w:tcPr>
+            <w:tcW w:type="dxa" w:w="4252"/>
+          </w:tcPr>
+          <w:p>
+            <w:r/>
+            <w:r>
+              <w:rPr>
+                <w:rFonts w:ascii="Hiragino Mincho ProN" w:hAnsi="Hiragino Mincho ProN" w:eastAsia="Hiragino Mincho ProN"/>
+                <w:b w:val="0"/>
+                <w:sz w:val="20"/>
+              </w:rPr>
+              <w:t>在院は短〜中等でも、手術関連の出来高上乗せが大きい可能性</w:t>
+            </w:r>
+          </w:p>
+        </w:tc>
+      </w:tr>
+      <w:tr>
+        <w:tc>
+          <w:tcPr>
+            <w:tcW w:type="dxa" w:w="1701"/>
+          </w:tcPr>
+          <w:p>
+            <w:r/>
+            <w:r>
+              <w:rPr>
+                <w:rFonts w:ascii="Hiragino Mincho ProN" w:hAnsi="Hiragino Mincho ProN" w:eastAsia="Hiragino Mincho ProN"/>
+                <w:b w:val="0"/>
+                <w:sz w:val="20"/>
+              </w:rPr>
+              <w:t>救急・予定外受入基盤型</w:t>
+            </w:r>
+          </w:p>
+        </w:tc>
+        <w:tc>
+          <w:tcPr>
+            <w:tcW w:type="dxa" w:w="3118"/>
+          </w:tcPr>
+          <w:p>
+            <w:r/>
+            <w:r>
+              <w:rPr>
+                <w:rFonts w:ascii="Hiragino Mincho ProN" w:hAnsi="Hiragino Mincho ProN" w:eastAsia="Hiragino Mincho ProN"/>
+                <w:b w:val="0"/>
+                <w:sz w:val="20"/>
+              </w:rPr>
+              <w:t>救急車入院比率（参考 proxy） ≥ 25% かつ 手術あり比率 &lt; 30%</w:t>
+            </w:r>
+          </w:p>
+        </w:tc>
+        <w:tc>
+          <w:tcPr>
+            <w:tcW w:type="dxa" w:w="4252"/>
+          </w:tcPr>
+          <w:p>
+            <w:r/>
+            <w:r>
+              <w:rPr>
+                <w:rFonts w:ascii="Hiragino Mincho ProN" w:hAnsi="Hiragino Mincho ProN" w:eastAsia="Hiragino Mincho ProN"/>
+                <w:b w:val="0"/>
+                <w:sz w:val="20"/>
+              </w:rPr>
+              <w:t>救急車入院・予定外入院を多く担当、地域包括医療病棟の受入機能を支える</w:t>
+            </w:r>
+          </w:p>
+        </w:tc>
+      </w:tr>
+      <w:tr>
+        <w:tc>
+          <w:tcPr>
+            <w:tcW w:type="dxa" w:w="1701"/>
+          </w:tcPr>
+          <w:p>
+            <w:r/>
+            <w:r>
+              <w:rPr>
+                <w:rFonts w:ascii="Hiragino Mincho ProN" w:hAnsi="Hiragino Mincho ProN" w:eastAsia="Hiragino Mincho ProN"/>
+                <w:b w:val="0"/>
+                <w:sz w:val="20"/>
+              </w:rPr>
+              <w:t>長期安定型</w:t>
+            </w:r>
+          </w:p>
+        </w:tc>
+        <w:tc>
+          <w:tcPr>
+            <w:tcW w:type="dxa" w:w="3118"/>
+          </w:tcPr>
+          <w:p>
+            <w:r/>
+            <w:r>
+              <w:rPr>
+                <w:rFonts w:ascii="Hiragino Mincho ProN" w:hAnsi="Hiragino Mincho ProN" w:eastAsia="Hiragino Mincho ProN"/>
+                <w:b w:val="0"/>
+                <w:sz w:val="20"/>
+              </w:rPr>
+              <w:t>平均在院日数 ≥ 14 日</w:t>
+            </w:r>
+          </w:p>
+        </w:tc>
+        <w:tc>
+          <w:tcPr>
+            <w:tcW w:type="dxa" w:w="4252"/>
+          </w:tcPr>
+          <w:p>
+            <w:r/>
+            <w:r>
+              <w:rPr>
+                <w:rFonts w:ascii="Hiragino Mincho ProN" w:hAnsi="Hiragino Mincho ProN" w:eastAsia="Hiragino Mincho ProN"/>
+                <w:b w:val="0"/>
+                <w:sz w:val="20"/>
+              </w:rPr>
+              <w:t>長めの在院日数で病床日数を支え、稼働率維持に効く</w:t>
+            </w:r>
+          </w:p>
+        </w:tc>
+      </w:tr>
+      <w:tr>
+        <w:tc>
+          <w:tcPr>
+            <w:tcW w:type="dxa" w:w="1701"/>
+          </w:tcPr>
+          <w:p>
+            <w:r/>
+            <w:r>
+              <w:rPr>
+                <w:rFonts w:ascii="Hiragino Mincho ProN" w:hAnsi="Hiragino Mincho ProN" w:eastAsia="Hiragino Mincho ProN"/>
+                <w:b w:val="0"/>
+                <w:sz w:val="20"/>
+              </w:rPr>
+              <w:t>リハ・在宅復帰型</w:t>
+            </w:r>
+          </w:p>
+        </w:tc>
+        <w:tc>
+          <w:tcPr>
+            <w:tcW w:type="dxa" w:w="3118"/>
+          </w:tcPr>
+          <w:p>
+            <w:r/>
+            <w:r>
+              <w:rPr>
+                <w:rFonts w:ascii="Hiragino Mincho ProN" w:hAnsi="Hiragino Mincho ProN" w:eastAsia="Hiragino Mincho ProN"/>
+                <w:b w:val="0"/>
+                <w:sz w:val="20"/>
+              </w:rPr>
+              <w:t>在宅復帰率 ≥ 95% かつ 平均在院日数 8〜13 日</w:t>
+            </w:r>
+          </w:p>
+        </w:tc>
+        <w:tc>
+          <w:tcPr>
+            <w:tcW w:type="dxa" w:w="4252"/>
+          </w:tcPr>
+          <w:p>
+            <w:r/>
+            <w:r>
+              <w:rPr>
+                <w:rFonts w:ascii="Hiragino Mincho ProN" w:hAnsi="Hiragino Mincho ProN" w:eastAsia="Hiragino Mincho ProN"/>
+                <w:b w:val="0"/>
+                <w:sz w:val="20"/>
+              </w:rPr>
+              <w:t>適切な在院後に高い在宅復帰率、施設基準・退院支援に効く</w:t>
+            </w:r>
+          </w:p>
+        </w:tc>
+      </w:tr>
+      <w:tr>
+        <w:tc>
+          <w:tcPr>
+            <w:tcW w:type="dxa" w:w="1701"/>
+          </w:tcPr>
+          <w:p>
+            <w:r/>
+            <w:r>
+              <w:rPr>
+                <w:rFonts w:ascii="Hiragino Mincho ProN" w:hAnsi="Hiragino Mincho ProN" w:eastAsia="Hiragino Mincho ProN"/>
+                <w:b w:val="0"/>
+                <w:sz w:val="20"/>
+              </w:rPr>
+              <w:t>回転供給型</w:t>
+            </w:r>
+          </w:p>
+        </w:tc>
+        <w:tc>
+          <w:tcPr>
+            <w:tcW w:type="dxa" w:w="3118"/>
+          </w:tcPr>
+          <w:p>
+            <w:r/>
+            <w:r>
+              <w:rPr>
+                <w:rFonts w:ascii="Hiragino Mincho ProN" w:hAnsi="Hiragino Mincho ProN" w:eastAsia="Hiragino Mincho ProN"/>
+                <w:b w:val="0"/>
+                <w:sz w:val="20"/>
+              </w:rPr>
+              <w:t>平均在院日数 ≤ 8 日</w:t>
+            </w:r>
+          </w:p>
+        </w:tc>
+        <w:tc>
+          <w:tcPr>
+            <w:tcW w:type="dxa" w:w="4252"/>
+          </w:tcPr>
+          <w:p>
+            <w:r/>
+            <w:r>
+              <w:rPr>
+                <w:rFonts w:ascii="Hiragino Mincho ProN" w:hAnsi="Hiragino Mincho ProN" w:eastAsia="Hiragino Mincho ProN"/>
+                <w:b w:val="0"/>
+                <w:sz w:val="20"/>
+              </w:rPr>
+              <w:t>短期入院を多く回し、入退院の流れを作る</w:t>
+            </w:r>
+          </w:p>
+        </w:tc>
+      </w:tr>
+      <w:tr>
+        <w:tc>
+          <w:tcPr>
+            <w:tcW w:type="dxa" w:w="1701"/>
+          </w:tcPr>
+          <w:p>
+            <w:r/>
+            <w:r>
+              <w:rPr>
+                <w:rFonts w:ascii="Hiragino Mincho ProN" w:hAnsi="Hiragino Mincho ProN" w:eastAsia="Hiragino Mincho ProN"/>
+                <w:b w:val="0"/>
+                <w:sz w:val="20"/>
+              </w:rPr>
+              <w:t>混合型</w:t>
+            </w:r>
+          </w:p>
+        </w:tc>
+        <w:tc>
+          <w:tcPr>
+            <w:tcW w:type="dxa" w:w="3118"/>
+          </w:tcPr>
+          <w:p>
+            <w:r/>
+            <w:r>
+              <w:rPr>
+                <w:rFonts w:ascii="Hiragino Mincho ProN" w:hAnsi="Hiragino Mincho ProN" w:eastAsia="Hiragino Mincho ProN"/>
+                <w:b w:val="0"/>
+                <w:sz w:val="20"/>
+              </w:rPr>
+              <w:t>上記いずれにも該当せず</w:t>
+            </w:r>
+          </w:p>
+        </w:tc>
+        <w:tc>
+          <w:tcPr>
+            <w:tcW w:type="dxa" w:w="4252"/>
+          </w:tcPr>
+          <w:p>
+            <w:r/>
+            <w:r>
+              <w:rPr>
+                <w:rFonts w:ascii="Hiragino Mincho ProN" w:hAnsi="Hiragino Mincho ProN" w:eastAsia="Hiragino Mincho ProN"/>
+                <w:b w:val="0"/>
+                <w:sz w:val="20"/>
+              </w:rPr>
+              <w:t>上記類型に強く該当せず、複数の役割を担う</w:t>
+            </w:r>
+          </w:p>
+        </w:tc>
+      </w:tr>
+    </w:tbl>
+    <w:p>
+      <w:r>
+        <w:rPr>
+          <w:rFonts w:ascii="Hiragino Mincho ProN" w:hAnsi="Hiragino Mincho ProN" w:eastAsia="Hiragino Mincho ProN"/>
+          <w:b w:val="0"/>
+          <w:sz w:val="22"/>
+        </w:rPr>
+      </w:r>
+    </w:p>
+    <w:p>
+      <w:pPr>
+        <w:pStyle w:val="Heading2"/>
+      </w:pPr>
+      <w:r>
+        <w:rPr>
+          <w:rFonts w:ascii="Hiragino Mincho ProN" w:hAnsi="Hiragino Mincho ProN" w:eastAsia="Hiragino Mincho ProN"/>
+          <w:b/>
+          <w:color w:val="1F2937"/>
+          <w:sz w:val="30"/>
+        </w:rPr>
+        <w:t>6.2 当院の医師別 タイプ分類（散布図）</w:t>
+      </w:r>
+    </w:p>
+    <w:p>
+      <w:pPr>
+        <w:jc w:val="center"/>
+      </w:pPr>
+      <w:r>
+        <w:drawing>
+          <wp:inline xmlns:a="http://schemas.openxmlformats.org/drawingml/2006/main" xmlns:pic="http://schemas.openxmlformats.org/drawingml/2006/picture">
+            <wp:extent cx="5760000" cy="3700882"/>
+            <wp:docPr id="7" name="Picture 7"/>
+            <wp:cNvGraphicFramePr>
+              <a:graphicFrameLocks noChangeAspect="1"/>
+            </wp:cNvGraphicFramePr>
+            <a:graphic>
+              <a:graphicData uri="http://schemas.openxmlformats.org/drawingml/2006/picture">
+                <pic:pic>
+                  <pic:nvPicPr>
+                    <pic:cNvPr id="0" name="10_layer4_typing_anonymous.png"/>
+                    <pic:cNvPicPr/>
+                  </pic:nvPicPr>
+                  <pic:blipFill>
+                    <a:blip r:embed="rId15"/>
+                    <a:stretch>
+                      <a:fillRect/>
+                    </a:stretch>
+                  </pic:blipFill>
+                  <pic:spPr>
+                    <a:xfrm>
+                      <a:off x="0" y="0"/>
+                      <a:ext cx="5760000" cy="3700882"/>
+                    </a:xfrm>
+                    <a:prstGeom prst="rect"/>
+                  </pic:spPr>
+                </pic:pic>
+              </a:graphicData>
+            </a:graphic>
+          </wp:inline>
+        </w:drawing>
+      </w:r>
+    </w:p>
+    <w:p>
+      <w:r>
+        <w:rPr>
+          <w:rFonts w:ascii="Hiragino Mincho ProN" w:hAnsi="Hiragino Mincho ProN" w:eastAsia="Hiragino Mincho ProN"/>
+          <w:b w:val="0"/>
+          <w:sz w:val="22"/>
+        </w:rPr>
+      </w:r>
+    </w:p>
+    <w:p>
+      <w:pPr>
+        <w:pStyle w:val="Heading2"/>
+      </w:pPr>
+      <w:r>
+        <w:rPr>
+          <w:rFonts w:ascii="Hiragino Mincho ProN" w:hAnsi="Hiragino Mincho ProN" w:eastAsia="Hiragino Mincho ProN"/>
+          <w:b/>
+          <w:color w:val="1F2937"/>
+          <w:sz w:val="30"/>
+        </w:rPr>
+        <w:t>6.3 当院の構成内訳</w:t>
+      </w:r>
+    </w:p>
+    <w:tbl>
+      <w:tblPr>
+        <w:tblStyle w:val="LightGrid-Accent1"/>
+        <w:tblW w:type="auto" w:w="0"/>
+        <w:jc w:val="center"/>
+        <w:tblLook w:firstColumn="1" w:firstRow="1" w:lastColumn="0" w:lastRow="0" w:noHBand="0" w:noVBand="1" w:val="04A0"/>
+      </w:tblPr>
+      <w:tblGrid>
+        <w:gridCol w:w="3249"/>
+        <w:gridCol w:w="3249"/>
+        <w:gridCol w:w="3249"/>
+      </w:tblGrid>
+      <w:tr>
+        <w:tc>
+          <w:tcPr>
+            <w:tcW w:type="dxa" w:w="1984"/>
           </w:tcPr>
           <w:p>
             <w:r/>
@@ -3748,13 +4788,13 @@
                 <w:color w:val="1F2937"/>
                 <w:sz w:val="20"/>
               </w:rPr>
-              <w:t>平均在院日数</w:t>
-            </w:r>
-          </w:p>
-        </w:tc>
-        <w:tc>
-          <w:tcPr>
-            <w:tcW w:type="dxa" w:w="3402"/>
+              <w:t>類型</w:t>
+            </w:r>
+          </w:p>
+        </w:tc>
+        <w:tc>
+          <w:tcPr>
+            <w:tcW w:type="dxa" w:w="850"/>
           </w:tcPr>
           <w:p>
             <w:r/>
@@ -3765,7 +4805,24 @@
                 <w:color w:val="1F2937"/>
                 <w:sz w:val="20"/>
               </w:rPr>
-              <w:t>B/C/A 群比率</w:t>
+              <w:t>人数</w:t>
+            </w:r>
+          </w:p>
+        </w:tc>
+        <w:tc>
+          <w:tcPr>
+            <w:tcW w:type="dxa" w:w="6236"/>
+          </w:tcPr>
+          <w:p>
+            <w:r/>
+            <w:r>
+              <w:rPr>
+                <w:rFonts w:ascii="Hiragino Mincho ProN" w:hAnsi="Hiragino Mincho ProN" w:eastAsia="Hiragino Mincho ProN"/>
+                <w:b/>
+                <w:color w:val="1F2937"/>
+                <w:sz w:val="20"/>
+              </w:rPr>
+              <w:t>病棟運営上の意味</w:t>
             </w:r>
           </w:p>
         </w:tc>
@@ -3773,6 +4830,22 @@
       <w:tr>
         <w:tc>
           <w:tcPr>
+            <w:tcW w:type="dxa" w:w="1984"/>
+          </w:tcPr>
+          <w:p>
+            <w:r/>
+            <w:r>
+              <w:rPr>
+                <w:rFonts w:ascii="Hiragino Mincho ProN" w:hAnsi="Hiragino Mincho ProN" w:eastAsia="Hiragino Mincho ProN"/>
+                <w:b w:val="0"/>
+                <w:sz w:val="20"/>
+              </w:rPr>
+              <w:t>手術・処置型</w:t>
+            </w:r>
+          </w:p>
+        </w:tc>
+        <w:tc>
+          <w:tcPr>
             <w:tcW w:type="dxa" w:w="850"/>
           </w:tcPr>
           <w:p>
@@ -3783,13 +4856,13 @@
                 <w:b w:val="0"/>
                 <w:sz w:val="20"/>
               </w:rPr>
-              <w:t>1</w:t>
-            </w:r>
-          </w:p>
-        </w:tc>
-        <w:tc>
-          <w:tcPr>
-            <w:tcW w:type="dxa" w:w="1247"/>
+              <w:t>5 名</w:t>
+            </w:r>
+          </w:p>
+        </w:tc>
+        <w:tc>
+          <w:tcPr>
+            <w:tcW w:type="dxa" w:w="6236"/>
           </w:tcPr>
           <w:p>
             <w:r/>
@@ -3799,55 +4872,7 @@
                 <w:b w:val="0"/>
                 <w:sz w:val="20"/>
               </w:rPr>
-              <w:t>D医師</w:t>
-            </w:r>
-          </w:p>
-        </w:tc>
-        <w:tc>
-          <w:tcPr>
-            <w:tcW w:type="dxa" w:w="1417"/>
-          </w:tcPr>
-          <w:p>
-            <w:r/>
-            <w:r>
-              <w:rPr>
-                <w:rFonts w:ascii="Hiragino Mincho ProN" w:hAnsi="Hiragino Mincho ProN" w:eastAsia="Hiragino Mincho ProN"/>
-                <w:b w:val="0"/>
-                <w:sz w:val="20"/>
-              </w:rPr>
-              <w:t>30,712円</w:t>
-            </w:r>
-          </w:p>
-        </w:tc>
-        <w:tc>
-          <w:tcPr>
-            <w:tcW w:type="dxa" w:w="1701"/>
-          </w:tcPr>
-          <w:p>
-            <w:r/>
-            <w:r>
-              <w:rPr>
-                <w:rFonts w:ascii="Hiragino Mincho ProN" w:hAnsi="Hiragino Mincho ProN" w:eastAsia="Hiragino Mincho ProN"/>
-                <w:b w:val="0"/>
-                <w:sz w:val="20"/>
-              </w:rPr>
-              <w:t>35.7日</w:t>
-            </w:r>
-          </w:p>
-        </w:tc>
-        <w:tc>
-          <w:tcPr>
-            <w:tcW w:type="dxa" w:w="3402"/>
-          </w:tcPr>
-          <w:p>
-            <w:r/>
-            <w:r>
-              <w:rPr>
-                <w:rFonts w:ascii="Hiragino Mincho ProN" w:hAnsi="Hiragino Mincho ProN" w:eastAsia="Hiragino Mincho ProN"/>
-                <w:b w:val="0"/>
-                <w:sz w:val="20"/>
-              </w:rPr>
-              <w:t>B 21% / C 65% / A 14%</w:t>
+              <w:t>在院は短〜中等でも、手術関連の出来高上乗せが大きい可能性</w:t>
             </w:r>
           </w:p>
         </w:tc>
@@ -3855,6 +4880,22 @@
       <w:tr>
         <w:tc>
           <w:tcPr>
+            <w:tcW w:type="dxa" w:w="1984"/>
+          </w:tcPr>
+          <w:p>
+            <w:r/>
+            <w:r>
+              <w:rPr>
+                <w:rFonts w:ascii="Hiragino Mincho ProN" w:hAnsi="Hiragino Mincho ProN" w:eastAsia="Hiragino Mincho ProN"/>
+                <w:b w:val="0"/>
+                <w:sz w:val="20"/>
+              </w:rPr>
+              <w:t>救急・予定外受入基盤型</w:t>
+            </w:r>
+          </w:p>
+        </w:tc>
+        <w:tc>
+          <w:tcPr>
             <w:tcW w:type="dxa" w:w="850"/>
           </w:tcPr>
           <w:p>
@@ -3865,13 +4906,13 @@
                 <w:b w:val="0"/>
                 <w:sz w:val="20"/>
               </w:rPr>
-              <w:t>2</w:t>
-            </w:r>
-          </w:p>
-        </w:tc>
-        <w:tc>
-          <w:tcPr>
-            <w:tcW w:type="dxa" w:w="1247"/>
+              <w:t>4 名</w:t>
+            </w:r>
+          </w:p>
+        </w:tc>
+        <w:tc>
+          <w:tcPr>
+            <w:tcW w:type="dxa" w:w="6236"/>
           </w:tcPr>
           <w:p>
             <w:r/>
@@ -3881,55 +4922,7 @@
                 <w:b w:val="0"/>
                 <w:sz w:val="20"/>
               </w:rPr>
-              <w:t>A医師</w:t>
-            </w:r>
-          </w:p>
-        </w:tc>
-        <w:tc>
-          <w:tcPr>
-            <w:tcW w:type="dxa" w:w="1417"/>
-          </w:tcPr>
-          <w:p>
-            <w:r/>
-            <w:r>
-              <w:rPr>
-                <w:rFonts w:ascii="Hiragino Mincho ProN" w:hAnsi="Hiragino Mincho ProN" w:eastAsia="Hiragino Mincho ProN"/>
-                <w:b w:val="0"/>
-                <w:sz w:val="20"/>
-              </w:rPr>
-              <w:t>30,695円</w:t>
-            </w:r>
-          </w:p>
-        </w:tc>
-        <w:tc>
-          <w:tcPr>
-            <w:tcW w:type="dxa" w:w="1701"/>
-          </w:tcPr>
-          <w:p>
-            <w:r/>
-            <w:r>
-              <w:rPr>
-                <w:rFonts w:ascii="Hiragino Mincho ProN" w:hAnsi="Hiragino Mincho ProN" w:eastAsia="Hiragino Mincho ProN"/>
-                <w:b w:val="0"/>
-                <w:sz w:val="20"/>
-              </w:rPr>
-              <w:t>33.2日</w:t>
-            </w:r>
-          </w:p>
-        </w:tc>
-        <w:tc>
-          <w:tcPr>
-            <w:tcW w:type="dxa" w:w="3402"/>
-          </w:tcPr>
-          <w:p>
-            <w:r/>
-            <w:r>
-              <w:rPr>
-                <w:rFonts w:ascii="Hiragino Mincho ProN" w:hAnsi="Hiragino Mincho ProN" w:eastAsia="Hiragino Mincho ProN"/>
-                <w:b w:val="0"/>
-                <w:sz w:val="20"/>
-              </w:rPr>
-              <w:t>B 24% / C 61% / A 15%</w:t>
+              <w:t>救急車入院・予定外入院を多く担当、地域包括医療病棟の受入機能を支える</w:t>
             </w:r>
           </w:p>
         </w:tc>
@@ -3937,6 +4930,22 @@
       <w:tr>
         <w:tc>
           <w:tcPr>
+            <w:tcW w:type="dxa" w:w="1984"/>
+          </w:tcPr>
+          <w:p>
+            <w:r/>
+            <w:r>
+              <w:rPr>
+                <w:rFonts w:ascii="Hiragino Mincho ProN" w:hAnsi="Hiragino Mincho ProN" w:eastAsia="Hiragino Mincho ProN"/>
+                <w:b w:val="0"/>
+                <w:sz w:val="20"/>
+              </w:rPr>
+              <w:t>長期安定型</w:t>
+            </w:r>
+          </w:p>
+        </w:tc>
+        <w:tc>
+          <w:tcPr>
             <w:tcW w:type="dxa" w:w="850"/>
           </w:tcPr>
           <w:p>
@@ -3947,13 +4956,13 @@
                 <w:b w:val="0"/>
                 <w:sz w:val="20"/>
               </w:rPr>
-              <w:t>3</w:t>
-            </w:r>
-          </w:p>
-        </w:tc>
-        <w:tc>
-          <w:tcPr>
-            <w:tcW w:type="dxa" w:w="1247"/>
+              <w:t>4 名</w:t>
+            </w:r>
+          </w:p>
+        </w:tc>
+        <w:tc>
+          <w:tcPr>
+            <w:tcW w:type="dxa" w:w="6236"/>
           </w:tcPr>
           <w:p>
             <w:r/>
@@ -3963,13 +4972,15 @@
                 <w:b w:val="0"/>
                 <w:sz w:val="20"/>
               </w:rPr>
-              <w:t>B医師</w:t>
-            </w:r>
-          </w:p>
-        </w:tc>
-        <w:tc>
-          <w:tcPr>
-            <w:tcW w:type="dxa" w:w="1417"/>
+              <w:t>長めの在院日数で病床日数を支え、稼働率維持に効く</w:t>
+            </w:r>
+          </w:p>
+        </w:tc>
+      </w:tr>
+      <w:tr>
+        <w:tc>
+          <w:tcPr>
+            <w:tcW w:type="dxa" w:w="1984"/>
           </w:tcPr>
           <w:p>
             <w:r/>
@@ -3979,13 +4990,13 @@
                 <w:b w:val="0"/>
                 <w:sz w:val="20"/>
               </w:rPr>
-              <w:t>30,476円</w:t>
-            </w:r>
-          </w:p>
-        </w:tc>
-        <w:tc>
-          <w:tcPr>
-            <w:tcW w:type="dxa" w:w="1701"/>
+              <w:t>混合型</w:t>
+            </w:r>
+          </w:p>
+        </w:tc>
+        <w:tc>
+          <w:tcPr>
+            <w:tcW w:type="dxa" w:w="850"/>
           </w:tcPr>
           <w:p>
             <w:r/>
@@ -3995,13 +5006,13 @@
                 <w:b w:val="0"/>
                 <w:sz w:val="20"/>
               </w:rPr>
-              <w:t>22.2日</w:t>
-            </w:r>
-          </w:p>
-        </w:tc>
-        <w:tc>
-          <w:tcPr>
-            <w:tcW w:type="dxa" w:w="3402"/>
+              <w:t>1 名</w:t>
+            </w:r>
+          </w:p>
+        </w:tc>
+        <w:tc>
+          <w:tcPr>
+            <w:tcW w:type="dxa" w:w="6236"/>
           </w:tcPr>
           <w:p>
             <w:r/>
@@ -4011,7 +5022,7 @@
                 <w:b w:val="0"/>
                 <w:sz w:val="20"/>
               </w:rPr>
-              <w:t>B 25% / C 54% / A 20%</w:t>
+              <w:t>上記類型に強く該当せず、複数の役割を担う</w:t>
             </w:r>
           </w:p>
         </w:tc>
@@ -4037,7 +5048,7 @@
           <w:color w:val="10B981"/>
           <w:sz w:val="22"/>
         </w:rPr>
-        <w:t xml:space="preserve">💡 重要発見 </w:t>
+        <w:t xml:space="preserve">💡 観察 </w:t>
       </w:r>
       <w:r>
         <w:rPr>
@@ -4045,7 +5056,379 @@
           <w:b w:val="0"/>
           <w:sz w:val="22"/>
         </w:rPr>
-        <w:t>ベッド粗利単価が高い医師は **長期入院（B 群 + C 群）が多い**。「短期回転＝高単価」という思い込みは誤り。</w:t>
+        <w:t>当院は手術・処置型と救急・予定外受入基盤型が中心となり、長期安定型がそれを支える構成になっています。「短期回転型」を称する医師は実は手術・処置型として出来高を支えており、Layer 1 の管理用スコアだけでは見えなかった貢献構造が浮かび上がります。</w:t>
+      </w:r>
+    </w:p>
+    <w:p>
+      <w:r>
+        <w:rPr>
+          <w:rFonts w:ascii="Hiragino Mincho ProN" w:hAnsi="Hiragino Mincho ProN" w:eastAsia="Hiragino Mincho ProN"/>
+          <w:b w:val="0"/>
+          <w:sz w:val="22"/>
+        </w:rPr>
+      </w:r>
+    </w:p>
+    <w:p>
+      <w:pPr>
+        <w:ind w:left="283"/>
+      </w:pPr>
+      <w:r>
+        <w:rPr>
+          <w:rFonts w:ascii="Hiragino Mincho ProN" w:hAnsi="Hiragino Mincho ProN" w:eastAsia="Hiragino Mincho ProN"/>
+          <w:b/>
+          <w:color w:val="DC2626"/>
+          <w:sz w:val="22"/>
+        </w:rPr>
+        <w:t xml:space="preserve">⚠️ 0 名類型の解釈 </w:t>
+      </w:r>
+      <w:r>
+        <w:rPr>
+          <w:rFonts w:ascii="Hiragino Mincho ProN" w:hAnsi="Hiragino Mincho ProN" w:eastAsia="Hiragino Mincho ProN"/>
+          <w:b w:val="0"/>
+          <w:sz w:val="22"/>
+        </w:rPr>
+        <w:t>「リハ・在宅復帰型」「回転供給型」は当院で 0 名ですが、これは以下の理由により**「専門化が進んでいない」と断定できません**：(1) この分類ルールが優先順位ベースの heuristic であり閾値依存、(2) リハ単位データが CSV に未収録のため「リハ・在宅復帰型」の精度が限定的、(3) 同じ医師が複数類型に当てはまる場合に優先順位の高い類型へ吸収される。**この分類ルールでは該当なし、追加データで再評価が必要**という解釈にとどめます。</w:t>
+      </w:r>
+    </w:p>
+    <w:p>
+      <w:r>
+        <w:br w:type="page"/>
+      </w:r>
+    </w:p>
+    <w:p>
+      <w:pPr>
+        <w:pStyle w:val="Heading1"/>
+      </w:pPr>
+      <w:r>
+        <w:rPr>
+          <w:rFonts w:ascii="Hiragino Mincho ProN" w:hAnsi="Hiragino Mincho ProN" w:eastAsia="Hiragino Mincho ProN"/>
+          <w:b/>
+          <w:color w:val="1F2937"/>
+          <w:sz w:val="36"/>
+        </w:rPr>
+        <w:t>7. 主な観察 — 経営会議で問うべきこと</w:t>
+      </w:r>
+    </w:p>
+    <w:p>
+      <w:r>
+        <w:rPr>
+          <w:rFonts w:ascii="Hiragino Mincho ProN" w:hAnsi="Hiragino Mincho ProN" w:eastAsia="Hiragino Mincho ProN"/>
+          <w:b w:val="0"/>
+          <w:sz w:val="22"/>
+        </w:rPr>
+        <w:t>本資料は「順位」を見るためのものではありません。次の問いに使います。</w:t>
+      </w:r>
+    </w:p>
+    <w:p>
+      <w:r>
+        <w:rPr>
+          <w:rFonts w:ascii="Hiragino Mincho ProN" w:hAnsi="Hiragino Mincho ProN" w:eastAsia="Hiragino Mincho ProN"/>
+          <w:b w:val="0"/>
+          <w:sz w:val="22"/>
+        </w:rPr>
+      </w:r>
+    </w:p>
+    <w:p>
+      <w:r>
+        <w:rPr>
+          <w:rFonts w:ascii="Hiragino Mincho ProN" w:hAnsi="Hiragino Mincho ProN" w:eastAsia="Hiragino Mincho ProN"/>
+          <w:b/>
+          <w:sz w:val="22"/>
+        </w:rPr>
+        <w:t>問 1: 当院の地域包括医療病棟は、どの類型の医師群で稼働を支えているか？</w:t>
+      </w:r>
+    </w:p>
+    <w:p>
+      <w:r>
+        <w:rPr>
+          <w:rFonts w:ascii="Hiragino Mincho ProN" w:hAnsi="Hiragino Mincho ProN" w:eastAsia="Hiragino Mincho ProN"/>
+          <w:b w:val="0"/>
+          <w:color w:val="6B7280"/>
+          <w:sz w:val="20"/>
+        </w:rPr>
+        <w:t xml:space="preserve">   → Layer 4 の構成内訳が示す。当院は手術・処置型 + 救急・予定外受入基盤型 + 長期安定型のバランス</w:t>
+      </w:r>
+    </w:p>
+    <w:p>
+      <w:r>
+        <w:rPr>
+          <w:rFonts w:ascii="Hiragino Mincho ProN" w:hAnsi="Hiragino Mincho ProN" w:eastAsia="Hiragino Mincho ProN"/>
+          <w:b w:val="0"/>
+          <w:sz w:val="22"/>
+        </w:rPr>
+      </w:r>
+    </w:p>
+    <w:p>
+      <w:r>
+        <w:rPr>
+          <w:rFonts w:ascii="Hiragino Mincho ProN" w:hAnsi="Hiragino Mincho ProN" w:eastAsia="Hiragino Mincho ProN"/>
+          <w:b/>
+          <w:sz w:val="22"/>
+        </w:rPr>
+        <w:t>問 2: 「Layer 1 でスコア低い医師」は、本当に経営貢献が小さいのか？</w:t>
+      </w:r>
+    </w:p>
+    <w:p>
+      <w:r>
+        <w:rPr>
+          <w:rFonts w:ascii="Hiragino Mincho ProN" w:hAnsi="Hiragino Mincho ProN" w:eastAsia="Hiragino Mincho ProN"/>
+          <w:b w:val="0"/>
+          <w:color w:val="6B7280"/>
+          <w:sz w:val="20"/>
+        </w:rPr>
+        <w:t xml:space="preserve">   → Layer 2/3 を併読すべき。手術あり比率や救急車入院比率（proxy）が高ければ、別軸の貢献が見える</w:t>
+      </w:r>
+    </w:p>
+    <w:p>
+      <w:r>
+        <w:rPr>
+          <w:rFonts w:ascii="Hiragino Mincho ProN" w:hAnsi="Hiragino Mincho ProN" w:eastAsia="Hiragino Mincho ProN"/>
+          <w:b w:val="0"/>
+          <w:sz w:val="22"/>
+        </w:rPr>
+      </w:r>
+    </w:p>
+    <w:p>
+      <w:r>
+        <w:rPr>
+          <w:rFonts w:ascii="Hiragino Mincho ProN" w:hAnsi="Hiragino Mincho ProN" w:eastAsia="Hiragino Mincho ProN"/>
+          <w:b/>
+          <w:sz w:val="22"/>
+        </w:rPr>
+        <w:t>問 3: 5F 病棟は単一主治医に病床日数の約 1/4 が集中する構造になっている。これは脆弱性か、強みか？</w:t>
+      </w:r>
+    </w:p>
+    <w:p>
+      <w:r>
+        <w:rPr>
+          <w:rFonts w:ascii="Hiragino Mincho ProN" w:hAnsi="Hiragino Mincho ProN" w:eastAsia="Hiragino Mincho ProN"/>
+          <w:b w:val="0"/>
+          <w:color w:val="6B7280"/>
+          <w:sz w:val="20"/>
+        </w:rPr>
+        <w:t xml:space="preserve">   → D医師 1 名で 23.3% を占有（5F のタイプ：救急・予定外受入基盤型）。不在時の代替体制をどう組むかが構造課題</w:t>
+      </w:r>
+    </w:p>
+    <w:p>
+      <w:r>
+        <w:rPr>
+          <w:rFonts w:ascii="Hiragino Mincho ProN" w:hAnsi="Hiragino Mincho ProN" w:eastAsia="Hiragino Mincho ProN"/>
+          <w:b w:val="0"/>
+          <w:sz w:val="22"/>
+        </w:rPr>
+      </w:r>
+    </w:p>
+    <w:p>
+      <w:r>
+        <w:rPr>
+          <w:rFonts w:ascii="Hiragino Mincho ProN" w:hAnsi="Hiragino Mincho ProN" w:eastAsia="Hiragino Mincho ProN"/>
+          <w:b/>
+          <w:sz w:val="22"/>
+        </w:rPr>
+        <w:t>問 4: 施設基準（救急 15% / 在宅復帰 70%）に対して、誰がどう貢献しているか？</w:t>
+      </w:r>
+    </w:p>
+    <w:p>
+      <w:r>
+        <w:rPr>
+          <w:rFonts w:ascii="Hiragino Mincho ProN" w:hAnsi="Hiragino Mincho ProN" w:eastAsia="Hiragino Mincho ProN"/>
+          <w:b w:val="0"/>
+          <w:color w:val="6B7280"/>
+          <w:sz w:val="20"/>
+        </w:rPr>
+        <w:t xml:space="preserve">   → Layer 3 で症例構成の厚みを見る。救急車入院比率（proxy）25% 超の医師は病棟全体の救急受入を支える一群</w:t>
+      </w:r>
+    </w:p>
+    <w:p>
+      <w:r>
+        <w:rPr>
+          <w:rFonts w:ascii="Hiragino Mincho ProN" w:hAnsi="Hiragino Mincho ProN" w:eastAsia="Hiragino Mincho ProN"/>
+          <w:b w:val="0"/>
+          <w:sz w:val="22"/>
+        </w:rPr>
+      </w:r>
+    </w:p>
+    <w:p>
+      <w:r>
+        <w:rPr>
+          <w:rFonts w:ascii="Hiragino Mincho ProN" w:hAnsi="Hiragino Mincho ProN" w:eastAsia="Hiragino Mincho ProN"/>
+          <w:b/>
+          <w:sz w:val="22"/>
+        </w:rPr>
+        <w:t>問 5: 「手術・処置型」5 名が運営する出来高貢献を、現資料は反映できているか？</w:t>
+      </w:r>
+    </w:p>
+    <w:p>
+      <w:r>
+        <w:rPr>
+          <w:rFonts w:ascii="Hiragino Mincho ProN" w:hAnsi="Hiragino Mincho ProN" w:eastAsia="Hiragino Mincho ProN"/>
+          <w:b w:val="0"/>
+          <w:color w:val="6B7280"/>
+          <w:sz w:val="20"/>
+        </w:rPr>
+        <w:t xml:space="preserve">   → できていない（Layer 2 は入口指標のみ）。Stage 2 で点数データを取得して精緻化</w:t>
+      </w:r>
+    </w:p>
+    <w:p>
+      <w:r>
+        <w:rPr>
+          <w:rFonts w:ascii="Hiragino Mincho ProN" w:hAnsi="Hiragino Mincho ProN" w:eastAsia="Hiragino Mincho ProN"/>
+          <w:b w:val="0"/>
+          <w:sz w:val="22"/>
+        </w:rPr>
+      </w:r>
+    </w:p>
+    <w:p>
+      <w:r>
+        <w:rPr>
+          <w:rFonts w:ascii="Hiragino Mincho ProN" w:hAnsi="Hiragino Mincho ProN" w:eastAsia="Hiragino Mincho ProN"/>
+          <w:b/>
+          <w:sz w:val="22"/>
+        </w:rPr>
+        <w:t>問 6: 回転供給型・リハ・在宅復帰型が当院で 0 名なのは、何を意味するか？</w:t>
+      </w:r>
+    </w:p>
+    <w:p>
+      <w:r>
+        <w:rPr>
+          <w:rFonts w:ascii="Hiragino Mincho ProN" w:hAnsi="Hiragino Mincho ProN" w:eastAsia="Hiragino Mincho ProN"/>
+          <w:b w:val="0"/>
+          <w:color w:val="6B7280"/>
+          <w:sz w:val="20"/>
+        </w:rPr>
+        <w:t xml:space="preserve">   → 「専門化が進んでいない」と断定はできない。閾値依存の heuristic であること、リハ単位データが CSV 未収録であること、優先順位による吸収の可能性を踏まえ、「この分類ルールでは該当なし、追加データで再評価が必要」と解釈する</w:t>
+      </w:r>
+    </w:p>
+    <w:p>
+      <w:r>
+        <w:rPr>
+          <w:rFonts w:ascii="Hiragino Mincho ProN" w:hAnsi="Hiragino Mincho ProN" w:eastAsia="Hiragino Mincho ProN"/>
+          <w:b w:val="0"/>
+          <w:sz w:val="22"/>
+        </w:rPr>
+      </w:r>
+    </w:p>
+    <w:p>
+      <w:r>
+        <w:rPr>
+          <w:rFonts w:ascii="Hiragino Mincho ProN" w:hAnsi="Hiragino Mincho ProN" w:eastAsia="Hiragino Mincho ProN"/>
+          <w:b/>
+          <w:sz w:val="22"/>
+        </w:rPr>
+        <w:t>問 7: Layer 1〜3 で見える指標に矛盾はないか？（高単価かつ施設基準悪化など）</w:t>
+      </w:r>
+    </w:p>
+    <w:p>
+      <w:r>
+        <w:rPr>
+          <w:rFonts w:ascii="Hiragino Mincho ProN" w:hAnsi="Hiragino Mincho ProN" w:eastAsia="Hiragino Mincho ProN"/>
+          <w:b w:val="0"/>
+          <w:color w:val="6B7280"/>
+          <w:sz w:val="20"/>
+        </w:rPr>
+        <w:t xml:space="preserve">   → 当院では現状目立った矛盾なし。継続監視が必要</w:t>
+      </w:r>
+    </w:p>
+    <w:p>
+      <w:r>
+        <w:rPr>
+          <w:rFonts w:ascii="Hiragino Mincho ProN" w:hAnsi="Hiragino Mincho ProN" w:eastAsia="Hiragino Mincho ProN"/>
+          <w:b w:val="0"/>
+          <w:sz w:val="22"/>
+        </w:rPr>
+      </w:r>
+    </w:p>
+    <w:p>
+      <w:r>
+        <w:br w:type="page"/>
+      </w:r>
+    </w:p>
+    <w:p>
+      <w:pPr>
+        <w:pStyle w:val="Heading1"/>
+      </w:pPr>
+      <w:r>
+        <w:rPr>
+          <w:rFonts w:ascii="Hiragino Mincho ProN" w:hAnsi="Hiragino Mincho ProN" w:eastAsia="Hiragino Mincho ProN"/>
+          <w:b/>
+          <w:color w:val="1F2937"/>
+          <w:sz w:val="36"/>
+        </w:rPr>
+        <w:t>8. 提言</w:t>
+      </w:r>
+    </w:p>
+    <w:p>
+      <w:pPr>
+        <w:pStyle w:val="Heading2"/>
+      </w:pPr>
+      <w:r>
+        <w:rPr>
+          <w:rFonts w:ascii="Hiragino Mincho ProN" w:hAnsi="Hiragino Mincho ProN" w:eastAsia="Hiragino Mincho ProN"/>
+          <w:b/>
+          <w:color w:val="1F2937"/>
+          <w:sz w:val="30"/>
+        </w:rPr>
+        <w:t>8.1 提言 1：病棟運営構造の継続監視</w:t>
+      </w:r>
+    </w:p>
+    <w:p>
+      <w:r>
+        <w:rPr>
+          <w:rFonts w:ascii="Hiragino Mincho ProN" w:hAnsi="Hiragino Mincho ProN" w:eastAsia="Hiragino Mincho ProN"/>
+          <w:b w:val="0"/>
+          <w:sz w:val="22"/>
+        </w:rPr>
+        <w:t>5F 病棟は寄与率トップの医師（D医師、救急・予定外受入基盤型）に病床日数の 23.3% が集中しており、個人攻撃ではなく構造リスクとして次の対応を提言します。</w:t>
+      </w:r>
+    </w:p>
+    <w:p>
+      <w:r>
+        <w:rPr>
+          <w:rFonts w:ascii="Hiragino Mincho ProN" w:hAnsi="Hiragino Mincho ProN" w:eastAsia="Hiragino Mincho ProN"/>
+          <w:b w:val="0"/>
+          <w:sz w:val="22"/>
+        </w:rPr>
+        <w:t xml:space="preserve">  ・5F に主たる病棟を持つ医師を中期的に増員する選択肢を検討</w:t>
+      </w:r>
+    </w:p>
+    <w:p>
+      <w:r>
+        <w:rPr>
+          <w:rFonts w:ascii="Hiragino Mincho ProN" w:hAnsi="Hiragino Mincho ProN" w:eastAsia="Hiragino Mincho ProN"/>
+          <w:b w:val="0"/>
+          <w:sz w:val="22"/>
+        </w:rPr>
+        <w:t xml:space="preserve">  ・D医師 の患者バックアップ体制（指示・引継ぎ）の整備</w:t>
+      </w:r>
+    </w:p>
+    <w:p>
+      <w:r>
+        <w:rPr>
+          <w:rFonts w:ascii="Hiragino Mincho ProN" w:hAnsi="Hiragino Mincho ProN" w:eastAsia="Hiragino Mincho ProN"/>
+          <w:b w:val="0"/>
+          <w:sz w:val="22"/>
+        </w:rPr>
+        <w:t xml:space="preserve">  ・5F 主治医の月次寄与率を可視化し、依存度を継続監視</w:t>
+      </w:r>
+    </w:p>
+    <w:p>
+      <w:r>
+        <w:rPr>
+          <w:rFonts w:ascii="Hiragino Mincho ProN" w:hAnsi="Hiragino Mincho ProN" w:eastAsia="Hiragino Mincho ProN"/>
+          <w:b w:val="0"/>
+          <w:sz w:val="22"/>
+        </w:rPr>
+      </w:r>
+    </w:p>
+    <w:p>
+      <w:r>
+        <w:rPr>
+          <w:rFonts w:ascii="Hiragino Mincho ProN" w:hAnsi="Hiragino Mincho ProN" w:eastAsia="Hiragino Mincho ProN"/>
+          <w:b w:val="0"/>
+          <w:color w:val="6B7280"/>
+          <w:sz w:val="20"/>
+        </w:rPr>
+        <w:t>なお 6F 病棟は上位 3 名で寄与率が分散しており、現時点で特定医師依存リスクは相対的に小さい構造です。</w:t>
       </w:r>
     </w:p>
     <w:p>
@@ -4068,7 +5451,7 @@
           <w:color w:val="1F2937"/>
           <w:sz w:val="30"/>
         </w:rPr>
-        <w:t>5.2 5F 病棟は D医師 1 名に依存している</w:t>
+        <w:t>8.2 提言 2：制度適合の維持（Layer 3 の月次監視）</w:t>
       </w:r>
     </w:p>
     <w:p>
@@ -4078,7 +5461,37 @@
           <w:b w:val="0"/>
           <w:sz w:val="22"/>
         </w:rPr>
-        <w:t>5F 病棟の年間延べ床日数 14,557 床日のうち、D医師 単独で 3,394 床日（23.3%）を占めています。次点は 13.1% で 10pt 以上の差があり、D医師 の長期不在は 5F の年間稼働率を 84.9% → 約 78.5% まで押し下げる構造リスクを内包します。</w:t>
+        <w:t>2026-06-01 から救急搬送後 15% は本則完全適用（病棟単位 rolling 3 ヶ月）。在宅復帰 70% は地域包括医療病棟の継続要件。次の対応を提言します。</w:t>
+      </w:r>
+    </w:p>
+    <w:p>
+      <w:r>
+        <w:rPr>
+          <w:rFonts w:ascii="Hiragino Mincho ProN" w:hAnsi="Hiragino Mincho ProN" w:eastAsia="Hiragino Mincho ProN"/>
+          <w:b w:val="0"/>
+          <w:sz w:val="22"/>
+        </w:rPr>
+        <w:t xml:space="preserve">  ・病棟別 Layer 3 指標の月次ダッシュボード化（既存アプリへ組込み済）</w:t>
+      </w:r>
+    </w:p>
+    <w:p>
+      <w:r>
+        <w:rPr>
+          <w:rFonts w:ascii="Hiragino Mincho ProN" w:hAnsi="Hiragino Mincho ProN" w:eastAsia="Hiragino Mincho ProN"/>
+          <w:b w:val="0"/>
+          <w:sz w:val="22"/>
+        </w:rPr>
+        <w:t xml:space="preserve">  ・施設基準下振れ徴候があれば、救急受入比率と在宅復帰調整の介入を検討</w:t>
+      </w:r>
+    </w:p>
+    <w:p>
+      <w:r>
+        <w:rPr>
+          <w:rFonts w:ascii="Hiragino Mincho ProN" w:hAnsi="Hiragino Mincho ProN" w:eastAsia="Hiragino Mincho ProN"/>
+          <w:b w:val="0"/>
+          <w:sz w:val="22"/>
+        </w:rPr>
+        <w:t xml:space="preserve">  ・ALOS の階段関数（短手 3 Day 5/6 境界）の遵守を病床コントロールで継続</w:t>
       </w:r>
     </w:p>
     <w:p>
@@ -4101,7 +5514,7 @@
           <w:color w:val="1F2937"/>
           <w:sz w:val="30"/>
         </w:rPr>
-        <w:t>5.3 6F 病棟は 3 名でバランスよく支えられている</w:t>
+        <w:t>8.3 提言 3：必要データの整備（Stage 2）</w:t>
       </w:r>
     </w:p>
     <w:p>
@@ -4111,7 +5524,146 @@
           <w:b w:val="0"/>
           <w:sz w:val="22"/>
         </w:rPr>
-        <w:t>6F 病棟は上位 3 名（B医師, A医師, C医師）が合計 54.6% を占め、中央集中が緩やかです。これは冗長性が高く、特定医師の不在リスクが相対的に小さいことを意味します。</w:t>
+        <w:t>本資料は CSV から計算可能な範囲に留まっています。出来高上乗せの正確な評価には追加データが必要ですが、当院事務部門は患者別コスト計算ができない前提のため、**事務に重い負担を強いる順序ではなく、請求収入側の集計可能性確認を先行**する提言とします。</w:t>
+      </w:r>
+    </w:p>
+    <w:p>
+      <w:r>
+        <w:rPr>
+          <w:rFonts w:ascii="Hiragino Mincho ProN" w:hAnsi="Hiragino Mincho ProN" w:eastAsia="Hiragino Mincho ProN"/>
+          <w:b w:val="0"/>
+          <w:sz w:val="22"/>
+        </w:rPr>
+      </w:r>
+    </w:p>
+    <w:p>
+      <w:r>
+        <w:rPr>
+          <w:rFonts w:ascii="Hiragino Mincho ProN" w:hAnsi="Hiragino Mincho ProN" w:eastAsia="Hiragino Mincho ProN"/>
+          <w:b/>
+          <w:sz w:val="22"/>
+        </w:rPr>
+        <w:t>【優先度 1】請求収入側の月次集計可能性の確認</w:t>
+      </w:r>
+    </w:p>
+    <w:p>
+      <w:r>
+        <w:rPr>
+          <w:rFonts w:ascii="Hiragino Mincho ProN" w:hAnsi="Hiragino Mincho ProN" w:eastAsia="Hiragino Mincho ProN"/>
+          <w:b w:val="0"/>
+          <w:sz w:val="22"/>
+        </w:rPr>
+        <w:t xml:space="preserve">  ・手術料・麻酔料の患者別 月次集計が可能か確認</w:t>
+      </w:r>
+    </w:p>
+    <w:p>
+      <w:r>
+        <w:rPr>
+          <w:rFonts w:ascii="Hiragino Mincho ProN" w:hAnsi="Hiragino Mincho ProN" w:eastAsia="Hiragino Mincho ProN"/>
+          <w:b w:val="0"/>
+          <w:sz w:val="22"/>
+        </w:rPr>
+        <w:t xml:space="preserve">  ・リハビリ単位数（PT / OT / ST）と リハビリ料の月次集計が可能か確認</w:t>
+      </w:r>
+    </w:p>
+    <w:p>
+      <w:r>
+        <w:rPr>
+          <w:rFonts w:ascii="Hiragino Mincho ProN" w:hAnsi="Hiragino Mincho ProN" w:eastAsia="Hiragino Mincho ProN"/>
+          <w:b w:val="0"/>
+          <w:sz w:val="22"/>
+        </w:rPr>
+        <w:t xml:space="preserve">  ・処置加算（中心静脈、人工呼吸器、ドレーン管理）と検査加算の月次集計可能性</w:t>
+      </w:r>
+    </w:p>
+    <w:p>
+      <w:r>
+        <w:rPr>
+          <w:rFonts w:ascii="Hiragino Mincho ProN" w:hAnsi="Hiragino Mincho ProN" w:eastAsia="Hiragino Mincho ProN"/>
+          <w:b w:val="0"/>
+          <w:sz w:val="22"/>
+        </w:rPr>
+        <w:t xml:space="preserve">  ・1,000 点以上の処置・高額薬剤・特定保険医療材料の月次集計可能性</w:t>
+      </w:r>
+    </w:p>
+    <w:p>
+      <w:r>
+        <w:rPr>
+          <w:rFonts w:ascii="Hiragino Mincho ProN" w:hAnsi="Hiragino Mincho ProN" w:eastAsia="Hiragino Mincho ProN"/>
+          <w:b w:val="0"/>
+          <w:sz w:val="22"/>
+        </w:rPr>
+        <w:t xml:space="preserve">  → 既存の請求データ・レセプトの集計範囲で見える出来高情報を整理</w:t>
+      </w:r>
+    </w:p>
+    <w:p>
+      <w:r>
+        <w:rPr>
+          <w:rFonts w:ascii="Hiragino Mincho ProN" w:hAnsi="Hiragino Mincho ProN" w:eastAsia="Hiragino Mincho ProN"/>
+          <w:b w:val="0"/>
+          <w:sz w:val="22"/>
+        </w:rPr>
+      </w:r>
+    </w:p>
+    <w:p>
+      <w:r>
+        <w:rPr>
+          <w:rFonts w:ascii="Hiragino Mincho ProN" w:hAnsi="Hiragino Mincho ProN" w:eastAsia="Hiragino Mincho ProN"/>
+          <w:b/>
+          <w:sz w:val="22"/>
+        </w:rPr>
+        <w:t>【優先度 2】コスト見積もりの精緻化（社内分析）</w:t>
+      </w:r>
+    </w:p>
+    <w:p>
+      <w:r>
+        <w:rPr>
+          <w:rFonts w:ascii="Hiragino Mincho ProN" w:hAnsi="Hiragino Mincho ProN" w:eastAsia="Hiragino Mincho ProN"/>
+          <w:b w:val="0"/>
+          <w:sz w:val="22"/>
+        </w:rPr>
+        <w:t xml:space="preserve">  ・優先度 1 が見えてから、当院 DPC データを活用したコスト精緻化を検討</w:t>
+      </w:r>
+    </w:p>
+    <w:p>
+      <w:r>
+        <w:rPr>
+          <w:rFonts w:ascii="Hiragino Mincho ProN" w:hAnsi="Hiragino Mincho ProN" w:eastAsia="Hiragino Mincho ProN"/>
+          <w:b w:val="0"/>
+          <w:sz w:val="22"/>
+        </w:rPr>
+        <w:t xml:space="preserve">  ・事務部門への精密コスト計算依頼ではなく、社内分析として段階的に整備</w:t>
+      </w:r>
+    </w:p>
+    <w:p>
+      <w:r>
+        <w:rPr>
+          <w:rFonts w:ascii="Hiragino Mincho ProN" w:hAnsi="Hiragino Mincho ProN" w:eastAsia="Hiragino Mincho ProN"/>
+          <w:b w:val="0"/>
+          <w:sz w:val="22"/>
+        </w:rPr>
+      </w:r>
+    </w:p>
+    <w:p>
+      <w:pPr>
+        <w:ind w:left="283"/>
+      </w:pPr>
+      <w:r>
+        <w:rPr>
+          <w:rFonts w:ascii="Hiragino Mincho ProN" w:hAnsi="Hiragino Mincho ProN" w:eastAsia="Hiragino Mincho ProN"/>
+          <w:b/>
+          <w:color w:val="D97706"/>
+          <w:sz w:val="22"/>
+        </w:rPr>
+        <w:t xml:space="preserve">📌 注意 </w:t>
+      </w:r>
+      <w:r>
+        <w:rPr>
+          <w:rFonts w:ascii="Hiragino Mincho ProN" w:hAnsi="Hiragino Mincho ProN" w:eastAsia="Hiragino Mincho ProN"/>
+          <w:b w:val="0"/>
+          <w:sz w:val="22"/>
+        </w:rPr>
+        <w:t>事務部門に患者別コスト計算の精密化を求めるものではありません。まずは既存の請求データ集計範囲内で、Layer 2 の点数化が可能かを確認する位置づけです。</w:t>
       </w:r>
     </w:p>
     <w:p>
@@ -4134,419 +5686,7 @@
           <w:color w:val="1F2937"/>
           <w:sz w:val="30"/>
         </w:rPr>
-        <w:t>5.4 短期回転型（A 群偏重）医師は単価が低く粗利貢献も小さい</w:t>
-      </w:r>
-    </w:p>
-    <w:tbl>
-      <w:tblPr>
-        <w:tblStyle w:val="LightGrid-Accent1"/>
-        <w:tblW w:type="auto" w:w="0"/>
-        <w:jc w:val="center"/>
-        <w:tblLook w:firstColumn="1" w:firstRow="1" w:lastColumn="0" w:lastRow="0" w:noHBand="0" w:noVBand="1" w:val="04A0"/>
-      </w:tblPr>
-      <w:tblGrid>
-        <w:gridCol w:w="1949"/>
-        <w:gridCol w:w="1949"/>
-        <w:gridCol w:w="1949"/>
-        <w:gridCol w:w="1949"/>
-        <w:gridCol w:w="1949"/>
-      </w:tblGrid>
-      <w:tr>
-        <w:tc>
-          <w:tcPr>
-            <w:tcW w:type="dxa" w:w="1247"/>
-          </w:tcPr>
-          <w:p>
-            <w:r/>
-            <w:r>
-              <w:rPr>
-                <w:rFonts w:ascii="Hiragino Mincho ProN" w:hAnsi="Hiragino Mincho ProN" w:eastAsia="Hiragino Mincho ProN"/>
-                <w:b/>
-                <w:color w:val="1F2937"/>
-                <w:sz w:val="20"/>
-              </w:rPr>
-              <w:t>医師</w:t>
-            </w:r>
-          </w:p>
-        </w:tc>
-        <w:tc>
-          <w:tcPr>
-            <w:tcW w:type="dxa" w:w="1417"/>
-          </w:tcPr>
-          <w:p>
-            <w:r/>
-            <w:r>
-              <w:rPr>
-                <w:rFonts w:ascii="Hiragino Mincho ProN" w:hAnsi="Hiragino Mincho ProN" w:eastAsia="Hiragino Mincho ProN"/>
-                <w:b/>
-                <w:color w:val="1F2937"/>
-                <w:sz w:val="20"/>
-              </w:rPr>
-              <w:t>粗利単価</w:t>
-            </w:r>
-          </w:p>
-        </w:tc>
-        <w:tc>
-          <w:tcPr>
-            <w:tcW w:type="dxa" w:w="1701"/>
-          </w:tcPr>
-          <w:p>
-            <w:r/>
-            <w:r>
-              <w:rPr>
-                <w:rFonts w:ascii="Hiragino Mincho ProN" w:hAnsi="Hiragino Mincho ProN" w:eastAsia="Hiragino Mincho ProN"/>
-                <w:b/>
-                <w:color w:val="1F2937"/>
-                <w:sz w:val="20"/>
-              </w:rPr>
-              <w:t>平均在院日数</w:t>
-            </w:r>
-          </w:p>
-        </w:tc>
-        <w:tc>
-          <w:tcPr>
-            <w:tcW w:type="dxa" w:w="1417"/>
-          </w:tcPr>
-          <w:p>
-            <w:r/>
-            <w:r>
-              <w:rPr>
-                <w:rFonts w:ascii="Hiragino Mincho ProN" w:hAnsi="Hiragino Mincho ProN" w:eastAsia="Hiragino Mincho ProN"/>
-                <w:b/>
-                <w:color w:val="1F2937"/>
-                <w:sz w:val="20"/>
-              </w:rPr>
-              <w:t>A 群比率</w:t>
-            </w:r>
-          </w:p>
-        </w:tc>
-        <w:tc>
-          <w:tcPr>
-            <w:tcW w:type="dxa" w:w="1701"/>
-          </w:tcPr>
-          <w:p>
-            <w:r/>
-            <w:r>
-              <w:rPr>
-                <w:rFonts w:ascii="Hiragino Mincho ProN" w:hAnsi="Hiragino Mincho ProN" w:eastAsia="Hiragino Mincho ProN"/>
-                <w:b/>
-                <w:color w:val="1F2937"/>
-                <w:sz w:val="20"/>
-              </w:rPr>
-              <w:t>年間粗利</w:t>
-            </w:r>
-          </w:p>
-        </w:tc>
-      </w:tr>
-      <w:tr>
-        <w:tc>
-          <w:tcPr>
-            <w:tcW w:type="dxa" w:w="1247"/>
-          </w:tcPr>
-          <w:p>
-            <w:r/>
-            <w:r>
-              <w:rPr>
-                <w:rFonts w:ascii="Hiragino Mincho ProN" w:hAnsi="Hiragino Mincho ProN" w:eastAsia="Hiragino Mincho ProN"/>
-                <w:b w:val="0"/>
-                <w:sz w:val="20"/>
-              </w:rPr>
-              <w:t>N医師</w:t>
-            </w:r>
-          </w:p>
-        </w:tc>
-        <w:tc>
-          <w:tcPr>
-            <w:tcW w:type="dxa" w:w="1417"/>
-          </w:tcPr>
-          <w:p>
-            <w:r/>
-            <w:r>
-              <w:rPr>
-                <w:rFonts w:ascii="Hiragino Mincho ProN" w:hAnsi="Hiragino Mincho ProN" w:eastAsia="Hiragino Mincho ProN"/>
-                <w:b w:val="0"/>
-                <w:sz w:val="20"/>
-              </w:rPr>
-              <w:t>26,765円</w:t>
-            </w:r>
-          </w:p>
-        </w:tc>
-        <w:tc>
-          <w:tcPr>
-            <w:tcW w:type="dxa" w:w="1701"/>
-          </w:tcPr>
-          <w:p>
-            <w:r/>
-            <w:r>
-              <w:rPr>
-                <w:rFonts w:ascii="Hiragino Mincho ProN" w:hAnsi="Hiragino Mincho ProN" w:eastAsia="Hiragino Mincho ProN"/>
-                <w:b w:val="0"/>
-                <w:sz w:val="20"/>
-              </w:rPr>
-              <w:t>2.2日</w:t>
-            </w:r>
-          </w:p>
-        </w:tc>
-        <w:tc>
-          <w:tcPr>
-            <w:tcW w:type="dxa" w:w="1417"/>
-          </w:tcPr>
-          <w:p>
-            <w:r/>
-            <w:r>
-              <w:rPr>
-                <w:rFonts w:ascii="Hiragino Mincho ProN" w:hAnsi="Hiragino Mincho ProN" w:eastAsia="Hiragino Mincho ProN"/>
-                <w:b w:val="0"/>
-                <w:sz w:val="20"/>
-              </w:rPr>
-              <w:t>A 96%</w:t>
-            </w:r>
-          </w:p>
-        </w:tc>
-        <w:tc>
-          <w:tcPr>
-            <w:tcW w:type="dxa" w:w="1701"/>
-          </w:tcPr>
-          <w:p>
-            <w:r/>
-            <w:r>
-              <w:rPr>
-                <w:rFonts w:ascii="Hiragino Mincho ProN" w:hAnsi="Hiragino Mincho ProN" w:eastAsia="Hiragino Mincho ProN"/>
-                <w:b w:val="0"/>
-                <w:sz w:val="20"/>
-              </w:rPr>
-              <w:t>182万円</w:t>
-            </w:r>
-          </w:p>
-        </w:tc>
-      </w:tr>
-      <w:tr>
-        <w:tc>
-          <w:tcPr>
-            <w:tcW w:type="dxa" w:w="1247"/>
-          </w:tcPr>
-          <w:p>
-            <w:r/>
-            <w:r>
-              <w:rPr>
-                <w:rFonts w:ascii="Hiragino Mincho ProN" w:hAnsi="Hiragino Mincho ProN" w:eastAsia="Hiragino Mincho ProN"/>
-                <w:b w:val="0"/>
-                <w:sz w:val="20"/>
-              </w:rPr>
-              <w:t>G医師</w:t>
-            </w:r>
-          </w:p>
-        </w:tc>
-        <w:tc>
-          <w:tcPr>
-            <w:tcW w:type="dxa" w:w="1417"/>
-          </w:tcPr>
-          <w:p>
-            <w:r/>
-            <w:r>
-              <w:rPr>
-                <w:rFonts w:ascii="Hiragino Mincho ProN" w:hAnsi="Hiragino Mincho ProN" w:eastAsia="Hiragino Mincho ProN"/>
-                <w:b w:val="0"/>
-                <w:sz w:val="20"/>
-              </w:rPr>
-              <w:t>29,362円</w:t>
-            </w:r>
-          </w:p>
-        </w:tc>
-        <w:tc>
-          <w:tcPr>
-            <w:tcW w:type="dxa" w:w="1701"/>
-          </w:tcPr>
-          <w:p>
-            <w:r/>
-            <w:r>
-              <w:rPr>
-                <w:rFonts w:ascii="Hiragino Mincho ProN" w:hAnsi="Hiragino Mincho ProN" w:eastAsia="Hiragino Mincho ProN"/>
-                <w:b w:val="0"/>
-                <w:sz w:val="20"/>
-              </w:rPr>
-              <w:t>8.5日</w:t>
-            </w:r>
-          </w:p>
-        </w:tc>
-        <w:tc>
-          <w:tcPr>
-            <w:tcW w:type="dxa" w:w="1417"/>
-          </w:tcPr>
-          <w:p>
-            <w:r/>
-            <w:r>
-              <w:rPr>
-                <w:rFonts w:ascii="Hiragino Mincho ProN" w:hAnsi="Hiragino Mincho ProN" w:eastAsia="Hiragino Mincho ProN"/>
-                <w:b w:val="0"/>
-                <w:sz w:val="20"/>
-              </w:rPr>
-              <w:t>A 46%</w:t>
-            </w:r>
-          </w:p>
-        </w:tc>
-        <w:tc>
-          <w:tcPr>
-            <w:tcW w:type="dxa" w:w="1701"/>
-          </w:tcPr>
-          <w:p>
-            <w:r/>
-            <w:r>
-              <w:rPr>
-                <w:rFonts w:ascii="Hiragino Mincho ProN" w:hAnsi="Hiragino Mincho ProN" w:eastAsia="Hiragino Mincho ProN"/>
-                <w:b w:val="0"/>
-                <w:sz w:val="20"/>
-              </w:rPr>
-              <w:t>5435万円</w:t>
-            </w:r>
-          </w:p>
-        </w:tc>
-      </w:tr>
-      <w:tr>
-        <w:tc>
-          <w:tcPr>
-            <w:tcW w:type="dxa" w:w="1247"/>
-          </w:tcPr>
-          <w:p>
-            <w:r/>
-            <w:r>
-              <w:rPr>
-                <w:rFonts w:ascii="Hiragino Mincho ProN" w:hAnsi="Hiragino Mincho ProN" w:eastAsia="Hiragino Mincho ProN"/>
-                <w:b w:val="0"/>
-                <w:sz w:val="20"/>
-              </w:rPr>
-              <w:t>K医師</w:t>
-            </w:r>
-          </w:p>
-        </w:tc>
-        <w:tc>
-          <w:tcPr>
-            <w:tcW w:type="dxa" w:w="1417"/>
-          </w:tcPr>
-          <w:p>
-            <w:r/>
-            <w:r>
-              <w:rPr>
-                <w:rFonts w:ascii="Hiragino Mincho ProN" w:hAnsi="Hiragino Mincho ProN" w:eastAsia="Hiragino Mincho ProN"/>
-                <w:b w:val="0"/>
-                <w:sz w:val="20"/>
-              </w:rPr>
-              <w:t>29,381円</w:t>
-            </w:r>
-          </w:p>
-        </w:tc>
-        <w:tc>
-          <w:tcPr>
-            <w:tcW w:type="dxa" w:w="1701"/>
-          </w:tcPr>
-          <w:p>
-            <w:r/>
-            <w:r>
-              <w:rPr>
-                <w:rFonts w:ascii="Hiragino Mincho ProN" w:hAnsi="Hiragino Mincho ProN" w:eastAsia="Hiragino Mincho ProN"/>
-                <w:b w:val="0"/>
-                <w:sz w:val="20"/>
-              </w:rPr>
-              <w:t>8.2日</w:t>
-            </w:r>
-          </w:p>
-        </w:tc>
-        <w:tc>
-          <w:tcPr>
-            <w:tcW w:type="dxa" w:w="1417"/>
-          </w:tcPr>
-          <w:p>
-            <w:r/>
-            <w:r>
-              <w:rPr>
-                <w:rFonts w:ascii="Hiragino Mincho ProN" w:hAnsi="Hiragino Mincho ProN" w:eastAsia="Hiragino Mincho ProN"/>
-                <w:b w:val="0"/>
-                <w:sz w:val="20"/>
-              </w:rPr>
-              <w:t>A 44%</w:t>
-            </w:r>
-          </w:p>
-        </w:tc>
-        <w:tc>
-          <w:tcPr>
-            <w:tcW w:type="dxa" w:w="1701"/>
-          </w:tcPr>
-          <w:p>
-            <w:r/>
-            <w:r>
-              <w:rPr>
-                <w:rFonts w:ascii="Hiragino Mincho ProN" w:hAnsi="Hiragino Mincho ProN" w:eastAsia="Hiragino Mincho ProN"/>
-                <w:b w:val="0"/>
-                <w:sz w:val="20"/>
-              </w:rPr>
-              <w:t>3655万円</w:t>
-            </w:r>
-          </w:p>
-        </w:tc>
-      </w:tr>
-    </w:tbl>
-    <w:p>
-      <w:r>
-        <w:rPr>
-          <w:rFonts w:ascii="Hiragino Mincho ProN" w:hAnsi="Hiragino Mincho ProN" w:eastAsia="Hiragino Mincho ProN"/>
-          <w:b w:val="0"/>
-          <w:sz w:val="22"/>
-        </w:rPr>
-      </w:r>
-    </w:p>
-    <w:p>
-      <w:pPr>
-        <w:ind w:left="283"/>
-      </w:pPr>
-      <w:r>
-        <w:rPr>
-          <w:rFonts w:ascii="Hiragino Mincho ProN" w:hAnsi="Hiragino Mincho ProN" w:eastAsia="Hiragino Mincho ProN"/>
-          <w:b/>
-          <w:color w:val="2563EB"/>
-          <w:sz w:val="22"/>
-        </w:rPr>
-        <w:t xml:space="preserve">📌 含意 </w:t>
-      </w:r>
-      <w:r>
-        <w:rPr>
-          <w:rFonts w:ascii="Hiragino Mincho ProN" w:hAnsi="Hiragino Mincho ProN" w:eastAsia="Hiragino Mincho ProN"/>
-          <w:b w:val="0"/>
-          <w:sz w:val="22"/>
-        </w:rPr>
-        <w:t>短手 3（短期手術）専門の医師など A 群偏重型は粗利単価が低く、経営貢献額の絶対値も小さくなる傾向。これは医療の質を否定するものではなく、「適切な患者構成」の議論材料として活用すべき。</w:t>
-      </w:r>
-    </w:p>
-    <w:p>
-      <w:r>
-        <w:br w:type="page"/>
-      </w:r>
-    </w:p>
-    <w:p>
-      <w:pPr>
-        <w:pStyle w:val="Heading1"/>
-      </w:pPr>
-      <w:r>
-        <w:rPr>
-          <w:rFonts w:ascii="Hiragino Mincho ProN" w:hAnsi="Hiragino Mincho ProN" w:eastAsia="Hiragino Mincho ProN"/>
-          <w:b/>
-          <w:color w:val="1F2937"/>
-          <w:sz w:val="36"/>
-        </w:rPr>
-        <w:t>6. 提言</w:t>
-      </w:r>
-    </w:p>
-    <w:p>
-      <w:pPr>
-        <w:pStyle w:val="Heading2"/>
-      </w:pPr>
-      <w:r>
-        <w:rPr>
-          <w:rFonts w:ascii="Hiragino Mincho ProN" w:hAnsi="Hiragino Mincho ProN" w:eastAsia="Hiragino Mincho ProN"/>
-          <w:b/>
-          <w:color w:val="1F2937"/>
-          <w:sz w:val="30"/>
-        </w:rPr>
-        <w:t>提言 1: 5F 病棟の主治医不足リスクを解消する</w:t>
+        <w:t>8.4 提言 4：KPI 月次運用 — 4 層併読の文化</w:t>
       </w:r>
     </w:p>
     <w:p>
@@ -4556,7 +5696,7 @@
           <w:b w:val="0"/>
           <w:sz w:val="22"/>
         </w:rPr>
-        <w:t>5F の D医師 依存（23.3%）は経営継続性のリスクです。次の対応を提言します。</w:t>
+        <w:t>「稼働率寄与率（Layer 1）」だけを月次会議で見ると、Layer 2/3 で見える出来高貢献・制度適合貢献が抜け落ちます。次の運用を提言します。</w:t>
       </w:r>
     </w:p>
     <w:p>
@@ -4566,7 +5706,7 @@
           <w:b w:val="0"/>
           <w:sz w:val="22"/>
         </w:rPr>
-        <w:t xml:space="preserve">  ・5F に主たる病棟を持つ医師を 1〜2 名増員する</w:t>
+        <w:t xml:space="preserve">  ・月次会議では Layer 1〜3 の指標を併記して提示</w:t>
       </w:r>
     </w:p>
     <w:p>
@@ -4576,7 +5716,7 @@
           <w:b w:val="0"/>
           <w:sz w:val="22"/>
         </w:rPr>
-        <w:t xml:space="preserve">  ・D医師 の患者バックアップ体制を整備する（指示・指導の引継ぎ）</w:t>
+        <w:t xml:space="preserve">  ・順位ではなく Layer 4 散布図で「タイプ構成」として議論</w:t>
       </w:r>
     </w:p>
     <w:p>
@@ -4586,7 +5726,7 @@
           <w:b w:val="0"/>
           <w:sz w:val="22"/>
         </w:rPr>
-        <w:t xml:space="preserve">  ・5F 主治医の月次寄与率を可視化し、依存度を継続モニタリング</w:t>
+        <w:t xml:space="preserve">  ・既存ベッドコントロールシミュレーターに月次自動更新機能を組込み（次フェーズ）</w:t>
       </w:r>
     </w:p>
     <w:p>
@@ -4596,60 +5736,7 @@
           <w:b w:val="0"/>
           <w:sz w:val="22"/>
         </w:rPr>
-      </w:r>
-    </w:p>
-    <w:p>
-      <w:pPr>
-        <w:pStyle w:val="Heading2"/>
-      </w:pPr>
-      <w:r>
-        <w:rPr>
-          <w:rFonts w:ascii="Hiragino Mincho ProN" w:hAnsi="Hiragino Mincho ProN" w:eastAsia="Hiragino Mincho ProN"/>
-          <w:b/>
-          <w:color w:val="1F2937"/>
-          <w:sz w:val="30"/>
-        </w:rPr>
-        <w:t>提言 2: 「短期回転推進」ではなく「適切な在院期間管理」を運営方針に</w:t>
-      </w:r>
-    </w:p>
-    <w:p>
-      <w:r>
-        <w:rPr>
-          <w:rFonts w:ascii="Hiragino Mincho ProN" w:hAnsi="Hiragino Mincho ProN" w:eastAsia="Hiragino Mincho ProN"/>
-          <w:b w:val="0"/>
-          <w:sz w:val="22"/>
-        </w:rPr>
-        <w:t>本解析で「B 群（回復期 6〜14 日）の中心管理が最も粗利貢献が高い」ことが明確になりました。従って次の運営方針を提言します:</w:t>
-      </w:r>
-    </w:p>
-    <w:p>
-      <w:r>
-        <w:rPr>
-          <w:rFonts w:ascii="Hiragino Mincho ProN" w:hAnsi="Hiragino Mincho ProN" w:eastAsia="Hiragino Mincho ProN"/>
-          <w:b w:val="0"/>
-          <w:sz w:val="22"/>
-        </w:rPr>
-        <w:t xml:space="preserve">  ・適応のある患者を 6〜14 日の B 群中心で安定管理する文化を強化</w:t>
-      </w:r>
-    </w:p>
-    <w:p>
-      <w:r>
-        <w:rPr>
-          <w:rFonts w:ascii="Hiragino Mincho ProN" w:hAnsi="Hiragino Mincho ProN" w:eastAsia="Hiragino Mincho ProN"/>
-          <w:b w:val="0"/>
-          <w:sz w:val="22"/>
-        </w:rPr>
-        <w:t xml:space="preserve">  ・C 群（15 日以降）への滞留を抑え、退院支援に注力（在宅復帰率向上）</w:t>
-      </w:r>
-    </w:p>
-    <w:p>
-      <w:r>
-        <w:rPr>
-          <w:rFonts w:ascii="Hiragino Mincho ProN" w:hAnsi="Hiragino Mincho ProN" w:eastAsia="Hiragino Mincho ProN"/>
-          <w:b w:val="0"/>
-          <w:sz w:val="22"/>
-        </w:rPr>
-        <w:t xml:space="preserve">  ・A 群（急性期）は本来必要な医療を提供。「コストが高いから減らす」は不可</w:t>
+        <w:t xml:space="preserve">  ・四半期に 1 回、Stage 2 データの取り込み状況をレビュー</w:t>
       </w:r>
     </w:p>
     <w:p>
@@ -4680,232 +5767,7 @@
           <w:b w:val="0"/>
           <w:sz w:val="22"/>
         </w:rPr>
-        <w:t>KPI は患者選別・適応外入院・在院延長の誘因にしてはいけません。「適応のある患者を、適切な期間で治療し、自宅復帰を支援する」という医療の質を犠牲にしないことを大前提とします。</w:t>
-      </w:r>
-    </w:p>
-    <w:p>
-      <w:r>
-        <w:rPr>
-          <w:rFonts w:ascii="Hiragino Mincho ProN" w:hAnsi="Hiragino Mincho ProN" w:eastAsia="Hiragino Mincho ProN"/>
-          <w:b w:val="0"/>
-          <w:sz w:val="22"/>
-        </w:rPr>
-      </w:r>
-    </w:p>
-    <w:p>
-      <w:pPr>
-        <w:pStyle w:val="Heading2"/>
-      </w:pPr>
-      <w:r>
-        <w:rPr>
-          <w:rFonts w:ascii="Hiragino Mincho ProN" w:hAnsi="Hiragino Mincho ProN" w:eastAsia="Hiragino Mincho ProN"/>
-          <w:b/>
-          <w:color w:val="1F2937"/>
-          <w:sz w:val="30"/>
-        </w:rPr>
-        <w:t>提言 3: KPI 月次モニタリング体制を確立する</w:t>
-      </w:r>
-    </w:p>
-    <w:p>
-      <w:r>
-        <w:rPr>
-          <w:rFonts w:ascii="Hiragino Mincho ProN" w:hAnsi="Hiragino Mincho ProN" w:eastAsia="Hiragino Mincho ProN"/>
-          <w:b w:val="0"/>
-          <w:sz w:val="22"/>
-        </w:rPr>
-        <w:t>「稼働率寄与率（主指標）」と「ベッド粗利単価（副指標）」の 2 軸で月次会議資料を定例化し、病棟運営の透明性を高めます。</w:t>
-      </w:r>
-    </w:p>
-    <w:p>
-      <w:r>
-        <w:rPr>
-          <w:rFonts w:ascii="Hiragino Mincho ProN" w:hAnsi="Hiragino Mincho ProN" w:eastAsia="Hiragino Mincho ProN"/>
-          <w:b w:val="0"/>
-          <w:sz w:val="22"/>
-        </w:rPr>
-        <w:t xml:space="preserve">  ・月次会議で全医師の寄与率・粗利単価を併記表示</w:t>
-      </w:r>
-    </w:p>
-    <w:p>
-      <w:r>
-        <w:rPr>
-          <w:rFonts w:ascii="Hiragino Mincho ProN" w:hAnsi="Hiragino Mincho ProN" w:eastAsia="Hiragino Mincho ProN"/>
-          <w:b w:val="0"/>
-          <w:sz w:val="22"/>
-        </w:rPr>
-        <w:t xml:space="preserve">  ・順位ではなく散布図で「タイプ分類」として議論</w:t>
-      </w:r>
-    </w:p>
-    <w:p>
-      <w:r>
-        <w:rPr>
-          <w:rFonts w:ascii="Hiragino Mincho ProN" w:hAnsi="Hiragino Mincho ProN" w:eastAsia="Hiragino Mincho ProN"/>
-          <w:b w:val="0"/>
-          <w:sz w:val="22"/>
-        </w:rPr>
-        <w:t xml:space="preserve">  ・既存のベッドコントロールシミュレーターに月次自動更新機能を組込み</w:t>
-      </w:r>
-    </w:p>
-    <w:p>
-      <w:r>
-        <w:rPr>
-          <w:rFonts w:ascii="Hiragino Mincho ProN" w:hAnsi="Hiragino Mincho ProN" w:eastAsia="Hiragino Mincho ProN"/>
-          <w:b w:val="0"/>
-          <w:sz w:val="22"/>
-        </w:rPr>
-      </w:r>
-    </w:p>
-    <w:p>
-      <w:pPr>
-        <w:pStyle w:val="Heading2"/>
-      </w:pPr>
-      <w:r>
-        <w:rPr>
-          <w:rFonts w:ascii="Hiragino Mincho ProN" w:hAnsi="Hiragino Mincho ProN" w:eastAsia="Hiragino Mincho ProN"/>
-          <w:b/>
-          <w:color w:val="1F2937"/>
-          <w:sz w:val="30"/>
-        </w:rPr>
-        <w:t>提言 4: Stage 2 — コスト実測 + 加算追加で精緻化</w:t>
-      </w:r>
-    </w:p>
-    <w:p>
-      <w:r>
-        <w:rPr>
-          <w:rFonts w:ascii="Hiragino Mincho ProN" w:hAnsi="Hiragino Mincho ProN" w:eastAsia="Hiragino Mincho ProN"/>
-          <w:b w:val="0"/>
-          <w:sz w:val="22"/>
-        </w:rPr>
-        <w:t>現状の解析は **業界目安のコスト見積もり ±20% の幅** を持ちます（§2.6 参照）。事務（医事課・経理）から下記データを追加取得し、当院実測値で再計算することを提言します。</w:t>
-      </w:r>
-    </w:p>
-    <w:p>
-      <w:r>
-        <w:rPr>
-          <w:rFonts w:ascii="Hiragino Mincho ProN" w:hAnsi="Hiragino Mincho ProN" w:eastAsia="Hiragino Mincho ProN"/>
-          <w:b w:val="0"/>
-          <w:sz w:val="22"/>
-        </w:rPr>
-      </w:r>
-    </w:p>
-    <w:p>
-      <w:r>
-        <w:rPr>
-          <w:rFonts w:ascii="Hiragino Mincho ProN" w:hAnsi="Hiragino Mincho ProN" w:eastAsia="Hiragino Mincho ProN"/>
-          <w:b/>
-          <w:sz w:val="22"/>
-        </w:rPr>
-        <w:t>【優先度 1】コスト実測（業界目安 → 当院実データへ）</w:t>
-      </w:r>
-    </w:p>
-    <w:p>
-      <w:r>
-        <w:rPr>
-          <w:rFonts w:ascii="Hiragino Mincho ProN" w:hAnsi="Hiragino Mincho ProN" w:eastAsia="Hiragino Mincho ProN"/>
-          <w:b w:val="0"/>
-          <w:sz w:val="22"/>
-        </w:rPr>
-        <w:t xml:space="preserve">  ・DPC 患者別 1 日あたり変動費（薬剤費・処置費・検査費・材料費・給食費）</w:t>
-      </w:r>
-    </w:p>
-    <w:p>
-      <w:r>
-        <w:rPr>
-          <w:rFonts w:ascii="Hiragino Mincho ProN" w:hAnsi="Hiragino Mincho ProN" w:eastAsia="Hiragino Mincho ProN"/>
-          <w:b w:val="0"/>
-          <w:sz w:val="22"/>
-        </w:rPr>
-        <w:t xml:space="preserve">  ・1 ヶ月サンプル（150 件）で検証可能、所要 1〜2 週間</w:t>
-      </w:r>
-    </w:p>
-    <w:p>
-      <w:r>
-        <w:rPr>
-          <w:rFonts w:ascii="Hiragino Mincho ProN" w:hAnsi="Hiragino Mincho ProN" w:eastAsia="Hiragino Mincho ProN"/>
-          <w:b w:val="0"/>
-          <w:sz w:val="22"/>
-        </w:rPr>
-        <w:t xml:space="preserve">  ・→ A・B・C 群別の **当院実コスト** が確定し、粗利単価の精度が ±20% → ±数 % に向上</w:t>
-      </w:r>
-    </w:p>
-    <w:p>
-      <w:r>
-        <w:rPr>
-          <w:rFonts w:ascii="Hiragino Mincho ProN" w:hAnsi="Hiragino Mincho ProN" w:eastAsia="Hiragino Mincho ProN"/>
-          <w:b w:val="0"/>
-          <w:sz w:val="22"/>
-        </w:rPr>
-      </w:r>
-    </w:p>
-    <w:p>
-      <w:r>
-        <w:rPr>
-          <w:rFonts w:ascii="Hiragino Mincho ProN" w:hAnsi="Hiragino Mincho ProN" w:eastAsia="Hiragino Mincho ProN"/>
-          <w:b/>
-          <w:sz w:val="22"/>
-        </w:rPr>
-        <w:t>【優先度 2】加算情報（粗利単価のさらなる精緻化）</w:t>
-      </w:r>
-    </w:p>
-    <w:p>
-      <w:r>
-        <w:rPr>
-          <w:rFonts w:ascii="Hiragino Mincho ProN" w:hAnsi="Hiragino Mincho ProN" w:eastAsia="Hiragino Mincho ProN"/>
-          <w:b w:val="0"/>
-          <w:sz w:val="22"/>
-        </w:rPr>
-        <w:t xml:space="preserve">  ・患者別 月次リハビリ単位数（PT / OT / ST）</w:t>
-      </w:r>
-    </w:p>
-    <w:p>
-      <w:r>
-        <w:rPr>
-          <w:rFonts w:ascii="Hiragino Mincho ProN" w:hAnsi="Hiragino Mincho ProN" w:eastAsia="Hiragino Mincho ProN"/>
-          <w:b w:val="0"/>
-          <w:sz w:val="22"/>
-        </w:rPr>
-        <w:t xml:space="preserve">  ・処置加算（中心静脈、人工呼吸器、ドレーン管理等）</w:t>
-      </w:r>
-    </w:p>
-    <w:p>
-      <w:r>
-        <w:rPr>
-          <w:rFonts w:ascii="Hiragino Mincho ProN" w:hAnsi="Hiragino Mincho ProN" w:eastAsia="Hiragino Mincho ProN"/>
-          <w:b w:val="0"/>
-          <w:sz w:val="22"/>
-        </w:rPr>
-        <w:t xml:space="preserve">  ・検査加算・手術料の患者別月次集計</w:t>
-      </w:r>
-    </w:p>
-    <w:p>
-      <w:r>
-        <w:rPr>
-          <w:rFonts w:ascii="Hiragino Mincho ProN" w:hAnsi="Hiragino Mincho ProN" w:eastAsia="Hiragino Mincho ProN"/>
-          <w:b w:val="0"/>
-          <w:sz w:val="22"/>
-        </w:rPr>
-      </w:r>
-    </w:p>
-    <w:p>
-      <w:pPr>
-        <w:ind w:left="283"/>
-      </w:pPr>
-      <w:r>
-        <w:rPr>
-          <w:rFonts w:ascii="Hiragino Mincho ProN" w:hAnsi="Hiragino Mincho ProN" w:eastAsia="Hiragino Mincho ProN"/>
-          <w:b/>
-          <w:color w:val="10B981"/>
-          <w:sz w:val="22"/>
-        </w:rPr>
-        <w:t xml:space="preserve">💡 Stage 2 完成後の効果 </w:t>
-      </w:r>
-      <w:r>
-        <w:rPr>
-          <w:rFonts w:ascii="Hiragino Mincho ProN" w:hAnsi="Hiragino Mincho ProN" w:eastAsia="Hiragino Mincho ProN"/>
-          <w:b w:val="0"/>
-          <w:sz w:val="22"/>
-        </w:rPr>
-        <w:t>「実際にどの加算で単価を上げられるか」が見え、診療科横断のベストプラクティス共有が可能に。コスト実測により、本解析の結論の絶対値も理事会で「業界目安」ではなく「当院実測」として示せます。</w:t>
+        <w:t>本資料の指標は患者選別・適応外入院・在院延長の誘因にしてはいけません。「適応のある患者を、適切な期間で治療し、自宅復帰を支援する」という医療の質を犠牲にしないことを大前提とします。</w:t>
       </w:r>
     </w:p>
     <w:p>
@@ -4924,7 +5786,27 @@
           <w:color w:val="1F2937"/>
           <w:sz w:val="36"/>
         </w:rPr>
-        <w:t>7. 参考：全医師 集計表（粗利ベース）</w:t>
+        <w:t>9. 参考：全医師 集計表（Layer 1+2+3 拡張）</w:t>
+      </w:r>
+    </w:p>
+    <w:p>
+      <w:r>
+        <w:rPr>
+          <w:rFonts w:ascii="Hiragino Mincho ProN" w:hAnsi="Hiragino Mincho ProN" w:eastAsia="Hiragino Mincho ProN"/>
+          <w:b w:val="0"/>
+          <w:color w:val="6B7280"/>
+          <w:sz w:val="20"/>
+        </w:rPr>
+        <w:t>Layer 1〜3 の主要指標を全医師について併記します。</w:t>
+      </w:r>
+    </w:p>
+    <w:p>
+      <w:r>
+        <w:rPr>
+          <w:rFonts w:ascii="Hiragino Mincho ProN" w:hAnsi="Hiragino Mincho ProN" w:eastAsia="Hiragino Mincho ProN"/>
+          <w:b w:val="0"/>
+          <w:sz w:val="22"/>
+        </w:rPr>
       </w:r>
     </w:p>
     <w:tbl>
@@ -4935,18 +5817,20 @@
         <w:tblLook w:firstColumn="1" w:firstRow="1" w:lastColumn="0" w:lastRow="0" w:noHBand="0" w:noVBand="1" w:val="04A0"/>
       </w:tblPr>
       <w:tblGrid>
-        <w:gridCol w:w="1392"/>
-        <w:gridCol w:w="1392"/>
-        <w:gridCol w:w="1392"/>
-        <w:gridCol w:w="1392"/>
-        <w:gridCol w:w="1392"/>
-        <w:gridCol w:w="1392"/>
-        <w:gridCol w:w="1392"/>
+        <w:gridCol w:w="1083"/>
+        <w:gridCol w:w="1083"/>
+        <w:gridCol w:w="1083"/>
+        <w:gridCol w:w="1083"/>
+        <w:gridCol w:w="1083"/>
+        <w:gridCol w:w="1083"/>
+        <w:gridCol w:w="1083"/>
+        <w:gridCol w:w="1083"/>
+        <w:gridCol w:w="1083"/>
       </w:tblGrid>
       <w:tr>
         <w:tc>
           <w:tcPr>
-            <w:tcW w:type="dxa" w:w="1134"/>
+            <w:tcW w:type="dxa" w:w="1020"/>
           </w:tcPr>
           <w:p>
             <w:r/>
@@ -4963,7 +5847,7 @@
         </w:tc>
         <w:tc>
           <w:tcPr>
-            <w:tcW w:type="dxa" w:w="850"/>
+            <w:tcW w:type="dxa" w:w="680"/>
           </w:tcPr>
           <w:p>
             <w:r/>
@@ -4980,7 +5864,7 @@
         </w:tc>
         <w:tc>
           <w:tcPr>
-            <w:tcW w:type="dxa" w:w="1247"/>
+            <w:tcW w:type="dxa" w:w="1191"/>
           </w:tcPr>
           <w:p>
             <w:r/>
@@ -4997,7 +5881,7 @@
         </w:tc>
         <w:tc>
           <w:tcPr>
-            <w:tcW w:type="dxa" w:w="1247"/>
+            <w:tcW w:type="dxa" w:w="1361"/>
           </w:tcPr>
           <w:p>
             <w:r/>
@@ -5008,13 +5892,13 @@
                 <w:color w:val="1F2937"/>
                 <w:sz w:val="20"/>
               </w:rPr>
-              <w:t>月平均受持数</w:t>
-            </w:r>
-          </w:p>
-        </w:tc>
-        <w:tc>
-          <w:tcPr>
-            <w:tcW w:type="dxa" w:w="1417"/>
+              <w:t>病院全体寄与率</w:t>
+            </w:r>
+          </w:p>
+        </w:tc>
+        <w:tc>
+          <w:tcPr>
+            <w:tcW w:type="dxa" w:w="907"/>
           </w:tcPr>
           <w:p>
             <w:r/>
@@ -5025,13 +5909,13 @@
                 <w:color w:val="1F2937"/>
                 <w:sz w:val="20"/>
               </w:rPr>
-              <w:t>病院全体寄与率</w:t>
-            </w:r>
-          </w:p>
-        </w:tc>
-        <w:tc>
-          <w:tcPr>
-            <w:tcW w:type="dxa" w:w="1531"/>
+              <w:t>手術%</w:t>
+            </w:r>
+          </w:p>
+        </w:tc>
+        <w:tc>
+          <w:tcPr>
+            <w:tcW w:type="dxa" w:w="1020"/>
           </w:tcPr>
           <w:p>
             <w:r/>
@@ -5042,13 +5926,13 @@
                 <w:color w:val="1F2937"/>
                 <w:sz w:val="20"/>
               </w:rPr>
-              <w:t>ベッド粗利単価(円)</w:t>
-            </w:r>
-          </w:p>
-        </w:tc>
-        <w:tc>
-          <w:tcPr>
-            <w:tcW w:type="dxa" w:w="1361"/>
+              <w:t>救急車%</w:t>
+            </w:r>
+          </w:p>
+        </w:tc>
+        <w:tc>
+          <w:tcPr>
+            <w:tcW w:type="dxa" w:w="1247"/>
           </w:tcPr>
           <w:p>
             <w:r/>
@@ -5059,7 +5943,41 @@
                 <w:color w:val="1F2937"/>
                 <w:sz w:val="20"/>
               </w:rPr>
-              <w:t>年間粗利(万円)</w:t>
+              <w:t>在宅復帰%</w:t>
+            </w:r>
+          </w:p>
+        </w:tc>
+        <w:tc>
+          <w:tcPr>
+            <w:tcW w:type="dxa" w:w="1417"/>
+          </w:tcPr>
+          <w:p>
+            <w:r/>
+            <w:r>
+              <w:rPr>
+                <w:rFonts w:ascii="Hiragino Mincho ProN" w:hAnsi="Hiragino Mincho ProN" w:eastAsia="Hiragino Mincho ProN"/>
+                <w:b/>
+                <w:color w:val="1F2937"/>
+                <w:sz w:val="20"/>
+              </w:rPr>
+              <w:t>タイプ</w:t>
+            </w:r>
+          </w:p>
+        </w:tc>
+        <w:tc>
+          <w:tcPr>
+            <w:tcW w:type="dxa" w:w="737"/>
+          </w:tcPr>
+          <w:p>
+            <w:r/>
+            <w:r>
+              <w:rPr>
+                <w:rFonts w:ascii="Hiragino Mincho ProN" w:hAnsi="Hiragino Mincho ProN" w:eastAsia="Hiragino Mincho ProN"/>
+                <w:b/>
+                <w:color w:val="1F2937"/>
+                <w:sz w:val="20"/>
+              </w:rPr>
+              <w:t>主科</w:t>
             </w:r>
           </w:p>
         </w:tc>
@@ -5067,7 +5985,7 @@
       <w:tr>
         <w:tc>
           <w:tcPr>
-            <w:tcW w:type="dxa" w:w="1134"/>
+            <w:tcW w:type="dxa" w:w="1020"/>
           </w:tcPr>
           <w:p>
             <w:r/>
@@ -5083,7 +6001,7 @@
         </w:tc>
         <w:tc>
           <w:tcPr>
-            <w:tcW w:type="dxa" w:w="850"/>
+            <w:tcW w:type="dxa" w:w="680"/>
           </w:tcPr>
           <w:p>
             <w:r/>
@@ -5099,6 +6017,70 @@
         </w:tc>
         <w:tc>
           <w:tcPr>
+            <w:tcW w:type="dxa" w:w="1191"/>
+          </w:tcPr>
+          <w:p>
+            <w:r/>
+            <w:r>
+              <w:rPr>
+                <w:rFonts w:ascii="Hiragino Mincho ProN" w:hAnsi="Hiragino Mincho ProN" w:eastAsia="Hiragino Mincho ProN"/>
+                <w:b w:val="0"/>
+                <w:sz w:val="20"/>
+              </w:rPr>
+              <w:t>33.2</w:t>
+            </w:r>
+          </w:p>
+        </w:tc>
+        <w:tc>
+          <w:tcPr>
+            <w:tcW w:type="dxa" w:w="1361"/>
+          </w:tcPr>
+          <w:p>
+            <w:r/>
+            <w:r>
+              <w:rPr>
+                <w:rFonts w:ascii="Hiragino Mincho ProN" w:hAnsi="Hiragino Mincho ProN" w:eastAsia="Hiragino Mincho ProN"/>
+                <w:b w:val="0"/>
+                <w:sz w:val="20"/>
+              </w:rPr>
+              <w:t>15.73%</w:t>
+            </w:r>
+          </w:p>
+        </w:tc>
+        <w:tc>
+          <w:tcPr>
+            <w:tcW w:type="dxa" w:w="907"/>
+          </w:tcPr>
+          <w:p>
+            <w:r/>
+            <w:r>
+              <w:rPr>
+                <w:rFonts w:ascii="Hiragino Mincho ProN" w:hAnsi="Hiragino Mincho ProN" w:eastAsia="Hiragino Mincho ProN"/>
+                <w:b w:val="0"/>
+                <w:sz w:val="20"/>
+              </w:rPr>
+              <w:t>4.3%</w:t>
+            </w:r>
+          </w:p>
+        </w:tc>
+        <w:tc>
+          <w:tcPr>
+            <w:tcW w:type="dxa" w:w="1020"/>
+          </w:tcPr>
+          <w:p>
+            <w:r/>
+            <w:r>
+              <w:rPr>
+                <w:rFonts w:ascii="Hiragino Mincho ProN" w:hAnsi="Hiragino Mincho ProN" w:eastAsia="Hiragino Mincho ProN"/>
+                <w:b w:val="0"/>
+                <w:sz w:val="20"/>
+              </w:rPr>
+              <w:t>8.5%</w:t>
+            </w:r>
+          </w:p>
+        </w:tc>
+        <w:tc>
+          <w:tcPr>
             <w:tcW w:type="dxa" w:w="1247"/>
           </w:tcPr>
           <w:p>
@@ -5109,13 +6091,13 @@
                 <w:b w:val="0"/>
                 <w:sz w:val="20"/>
               </w:rPr>
-              <w:t>33.2</w:t>
-            </w:r>
-          </w:p>
-        </w:tc>
-        <w:tc>
-          <w:tcPr>
-            <w:tcW w:type="dxa" w:w="1247"/>
+              <w:t>83.7%</w:t>
+            </w:r>
+          </w:p>
+        </w:tc>
+        <w:tc>
+          <w:tcPr>
+            <w:tcW w:type="dxa" w:w="1417"/>
           </w:tcPr>
           <w:p>
             <w:r/>
@@ -5125,13 +6107,13 @@
                 <w:b w:val="0"/>
                 <w:sz w:val="20"/>
               </w:rPr>
-              <w:t>12.8</w:t>
-            </w:r>
-          </w:p>
-        </w:tc>
-        <w:tc>
-          <w:tcPr>
-            <w:tcW w:type="dxa" w:w="1417"/>
+              <w:t>長期安定型</w:t>
+            </w:r>
+          </w:p>
+        </w:tc>
+        <w:tc>
+          <w:tcPr>
+            <w:tcW w:type="dxa" w:w="737"/>
           </w:tcPr>
           <w:p>
             <w:r/>
@@ -5141,39 +6123,7 @@
                 <w:b w:val="0"/>
                 <w:sz w:val="20"/>
               </w:rPr>
-              <w:t>15.73%</w:t>
-            </w:r>
-          </w:p>
-        </w:tc>
-        <w:tc>
-          <w:tcPr>
-            <w:tcW w:type="dxa" w:w="1531"/>
-          </w:tcPr>
-          <w:p>
-            <w:r/>
-            <w:r>
-              <w:rPr>
-                <w:rFonts w:ascii="Hiragino Mincho ProN" w:hAnsi="Hiragino Mincho ProN" w:eastAsia="Hiragino Mincho ProN"/>
-                <w:b w:val="0"/>
-                <w:sz w:val="20"/>
-              </w:rPr>
-              <w:t>30,695</w:t>
-            </w:r>
-          </w:p>
-        </w:tc>
-        <w:tc>
-          <w:tcPr>
-            <w:tcW w:type="dxa" w:w="1361"/>
-          </w:tcPr>
-          <w:p>
-            <w:r/>
-            <w:r>
-              <w:rPr>
-                <w:rFonts w:ascii="Hiragino Mincho ProN" w:hAnsi="Hiragino Mincho ProN" w:eastAsia="Hiragino Mincho ProN"/>
-                <w:b w:val="0"/>
-                <w:sz w:val="20"/>
-              </w:rPr>
-              <w:t>14381</w:t>
+              <w:t>麻酔科</w:t>
             </w:r>
           </w:p>
         </w:tc>
@@ -5181,7 +6131,7 @@
       <w:tr>
         <w:tc>
           <w:tcPr>
-            <w:tcW w:type="dxa" w:w="1134"/>
+            <w:tcW w:type="dxa" w:w="1020"/>
           </w:tcPr>
           <w:p>
             <w:r/>
@@ -5197,7 +6147,7 @@
         </w:tc>
         <w:tc>
           <w:tcPr>
-            <w:tcW w:type="dxa" w:w="850"/>
+            <w:tcW w:type="dxa" w:w="680"/>
           </w:tcPr>
           <w:p>
             <w:r/>
@@ -5213,6 +6163,70 @@
         </w:tc>
         <w:tc>
           <w:tcPr>
+            <w:tcW w:type="dxa" w:w="1191"/>
+          </w:tcPr>
+          <w:p>
+            <w:r/>
+            <w:r>
+              <w:rPr>
+                <w:rFonts w:ascii="Hiragino Mincho ProN" w:hAnsi="Hiragino Mincho ProN" w:eastAsia="Hiragino Mincho ProN"/>
+                <w:b w:val="0"/>
+                <w:sz w:val="20"/>
+              </w:rPr>
+              <w:t>22.2</w:t>
+            </w:r>
+          </w:p>
+        </w:tc>
+        <w:tc>
+          <w:tcPr>
+            <w:tcW w:type="dxa" w:w="1361"/>
+          </w:tcPr>
+          <w:p>
+            <w:r/>
+            <w:r>
+              <w:rPr>
+                <w:rFonts w:ascii="Hiragino Mincho ProN" w:hAnsi="Hiragino Mincho ProN" w:eastAsia="Hiragino Mincho ProN"/>
+                <w:b w:val="0"/>
+                <w:sz w:val="20"/>
+              </w:rPr>
+              <w:t>14.00%</w:t>
+            </w:r>
+          </w:p>
+        </w:tc>
+        <w:tc>
+          <w:tcPr>
+            <w:tcW w:type="dxa" w:w="907"/>
+          </w:tcPr>
+          <w:p>
+            <w:r/>
+            <w:r>
+              <w:rPr>
+                <w:rFonts w:ascii="Hiragino Mincho ProN" w:hAnsi="Hiragino Mincho ProN" w:eastAsia="Hiragino Mincho ProN"/>
+                <w:b w:val="0"/>
+                <w:sz w:val="20"/>
+              </w:rPr>
+              <w:t>0.5%</w:t>
+            </w:r>
+          </w:p>
+        </w:tc>
+        <w:tc>
+          <w:tcPr>
+            <w:tcW w:type="dxa" w:w="1020"/>
+          </w:tcPr>
+          <w:p>
+            <w:r/>
+            <w:r>
+              <w:rPr>
+                <w:rFonts w:ascii="Hiragino Mincho ProN" w:hAnsi="Hiragino Mincho ProN" w:eastAsia="Hiragino Mincho ProN"/>
+                <w:b w:val="0"/>
+                <w:sz w:val="20"/>
+              </w:rPr>
+              <w:t>23.4%</w:t>
+            </w:r>
+          </w:p>
+        </w:tc>
+        <w:tc>
+          <w:tcPr>
             <w:tcW w:type="dxa" w:w="1247"/>
           </w:tcPr>
           <w:p>
@@ -5223,13 +6237,13 @@
                 <w:b w:val="0"/>
                 <w:sz w:val="20"/>
               </w:rPr>
-              <w:t>22.2</w:t>
-            </w:r>
-          </w:p>
-        </w:tc>
-        <w:tc>
-          <w:tcPr>
-            <w:tcW w:type="dxa" w:w="1247"/>
+              <w:t>86.7%</w:t>
+            </w:r>
+          </w:p>
+        </w:tc>
+        <w:tc>
+          <w:tcPr>
+            <w:tcW w:type="dxa" w:w="1417"/>
           </w:tcPr>
           <w:p>
             <w:r/>
@@ -5239,13 +6253,13 @@
                 <w:b w:val="0"/>
                 <w:sz w:val="20"/>
               </w:rPr>
-              <w:t>11.4</w:t>
-            </w:r>
-          </w:p>
-        </w:tc>
-        <w:tc>
-          <w:tcPr>
-            <w:tcW w:type="dxa" w:w="1417"/>
+              <w:t>長期安定型</w:t>
+            </w:r>
+          </w:p>
+        </w:tc>
+        <w:tc>
+          <w:tcPr>
+            <w:tcW w:type="dxa" w:w="737"/>
           </w:tcPr>
           <w:p>
             <w:r/>
@@ -5255,39 +6269,7 @@
                 <w:b w:val="0"/>
                 <w:sz w:val="20"/>
               </w:rPr>
-              <w:t>14.00%</w:t>
-            </w:r>
-          </w:p>
-        </w:tc>
-        <w:tc>
-          <w:tcPr>
-            <w:tcW w:type="dxa" w:w="1531"/>
-          </w:tcPr>
-          <w:p>
-            <w:r/>
-            <w:r>
-              <w:rPr>
-                <w:rFonts w:ascii="Hiragino Mincho ProN" w:hAnsi="Hiragino Mincho ProN" w:eastAsia="Hiragino Mincho ProN"/>
-                <w:b w:val="0"/>
-                <w:sz w:val="20"/>
-              </w:rPr>
-              <w:t>30,476</w:t>
-            </w:r>
-          </w:p>
-        </w:tc>
-        <w:tc>
-          <w:tcPr>
-            <w:tcW w:type="dxa" w:w="1361"/>
-          </w:tcPr>
-          <w:p>
-            <w:r/>
-            <w:r>
-              <w:rPr>
-                <w:rFonts w:ascii="Hiragino Mincho ProN" w:hAnsi="Hiragino Mincho ProN" w:eastAsia="Hiragino Mincho ProN"/>
-                <w:b w:val="0"/>
-                <w:sz w:val="20"/>
-              </w:rPr>
-              <w:t>12708</w:t>
+              <w:t>内科</w:t>
             </w:r>
           </w:p>
         </w:tc>
@@ -5295,7 +6277,7 @@
       <w:tr>
         <w:tc>
           <w:tcPr>
-            <w:tcW w:type="dxa" w:w="1134"/>
+            <w:tcW w:type="dxa" w:w="1020"/>
           </w:tcPr>
           <w:p>
             <w:r/>
@@ -5311,7 +6293,7 @@
         </w:tc>
         <w:tc>
           <w:tcPr>
-            <w:tcW w:type="dxa" w:w="850"/>
+            <w:tcW w:type="dxa" w:w="680"/>
           </w:tcPr>
           <w:p>
             <w:r/>
@@ -5327,6 +6309,70 @@
         </w:tc>
         <w:tc>
           <w:tcPr>
+            <w:tcW w:type="dxa" w:w="1191"/>
+          </w:tcPr>
+          <w:p>
+            <w:r/>
+            <w:r>
+              <w:rPr>
+                <w:rFonts w:ascii="Hiragino Mincho ProN" w:hAnsi="Hiragino Mincho ProN" w:eastAsia="Hiragino Mincho ProN"/>
+                <w:b w:val="0"/>
+                <w:sz w:val="20"/>
+              </w:rPr>
+              <w:t>14.0</w:t>
+            </w:r>
+          </w:p>
+        </w:tc>
+        <w:tc>
+          <w:tcPr>
+            <w:tcW w:type="dxa" w:w="1361"/>
+          </w:tcPr>
+          <w:p>
+            <w:r/>
+            <w:r>
+              <w:rPr>
+                <w:rFonts w:ascii="Hiragino Mincho ProN" w:hAnsi="Hiragino Mincho ProN" w:eastAsia="Hiragino Mincho ProN"/>
+                <w:b w:val="0"/>
+                <w:sz w:val="20"/>
+              </w:rPr>
+              <w:t>13.24%</w:t>
+            </w:r>
+          </w:p>
+        </w:tc>
+        <w:tc>
+          <w:tcPr>
+            <w:tcW w:type="dxa" w:w="907"/>
+          </w:tcPr>
+          <w:p>
+            <w:r/>
+            <w:r>
+              <w:rPr>
+                <w:rFonts w:ascii="Hiragino Mincho ProN" w:hAnsi="Hiragino Mincho ProN" w:eastAsia="Hiragino Mincho ProN"/>
+                <w:b w:val="0"/>
+                <w:sz w:val="20"/>
+              </w:rPr>
+              <w:t>0.4%</w:t>
+            </w:r>
+          </w:p>
+        </w:tc>
+        <w:tc>
+          <w:tcPr>
+            <w:tcW w:type="dxa" w:w="1020"/>
+          </w:tcPr>
+          <w:p>
+            <w:r/>
+            <w:r>
+              <w:rPr>
+                <w:rFonts w:ascii="Hiragino Mincho ProN" w:hAnsi="Hiragino Mincho ProN" w:eastAsia="Hiragino Mincho ProN"/>
+                <w:b w:val="0"/>
+                <w:sz w:val="20"/>
+              </w:rPr>
+              <w:t>19.6%</w:t>
+            </w:r>
+          </w:p>
+        </w:tc>
+        <w:tc>
+          <w:tcPr>
             <w:tcW w:type="dxa" w:w="1247"/>
           </w:tcPr>
           <w:p>
@@ -5337,13 +6383,13 @@
                 <w:b w:val="0"/>
                 <w:sz w:val="20"/>
               </w:rPr>
-              <w:t>14.0</w:t>
-            </w:r>
-          </w:p>
-        </w:tc>
-        <w:tc>
-          <w:tcPr>
-            <w:tcW w:type="dxa" w:w="1247"/>
+              <w:t>90.0%</w:t>
+            </w:r>
+          </w:p>
+        </w:tc>
+        <w:tc>
+          <w:tcPr>
+            <w:tcW w:type="dxa" w:w="1417"/>
           </w:tcPr>
           <w:p>
             <w:r/>
@@ -5353,13 +6399,13 @@
                 <w:b w:val="0"/>
                 <w:sz w:val="20"/>
               </w:rPr>
-              <w:t>10.8</w:t>
-            </w:r>
-          </w:p>
-        </w:tc>
-        <w:tc>
-          <w:tcPr>
-            <w:tcW w:type="dxa" w:w="1417"/>
+              <w:t>長期安定型</w:t>
+            </w:r>
+          </w:p>
+        </w:tc>
+        <w:tc>
+          <w:tcPr>
+            <w:tcW w:type="dxa" w:w="737"/>
           </w:tcPr>
           <w:p>
             <w:r/>
@@ -5369,39 +6415,7 @@
                 <w:b w:val="0"/>
                 <w:sz w:val="20"/>
               </w:rPr>
-              <w:t>13.24%</w:t>
-            </w:r>
-          </w:p>
-        </w:tc>
-        <w:tc>
-          <w:tcPr>
-            <w:tcW w:type="dxa" w:w="1531"/>
-          </w:tcPr>
-          <w:p>
-            <w:r/>
-            <w:r>
-              <w:rPr>
-                <w:rFonts w:ascii="Hiragino Mincho ProN" w:hAnsi="Hiragino Mincho ProN" w:eastAsia="Hiragino Mincho ProN"/>
-                <w:b w:val="0"/>
-                <w:sz w:val="20"/>
-              </w:rPr>
-              <w:t>30,060</w:t>
-            </w:r>
-          </w:p>
-        </w:tc>
-        <w:tc>
-          <w:tcPr>
-            <w:tcW w:type="dxa" w:w="1361"/>
-          </w:tcPr>
-          <w:p>
-            <w:r/>
-            <w:r>
-              <w:rPr>
-                <w:rFonts w:ascii="Hiragino Mincho ProN" w:hAnsi="Hiragino Mincho ProN" w:eastAsia="Hiragino Mincho ProN"/>
-                <w:b w:val="0"/>
-                <w:sz w:val="20"/>
-              </w:rPr>
-              <w:t>11856</w:t>
+              <w:t>内科</w:t>
             </w:r>
           </w:p>
         </w:tc>
@@ -5409,7 +6423,7 @@
       <w:tr>
         <w:tc>
           <w:tcPr>
-            <w:tcW w:type="dxa" w:w="1134"/>
+            <w:tcW w:type="dxa" w:w="1020"/>
           </w:tcPr>
           <w:p>
             <w:r/>
@@ -5425,7 +6439,7 @@
         </w:tc>
         <w:tc>
           <w:tcPr>
-            <w:tcW w:type="dxa" w:w="850"/>
+            <w:tcW w:type="dxa" w:w="680"/>
           </w:tcPr>
           <w:p>
             <w:r/>
@@ -5441,6 +6455,70 @@
         </w:tc>
         <w:tc>
           <w:tcPr>
+            <w:tcW w:type="dxa" w:w="1191"/>
+          </w:tcPr>
+          <w:p>
+            <w:r/>
+            <w:r>
+              <w:rPr>
+                <w:rFonts w:ascii="Hiragino Mincho ProN" w:hAnsi="Hiragino Mincho ProN" w:eastAsia="Hiragino Mincho ProN"/>
+                <w:b w:val="0"/>
+                <w:sz w:val="20"/>
+              </w:rPr>
+              <w:t>35.7</w:t>
+            </w:r>
+          </w:p>
+        </w:tc>
+        <w:tc>
+          <w:tcPr>
+            <w:tcW w:type="dxa" w:w="1361"/>
+          </w:tcPr>
+          <w:p>
+            <w:r/>
+            <w:r>
+              <w:rPr>
+                <w:rFonts w:ascii="Hiragino Mincho ProN" w:hAnsi="Hiragino Mincho ProN" w:eastAsia="Hiragino Mincho ProN"/>
+                <w:b w:val="0"/>
+                <w:sz w:val="20"/>
+              </w:rPr>
+              <w:t>11.39%</w:t>
+            </w:r>
+          </w:p>
+        </w:tc>
+        <w:tc>
+          <w:tcPr>
+            <w:tcW w:type="dxa" w:w="907"/>
+          </w:tcPr>
+          <w:p>
+            <w:r/>
+            <w:r>
+              <w:rPr>
+                <w:rFonts w:ascii="Hiragino Mincho ProN" w:hAnsi="Hiragino Mincho ProN" w:eastAsia="Hiragino Mincho ProN"/>
+                <w:b w:val="0"/>
+                <w:sz w:val="20"/>
+              </w:rPr>
+              <w:t>29.5%</w:t>
+            </w:r>
+          </w:p>
+        </w:tc>
+        <w:tc>
+          <w:tcPr>
+            <w:tcW w:type="dxa" w:w="1020"/>
+          </w:tcPr>
+          <w:p>
+            <w:r/>
+            <w:r>
+              <w:rPr>
+                <w:rFonts w:ascii="Hiragino Mincho ProN" w:hAnsi="Hiragino Mincho ProN" w:eastAsia="Hiragino Mincho ProN"/>
+                <w:b w:val="0"/>
+                <w:sz w:val="20"/>
+              </w:rPr>
+              <w:t>30.5%</w:t>
+            </w:r>
+          </w:p>
+        </w:tc>
+        <w:tc>
+          <w:tcPr>
             <w:tcW w:type="dxa" w:w="1247"/>
           </w:tcPr>
           <w:p>
@@ -5451,13 +6529,13 @@
                 <w:b w:val="0"/>
                 <w:sz w:val="20"/>
               </w:rPr>
-              <w:t>35.7</w:t>
-            </w:r>
-          </w:p>
-        </w:tc>
-        <w:tc>
-          <w:tcPr>
-            <w:tcW w:type="dxa" w:w="1247"/>
+              <w:t>76.8%</w:t>
+            </w:r>
+          </w:p>
+        </w:tc>
+        <w:tc>
+          <w:tcPr>
+            <w:tcW w:type="dxa" w:w="1417"/>
           </w:tcPr>
           <w:p>
             <w:r/>
@@ -5467,13 +6545,13 @@
                 <w:b w:val="0"/>
                 <w:sz w:val="20"/>
               </w:rPr>
-              <w:t>9.3</w:t>
-            </w:r>
-          </w:p>
-        </w:tc>
-        <w:tc>
-          <w:tcPr>
-            <w:tcW w:type="dxa" w:w="1417"/>
+              <w:t>救急・予定外受入基盤型</w:t>
+            </w:r>
+          </w:p>
+        </w:tc>
+        <w:tc>
+          <w:tcPr>
+            <w:tcW w:type="dxa" w:w="737"/>
           </w:tcPr>
           <w:p>
             <w:r/>
@@ -5483,39 +6561,7 @@
                 <w:b w:val="0"/>
                 <w:sz w:val="20"/>
               </w:rPr>
-              <w:t>11.39%</w:t>
-            </w:r>
-          </w:p>
-        </w:tc>
-        <w:tc>
-          <w:tcPr>
-            <w:tcW w:type="dxa" w:w="1531"/>
-          </w:tcPr>
-          <w:p>
-            <w:r/>
-            <w:r>
-              <w:rPr>
-                <w:rFonts w:ascii="Hiragino Mincho ProN" w:hAnsi="Hiragino Mincho ProN" w:eastAsia="Hiragino Mincho ProN"/>
-                <w:b w:val="0"/>
-                <w:sz w:val="20"/>
-              </w:rPr>
-              <w:t>30,712</w:t>
-            </w:r>
-          </w:p>
-        </w:tc>
-        <w:tc>
-          <w:tcPr>
-            <w:tcW w:type="dxa" w:w="1361"/>
-          </w:tcPr>
-          <w:p>
-            <w:r/>
-            <w:r>
-              <w:rPr>
-                <w:rFonts w:ascii="Hiragino Mincho ProN" w:hAnsi="Hiragino Mincho ProN" w:eastAsia="Hiragino Mincho ProN"/>
-                <w:b w:val="0"/>
-                <w:sz w:val="20"/>
-              </w:rPr>
-              <w:t>10424</w:t>
+              <w:t>整形外</w:t>
             </w:r>
           </w:p>
         </w:tc>
@@ -5523,7 +6569,7 @@
       <w:tr>
         <w:tc>
           <w:tcPr>
-            <w:tcW w:type="dxa" w:w="1134"/>
+            <w:tcW w:type="dxa" w:w="1020"/>
           </w:tcPr>
           <w:p>
             <w:r/>
@@ -5539,7 +6585,7 @@
         </w:tc>
         <w:tc>
           <w:tcPr>
-            <w:tcW w:type="dxa" w:w="850"/>
+            <w:tcW w:type="dxa" w:w="680"/>
           </w:tcPr>
           <w:p>
             <w:r/>
@@ -5555,6 +6601,70 @@
         </w:tc>
         <w:tc>
           <w:tcPr>
+            <w:tcW w:type="dxa" w:w="1191"/>
+          </w:tcPr>
+          <w:p>
+            <w:r/>
+            <w:r>
+              <w:rPr>
+                <w:rFonts w:ascii="Hiragino Mincho ProN" w:hAnsi="Hiragino Mincho ProN" w:eastAsia="Hiragino Mincho ProN"/>
+                <w:b w:val="0"/>
+                <w:sz w:val="20"/>
+              </w:rPr>
+              <w:t>13.4</w:t>
+            </w:r>
+          </w:p>
+        </w:tc>
+        <w:tc>
+          <w:tcPr>
+            <w:tcW w:type="dxa" w:w="1361"/>
+          </w:tcPr>
+          <w:p>
+            <w:r/>
+            <w:r>
+              <w:rPr>
+                <w:rFonts w:ascii="Hiragino Mincho ProN" w:hAnsi="Hiragino Mincho ProN" w:eastAsia="Hiragino Mincho ProN"/>
+                <w:b w:val="0"/>
+                <w:sz w:val="20"/>
+              </w:rPr>
+              <w:t>7.61%</w:t>
+            </w:r>
+          </w:p>
+        </w:tc>
+        <w:tc>
+          <w:tcPr>
+            <w:tcW w:type="dxa" w:w="907"/>
+          </w:tcPr>
+          <w:p>
+            <w:r/>
+            <w:r>
+              <w:rPr>
+                <w:rFonts w:ascii="Hiragino Mincho ProN" w:hAnsi="Hiragino Mincho ProN" w:eastAsia="Hiragino Mincho ProN"/>
+                <w:b w:val="0"/>
+                <w:sz w:val="20"/>
+              </w:rPr>
+              <w:t>0.0%</w:t>
+            </w:r>
+          </w:p>
+        </w:tc>
+        <w:tc>
+          <w:tcPr>
+            <w:tcW w:type="dxa" w:w="1020"/>
+          </w:tcPr>
+          <w:p>
+            <w:r/>
+            <w:r>
+              <w:rPr>
+                <w:rFonts w:ascii="Hiragino Mincho ProN" w:hAnsi="Hiragino Mincho ProN" w:eastAsia="Hiragino Mincho ProN"/>
+                <w:b w:val="0"/>
+                <w:sz w:val="20"/>
+              </w:rPr>
+              <w:t>35.5%</w:t>
+            </w:r>
+          </w:p>
+        </w:tc>
+        <w:tc>
+          <w:tcPr>
             <w:tcW w:type="dxa" w:w="1247"/>
           </w:tcPr>
           <w:p>
@@ -5565,13 +6675,13 @@
                 <w:b w:val="0"/>
                 <w:sz w:val="20"/>
               </w:rPr>
-              <w:t>13.4</w:t>
-            </w:r>
-          </w:p>
-        </w:tc>
-        <w:tc>
-          <w:tcPr>
-            <w:tcW w:type="dxa" w:w="1247"/>
+              <w:t>82.8%</w:t>
+            </w:r>
+          </w:p>
+        </w:tc>
+        <w:tc>
+          <w:tcPr>
+            <w:tcW w:type="dxa" w:w="1417"/>
           </w:tcPr>
           <w:p>
             <w:r/>
@@ -5581,13 +6691,13 @@
                 <w:b w:val="0"/>
                 <w:sz w:val="20"/>
               </w:rPr>
-              <w:t>6.2</w:t>
-            </w:r>
-          </w:p>
-        </w:tc>
-        <w:tc>
-          <w:tcPr>
-            <w:tcW w:type="dxa" w:w="1417"/>
+              <w:t>救急・予定外受入基盤型</w:t>
+            </w:r>
+          </w:p>
+        </w:tc>
+        <w:tc>
+          <w:tcPr>
+            <w:tcW w:type="dxa" w:w="737"/>
           </w:tcPr>
           <w:p>
             <w:r/>
@@ -5597,39 +6707,7 @@
                 <w:b w:val="0"/>
                 <w:sz w:val="20"/>
               </w:rPr>
-              <w:t>7.61%</w:t>
-            </w:r>
-          </w:p>
-        </w:tc>
-        <w:tc>
-          <w:tcPr>
-            <w:tcW w:type="dxa" w:w="1531"/>
-          </w:tcPr>
-          <w:p>
-            <w:r/>
-            <w:r>
-              <w:rPr>
-                <w:rFonts w:ascii="Hiragino Mincho ProN" w:hAnsi="Hiragino Mincho ProN" w:eastAsia="Hiragino Mincho ProN"/>
-                <w:b w:val="0"/>
-                <w:sz w:val="20"/>
-              </w:rPr>
-              <w:t>29,947</w:t>
-            </w:r>
-          </w:p>
-        </w:tc>
-        <w:tc>
-          <w:tcPr>
-            <w:tcW w:type="dxa" w:w="1361"/>
-          </w:tcPr>
-          <w:p>
-            <w:r/>
-            <w:r>
-              <w:rPr>
-                <w:rFonts w:ascii="Hiragino Mincho ProN" w:hAnsi="Hiragino Mincho ProN" w:eastAsia="Hiragino Mincho ProN"/>
-                <w:b w:val="0"/>
-                <w:sz w:val="20"/>
-              </w:rPr>
-              <w:t>6789</w:t>
+              <w:t>循内科</w:t>
             </w:r>
           </w:p>
         </w:tc>
@@ -5637,7 +6715,7 @@
       <w:tr>
         <w:tc>
           <w:tcPr>
-            <w:tcW w:type="dxa" w:w="1134"/>
+            <w:tcW w:type="dxa" w:w="1020"/>
           </w:tcPr>
           <w:p>
             <w:r/>
@@ -5653,7 +6731,7 @@
         </w:tc>
         <w:tc>
           <w:tcPr>
-            <w:tcW w:type="dxa" w:w="850"/>
+            <w:tcW w:type="dxa" w:w="680"/>
           </w:tcPr>
           <w:p>
             <w:r/>
@@ -5669,6 +6747,70 @@
         </w:tc>
         <w:tc>
           <w:tcPr>
+            <w:tcW w:type="dxa" w:w="1191"/>
+          </w:tcPr>
+          <w:p>
+            <w:r/>
+            <w:r>
+              <w:rPr>
+                <w:rFonts w:ascii="Hiragino Mincho ProN" w:hAnsi="Hiragino Mincho ProN" w:eastAsia="Hiragino Mincho ProN"/>
+                <w:b w:val="0"/>
+                <w:sz w:val="20"/>
+              </w:rPr>
+              <w:t>9.5</w:t>
+            </w:r>
+          </w:p>
+        </w:tc>
+        <w:tc>
+          <w:tcPr>
+            <w:tcW w:type="dxa" w:w="1361"/>
+          </w:tcPr>
+          <w:p>
+            <w:r/>
+            <w:r>
+              <w:rPr>
+                <w:rFonts w:ascii="Hiragino Mincho ProN" w:hAnsi="Hiragino Mincho ProN" w:eastAsia="Hiragino Mincho ProN"/>
+                <w:b w:val="0"/>
+                <w:sz w:val="20"/>
+              </w:rPr>
+              <w:t>6.26%</w:t>
+            </w:r>
+          </w:p>
+        </w:tc>
+        <w:tc>
+          <w:tcPr>
+            <w:tcW w:type="dxa" w:w="907"/>
+          </w:tcPr>
+          <w:p>
+            <w:r/>
+            <w:r>
+              <w:rPr>
+                <w:rFonts w:ascii="Hiragino Mincho ProN" w:hAnsi="Hiragino Mincho ProN" w:eastAsia="Hiragino Mincho ProN"/>
+                <w:b w:val="0"/>
+                <w:sz w:val="20"/>
+              </w:rPr>
+              <w:t>34.7%</w:t>
+            </w:r>
+          </w:p>
+        </w:tc>
+        <w:tc>
+          <w:tcPr>
+            <w:tcW w:type="dxa" w:w="1020"/>
+          </w:tcPr>
+          <w:p>
+            <w:r/>
+            <w:r>
+              <w:rPr>
+                <w:rFonts w:ascii="Hiragino Mincho ProN" w:hAnsi="Hiragino Mincho ProN" w:eastAsia="Hiragino Mincho ProN"/>
+                <w:b w:val="0"/>
+                <w:sz w:val="20"/>
+              </w:rPr>
+              <w:t>5.1%</w:t>
+            </w:r>
+          </w:p>
+        </w:tc>
+        <w:tc>
+          <w:tcPr>
             <w:tcW w:type="dxa" w:w="1247"/>
           </w:tcPr>
           <w:p>
@@ -5679,13 +6821,13 @@
                 <w:b w:val="0"/>
                 <w:sz w:val="20"/>
               </w:rPr>
-              <w:t>9.5</w:t>
-            </w:r>
-          </w:p>
-        </w:tc>
-        <w:tc>
-          <w:tcPr>
-            <w:tcW w:type="dxa" w:w="1247"/>
+              <w:t>92.9%</w:t>
+            </w:r>
+          </w:p>
+        </w:tc>
+        <w:tc>
+          <w:tcPr>
+            <w:tcW w:type="dxa" w:w="1417"/>
           </w:tcPr>
           <w:p>
             <w:r/>
@@ -5695,13 +6837,13 @@
                 <w:b w:val="0"/>
                 <w:sz w:val="20"/>
               </w:rPr>
-              <w:t>5.1</w:t>
-            </w:r>
-          </w:p>
-        </w:tc>
-        <w:tc>
-          <w:tcPr>
-            <w:tcW w:type="dxa" w:w="1417"/>
+              <w:t>混合型</w:t>
+            </w:r>
+          </w:p>
+        </w:tc>
+        <w:tc>
+          <w:tcPr>
+            <w:tcW w:type="dxa" w:w="737"/>
           </w:tcPr>
           <w:p>
             <w:r/>
@@ -5711,39 +6853,7 @@
                 <w:b w:val="0"/>
                 <w:sz w:val="20"/>
               </w:rPr>
-              <w:t>6.26%</w:t>
-            </w:r>
-          </w:p>
-        </w:tc>
-        <w:tc>
-          <w:tcPr>
-            <w:tcW w:type="dxa" w:w="1531"/>
-          </w:tcPr>
-          <w:p>
-            <w:r/>
-            <w:r>
-              <w:rPr>
-                <w:rFonts w:ascii="Hiragino Mincho ProN" w:hAnsi="Hiragino Mincho ProN" w:eastAsia="Hiragino Mincho ProN"/>
-                <w:b w:val="0"/>
-                <w:sz w:val="20"/>
-              </w:rPr>
-              <w:t>29,631</w:t>
-            </w:r>
-          </w:p>
-        </w:tc>
-        <w:tc>
-          <w:tcPr>
-            <w:tcW w:type="dxa" w:w="1361"/>
-          </w:tcPr>
-          <w:p>
-            <w:r/>
-            <w:r>
-              <w:rPr>
-                <w:rFonts w:ascii="Hiragino Mincho ProN" w:hAnsi="Hiragino Mincho ProN" w:eastAsia="Hiragino Mincho ProN"/>
-                <w:b w:val="0"/>
-                <w:sz w:val="20"/>
-              </w:rPr>
-              <w:t>5523</w:t>
+              <w:t>内科</w:t>
             </w:r>
           </w:p>
         </w:tc>
@@ -5751,7 +6861,7 @@
       <w:tr>
         <w:tc>
           <w:tcPr>
-            <w:tcW w:type="dxa" w:w="1134"/>
+            <w:tcW w:type="dxa" w:w="1020"/>
           </w:tcPr>
           <w:p>
             <w:r/>
@@ -5767,7 +6877,7 @@
         </w:tc>
         <w:tc>
           <w:tcPr>
-            <w:tcW w:type="dxa" w:w="850"/>
+            <w:tcW w:type="dxa" w:w="680"/>
           </w:tcPr>
           <w:p>
             <w:r/>
@@ -5783,6 +6893,70 @@
         </w:tc>
         <w:tc>
           <w:tcPr>
+            <w:tcW w:type="dxa" w:w="1191"/>
+          </w:tcPr>
+          <w:p>
+            <w:r/>
+            <w:r>
+              <w:rPr>
+                <w:rFonts w:ascii="Hiragino Mincho ProN" w:hAnsi="Hiragino Mincho ProN" w:eastAsia="Hiragino Mincho ProN"/>
+                <w:b w:val="0"/>
+                <w:sz w:val="20"/>
+              </w:rPr>
+              <w:t>8.5</w:t>
+            </w:r>
+          </w:p>
+        </w:tc>
+        <w:tc>
+          <w:tcPr>
+            <w:tcW w:type="dxa" w:w="1361"/>
+          </w:tcPr>
+          <w:p>
+            <w:r/>
+            <w:r>
+              <w:rPr>
+                <w:rFonts w:ascii="Hiragino Mincho ProN" w:hAnsi="Hiragino Mincho ProN" w:eastAsia="Hiragino Mincho ProN"/>
+                <w:b w:val="0"/>
+                <w:sz w:val="20"/>
+              </w:rPr>
+              <w:t>6.21%</w:t>
+            </w:r>
+          </w:p>
+        </w:tc>
+        <w:tc>
+          <w:tcPr>
+            <w:tcW w:type="dxa" w:w="907"/>
+          </w:tcPr>
+          <w:p>
+            <w:r/>
+            <w:r>
+              <w:rPr>
+                <w:rFonts w:ascii="Hiragino Mincho ProN" w:hAnsi="Hiragino Mincho ProN" w:eastAsia="Hiragino Mincho ProN"/>
+                <w:b w:val="0"/>
+                <w:sz w:val="20"/>
+              </w:rPr>
+              <w:t>47.2%</w:t>
+            </w:r>
+          </w:p>
+        </w:tc>
+        <w:tc>
+          <w:tcPr>
+            <w:tcW w:type="dxa" w:w="1020"/>
+          </w:tcPr>
+          <w:p>
+            <w:r/>
+            <w:r>
+              <w:rPr>
+                <w:rFonts w:ascii="Hiragino Mincho ProN" w:hAnsi="Hiragino Mincho ProN" w:eastAsia="Hiragino Mincho ProN"/>
+                <w:b w:val="0"/>
+                <w:sz w:val="20"/>
+              </w:rPr>
+              <w:t>3.2%</w:t>
+            </w:r>
+          </w:p>
+        </w:tc>
+        <w:tc>
+          <w:tcPr>
             <w:tcW w:type="dxa" w:w="1247"/>
           </w:tcPr>
           <w:p>
@@ -5793,13 +6967,13 @@
                 <w:b w:val="0"/>
                 <w:sz w:val="20"/>
               </w:rPr>
-              <w:t>8.5</w:t>
-            </w:r>
-          </w:p>
-        </w:tc>
-        <w:tc>
-          <w:tcPr>
-            <w:tcW w:type="dxa" w:w="1247"/>
+              <w:t>92.2%</w:t>
+            </w:r>
+          </w:p>
+        </w:tc>
+        <w:tc>
+          <w:tcPr>
+            <w:tcW w:type="dxa" w:w="1417"/>
           </w:tcPr>
           <w:p>
             <w:r/>
@@ -5809,13 +6983,13 @@
                 <w:b w:val="0"/>
                 <w:sz w:val="20"/>
               </w:rPr>
-              <w:t>5.1</w:t>
-            </w:r>
-          </w:p>
-        </w:tc>
-        <w:tc>
-          <w:tcPr>
-            <w:tcW w:type="dxa" w:w="1417"/>
+              <w:t>手術・処置型</w:t>
+            </w:r>
+          </w:p>
+        </w:tc>
+        <w:tc>
+          <w:tcPr>
+            <w:tcW w:type="dxa" w:w="737"/>
           </w:tcPr>
           <w:p>
             <w:r/>
@@ -5825,39 +6999,7 @@
                 <w:b w:val="0"/>
                 <w:sz w:val="20"/>
               </w:rPr>
-              <w:t>6.21%</w:t>
-            </w:r>
-          </w:p>
-        </w:tc>
-        <w:tc>
-          <w:tcPr>
-            <w:tcW w:type="dxa" w:w="1531"/>
-          </w:tcPr>
-          <w:p>
-            <w:r/>
-            <w:r>
-              <w:rPr>
-                <w:rFonts w:ascii="Hiragino Mincho ProN" w:hAnsi="Hiragino Mincho ProN" w:eastAsia="Hiragino Mincho ProN"/>
-                <w:b w:val="0"/>
-                <w:sz w:val="20"/>
-              </w:rPr>
-              <w:t>29,362</w:t>
-            </w:r>
-          </w:p>
-        </w:tc>
-        <w:tc>
-          <w:tcPr>
-            <w:tcW w:type="dxa" w:w="1361"/>
-          </w:tcPr>
-          <w:p>
-            <w:r/>
-            <w:r>
-              <w:rPr>
-                <w:rFonts w:ascii="Hiragino Mincho ProN" w:hAnsi="Hiragino Mincho ProN" w:eastAsia="Hiragino Mincho ProN"/>
-                <w:b w:val="0"/>
-                <w:sz w:val="20"/>
-              </w:rPr>
-              <w:t>5435</w:t>
+              <w:t>外科</w:t>
             </w:r>
           </w:p>
         </w:tc>
@@ -5865,7 +7007,7 @@
       <w:tr>
         <w:tc>
           <w:tcPr>
-            <w:tcW w:type="dxa" w:w="1134"/>
+            <w:tcW w:type="dxa" w:w="1020"/>
           </w:tcPr>
           <w:p>
             <w:r/>
@@ -5881,7 +7023,7 @@
         </w:tc>
         <w:tc>
           <w:tcPr>
-            <w:tcW w:type="dxa" w:w="850"/>
+            <w:tcW w:type="dxa" w:w="680"/>
           </w:tcPr>
           <w:p>
             <w:r/>
@@ -5897,6 +7039,70 @@
         </w:tc>
         <w:tc>
           <w:tcPr>
+            <w:tcW w:type="dxa" w:w="1191"/>
+          </w:tcPr>
+          <w:p>
+            <w:r/>
+            <w:r>
+              <w:rPr>
+                <w:rFonts w:ascii="Hiragino Mincho ProN" w:hAnsi="Hiragino Mincho ProN" w:eastAsia="Hiragino Mincho ProN"/>
+                <w:b w:val="0"/>
+                <w:sz w:val="20"/>
+              </w:rPr>
+              <w:t>18.3</w:t>
+            </w:r>
+          </w:p>
+        </w:tc>
+        <w:tc>
+          <w:tcPr>
+            <w:tcW w:type="dxa" w:w="1361"/>
+          </w:tcPr>
+          <w:p>
+            <w:r/>
+            <w:r>
+              <w:rPr>
+                <w:rFonts w:ascii="Hiragino Mincho ProN" w:hAnsi="Hiragino Mincho ProN" w:eastAsia="Hiragino Mincho ProN"/>
+                <w:b w:val="0"/>
+                <w:sz w:val="20"/>
+              </w:rPr>
+              <w:t>5.29%</w:t>
+            </w:r>
+          </w:p>
+        </w:tc>
+        <w:tc>
+          <w:tcPr>
+            <w:tcW w:type="dxa" w:w="907"/>
+          </w:tcPr>
+          <w:p>
+            <w:r/>
+            <w:r>
+              <w:rPr>
+                <w:rFonts w:ascii="Hiragino Mincho ProN" w:hAnsi="Hiragino Mincho ProN" w:eastAsia="Hiragino Mincho ProN"/>
+                <w:b w:val="0"/>
+                <w:sz w:val="20"/>
+              </w:rPr>
+              <w:t>0.0%</w:t>
+            </w:r>
+          </w:p>
+        </w:tc>
+        <w:tc>
+          <w:tcPr>
+            <w:tcW w:type="dxa" w:w="1020"/>
+          </w:tcPr>
+          <w:p>
+            <w:r/>
+            <w:r>
+              <w:rPr>
+                <w:rFonts w:ascii="Hiragino Mincho ProN" w:hAnsi="Hiragino Mincho ProN" w:eastAsia="Hiragino Mincho ProN"/>
+                <w:b w:val="0"/>
+                <w:sz w:val="20"/>
+              </w:rPr>
+              <w:t>37.2%</w:t>
+            </w:r>
+          </w:p>
+        </w:tc>
+        <w:tc>
+          <w:tcPr>
             <w:tcW w:type="dxa" w:w="1247"/>
           </w:tcPr>
           <w:p>
@@ -5907,13 +7113,13 @@
                 <w:b w:val="0"/>
                 <w:sz w:val="20"/>
               </w:rPr>
-              <w:t>18.3</w:t>
-            </w:r>
-          </w:p>
-        </w:tc>
-        <w:tc>
-          <w:tcPr>
-            <w:tcW w:type="dxa" w:w="1247"/>
+              <w:t>83.7%</w:t>
+            </w:r>
+          </w:p>
+        </w:tc>
+        <w:tc>
+          <w:tcPr>
+            <w:tcW w:type="dxa" w:w="1417"/>
           </w:tcPr>
           <w:p>
             <w:r/>
@@ -5923,13 +7129,13 @@
                 <w:b w:val="0"/>
                 <w:sz w:val="20"/>
               </w:rPr>
-              <w:t>4.3</w:t>
-            </w:r>
-          </w:p>
-        </w:tc>
-        <w:tc>
-          <w:tcPr>
-            <w:tcW w:type="dxa" w:w="1417"/>
+              <w:t>救急・予定外受入基盤型</w:t>
+            </w:r>
+          </w:p>
+        </w:tc>
+        <w:tc>
+          <w:tcPr>
+            <w:tcW w:type="dxa" w:w="737"/>
           </w:tcPr>
           <w:p>
             <w:r/>
@@ -5939,39 +7145,7 @@
                 <w:b w:val="0"/>
                 <w:sz w:val="20"/>
               </w:rPr>
-              <w:t>5.29%</w:t>
-            </w:r>
-          </w:p>
-        </w:tc>
-        <w:tc>
-          <w:tcPr>
-            <w:tcW w:type="dxa" w:w="1531"/>
-          </w:tcPr>
-          <w:p>
-            <w:r/>
-            <w:r>
-              <w:rPr>
-                <w:rFonts w:ascii="Hiragino Mincho ProN" w:hAnsi="Hiragino Mincho ProN" w:eastAsia="Hiragino Mincho ProN"/>
-                <w:b w:val="0"/>
-                <w:sz w:val="20"/>
-              </w:rPr>
-              <w:t>30,353</w:t>
-            </w:r>
-          </w:p>
-        </w:tc>
-        <w:tc>
-          <w:tcPr>
-            <w:tcW w:type="dxa" w:w="1361"/>
-          </w:tcPr>
-          <w:p>
-            <w:r/>
-            <w:r>
-              <w:rPr>
-                <w:rFonts w:ascii="Hiragino Mincho ProN" w:hAnsi="Hiragino Mincho ProN" w:eastAsia="Hiragino Mincho ProN"/>
-                <w:b w:val="0"/>
-                <w:sz w:val="20"/>
-              </w:rPr>
-              <w:t>4787</w:t>
+              <w:t>内科</w:t>
             </w:r>
           </w:p>
         </w:tc>
@@ -5979,7 +7153,7 @@
       <w:tr>
         <w:tc>
           <w:tcPr>
-            <w:tcW w:type="dxa" w:w="1134"/>
+            <w:tcW w:type="dxa" w:w="1020"/>
           </w:tcPr>
           <w:p>
             <w:r/>
@@ -5995,7 +7169,7 @@
         </w:tc>
         <w:tc>
           <w:tcPr>
-            <w:tcW w:type="dxa" w:w="850"/>
+            <w:tcW w:type="dxa" w:w="680"/>
           </w:tcPr>
           <w:p>
             <w:r/>
@@ -6011,6 +7185,70 @@
         </w:tc>
         <w:tc>
           <w:tcPr>
+            <w:tcW w:type="dxa" w:w="1191"/>
+          </w:tcPr>
+          <w:p>
+            <w:r/>
+            <w:r>
+              <w:rPr>
+                <w:rFonts w:ascii="Hiragino Mincho ProN" w:hAnsi="Hiragino Mincho ProN" w:eastAsia="Hiragino Mincho ProN"/>
+                <w:b w:val="0"/>
+                <w:sz w:val="20"/>
+              </w:rPr>
+              <w:t>17.4</w:t>
+            </w:r>
+          </w:p>
+        </w:tc>
+        <w:tc>
+          <w:tcPr>
+            <w:tcW w:type="dxa" w:w="1361"/>
+          </w:tcPr>
+          <w:p>
+            <w:r/>
+            <w:r>
+              <w:rPr>
+                <w:rFonts w:ascii="Hiragino Mincho ProN" w:hAnsi="Hiragino Mincho ProN" w:eastAsia="Hiragino Mincho ProN"/>
+                <w:b w:val="0"/>
+                <w:sz w:val="20"/>
+              </w:rPr>
+              <w:t>5.15%</w:t>
+            </w:r>
+          </w:p>
+        </w:tc>
+        <w:tc>
+          <w:tcPr>
+            <w:tcW w:type="dxa" w:w="907"/>
+          </w:tcPr>
+          <w:p>
+            <w:r/>
+            <w:r>
+              <w:rPr>
+                <w:rFonts w:ascii="Hiragino Mincho ProN" w:hAnsi="Hiragino Mincho ProN" w:eastAsia="Hiragino Mincho ProN"/>
+                <w:b w:val="0"/>
+                <w:sz w:val="20"/>
+              </w:rPr>
+              <w:t>2.3%</w:t>
+            </w:r>
+          </w:p>
+        </w:tc>
+        <w:tc>
+          <w:tcPr>
+            <w:tcW w:type="dxa" w:w="1020"/>
+          </w:tcPr>
+          <w:p>
+            <w:r/>
+            <w:r>
+              <w:rPr>
+                <w:rFonts w:ascii="Hiragino Mincho ProN" w:hAnsi="Hiragino Mincho ProN" w:eastAsia="Hiragino Mincho ProN"/>
+                <w:b w:val="0"/>
+                <w:sz w:val="20"/>
+              </w:rPr>
+              <w:t>19.3%</w:t>
+            </w:r>
+          </w:p>
+        </w:tc>
+        <w:tc>
+          <w:tcPr>
             <w:tcW w:type="dxa" w:w="1247"/>
           </w:tcPr>
           <w:p>
@@ -6021,13 +7259,13 @@
                 <w:b w:val="0"/>
                 <w:sz w:val="20"/>
               </w:rPr>
-              <w:t>17.4</w:t>
-            </w:r>
-          </w:p>
-        </w:tc>
-        <w:tc>
-          <w:tcPr>
-            <w:tcW w:type="dxa" w:w="1247"/>
+              <w:t>86.4%</w:t>
+            </w:r>
+          </w:p>
+        </w:tc>
+        <w:tc>
+          <w:tcPr>
+            <w:tcW w:type="dxa" w:w="1417"/>
           </w:tcPr>
           <w:p>
             <w:r/>
@@ -6037,13 +7275,13 @@
                 <w:b w:val="0"/>
                 <w:sz w:val="20"/>
               </w:rPr>
-              <w:t>4.2</w:t>
-            </w:r>
-          </w:p>
-        </w:tc>
-        <w:tc>
-          <w:tcPr>
-            <w:tcW w:type="dxa" w:w="1417"/>
+              <w:t>長期安定型</w:t>
+            </w:r>
+          </w:p>
+        </w:tc>
+        <w:tc>
+          <w:tcPr>
+            <w:tcW w:type="dxa" w:w="737"/>
           </w:tcPr>
           <w:p>
             <w:r/>
@@ -6053,39 +7291,7 @@
                 <w:b w:val="0"/>
                 <w:sz w:val="20"/>
               </w:rPr>
-              <w:t>5.15%</w:t>
-            </w:r>
-          </w:p>
-        </w:tc>
-        <w:tc>
-          <w:tcPr>
-            <w:tcW w:type="dxa" w:w="1531"/>
-          </w:tcPr>
-          <w:p>
-            <w:r/>
-            <w:r>
-              <w:rPr>
-                <w:rFonts w:ascii="Hiragino Mincho ProN" w:hAnsi="Hiragino Mincho ProN" w:eastAsia="Hiragino Mincho ProN"/>
-                <w:b w:val="0"/>
-                <w:sz w:val="20"/>
-              </w:rPr>
-              <w:t>30,249</w:t>
-            </w:r>
-          </w:p>
-        </w:tc>
-        <w:tc>
-          <w:tcPr>
-            <w:tcW w:type="dxa" w:w="1361"/>
-          </w:tcPr>
-          <w:p>
-            <w:r/>
-            <w:r>
-              <w:rPr>
-                <w:rFonts w:ascii="Hiragino Mincho ProN" w:hAnsi="Hiragino Mincho ProN" w:eastAsia="Hiragino Mincho ProN"/>
-                <w:b w:val="0"/>
-                <w:sz w:val="20"/>
-              </w:rPr>
-              <w:t>4643</w:t>
+              <w:t>麻酔科</w:t>
             </w:r>
           </w:p>
         </w:tc>
@@ -6093,7 +7299,7 @@
       <w:tr>
         <w:tc>
           <w:tcPr>
-            <w:tcW w:type="dxa" w:w="1134"/>
+            <w:tcW w:type="dxa" w:w="1020"/>
           </w:tcPr>
           <w:p>
             <w:r/>
@@ -6109,7 +7315,7 @@
         </w:tc>
         <w:tc>
           <w:tcPr>
-            <w:tcW w:type="dxa" w:w="850"/>
+            <w:tcW w:type="dxa" w:w="680"/>
           </w:tcPr>
           <w:p>
             <w:r/>
@@ -6125,6 +7331,70 @@
         </w:tc>
         <w:tc>
           <w:tcPr>
+            <w:tcW w:type="dxa" w:w="1191"/>
+          </w:tcPr>
+          <w:p>
+            <w:r/>
+            <w:r>
+              <w:rPr>
+                <w:rFonts w:ascii="Hiragino Mincho ProN" w:hAnsi="Hiragino Mincho ProN" w:eastAsia="Hiragino Mincho ProN"/>
+                <w:b w:val="0"/>
+                <w:sz w:val="20"/>
+              </w:rPr>
+              <w:t>11.5</w:t>
+            </w:r>
+          </w:p>
+        </w:tc>
+        <w:tc>
+          <w:tcPr>
+            <w:tcW w:type="dxa" w:w="1361"/>
+          </w:tcPr>
+          <w:p>
+            <w:r/>
+            <w:r>
+              <w:rPr>
+                <w:rFonts w:ascii="Hiragino Mincho ProN" w:hAnsi="Hiragino Mincho ProN" w:eastAsia="Hiragino Mincho ProN"/>
+                <w:b w:val="0"/>
+                <w:sz w:val="20"/>
+              </w:rPr>
+              <w:t>4.38%</w:t>
+            </w:r>
+          </w:p>
+        </w:tc>
+        <w:tc>
+          <w:tcPr>
+            <w:tcW w:type="dxa" w:w="907"/>
+          </w:tcPr>
+          <w:p>
+            <w:r/>
+            <w:r>
+              <w:rPr>
+                <w:rFonts w:ascii="Hiragino Mincho ProN" w:hAnsi="Hiragino Mincho ProN" w:eastAsia="Hiragino Mincho ProN"/>
+                <w:b w:val="0"/>
+                <w:sz w:val="20"/>
+              </w:rPr>
+              <w:t>67.5%</w:t>
+            </w:r>
+          </w:p>
+        </w:tc>
+        <w:tc>
+          <w:tcPr>
+            <w:tcW w:type="dxa" w:w="1020"/>
+          </w:tcPr>
+          <w:p>
+            <w:r/>
+            <w:r>
+              <w:rPr>
+                <w:rFonts w:ascii="Hiragino Mincho ProN" w:hAnsi="Hiragino Mincho ProN" w:eastAsia="Hiragino Mincho ProN"/>
+                <w:b w:val="0"/>
+                <w:sz w:val="20"/>
+              </w:rPr>
+              <w:t>4.4%</w:t>
+            </w:r>
+          </w:p>
+        </w:tc>
+        <w:tc>
+          <w:tcPr>
             <w:tcW w:type="dxa" w:w="1247"/>
           </w:tcPr>
           <w:p>
@@ -6135,13 +7405,13 @@
                 <w:b w:val="0"/>
                 <w:sz w:val="20"/>
               </w:rPr>
-              <w:t>11.5</w:t>
-            </w:r>
-          </w:p>
-        </w:tc>
-        <w:tc>
-          <w:tcPr>
-            <w:tcW w:type="dxa" w:w="1247"/>
+              <w:t>96.5%</w:t>
+            </w:r>
+          </w:p>
+        </w:tc>
+        <w:tc>
+          <w:tcPr>
+            <w:tcW w:type="dxa" w:w="1417"/>
           </w:tcPr>
           <w:p>
             <w:r/>
@@ -6151,13 +7421,13 @@
                 <w:b w:val="0"/>
                 <w:sz w:val="20"/>
               </w:rPr>
-              <w:t>3.6</w:t>
-            </w:r>
-          </w:p>
-        </w:tc>
-        <w:tc>
-          <w:tcPr>
-            <w:tcW w:type="dxa" w:w="1417"/>
+              <w:t>手術・処置型</w:t>
+            </w:r>
+          </w:p>
+        </w:tc>
+        <w:tc>
+          <w:tcPr>
+            <w:tcW w:type="dxa" w:w="737"/>
           </w:tcPr>
           <w:p>
             <w:r/>
@@ -6167,39 +7437,7 @@
                 <w:b w:val="0"/>
                 <w:sz w:val="20"/>
               </w:rPr>
-              <w:t>4.38%</w:t>
-            </w:r>
-          </w:p>
-        </w:tc>
-        <w:tc>
-          <w:tcPr>
-            <w:tcW w:type="dxa" w:w="1531"/>
-          </w:tcPr>
-          <w:p>
-            <w:r/>
-            <w:r>
-              <w:rPr>
-                <w:rFonts w:ascii="Hiragino Mincho ProN" w:hAnsi="Hiragino Mincho ProN" w:eastAsia="Hiragino Mincho ProN"/>
-                <w:b w:val="0"/>
-                <w:sz w:val="20"/>
-              </w:rPr>
-              <w:t>29,684</w:t>
-            </w:r>
-          </w:p>
-        </w:tc>
-        <w:tc>
-          <w:tcPr>
-            <w:tcW w:type="dxa" w:w="1361"/>
-          </w:tcPr>
-          <w:p>
-            <w:r/>
-            <w:r>
-              <w:rPr>
-                <w:rFonts w:ascii="Hiragino Mincho ProN" w:hAnsi="Hiragino Mincho ProN" w:eastAsia="Hiragino Mincho ProN"/>
-                <w:b w:val="0"/>
-                <w:sz w:val="20"/>
-              </w:rPr>
-              <w:t>3877</w:t>
+              <w:t>外科</w:t>
             </w:r>
           </w:p>
         </w:tc>
@@ -6207,7 +7445,7 @@
       <w:tr>
         <w:tc>
           <w:tcPr>
-            <w:tcW w:type="dxa" w:w="1134"/>
+            <w:tcW w:type="dxa" w:w="1020"/>
           </w:tcPr>
           <w:p>
             <w:r/>
@@ -6223,7 +7461,7 @@
         </w:tc>
         <w:tc>
           <w:tcPr>
-            <w:tcW w:type="dxa" w:w="850"/>
+            <w:tcW w:type="dxa" w:w="680"/>
           </w:tcPr>
           <w:p>
             <w:r/>
@@ -6239,6 +7477,70 @@
         </w:tc>
         <w:tc>
           <w:tcPr>
+            <w:tcW w:type="dxa" w:w="1191"/>
+          </w:tcPr>
+          <w:p>
+            <w:r/>
+            <w:r>
+              <w:rPr>
+                <w:rFonts w:ascii="Hiragino Mincho ProN" w:hAnsi="Hiragino Mincho ProN" w:eastAsia="Hiragino Mincho ProN"/>
+                <w:b w:val="0"/>
+                <w:sz w:val="20"/>
+              </w:rPr>
+              <w:t>8.2</w:t>
+            </w:r>
+          </w:p>
+        </w:tc>
+        <w:tc>
+          <w:tcPr>
+            <w:tcW w:type="dxa" w:w="1361"/>
+          </w:tcPr>
+          <w:p>
+            <w:r/>
+            <w:r>
+              <w:rPr>
+                <w:rFonts w:ascii="Hiragino Mincho ProN" w:hAnsi="Hiragino Mincho ProN" w:eastAsia="Hiragino Mincho ProN"/>
+                <w:b w:val="0"/>
+                <w:sz w:val="20"/>
+              </w:rPr>
+              <w:t>4.18%</w:t>
+            </w:r>
+          </w:p>
+        </w:tc>
+        <w:tc>
+          <w:tcPr>
+            <w:tcW w:type="dxa" w:w="907"/>
+          </w:tcPr>
+          <w:p>
+            <w:r/>
+            <w:r>
+              <w:rPr>
+                <w:rFonts w:ascii="Hiragino Mincho ProN" w:hAnsi="Hiragino Mincho ProN" w:eastAsia="Hiragino Mincho ProN"/>
+                <w:b w:val="0"/>
+                <w:sz w:val="20"/>
+              </w:rPr>
+              <w:t>44.7%</w:t>
+            </w:r>
+          </w:p>
+        </w:tc>
+        <w:tc>
+          <w:tcPr>
+            <w:tcW w:type="dxa" w:w="1020"/>
+          </w:tcPr>
+          <w:p>
+            <w:r/>
+            <w:r>
+              <w:rPr>
+                <w:rFonts w:ascii="Hiragino Mincho ProN" w:hAnsi="Hiragino Mincho ProN" w:eastAsia="Hiragino Mincho ProN"/>
+                <w:b w:val="0"/>
+                <w:sz w:val="20"/>
+              </w:rPr>
+              <w:t>7.9%</w:t>
+            </w:r>
+          </w:p>
+        </w:tc>
+        <w:tc>
+          <w:tcPr>
             <w:tcW w:type="dxa" w:w="1247"/>
           </w:tcPr>
           <w:p>
@@ -6249,13 +7551,13 @@
                 <w:b w:val="0"/>
                 <w:sz w:val="20"/>
               </w:rPr>
-              <w:t>8.2</w:t>
-            </w:r>
-          </w:p>
-        </w:tc>
-        <w:tc>
-          <w:tcPr>
-            <w:tcW w:type="dxa" w:w="1247"/>
+              <w:t>91.4%</w:t>
+            </w:r>
+          </w:p>
+        </w:tc>
+        <w:tc>
+          <w:tcPr>
+            <w:tcW w:type="dxa" w:w="1417"/>
           </w:tcPr>
           <w:p>
             <w:r/>
@@ -6265,13 +7567,13 @@
                 <w:b w:val="0"/>
                 <w:sz w:val="20"/>
               </w:rPr>
-              <w:t>3.4</w:t>
-            </w:r>
-          </w:p>
-        </w:tc>
-        <w:tc>
-          <w:tcPr>
-            <w:tcW w:type="dxa" w:w="1417"/>
+              <w:t>手術・処置型</w:t>
+            </w:r>
+          </w:p>
+        </w:tc>
+        <w:tc>
+          <w:tcPr>
+            <w:tcW w:type="dxa" w:w="737"/>
           </w:tcPr>
           <w:p>
             <w:r/>
@@ -6281,39 +7583,7 @@
                 <w:b w:val="0"/>
                 <w:sz w:val="20"/>
               </w:rPr>
-              <w:t>4.18%</w:t>
-            </w:r>
-          </w:p>
-        </w:tc>
-        <w:tc>
-          <w:tcPr>
-            <w:tcW w:type="dxa" w:w="1531"/>
-          </w:tcPr>
-          <w:p>
-            <w:r/>
-            <w:r>
-              <w:rPr>
-                <w:rFonts w:ascii="Hiragino Mincho ProN" w:hAnsi="Hiragino Mincho ProN" w:eastAsia="Hiragino Mincho ProN"/>
-                <w:b w:val="0"/>
-                <w:sz w:val="20"/>
-              </w:rPr>
-              <w:t>29,381</w:t>
-            </w:r>
-          </w:p>
-        </w:tc>
-        <w:tc>
-          <w:tcPr>
-            <w:tcW w:type="dxa" w:w="1361"/>
-          </w:tcPr>
-          <w:p>
-            <w:r/>
-            <w:r>
-              <w:rPr>
-                <w:rFonts w:ascii="Hiragino Mincho ProN" w:hAnsi="Hiragino Mincho ProN" w:eastAsia="Hiragino Mincho ProN"/>
-                <w:b w:val="0"/>
-                <w:sz w:val="20"/>
-              </w:rPr>
-              <w:t>3655</w:t>
+              <w:t>内科</w:t>
             </w:r>
           </w:p>
         </w:tc>
@@ -6321,7 +7591,7 @@
       <w:tr>
         <w:tc>
           <w:tcPr>
-            <w:tcW w:type="dxa" w:w="1134"/>
+            <w:tcW w:type="dxa" w:w="1020"/>
           </w:tcPr>
           <w:p>
             <w:r/>
@@ -6337,7 +7607,7 @@
         </w:tc>
         <w:tc>
           <w:tcPr>
-            <w:tcW w:type="dxa" w:w="850"/>
+            <w:tcW w:type="dxa" w:w="680"/>
           </w:tcPr>
           <w:p>
             <w:r/>
@@ -6353,6 +7623,70 @@
         </w:tc>
         <w:tc>
           <w:tcPr>
+            <w:tcW w:type="dxa" w:w="1191"/>
+          </w:tcPr>
+          <w:p>
+            <w:r/>
+            <w:r>
+              <w:rPr>
+                <w:rFonts w:ascii="Hiragino Mincho ProN" w:hAnsi="Hiragino Mincho ProN" w:eastAsia="Hiragino Mincho ProN"/>
+                <w:b w:val="0"/>
+                <w:sz w:val="20"/>
+              </w:rPr>
+              <w:t>8.4</w:t>
+            </w:r>
+          </w:p>
+        </w:tc>
+        <w:tc>
+          <w:tcPr>
+            <w:tcW w:type="dxa" w:w="1361"/>
+          </w:tcPr>
+          <w:p>
+            <w:r/>
+            <w:r>
+              <w:rPr>
+                <w:rFonts w:ascii="Hiragino Mincho ProN" w:hAnsi="Hiragino Mincho ProN" w:eastAsia="Hiragino Mincho ProN"/>
+                <w:b w:val="0"/>
+                <w:sz w:val="20"/>
+              </w:rPr>
+              <w:t>4.05%</w:t>
+            </w:r>
+          </w:p>
+        </w:tc>
+        <w:tc>
+          <w:tcPr>
+            <w:tcW w:type="dxa" w:w="907"/>
+          </w:tcPr>
+          <w:p>
+            <w:r/>
+            <w:r>
+              <w:rPr>
+                <w:rFonts w:ascii="Hiragino Mincho ProN" w:hAnsi="Hiragino Mincho ProN" w:eastAsia="Hiragino Mincho ProN"/>
+                <w:b w:val="0"/>
+                <w:sz w:val="20"/>
+              </w:rPr>
+              <w:t>47.9%</w:t>
+            </w:r>
+          </w:p>
+        </w:tc>
+        <w:tc>
+          <w:tcPr>
+            <w:tcW w:type="dxa" w:w="1020"/>
+          </w:tcPr>
+          <w:p>
+            <w:r/>
+            <w:r>
+              <w:rPr>
+                <w:rFonts w:ascii="Hiragino Mincho ProN" w:hAnsi="Hiragino Mincho ProN" w:eastAsia="Hiragino Mincho ProN"/>
+                <w:b w:val="0"/>
+                <w:sz w:val="20"/>
+              </w:rPr>
+              <w:t>1.4%</w:t>
+            </w:r>
+          </w:p>
+        </w:tc>
+        <w:tc>
+          <w:tcPr>
             <w:tcW w:type="dxa" w:w="1247"/>
           </w:tcPr>
           <w:p>
@@ -6363,13 +7697,13 @@
                 <w:b w:val="0"/>
                 <w:sz w:val="20"/>
               </w:rPr>
-              <w:t>8.4</w:t>
-            </w:r>
-          </w:p>
-        </w:tc>
-        <w:tc>
-          <w:tcPr>
-            <w:tcW w:type="dxa" w:w="1247"/>
+              <w:t>91.7%</w:t>
+            </w:r>
+          </w:p>
+        </w:tc>
+        <w:tc>
+          <w:tcPr>
+            <w:tcW w:type="dxa" w:w="1417"/>
           </w:tcPr>
           <w:p>
             <w:r/>
@@ -6379,13 +7713,13 @@
                 <w:b w:val="0"/>
                 <w:sz w:val="20"/>
               </w:rPr>
-              <w:t>3.3</w:t>
-            </w:r>
-          </w:p>
-        </w:tc>
-        <w:tc>
-          <w:tcPr>
-            <w:tcW w:type="dxa" w:w="1417"/>
+              <w:t>手術・処置型</w:t>
+            </w:r>
+          </w:p>
+        </w:tc>
+        <w:tc>
+          <w:tcPr>
+            <w:tcW w:type="dxa" w:w="737"/>
           </w:tcPr>
           <w:p>
             <w:r/>
@@ -6395,39 +7729,7 @@
                 <w:b w:val="0"/>
                 <w:sz w:val="20"/>
               </w:rPr>
-              <w:t>4.05%</w:t>
-            </w:r>
-          </w:p>
-        </w:tc>
-        <w:tc>
-          <w:tcPr>
-            <w:tcW w:type="dxa" w:w="1531"/>
-          </w:tcPr>
-          <w:p>
-            <w:r/>
-            <w:r>
-              <w:rPr>
-                <w:rFonts w:ascii="Hiragino Mincho ProN" w:hAnsi="Hiragino Mincho ProN" w:eastAsia="Hiragino Mincho ProN"/>
-                <w:b w:val="0"/>
-                <w:sz w:val="20"/>
-              </w:rPr>
-              <w:t>29,644</w:t>
-            </w:r>
-          </w:p>
-        </w:tc>
-        <w:tc>
-          <w:tcPr>
-            <w:tcW w:type="dxa" w:w="1361"/>
-          </w:tcPr>
-          <w:p>
-            <w:r/>
-            <w:r>
-              <w:rPr>
-                <w:rFonts w:ascii="Hiragino Mincho ProN" w:hAnsi="Hiragino Mincho ProN" w:eastAsia="Hiragino Mincho ProN"/>
-                <w:b w:val="0"/>
-                <w:sz w:val="20"/>
-              </w:rPr>
-              <w:t>3575</w:t>
+              <w:t>内科</w:t>
             </w:r>
           </w:p>
         </w:tc>
@@ -6435,7 +7737,7 @@
       <w:tr>
         <w:tc>
           <w:tcPr>
-            <w:tcW w:type="dxa" w:w="1134"/>
+            <w:tcW w:type="dxa" w:w="1020"/>
           </w:tcPr>
           <w:p>
             <w:r/>
@@ -6451,7 +7753,7 @@
         </w:tc>
         <w:tc>
           <w:tcPr>
-            <w:tcW w:type="dxa" w:w="850"/>
+            <w:tcW w:type="dxa" w:w="680"/>
           </w:tcPr>
           <w:p>
             <w:r/>
@@ -6467,6 +7769,70 @@
         </w:tc>
         <w:tc>
           <w:tcPr>
+            <w:tcW w:type="dxa" w:w="1191"/>
+          </w:tcPr>
+          <w:p>
+            <w:r/>
+            <w:r>
+              <w:rPr>
+                <w:rFonts w:ascii="Hiragino Mincho ProN" w:hAnsi="Hiragino Mincho ProN" w:eastAsia="Hiragino Mincho ProN"/>
+                <w:b w:val="0"/>
+                <w:sz w:val="20"/>
+              </w:rPr>
+              <w:t>15.6</w:t>
+            </w:r>
+          </w:p>
+        </w:tc>
+        <w:tc>
+          <w:tcPr>
+            <w:tcW w:type="dxa" w:w="1361"/>
+          </w:tcPr>
+          <w:p>
+            <w:r/>
+            <w:r>
+              <w:rPr>
+                <w:rFonts w:ascii="Hiragino Mincho ProN" w:hAnsi="Hiragino Mincho ProN" w:eastAsia="Hiragino Mincho ProN"/>
+                <w:b w:val="0"/>
+                <w:sz w:val="20"/>
+              </w:rPr>
+              <w:t>1.94%</w:t>
+            </w:r>
+          </w:p>
+        </w:tc>
+        <w:tc>
+          <w:tcPr>
+            <w:tcW w:type="dxa" w:w="907"/>
+          </w:tcPr>
+          <w:p>
+            <w:r/>
+            <w:r>
+              <w:rPr>
+                <w:rFonts w:ascii="Hiragino Mincho ProN" w:hAnsi="Hiragino Mincho ProN" w:eastAsia="Hiragino Mincho ProN"/>
+                <w:b w:val="0"/>
+                <w:sz w:val="20"/>
+              </w:rPr>
+              <w:t>0.0%</w:t>
+            </w:r>
+          </w:p>
+        </w:tc>
+        <w:tc>
+          <w:tcPr>
+            <w:tcW w:type="dxa" w:w="1020"/>
+          </w:tcPr>
+          <w:p>
+            <w:r/>
+            <w:r>
+              <w:rPr>
+                <w:rFonts w:ascii="Hiragino Mincho ProN" w:hAnsi="Hiragino Mincho ProN" w:eastAsia="Hiragino Mincho ProN"/>
+                <w:b w:val="0"/>
+                <w:sz w:val="20"/>
+              </w:rPr>
+              <w:t>32.4%</w:t>
+            </w:r>
+          </w:p>
+        </w:tc>
+        <w:tc>
+          <w:tcPr>
             <w:tcW w:type="dxa" w:w="1247"/>
           </w:tcPr>
           <w:p>
@@ -6477,13 +7843,13 @@
                 <w:b w:val="0"/>
                 <w:sz w:val="20"/>
               </w:rPr>
-              <w:t>15.6</w:t>
-            </w:r>
-          </w:p>
-        </w:tc>
-        <w:tc>
-          <w:tcPr>
-            <w:tcW w:type="dxa" w:w="1247"/>
+              <w:t>86.5%</w:t>
+            </w:r>
+          </w:p>
+        </w:tc>
+        <w:tc>
+          <w:tcPr>
+            <w:tcW w:type="dxa" w:w="1417"/>
           </w:tcPr>
           <w:p>
             <w:r/>
@@ -6493,13 +7859,13 @@
                 <w:b w:val="0"/>
                 <w:sz w:val="20"/>
               </w:rPr>
-              <w:t>1.6</w:t>
-            </w:r>
-          </w:p>
-        </w:tc>
-        <w:tc>
-          <w:tcPr>
-            <w:tcW w:type="dxa" w:w="1417"/>
+              <w:t>救急・予定外受入基盤型</w:t>
+            </w:r>
+          </w:p>
+        </w:tc>
+        <w:tc>
+          <w:tcPr>
+            <w:tcW w:type="dxa" w:w="737"/>
           </w:tcPr>
           <w:p>
             <w:r/>
@@ -6509,39 +7875,7 @@
                 <w:b w:val="0"/>
                 <w:sz w:val="20"/>
               </w:rPr>
-              <w:t>1.94%</w:t>
-            </w:r>
-          </w:p>
-        </w:tc>
-        <w:tc>
-          <w:tcPr>
-            <w:tcW w:type="dxa" w:w="1531"/>
-          </w:tcPr>
-          <w:p>
-            <w:r/>
-            <w:r>
-              <w:rPr>
-                <w:rFonts w:ascii="Hiragino Mincho ProN" w:hAnsi="Hiragino Mincho ProN" w:eastAsia="Hiragino Mincho ProN"/>
-                <w:b w:val="0"/>
-                <w:sz w:val="20"/>
-              </w:rPr>
-              <w:t>30,199</w:t>
-            </w:r>
-          </w:p>
-        </w:tc>
-        <w:tc>
-          <w:tcPr>
-            <w:tcW w:type="dxa" w:w="1361"/>
-          </w:tcPr>
-          <w:p>
-            <w:r/>
-            <w:r>
-              <w:rPr>
-                <w:rFonts w:ascii="Hiragino Mincho ProN" w:hAnsi="Hiragino Mincho ProN" w:eastAsia="Hiragino Mincho ProN"/>
-                <w:b w:val="0"/>
-                <w:sz w:val="20"/>
-              </w:rPr>
-              <w:t>1749</w:t>
+              <w:t>脳神外</w:t>
             </w:r>
           </w:p>
         </w:tc>
@@ -6549,7 +7883,7 @@
       <w:tr>
         <w:tc>
           <w:tcPr>
-            <w:tcW w:type="dxa" w:w="1134"/>
+            <w:tcW w:type="dxa" w:w="1020"/>
           </w:tcPr>
           <w:p>
             <w:r/>
@@ -6565,7 +7899,7 @@
         </w:tc>
         <w:tc>
           <w:tcPr>
-            <w:tcW w:type="dxa" w:w="850"/>
+            <w:tcW w:type="dxa" w:w="680"/>
           </w:tcPr>
           <w:p>
             <w:r/>
@@ -6581,6 +7915,70 @@
         </w:tc>
         <w:tc>
           <w:tcPr>
+            <w:tcW w:type="dxa" w:w="1191"/>
+          </w:tcPr>
+          <w:p>
+            <w:r/>
+            <w:r>
+              <w:rPr>
+                <w:rFonts w:ascii="Hiragino Mincho ProN" w:hAnsi="Hiragino Mincho ProN" w:eastAsia="Hiragino Mincho ProN"/>
+                <w:b w:val="0"/>
+                <w:sz w:val="20"/>
+              </w:rPr>
+              <w:t>2.2</w:t>
+            </w:r>
+          </w:p>
+        </w:tc>
+        <w:tc>
+          <w:tcPr>
+            <w:tcW w:type="dxa" w:w="1361"/>
+          </w:tcPr>
+          <w:p>
+            <w:r/>
+            <w:r>
+              <w:rPr>
+                <w:rFonts w:ascii="Hiragino Mincho ProN" w:hAnsi="Hiragino Mincho ProN" w:eastAsia="Hiragino Mincho ProN"/>
+                <w:b w:val="0"/>
+                <w:sz w:val="20"/>
+              </w:rPr>
+              <w:t>0.23%</w:t>
+            </w:r>
+          </w:p>
+        </w:tc>
+        <w:tc>
+          <w:tcPr>
+            <w:tcW w:type="dxa" w:w="907"/>
+          </w:tcPr>
+          <w:p>
+            <w:r/>
+            <w:r>
+              <w:rPr>
+                <w:rFonts w:ascii="Hiragino Mincho ProN" w:hAnsi="Hiragino Mincho ProN" w:eastAsia="Hiragino Mincho ProN"/>
+                <w:b w:val="0"/>
+                <w:sz w:val="20"/>
+              </w:rPr>
+              <w:t>96.8%</w:t>
+            </w:r>
+          </w:p>
+        </w:tc>
+        <w:tc>
+          <w:tcPr>
+            <w:tcW w:type="dxa" w:w="1020"/>
+          </w:tcPr>
+          <w:p>
+            <w:r/>
+            <w:r>
+              <w:rPr>
+                <w:rFonts w:ascii="Hiragino Mincho ProN" w:hAnsi="Hiragino Mincho ProN" w:eastAsia="Hiragino Mincho ProN"/>
+                <w:b w:val="0"/>
+                <w:sz w:val="20"/>
+              </w:rPr>
+              <w:t>0.0%</w:t>
+            </w:r>
+          </w:p>
+        </w:tc>
+        <w:tc>
+          <w:tcPr>
             <w:tcW w:type="dxa" w:w="1247"/>
           </w:tcPr>
           <w:p>
@@ -6591,13 +7989,13 @@
                 <w:b w:val="0"/>
                 <w:sz w:val="20"/>
               </w:rPr>
-              <w:t>2.2</w:t>
-            </w:r>
-          </w:p>
-        </w:tc>
-        <w:tc>
-          <w:tcPr>
-            <w:tcW w:type="dxa" w:w="1247"/>
+              <w:t>96.8%</w:t>
+            </w:r>
+          </w:p>
+        </w:tc>
+        <w:tc>
+          <w:tcPr>
+            <w:tcW w:type="dxa" w:w="1417"/>
           </w:tcPr>
           <w:p>
             <w:r/>
@@ -6607,13 +8005,13 @@
                 <w:b w:val="0"/>
                 <w:sz w:val="20"/>
               </w:rPr>
-              <w:t>0.2</w:t>
-            </w:r>
-          </w:p>
-        </w:tc>
-        <w:tc>
-          <w:tcPr>
-            <w:tcW w:type="dxa" w:w="1417"/>
+              <w:t>手術・処置型</w:t>
+            </w:r>
+          </w:p>
+        </w:tc>
+        <w:tc>
+          <w:tcPr>
+            <w:tcW w:type="dxa" w:w="737"/>
           </w:tcPr>
           <w:p>
             <w:r/>
@@ -6623,39 +8021,7 @@
                 <w:b w:val="0"/>
                 <w:sz w:val="20"/>
               </w:rPr>
-              <w:t>0.23%</w:t>
-            </w:r>
-          </w:p>
-        </w:tc>
-        <w:tc>
-          <w:tcPr>
-            <w:tcW w:type="dxa" w:w="1531"/>
-          </w:tcPr>
-          <w:p>
-            <w:r/>
-            <w:r>
-              <w:rPr>
-                <w:rFonts w:ascii="Hiragino Mincho ProN" w:hAnsi="Hiragino Mincho ProN" w:eastAsia="Hiragino Mincho ProN"/>
-                <w:b w:val="0"/>
-                <w:sz w:val="20"/>
-              </w:rPr>
-              <w:t>26,765</w:t>
-            </w:r>
-          </w:p>
-        </w:tc>
-        <w:tc>
-          <w:tcPr>
-            <w:tcW w:type="dxa" w:w="1361"/>
-          </w:tcPr>
-          <w:p>
-            <w:r/>
-            <w:r>
-              <w:rPr>
-                <w:rFonts w:ascii="Hiragino Mincho ProN" w:hAnsi="Hiragino Mincho ProN" w:eastAsia="Hiragino Mincho ProN"/>
-                <w:b w:val="0"/>
-                <w:sz w:val="20"/>
-              </w:rPr>
-              <w:t>182</w:t>
+              <w:t>内科</w:t>
             </w:r>
           </w:p>
         </w:tc>
@@ -6674,10 +8040,22 @@
       <w:r>
         <w:rPr>
           <w:rFonts w:ascii="Hiragino Mincho ProN" w:hAnsi="Hiragino Mincho ProN" w:eastAsia="Hiragino Mincho ProN"/>
-          <w:b/>
-          <w:sz w:val="22"/>
+          <w:b w:val="0"/>
+          <w:color w:val="6B7280"/>
+          <w:sz w:val="20"/>
         </w:rPr>
-        <w:t>全体年間粗利: 8.96 億円　/　全体平均ベッド粗利単価: 30,173 円/床日</w:t>
+        <w:t>参考：全体年間粗利仮定（管理用スコア合計）8.96 億円　／　全体平均ベッド粗利単価仮定 30,173 円/床日</w:t>
+      </w:r>
+    </w:p>
+    <w:p>
+      <w:r>
+        <w:rPr>
+          <w:rFonts w:ascii="Hiragino Mincho ProN" w:hAnsi="Hiragino Mincho ProN" w:eastAsia="Hiragino Mincho ProN"/>
+          <w:b w:val="0"/>
+          <w:color w:val="6B7280"/>
+          <w:sz w:val="18"/>
+        </w:rPr>
+        <w:t>※ 上記の絶対額は会計上の確定利益ではなく、コスト ±20% の業界目安に基づく管理用スコアの集計値。経営判断時は Layer 2/3 を併読し、Stage 2 の請求収入側集計と DPC コスト精緻化を経て、より妥当な推計として再評価する。</w:t>
       </w:r>
     </w:p>
     <w:sectPr>
